--- a/A2/Grammar.docx
+++ b/A2/Grammar.docx
@@ -224,6 +224,1495 @@
         <w:t>In park, zu karnival</w:t>
       </w:r>
     </w:p>
+    <w:p>
+      <w:pPr>
+        <w:rPr>
+          <w:lang w:val="de-DE"/>
+        </w:rPr>
+      </w:pPr>
+    </w:p>
+    <w:tbl>
+      <w:tblPr>
+        <w:tblW w:w="10951" w:type="dxa"/>
+        <w:tblInd w:w="-636" w:type="dxa"/>
+        <w:shd w:val="clear" w:color="auto" w:fill="151517"/>
+        <w:tblCellMar>
+          <w:top w:w="15" w:type="dxa"/>
+          <w:left w:w="15" w:type="dxa"/>
+          <w:bottom w:w="15" w:type="dxa"/>
+          <w:right w:w="15" w:type="dxa"/>
+        </w:tblCellMar>
+        <w:tblLook w:val="04A0" w:firstRow="1" w:lastRow="0" w:firstColumn="1" w:lastColumn="0" w:noHBand="0" w:noVBand="1"/>
+      </w:tblPr>
+      <w:tblGrid>
+        <w:gridCol w:w="1275"/>
+        <w:gridCol w:w="1967"/>
+        <w:gridCol w:w="2119"/>
+        <w:gridCol w:w="2143"/>
+        <w:gridCol w:w="1855"/>
+        <w:gridCol w:w="1592"/>
+      </w:tblGrid>
+      <w:tr>
+        <w:trPr>
+          <w:gridAfter w:val="1"/>
+          <w:trHeight w:val="728"/>
+          <w:tblHeader/>
+        </w:trPr>
+        <w:tc>
+          <w:tcPr>
+            <w:tcW w:w="0" w:type="auto"/>
+            <w:tcBorders>
+              <w:top w:val="nil"/>
+            </w:tcBorders>
+            <w:shd w:val="clear" w:color="auto" w:fill="151517"/>
+            <w:tcMar>
+              <w:top w:w="150" w:type="dxa"/>
+              <w:left w:w="0" w:type="dxa"/>
+              <w:bottom w:w="150" w:type="dxa"/>
+              <w:right w:w="240" w:type="dxa"/>
+            </w:tcMar>
+            <w:vAlign w:val="center"/>
+            <w:hideMark/>
+          </w:tcPr>
+          <w:p>
+            <w:r>
+              <w:lastRenderedPageBreak/>
+              <w:t>Kasus</w:t>
+            </w:r>
+          </w:p>
+        </w:tc>
+        <w:tc>
+          <w:tcPr>
+            <w:tcW w:w="0" w:type="auto"/>
+            <w:tcBorders>
+              <w:top w:val="nil"/>
+            </w:tcBorders>
+            <w:shd w:val="clear" w:color="auto" w:fill="151517"/>
+            <w:tcMar>
+              <w:top w:w="150" w:type="dxa"/>
+              <w:left w:w="240" w:type="dxa"/>
+              <w:bottom w:w="150" w:type="dxa"/>
+              <w:right w:w="240" w:type="dxa"/>
+            </w:tcMar>
+            <w:vAlign w:val="center"/>
+            <w:hideMark/>
+          </w:tcPr>
+          <w:p>
+            <w:r>
+              <w:t>Singular maskulin</w:t>
+            </w:r>
+          </w:p>
+        </w:tc>
+        <w:tc>
+          <w:tcPr>
+            <w:tcW w:w="0" w:type="auto"/>
+            <w:tcBorders>
+              <w:top w:val="nil"/>
+            </w:tcBorders>
+            <w:shd w:val="clear" w:color="auto" w:fill="151517"/>
+            <w:tcMar>
+              <w:top w:w="150" w:type="dxa"/>
+              <w:left w:w="240" w:type="dxa"/>
+              <w:bottom w:w="150" w:type="dxa"/>
+              <w:right w:w="240" w:type="dxa"/>
+            </w:tcMar>
+            <w:vAlign w:val="center"/>
+            <w:hideMark/>
+          </w:tcPr>
+          <w:p>
+            <w:r>
+              <w:t>Singular feminin</w:t>
+            </w:r>
+          </w:p>
+        </w:tc>
+        <w:tc>
+          <w:tcPr>
+            <w:tcW w:w="0" w:type="auto"/>
+            <w:tcBorders>
+              <w:top w:val="nil"/>
+            </w:tcBorders>
+            <w:shd w:val="clear" w:color="auto" w:fill="151517"/>
+            <w:tcMar>
+              <w:top w:w="150" w:type="dxa"/>
+              <w:left w:w="240" w:type="dxa"/>
+              <w:bottom w:w="150" w:type="dxa"/>
+              <w:right w:w="240" w:type="dxa"/>
+            </w:tcMar>
+            <w:vAlign w:val="center"/>
+            <w:hideMark/>
+          </w:tcPr>
+          <w:p>
+            <w:r>
+              <w:t>Singular neutral</w:t>
+            </w:r>
+          </w:p>
+        </w:tc>
+        <w:tc>
+          <w:tcPr>
+            <w:tcW w:w="0" w:type="auto"/>
+            <w:tcBorders>
+              <w:top w:val="nil"/>
+            </w:tcBorders>
+            <w:shd w:val="clear" w:color="auto" w:fill="151517"/>
+            <w:tcMar>
+              <w:top w:w="150" w:type="dxa"/>
+              <w:left w:w="240" w:type="dxa"/>
+              <w:bottom w:w="150" w:type="dxa"/>
+              <w:right w:w="240" w:type="dxa"/>
+            </w:tcMar>
+            <w:vAlign w:val="center"/>
+            <w:hideMark/>
+          </w:tcPr>
+          <w:p>
+            <w:r>
+              <w:t>Plural</w:t>
+            </w:r>
+          </w:p>
+        </w:tc>
+      </w:tr>
+      <w:tr>
+        <w:trPr>
+          <w:gridAfter w:val="1"/>
+          <w:trHeight w:val="716"/>
+        </w:trPr>
+        <w:tc>
+          <w:tcPr>
+            <w:tcW w:w="0" w:type="auto"/>
+            <w:shd w:val="clear" w:color="auto" w:fill="151517"/>
+            <w:tcMar>
+              <w:top w:w="150" w:type="dxa"/>
+              <w:left w:w="0" w:type="dxa"/>
+              <w:bottom w:w="150" w:type="dxa"/>
+              <w:right w:w="240" w:type="dxa"/>
+            </w:tcMar>
+            <w:vAlign w:val="center"/>
+            <w:hideMark/>
+          </w:tcPr>
+          <w:p>
+            <w:r>
+              <w:rPr>
+                <w:b/>
+                <w:bCs/>
+              </w:rPr>
+              <w:t>Nominativ</w:t>
+            </w:r>
+          </w:p>
+        </w:tc>
+        <w:tc>
+          <w:tcPr>
+            <w:tcW w:w="0" w:type="auto"/>
+            <w:shd w:val="clear" w:color="auto" w:fill="151517"/>
+            <w:tcMar>
+              <w:top w:w="150" w:type="dxa"/>
+              <w:left w:w="240" w:type="dxa"/>
+              <w:bottom w:w="150" w:type="dxa"/>
+              <w:right w:w="240" w:type="dxa"/>
+            </w:tcMar>
+            <w:vAlign w:val="center"/>
+            <w:hideMark/>
+          </w:tcPr>
+          <w:p>
+            <w:r>
+              <w:t xml:space="preserve">der </w:t>
+            </w:r>
+            <w:r>
+              <w:rPr>
+                <w:b/>
+                <w:bCs/>
+              </w:rPr>
+              <w:t>starke</w:t>
+            </w:r>
+            <w:r>
+              <w:t xml:space="preserve"> Kaffee</w:t>
+            </w:r>
+          </w:p>
+        </w:tc>
+        <w:tc>
+          <w:tcPr>
+            <w:tcW w:w="0" w:type="auto"/>
+            <w:shd w:val="clear" w:color="auto" w:fill="151517"/>
+            <w:tcMar>
+              <w:top w:w="150" w:type="dxa"/>
+              <w:left w:w="240" w:type="dxa"/>
+              <w:bottom w:w="150" w:type="dxa"/>
+              <w:right w:w="240" w:type="dxa"/>
+            </w:tcMar>
+            <w:vAlign w:val="center"/>
+            <w:hideMark/>
+          </w:tcPr>
+          <w:p>
+            <w:r>
+              <w:t xml:space="preserve">die </w:t>
+            </w:r>
+            <w:r>
+              <w:rPr>
+                <w:b/>
+                <w:bCs/>
+              </w:rPr>
+              <w:t>fettarme</w:t>
+            </w:r>
+            <w:r>
+              <w:t xml:space="preserve"> Milch</w:t>
+            </w:r>
+          </w:p>
+        </w:tc>
+        <w:tc>
+          <w:tcPr>
+            <w:tcW w:w="0" w:type="auto"/>
+            <w:shd w:val="clear" w:color="auto" w:fill="151517"/>
+            <w:tcMar>
+              <w:top w:w="150" w:type="dxa"/>
+              <w:left w:w="240" w:type="dxa"/>
+              <w:bottom w:w="150" w:type="dxa"/>
+              <w:right w:w="240" w:type="dxa"/>
+            </w:tcMar>
+            <w:vAlign w:val="center"/>
+            <w:hideMark/>
+          </w:tcPr>
+          <w:p>
+            <w:r>
+              <w:t xml:space="preserve">das </w:t>
+            </w:r>
+            <w:r>
+              <w:rPr>
+                <w:b/>
+                <w:bCs/>
+              </w:rPr>
+              <w:t>helle</w:t>
+            </w:r>
+            <w:r>
+              <w:t xml:space="preserve"> Bier</w:t>
+            </w:r>
+          </w:p>
+        </w:tc>
+        <w:tc>
+          <w:tcPr>
+            <w:tcW w:w="0" w:type="auto"/>
+            <w:shd w:val="clear" w:color="auto" w:fill="151517"/>
+            <w:tcMar>
+              <w:top w:w="150" w:type="dxa"/>
+              <w:left w:w="240" w:type="dxa"/>
+              <w:bottom w:w="150" w:type="dxa"/>
+              <w:right w:w="0" w:type="dxa"/>
+            </w:tcMar>
+            <w:vAlign w:val="center"/>
+            <w:hideMark/>
+          </w:tcPr>
+          <w:p>
+            <w:r>
+              <w:t xml:space="preserve">die </w:t>
+            </w:r>
+            <w:r>
+              <w:rPr>
+                <w:b/>
+                <w:bCs/>
+              </w:rPr>
+              <w:t>frischen</w:t>
+            </w:r>
+            <w:r>
+              <w:t xml:space="preserve"> Kräuter</w:t>
+            </w:r>
+          </w:p>
+        </w:tc>
+      </w:tr>
+      <w:tr>
+        <w:trPr>
+          <w:trHeight w:val="1015"/>
+        </w:trPr>
+        <w:tc>
+          <w:tcPr>
+            <w:tcW w:w="0" w:type="auto"/>
+            <w:shd w:val="clear" w:color="auto" w:fill="151517"/>
+            <w:tcMar>
+              <w:top w:w="150" w:type="dxa"/>
+              <w:left w:w="0" w:type="dxa"/>
+              <w:bottom w:w="150" w:type="dxa"/>
+              <w:right w:w="240" w:type="dxa"/>
+            </w:tcMar>
+            <w:vAlign w:val="center"/>
+            <w:hideMark/>
+          </w:tcPr>
+          <w:p/>
+        </w:tc>
+        <w:tc>
+          <w:tcPr>
+            <w:tcW w:w="0" w:type="auto"/>
+            <w:shd w:val="clear" w:color="auto" w:fill="151517"/>
+            <w:tcMar>
+              <w:top w:w="150" w:type="dxa"/>
+              <w:left w:w="240" w:type="dxa"/>
+              <w:bottom w:w="150" w:type="dxa"/>
+              <w:right w:w="240" w:type="dxa"/>
+            </w:tcMar>
+            <w:vAlign w:val="center"/>
+            <w:hideMark/>
+          </w:tcPr>
+          <w:p>
+            <w:r>
+              <w:t>Das ist/sind ...</w:t>
+            </w:r>
+          </w:p>
+        </w:tc>
+        <w:tc>
+          <w:tcPr>
+            <w:tcW w:w="0" w:type="auto"/>
+            <w:shd w:val="clear" w:color="auto" w:fill="151517"/>
+            <w:tcMar>
+              <w:top w:w="150" w:type="dxa"/>
+              <w:left w:w="240" w:type="dxa"/>
+              <w:bottom w:w="150" w:type="dxa"/>
+              <w:right w:w="240" w:type="dxa"/>
+            </w:tcMar>
+            <w:vAlign w:val="center"/>
+            <w:hideMark/>
+          </w:tcPr>
+          <w:p>
+            <w:r>
+              <w:t xml:space="preserve">ein </w:t>
+            </w:r>
+            <w:r>
+              <w:rPr>
+                <w:b/>
+                <w:bCs/>
+              </w:rPr>
+              <w:t>starker</w:t>
+            </w:r>
+            <w:r>
+              <w:t xml:space="preserve"> Kaffee</w:t>
+            </w:r>
+          </w:p>
+        </w:tc>
+        <w:tc>
+          <w:tcPr>
+            <w:tcW w:w="0" w:type="auto"/>
+            <w:shd w:val="clear" w:color="auto" w:fill="151517"/>
+            <w:tcMar>
+              <w:top w:w="150" w:type="dxa"/>
+              <w:left w:w="240" w:type="dxa"/>
+              <w:bottom w:w="150" w:type="dxa"/>
+              <w:right w:w="240" w:type="dxa"/>
+            </w:tcMar>
+            <w:vAlign w:val="center"/>
+            <w:hideMark/>
+          </w:tcPr>
+          <w:p>
+            <w:r>
+              <w:t xml:space="preserve">eine </w:t>
+            </w:r>
+            <w:r>
+              <w:rPr>
+                <w:b/>
+                <w:bCs/>
+              </w:rPr>
+              <w:t>fettarme</w:t>
+            </w:r>
+            <w:r>
+              <w:t xml:space="preserve"> Milch</w:t>
+            </w:r>
+          </w:p>
+        </w:tc>
+        <w:tc>
+          <w:tcPr>
+            <w:tcW w:w="0" w:type="auto"/>
+            <w:shd w:val="clear" w:color="auto" w:fill="151517"/>
+            <w:tcMar>
+              <w:top w:w="150" w:type="dxa"/>
+              <w:left w:w="240" w:type="dxa"/>
+              <w:bottom w:w="150" w:type="dxa"/>
+              <w:right w:w="240" w:type="dxa"/>
+            </w:tcMar>
+            <w:vAlign w:val="center"/>
+            <w:hideMark/>
+          </w:tcPr>
+          <w:p>
+            <w:r>
+              <w:t xml:space="preserve">ein </w:t>
+            </w:r>
+            <w:r>
+              <w:rPr>
+                <w:b/>
+                <w:bCs/>
+              </w:rPr>
+              <w:t>helles</w:t>
+            </w:r>
+            <w:r>
+              <w:t xml:space="preserve"> Bier</w:t>
+            </w:r>
+          </w:p>
+        </w:tc>
+        <w:tc>
+          <w:tcPr>
+            <w:tcW w:w="0" w:type="auto"/>
+            <w:shd w:val="clear" w:color="auto" w:fill="151517"/>
+            <w:tcMar>
+              <w:top w:w="150" w:type="dxa"/>
+              <w:left w:w="240" w:type="dxa"/>
+              <w:bottom w:w="150" w:type="dxa"/>
+              <w:right w:w="0" w:type="dxa"/>
+            </w:tcMar>
+            <w:vAlign w:val="center"/>
+            <w:hideMark/>
+          </w:tcPr>
+          <w:p>
+            <w:r>
+              <w:rPr>
+                <w:b/>
+                <w:bCs/>
+              </w:rPr>
+              <w:t>frische</w:t>
+            </w:r>
+            <w:r>
+              <w:t xml:space="preserve"> Kräuter</w:t>
+            </w:r>
+          </w:p>
+        </w:tc>
+      </w:tr>
+      <w:tr>
+        <w:trPr>
+          <w:trHeight w:val="1015"/>
+        </w:trPr>
+        <w:tc>
+          <w:tcPr>
+            <w:tcW w:w="0" w:type="auto"/>
+            <w:shd w:val="clear" w:color="auto" w:fill="151517"/>
+            <w:tcMar>
+              <w:top w:w="150" w:type="dxa"/>
+              <w:left w:w="0" w:type="dxa"/>
+              <w:bottom w:w="150" w:type="dxa"/>
+              <w:right w:w="240" w:type="dxa"/>
+            </w:tcMar>
+            <w:vAlign w:val="center"/>
+            <w:hideMark/>
+          </w:tcPr>
+          <w:p>
+            <w:r>
+              <w:rPr>
+                <w:b/>
+                <w:bCs/>
+              </w:rPr>
+              <w:t>Akkusativ</w:t>
+            </w:r>
+          </w:p>
+        </w:tc>
+        <w:tc>
+          <w:tcPr>
+            <w:tcW w:w="0" w:type="auto"/>
+            <w:shd w:val="clear" w:color="auto" w:fill="151517"/>
+            <w:tcMar>
+              <w:top w:w="150" w:type="dxa"/>
+              <w:left w:w="240" w:type="dxa"/>
+              <w:bottom w:w="150" w:type="dxa"/>
+              <w:right w:w="240" w:type="dxa"/>
+            </w:tcMar>
+            <w:vAlign w:val="center"/>
+            <w:hideMark/>
+          </w:tcPr>
+          <w:p>
+            <w:proofErr w:type="gramStart"/>
+            <w:r>
+              <w:t>den</w:t>
+            </w:r>
+            <w:proofErr w:type="gramEnd"/>
+            <w:r>
+              <w:t xml:space="preserve"> </w:t>
+            </w:r>
+            <w:r>
+              <w:rPr>
+                <w:b/>
+                <w:bCs/>
+              </w:rPr>
+              <w:t>starken</w:t>
+            </w:r>
+            <w:r>
+              <w:t xml:space="preserve"> Kaffee</w:t>
+            </w:r>
+          </w:p>
+        </w:tc>
+        <w:tc>
+          <w:tcPr>
+            <w:tcW w:w="0" w:type="auto"/>
+            <w:shd w:val="clear" w:color="auto" w:fill="151517"/>
+            <w:tcMar>
+              <w:top w:w="150" w:type="dxa"/>
+              <w:left w:w="240" w:type="dxa"/>
+              <w:bottom w:w="150" w:type="dxa"/>
+              <w:right w:w="240" w:type="dxa"/>
+            </w:tcMar>
+            <w:vAlign w:val="center"/>
+            <w:hideMark/>
+          </w:tcPr>
+          <w:p>
+            <w:r>
+              <w:t xml:space="preserve">eine </w:t>
+            </w:r>
+            <w:r>
+              <w:rPr>
+                <w:b/>
+                <w:bCs/>
+              </w:rPr>
+              <w:t>fettarme</w:t>
+            </w:r>
+            <w:r>
+              <w:t xml:space="preserve"> Milch</w:t>
+            </w:r>
+          </w:p>
+        </w:tc>
+        <w:tc>
+          <w:tcPr>
+            <w:tcW w:w="0" w:type="auto"/>
+            <w:shd w:val="clear" w:color="auto" w:fill="151517"/>
+            <w:tcMar>
+              <w:top w:w="150" w:type="dxa"/>
+              <w:left w:w="240" w:type="dxa"/>
+              <w:bottom w:w="150" w:type="dxa"/>
+              <w:right w:w="240" w:type="dxa"/>
+            </w:tcMar>
+            <w:vAlign w:val="center"/>
+            <w:hideMark/>
+          </w:tcPr>
+          <w:p>
+            <w:r>
+              <w:t xml:space="preserve">ein </w:t>
+            </w:r>
+            <w:r>
+              <w:rPr>
+                <w:b/>
+                <w:bCs/>
+              </w:rPr>
+              <w:t>helles</w:t>
+            </w:r>
+            <w:r>
+              <w:t xml:space="preserve"> Bier</w:t>
+            </w:r>
+          </w:p>
+        </w:tc>
+        <w:tc>
+          <w:tcPr>
+            <w:tcW w:w="0" w:type="auto"/>
+            <w:shd w:val="clear" w:color="auto" w:fill="151517"/>
+            <w:tcMar>
+              <w:top w:w="150" w:type="dxa"/>
+              <w:left w:w="240" w:type="dxa"/>
+              <w:bottom w:w="150" w:type="dxa"/>
+              <w:right w:w="0" w:type="dxa"/>
+            </w:tcMar>
+            <w:vAlign w:val="center"/>
+            <w:hideMark/>
+          </w:tcPr>
+          <w:p>
+            <w:r>
+              <w:t xml:space="preserve">die </w:t>
+            </w:r>
+            <w:r>
+              <w:rPr>
+                <w:b/>
+                <w:bCs/>
+              </w:rPr>
+              <w:t>frischen</w:t>
+            </w:r>
+            <w:r>
+              <w:t xml:space="preserve"> Kräuter</w:t>
+            </w:r>
+          </w:p>
+        </w:tc>
+        <w:tc>
+          <w:tcPr>
+            <w:tcW w:w="0" w:type="auto"/>
+            <w:shd w:val="clear" w:color="auto" w:fill="151517"/>
+            <w:vAlign w:val="center"/>
+            <w:hideMark/>
+          </w:tcPr>
+          <w:p/>
+        </w:tc>
+      </w:tr>
+      <w:tr>
+        <w:trPr>
+          <w:trHeight w:val="1015"/>
+        </w:trPr>
+        <w:tc>
+          <w:tcPr>
+            <w:tcW w:w="0" w:type="auto"/>
+            <w:shd w:val="clear" w:color="auto" w:fill="151517"/>
+            <w:tcMar>
+              <w:top w:w="150" w:type="dxa"/>
+              <w:left w:w="0" w:type="dxa"/>
+              <w:bottom w:w="150" w:type="dxa"/>
+              <w:right w:w="240" w:type="dxa"/>
+            </w:tcMar>
+            <w:vAlign w:val="center"/>
+            <w:hideMark/>
+          </w:tcPr>
+          <w:p/>
+        </w:tc>
+        <w:tc>
+          <w:tcPr>
+            <w:tcW w:w="0" w:type="auto"/>
+            <w:shd w:val="clear" w:color="auto" w:fill="151517"/>
+            <w:tcMar>
+              <w:top w:w="150" w:type="dxa"/>
+              <w:left w:w="240" w:type="dxa"/>
+              <w:bottom w:w="150" w:type="dxa"/>
+              <w:right w:w="240" w:type="dxa"/>
+            </w:tcMar>
+            <w:vAlign w:val="center"/>
+            <w:hideMark/>
+          </w:tcPr>
+          <w:p>
+            <w:r>
+              <w:t>Ich nehme ...</w:t>
+            </w:r>
+          </w:p>
+        </w:tc>
+        <w:tc>
+          <w:tcPr>
+            <w:tcW w:w="0" w:type="auto"/>
+            <w:shd w:val="clear" w:color="auto" w:fill="151517"/>
+            <w:tcMar>
+              <w:top w:w="150" w:type="dxa"/>
+              <w:left w:w="240" w:type="dxa"/>
+              <w:bottom w:w="150" w:type="dxa"/>
+              <w:right w:w="240" w:type="dxa"/>
+            </w:tcMar>
+            <w:vAlign w:val="center"/>
+            <w:hideMark/>
+          </w:tcPr>
+          <w:p>
+            <w:r>
+              <w:t xml:space="preserve">einen </w:t>
+            </w:r>
+            <w:r>
+              <w:rPr>
+                <w:b/>
+                <w:bCs/>
+              </w:rPr>
+              <w:t>starken</w:t>
+            </w:r>
+            <w:r>
+              <w:t xml:space="preserve"> Kaffee</w:t>
+            </w:r>
+          </w:p>
+        </w:tc>
+        <w:tc>
+          <w:tcPr>
+            <w:tcW w:w="0" w:type="auto"/>
+            <w:shd w:val="clear" w:color="auto" w:fill="151517"/>
+            <w:tcMar>
+              <w:top w:w="150" w:type="dxa"/>
+              <w:left w:w="240" w:type="dxa"/>
+              <w:bottom w:w="150" w:type="dxa"/>
+              <w:right w:w="240" w:type="dxa"/>
+            </w:tcMar>
+            <w:vAlign w:val="center"/>
+            <w:hideMark/>
+          </w:tcPr>
+          <w:p>
+            <w:r>
+              <w:t xml:space="preserve">eine </w:t>
+            </w:r>
+            <w:r>
+              <w:rPr>
+                <w:b/>
+                <w:bCs/>
+              </w:rPr>
+              <w:t>fettarme</w:t>
+            </w:r>
+            <w:r>
+              <w:t xml:space="preserve"> Milch</w:t>
+            </w:r>
+          </w:p>
+        </w:tc>
+        <w:tc>
+          <w:tcPr>
+            <w:tcW w:w="0" w:type="auto"/>
+            <w:shd w:val="clear" w:color="auto" w:fill="151517"/>
+            <w:tcMar>
+              <w:top w:w="150" w:type="dxa"/>
+              <w:left w:w="240" w:type="dxa"/>
+              <w:bottom w:w="150" w:type="dxa"/>
+              <w:right w:w="240" w:type="dxa"/>
+            </w:tcMar>
+            <w:vAlign w:val="center"/>
+            <w:hideMark/>
+          </w:tcPr>
+          <w:p>
+            <w:r>
+              <w:t xml:space="preserve">ein </w:t>
+            </w:r>
+            <w:r>
+              <w:rPr>
+                <w:b/>
+                <w:bCs/>
+              </w:rPr>
+              <w:t>helles</w:t>
+            </w:r>
+            <w:r>
+              <w:t xml:space="preserve"> Bier</w:t>
+            </w:r>
+          </w:p>
+        </w:tc>
+        <w:tc>
+          <w:tcPr>
+            <w:tcW w:w="0" w:type="auto"/>
+            <w:shd w:val="clear" w:color="auto" w:fill="151517"/>
+            <w:tcMar>
+              <w:top w:w="150" w:type="dxa"/>
+              <w:left w:w="240" w:type="dxa"/>
+              <w:bottom w:w="150" w:type="dxa"/>
+              <w:right w:w="0" w:type="dxa"/>
+            </w:tcMar>
+            <w:vAlign w:val="center"/>
+            <w:hideMark/>
+          </w:tcPr>
+          <w:p>
+            <w:r>
+              <w:rPr>
+                <w:b/>
+                <w:bCs/>
+              </w:rPr>
+              <w:t>frische</w:t>
+            </w:r>
+            <w:r>
+              <w:t xml:space="preserve"> Kräuter</w:t>
+            </w:r>
+          </w:p>
+        </w:tc>
+      </w:tr>
+      <w:tr>
+        <w:trPr>
+          <w:trHeight w:val="1003"/>
+        </w:trPr>
+        <w:tc>
+          <w:tcPr>
+            <w:tcW w:w="0" w:type="auto"/>
+            <w:shd w:val="clear" w:color="auto" w:fill="151517"/>
+            <w:tcMar>
+              <w:top w:w="150" w:type="dxa"/>
+              <w:left w:w="0" w:type="dxa"/>
+              <w:bottom w:w="150" w:type="dxa"/>
+              <w:right w:w="240" w:type="dxa"/>
+            </w:tcMar>
+            <w:vAlign w:val="center"/>
+            <w:hideMark/>
+          </w:tcPr>
+          <w:p>
+            <w:r>
+              <w:rPr>
+                <w:b/>
+                <w:bCs/>
+              </w:rPr>
+              <w:t>Dativ</w:t>
+            </w:r>
+          </w:p>
+        </w:tc>
+        <w:tc>
+          <w:tcPr>
+            <w:tcW w:w="0" w:type="auto"/>
+            <w:shd w:val="clear" w:color="auto" w:fill="151517"/>
+            <w:tcMar>
+              <w:top w:w="150" w:type="dxa"/>
+              <w:left w:w="240" w:type="dxa"/>
+              <w:bottom w:w="150" w:type="dxa"/>
+              <w:right w:w="240" w:type="dxa"/>
+            </w:tcMar>
+            <w:vAlign w:val="center"/>
+            <w:hideMark/>
+          </w:tcPr>
+          <w:p>
+            <w:r>
+              <w:t xml:space="preserve">dem </w:t>
+            </w:r>
+            <w:r>
+              <w:rPr>
+                <w:b/>
+                <w:bCs/>
+              </w:rPr>
+              <w:t>starken</w:t>
+            </w:r>
+            <w:r>
+              <w:t xml:space="preserve"> Kaffee</w:t>
+            </w:r>
+          </w:p>
+        </w:tc>
+        <w:tc>
+          <w:tcPr>
+            <w:tcW w:w="0" w:type="auto"/>
+            <w:shd w:val="clear" w:color="auto" w:fill="151517"/>
+            <w:tcMar>
+              <w:top w:w="150" w:type="dxa"/>
+              <w:left w:w="240" w:type="dxa"/>
+              <w:bottom w:w="150" w:type="dxa"/>
+              <w:right w:w="240" w:type="dxa"/>
+            </w:tcMar>
+            <w:vAlign w:val="center"/>
+            <w:hideMark/>
+          </w:tcPr>
+          <w:p>
+            <w:r>
+              <w:t xml:space="preserve">der </w:t>
+            </w:r>
+            <w:r>
+              <w:rPr>
+                <w:b/>
+                <w:bCs/>
+              </w:rPr>
+              <w:t>fettarmen</w:t>
+            </w:r>
+            <w:r>
+              <w:t xml:space="preserve"> Milch</w:t>
+            </w:r>
+          </w:p>
+        </w:tc>
+        <w:tc>
+          <w:tcPr>
+            <w:tcW w:w="0" w:type="auto"/>
+            <w:shd w:val="clear" w:color="auto" w:fill="151517"/>
+            <w:tcMar>
+              <w:top w:w="150" w:type="dxa"/>
+              <w:left w:w="240" w:type="dxa"/>
+              <w:bottom w:w="150" w:type="dxa"/>
+              <w:right w:w="240" w:type="dxa"/>
+            </w:tcMar>
+            <w:vAlign w:val="center"/>
+            <w:hideMark/>
+          </w:tcPr>
+          <w:p>
+            <w:r>
+              <w:t xml:space="preserve">dem </w:t>
+            </w:r>
+            <w:r>
+              <w:rPr>
+                <w:b/>
+                <w:bCs/>
+              </w:rPr>
+              <w:t>hellen</w:t>
+            </w:r>
+            <w:r>
+              <w:t xml:space="preserve"> Bier</w:t>
+            </w:r>
+          </w:p>
+        </w:tc>
+        <w:tc>
+          <w:tcPr>
+            <w:tcW w:w="0" w:type="auto"/>
+            <w:shd w:val="clear" w:color="auto" w:fill="151517"/>
+            <w:tcMar>
+              <w:top w:w="150" w:type="dxa"/>
+              <w:left w:w="240" w:type="dxa"/>
+              <w:bottom w:w="150" w:type="dxa"/>
+              <w:right w:w="0" w:type="dxa"/>
+            </w:tcMar>
+            <w:vAlign w:val="center"/>
+            <w:hideMark/>
+          </w:tcPr>
+          <w:p>
+            <w:r>
+              <w:t xml:space="preserve">den </w:t>
+            </w:r>
+            <w:r>
+              <w:rPr>
+                <w:b/>
+                <w:bCs/>
+              </w:rPr>
+              <w:t>frischen</w:t>
+            </w:r>
+            <w:r>
+              <w:t xml:space="preserve"> Kräutern</w:t>
+            </w:r>
+          </w:p>
+        </w:tc>
+        <w:tc>
+          <w:tcPr>
+            <w:tcW w:w="0" w:type="auto"/>
+            <w:shd w:val="clear" w:color="auto" w:fill="151517"/>
+            <w:vAlign w:val="center"/>
+            <w:hideMark/>
+          </w:tcPr>
+          <w:p/>
+        </w:tc>
+      </w:tr>
+      <w:tr>
+        <w:trPr>
+          <w:trHeight w:val="1015"/>
+        </w:trPr>
+        <w:tc>
+          <w:tcPr>
+            <w:tcW w:w="0" w:type="auto"/>
+            <w:shd w:val="clear" w:color="auto" w:fill="151517"/>
+            <w:tcMar>
+              <w:top w:w="150" w:type="dxa"/>
+              <w:left w:w="0" w:type="dxa"/>
+              <w:bottom w:w="150" w:type="dxa"/>
+              <w:right w:w="240" w:type="dxa"/>
+            </w:tcMar>
+            <w:vAlign w:val="center"/>
+            <w:hideMark/>
+          </w:tcPr>
+          <w:p/>
+        </w:tc>
+        <w:tc>
+          <w:tcPr>
+            <w:tcW w:w="0" w:type="auto"/>
+            <w:shd w:val="clear" w:color="auto" w:fill="151517"/>
+            <w:tcMar>
+              <w:top w:w="150" w:type="dxa"/>
+              <w:left w:w="240" w:type="dxa"/>
+              <w:bottom w:w="150" w:type="dxa"/>
+              <w:right w:w="240" w:type="dxa"/>
+            </w:tcMar>
+            <w:vAlign w:val="center"/>
+            <w:hideMark/>
+          </w:tcPr>
+          <w:p>
+            <w:r>
+              <w:t>mit ...</w:t>
+            </w:r>
+          </w:p>
+        </w:tc>
+        <w:tc>
+          <w:tcPr>
+            <w:tcW w:w="0" w:type="auto"/>
+            <w:shd w:val="clear" w:color="auto" w:fill="151517"/>
+            <w:tcMar>
+              <w:top w:w="150" w:type="dxa"/>
+              <w:left w:w="240" w:type="dxa"/>
+              <w:bottom w:w="150" w:type="dxa"/>
+              <w:right w:w="240" w:type="dxa"/>
+            </w:tcMar>
+            <w:vAlign w:val="center"/>
+            <w:hideMark/>
+          </w:tcPr>
+          <w:p>
+            <w:r>
+              <w:t xml:space="preserve">einem </w:t>
+            </w:r>
+            <w:r>
+              <w:rPr>
+                <w:b/>
+                <w:bCs/>
+              </w:rPr>
+              <w:t>starken</w:t>
+            </w:r>
+            <w:r>
+              <w:t xml:space="preserve"> Kaffee</w:t>
+            </w:r>
+          </w:p>
+        </w:tc>
+        <w:tc>
+          <w:tcPr>
+            <w:tcW w:w="0" w:type="auto"/>
+            <w:shd w:val="clear" w:color="auto" w:fill="151517"/>
+            <w:tcMar>
+              <w:top w:w="150" w:type="dxa"/>
+              <w:left w:w="240" w:type="dxa"/>
+              <w:bottom w:w="150" w:type="dxa"/>
+              <w:right w:w="240" w:type="dxa"/>
+            </w:tcMar>
+            <w:vAlign w:val="center"/>
+            <w:hideMark/>
+          </w:tcPr>
+          <w:p>
+            <w:r>
+              <w:t xml:space="preserve">einer </w:t>
+            </w:r>
+            <w:r>
+              <w:rPr>
+                <w:b/>
+                <w:bCs/>
+              </w:rPr>
+              <w:t>fettarmen</w:t>
+            </w:r>
+            <w:r>
+              <w:t xml:space="preserve"> Milch</w:t>
+            </w:r>
+          </w:p>
+        </w:tc>
+        <w:tc>
+          <w:tcPr>
+            <w:tcW w:w="0" w:type="auto"/>
+            <w:shd w:val="clear" w:color="auto" w:fill="151517"/>
+            <w:tcMar>
+              <w:top w:w="150" w:type="dxa"/>
+              <w:left w:w="240" w:type="dxa"/>
+              <w:bottom w:w="150" w:type="dxa"/>
+              <w:right w:w="240" w:type="dxa"/>
+            </w:tcMar>
+            <w:vAlign w:val="center"/>
+            <w:hideMark/>
+          </w:tcPr>
+          <w:p>
+            <w:r>
+              <w:t xml:space="preserve">einem </w:t>
+            </w:r>
+            <w:r>
+              <w:rPr>
+                <w:b/>
+                <w:bCs/>
+              </w:rPr>
+              <w:t>hellen</w:t>
+            </w:r>
+            <w:r>
+              <w:t xml:space="preserve"> Bier</w:t>
+            </w:r>
+          </w:p>
+        </w:tc>
+        <w:tc>
+          <w:tcPr>
+            <w:tcW w:w="0" w:type="auto"/>
+            <w:shd w:val="clear" w:color="auto" w:fill="151517"/>
+            <w:tcMar>
+              <w:top w:w="150" w:type="dxa"/>
+              <w:left w:w="240" w:type="dxa"/>
+              <w:bottom w:w="150" w:type="dxa"/>
+              <w:right w:w="0" w:type="dxa"/>
+            </w:tcMar>
+            <w:vAlign w:val="center"/>
+            <w:hideMark/>
+          </w:tcPr>
+          <w:p>
+            <w:r>
+              <w:rPr>
+                <w:b/>
+                <w:bCs/>
+              </w:rPr>
+              <w:t>frischen</w:t>
+            </w:r>
+            <w:r>
+              <w:t xml:space="preserve"> Kräutern</w:t>
+            </w:r>
+          </w:p>
+        </w:tc>
+      </w:tr>
+    </w:tbl>
+    <w:p>
+      <w:pPr>
+        <w:rPr>
+          <w:lang w:val="de-DE"/>
+        </w:rPr>
+      </w:pPr>
+    </w:p>
+    <w:tbl>
+      <w:tblPr>
+        <w:tblW w:w="11280" w:type="dxa"/>
+        <w:tblInd w:w="-1098" w:type="dxa"/>
+        <w:shd w:val="clear" w:color="auto" w:fill="151517"/>
+        <w:tblCellMar>
+          <w:top w:w="15" w:type="dxa"/>
+          <w:left w:w="15" w:type="dxa"/>
+          <w:bottom w:w="15" w:type="dxa"/>
+          <w:right w:w="15" w:type="dxa"/>
+        </w:tblCellMar>
+        <w:tblLook w:val="04A0" w:firstRow="1" w:lastRow="0" w:firstColumn="1" w:lastColumn="0" w:noHBand="0" w:noVBand="1"/>
+      </w:tblPr>
+      <w:tblGrid>
+        <w:gridCol w:w="3019"/>
+        <w:gridCol w:w="3763"/>
+        <w:gridCol w:w="4498"/>
+      </w:tblGrid>
+      <w:tr>
+        <w:trPr>
+          <w:tblHeader/>
+        </w:trPr>
+        <w:tc>
+          <w:tcPr>
+            <w:tcW w:w="0" w:type="auto"/>
+            <w:tcBorders>
+              <w:top w:val="nil"/>
+            </w:tcBorders>
+            <w:shd w:val="clear" w:color="auto" w:fill="151517"/>
+            <w:tcMar>
+              <w:top w:w="150" w:type="dxa"/>
+              <w:left w:w="0" w:type="dxa"/>
+              <w:bottom w:w="150" w:type="dxa"/>
+              <w:right w:w="240" w:type="dxa"/>
+            </w:tcMar>
+            <w:vAlign w:val="center"/>
+            <w:hideMark/>
+          </w:tcPr>
+          <w:p>
+            <w:r>
+              <w:t>Infinitiv</w:t>
+            </w:r>
+          </w:p>
+        </w:tc>
+        <w:tc>
+          <w:tcPr>
+            <w:tcW w:w="0" w:type="auto"/>
+            <w:tcBorders>
+              <w:top w:val="nil"/>
+            </w:tcBorders>
+            <w:shd w:val="clear" w:color="auto" w:fill="151517"/>
+            <w:tcMar>
+              <w:top w:w="150" w:type="dxa"/>
+              <w:left w:w="240" w:type="dxa"/>
+              <w:bottom w:w="150" w:type="dxa"/>
+              <w:right w:w="240" w:type="dxa"/>
+            </w:tcMar>
+            <w:vAlign w:val="center"/>
+            <w:hideMark/>
+          </w:tcPr>
+          <w:p>
+            <w:r>
+              <w:t>Präsens</w:t>
+            </w:r>
+          </w:p>
+        </w:tc>
+        <w:tc>
+          <w:tcPr>
+            <w:tcW w:w="0" w:type="auto"/>
+            <w:tcBorders>
+              <w:top w:val="nil"/>
+            </w:tcBorders>
+            <w:shd w:val="clear" w:color="auto" w:fill="151517"/>
+            <w:tcMar>
+              <w:top w:w="150" w:type="dxa"/>
+              <w:left w:w="240" w:type="dxa"/>
+              <w:bottom w:w="150" w:type="dxa"/>
+              <w:right w:w="240" w:type="dxa"/>
+            </w:tcMar>
+            <w:vAlign w:val="center"/>
+            <w:hideMark/>
+          </w:tcPr>
+          <w:p>
+            <w:r>
+              <w:t>Präteritum</w:t>
+            </w:r>
+          </w:p>
+        </w:tc>
+      </w:tr>
+      <w:tr>
+        <w:tc>
+          <w:tcPr>
+            <w:tcW w:w="0" w:type="auto"/>
+            <w:shd w:val="clear" w:color="auto" w:fill="151517"/>
+            <w:tcMar>
+              <w:top w:w="150" w:type="dxa"/>
+              <w:left w:w="0" w:type="dxa"/>
+              <w:bottom w:w="150" w:type="dxa"/>
+              <w:right w:w="240" w:type="dxa"/>
+            </w:tcMar>
+            <w:vAlign w:val="center"/>
+            <w:hideMark/>
+          </w:tcPr>
+          <w:p>
+            <w:r>
+              <w:t>müssen</w:t>
+            </w:r>
+          </w:p>
+        </w:tc>
+        <w:tc>
+          <w:tcPr>
+            <w:tcW w:w="0" w:type="auto"/>
+            <w:shd w:val="clear" w:color="auto" w:fill="151517"/>
+            <w:tcMar>
+              <w:top w:w="150" w:type="dxa"/>
+              <w:left w:w="240" w:type="dxa"/>
+              <w:bottom w:w="150" w:type="dxa"/>
+              <w:right w:w="240" w:type="dxa"/>
+            </w:tcMar>
+            <w:vAlign w:val="center"/>
+            <w:hideMark/>
+          </w:tcPr>
+          <w:p>
+            <w:r>
+              <w:t>er muss</w:t>
+            </w:r>
+          </w:p>
+        </w:tc>
+        <w:tc>
+          <w:tcPr>
+            <w:tcW w:w="0" w:type="auto"/>
+            <w:shd w:val="clear" w:color="auto" w:fill="151517"/>
+            <w:tcMar>
+              <w:top w:w="150" w:type="dxa"/>
+              <w:left w:w="240" w:type="dxa"/>
+              <w:bottom w:w="150" w:type="dxa"/>
+              <w:right w:w="0" w:type="dxa"/>
+            </w:tcMar>
+            <w:vAlign w:val="center"/>
+            <w:hideMark/>
+          </w:tcPr>
+          <w:p>
+            <w:r>
+              <w:t>er musste</w:t>
+            </w:r>
+          </w:p>
+        </w:tc>
+      </w:tr>
+      <w:tr>
+        <w:tc>
+          <w:tcPr>
+            <w:tcW w:w="0" w:type="auto"/>
+            <w:shd w:val="clear" w:color="auto" w:fill="151517"/>
+            <w:tcMar>
+              <w:top w:w="150" w:type="dxa"/>
+              <w:left w:w="0" w:type="dxa"/>
+              <w:bottom w:w="150" w:type="dxa"/>
+              <w:right w:w="240" w:type="dxa"/>
+            </w:tcMar>
+            <w:vAlign w:val="center"/>
+            <w:hideMark/>
+          </w:tcPr>
+          <w:p>
+            <w:r>
+              <w:t>können</w:t>
+            </w:r>
+          </w:p>
+        </w:tc>
+        <w:tc>
+          <w:tcPr>
+            <w:tcW w:w="0" w:type="auto"/>
+            <w:shd w:val="clear" w:color="auto" w:fill="151517"/>
+            <w:tcMar>
+              <w:top w:w="150" w:type="dxa"/>
+              <w:left w:w="240" w:type="dxa"/>
+              <w:bottom w:w="150" w:type="dxa"/>
+              <w:right w:w="240" w:type="dxa"/>
+            </w:tcMar>
+            <w:vAlign w:val="center"/>
+            <w:hideMark/>
+          </w:tcPr>
+          <w:p>
+            <w:r>
+              <w:t>er kann</w:t>
+            </w:r>
+          </w:p>
+        </w:tc>
+        <w:tc>
+          <w:tcPr>
+            <w:tcW w:w="0" w:type="auto"/>
+            <w:shd w:val="clear" w:color="auto" w:fill="151517"/>
+            <w:tcMar>
+              <w:top w:w="150" w:type="dxa"/>
+              <w:left w:w="240" w:type="dxa"/>
+              <w:bottom w:w="150" w:type="dxa"/>
+              <w:right w:w="0" w:type="dxa"/>
+            </w:tcMar>
+            <w:vAlign w:val="center"/>
+            <w:hideMark/>
+          </w:tcPr>
+          <w:p>
+            <w:r>
+              <w:t>er konnte</w:t>
+            </w:r>
+          </w:p>
+        </w:tc>
+      </w:tr>
+      <w:tr>
+        <w:tc>
+          <w:tcPr>
+            <w:tcW w:w="0" w:type="auto"/>
+            <w:shd w:val="clear" w:color="auto" w:fill="151517"/>
+            <w:tcMar>
+              <w:top w:w="150" w:type="dxa"/>
+              <w:left w:w="0" w:type="dxa"/>
+              <w:bottom w:w="150" w:type="dxa"/>
+              <w:right w:w="240" w:type="dxa"/>
+            </w:tcMar>
+            <w:vAlign w:val="center"/>
+            <w:hideMark/>
+          </w:tcPr>
+          <w:p>
+            <w:r>
+              <w:t>dürfen</w:t>
+            </w:r>
+          </w:p>
+        </w:tc>
+        <w:tc>
+          <w:tcPr>
+            <w:tcW w:w="0" w:type="auto"/>
+            <w:shd w:val="clear" w:color="auto" w:fill="151517"/>
+            <w:tcMar>
+              <w:top w:w="150" w:type="dxa"/>
+              <w:left w:w="240" w:type="dxa"/>
+              <w:bottom w:w="150" w:type="dxa"/>
+              <w:right w:w="240" w:type="dxa"/>
+            </w:tcMar>
+            <w:vAlign w:val="center"/>
+            <w:hideMark/>
+          </w:tcPr>
+          <w:p>
+            <w:r>
+              <w:t>er darf</w:t>
+            </w:r>
+          </w:p>
+        </w:tc>
+        <w:tc>
+          <w:tcPr>
+            <w:tcW w:w="0" w:type="auto"/>
+            <w:shd w:val="clear" w:color="auto" w:fill="151517"/>
+            <w:tcMar>
+              <w:top w:w="150" w:type="dxa"/>
+              <w:left w:w="240" w:type="dxa"/>
+              <w:bottom w:w="150" w:type="dxa"/>
+              <w:right w:w="0" w:type="dxa"/>
+            </w:tcMar>
+            <w:vAlign w:val="center"/>
+            <w:hideMark/>
+          </w:tcPr>
+          <w:p>
+            <w:r>
+              <w:t>er durfte</w:t>
+            </w:r>
+          </w:p>
+        </w:tc>
+      </w:tr>
+      <w:tr>
+        <w:tc>
+          <w:tcPr>
+            <w:tcW w:w="0" w:type="auto"/>
+            <w:shd w:val="clear" w:color="auto" w:fill="151517"/>
+            <w:tcMar>
+              <w:top w:w="150" w:type="dxa"/>
+              <w:left w:w="0" w:type="dxa"/>
+              <w:bottom w:w="150" w:type="dxa"/>
+              <w:right w:w="240" w:type="dxa"/>
+            </w:tcMar>
+            <w:vAlign w:val="center"/>
+            <w:hideMark/>
+          </w:tcPr>
+          <w:p>
+            <w:r>
+              <w:t>wollen</w:t>
+            </w:r>
+          </w:p>
+        </w:tc>
+        <w:tc>
+          <w:tcPr>
+            <w:tcW w:w="0" w:type="auto"/>
+            <w:shd w:val="clear" w:color="auto" w:fill="151517"/>
+            <w:tcMar>
+              <w:top w:w="150" w:type="dxa"/>
+              <w:left w:w="240" w:type="dxa"/>
+              <w:bottom w:w="150" w:type="dxa"/>
+              <w:right w:w="240" w:type="dxa"/>
+            </w:tcMar>
+            <w:vAlign w:val="center"/>
+            <w:hideMark/>
+          </w:tcPr>
+          <w:p>
+            <w:r>
+              <w:t>er will</w:t>
+            </w:r>
+          </w:p>
+        </w:tc>
+        <w:tc>
+          <w:tcPr>
+            <w:tcW w:w="0" w:type="auto"/>
+            <w:shd w:val="clear" w:color="auto" w:fill="151517"/>
+            <w:tcMar>
+              <w:top w:w="150" w:type="dxa"/>
+              <w:left w:w="240" w:type="dxa"/>
+              <w:bottom w:w="150" w:type="dxa"/>
+              <w:right w:w="0" w:type="dxa"/>
+            </w:tcMar>
+            <w:vAlign w:val="center"/>
+            <w:hideMark/>
+          </w:tcPr>
+          <w:p>
+            <w:r>
+              <w:t>er wollte</w:t>
+            </w:r>
+          </w:p>
+        </w:tc>
+      </w:tr>
+      <w:tr>
+        <w:tc>
+          <w:tcPr>
+            <w:tcW w:w="0" w:type="auto"/>
+            <w:shd w:val="clear" w:color="auto" w:fill="151517"/>
+            <w:tcMar>
+              <w:top w:w="150" w:type="dxa"/>
+              <w:left w:w="0" w:type="dxa"/>
+              <w:bottom w:w="150" w:type="dxa"/>
+              <w:right w:w="240" w:type="dxa"/>
+            </w:tcMar>
+            <w:vAlign w:val="center"/>
+            <w:hideMark/>
+          </w:tcPr>
+          <w:p>
+            <w:r>
+              <w:t>sollen</w:t>
+            </w:r>
+          </w:p>
+        </w:tc>
+        <w:tc>
+          <w:tcPr>
+            <w:tcW w:w="0" w:type="auto"/>
+            <w:shd w:val="clear" w:color="auto" w:fill="151517"/>
+            <w:tcMar>
+              <w:top w:w="150" w:type="dxa"/>
+              <w:left w:w="240" w:type="dxa"/>
+              <w:bottom w:w="150" w:type="dxa"/>
+              <w:right w:w="240" w:type="dxa"/>
+            </w:tcMar>
+            <w:vAlign w:val="center"/>
+            <w:hideMark/>
+          </w:tcPr>
+          <w:p>
+            <w:r>
+              <w:t>er soll</w:t>
+            </w:r>
+          </w:p>
+        </w:tc>
+        <w:tc>
+          <w:tcPr>
+            <w:tcW w:w="0" w:type="auto"/>
+            <w:shd w:val="clear" w:color="auto" w:fill="151517"/>
+            <w:tcMar>
+              <w:top w:w="150" w:type="dxa"/>
+              <w:left w:w="240" w:type="dxa"/>
+              <w:bottom w:w="150" w:type="dxa"/>
+              <w:right w:w="0" w:type="dxa"/>
+            </w:tcMar>
+            <w:vAlign w:val="center"/>
+            <w:hideMark/>
+          </w:tcPr>
+          <w:p>
+            <w:r>
+              <w:t>er sollte</w:t>
+            </w:r>
+          </w:p>
+        </w:tc>
+      </w:tr>
+    </w:tbl>
+    <w:p>
+      <w:pPr>
+        <w:rPr>
+          <w:lang w:val="de-DE"/>
+        </w:rPr>
+      </w:pPr>
+    </w:p>
+    <w:p>
+      <w:pPr>
+        <w:pStyle w:val="ListParagraph"/>
+        <w:numPr>
+          <w:ilvl w:val="0"/>
+          <w:numId w:val="1"/>
+        </w:numPr>
+      </w:pPr>
+      <w:r>
+        <w:lastRenderedPageBreak/>
+        <w:t>For planned future we use p</w:t>
+      </w:r>
+      <w:r>
+        <w:t>resent</w:t>
+      </w:r>
+      <w:r>
+        <w:t xml:space="preserve"> for example: </w:t>
+      </w:r>
+      <w:r>
+        <w:t>für die Zukunft (mit Zeitangabe)</w:t>
+      </w:r>
+    </w:p>
+    <w:p>
+      <w:pPr>
+        <w:pStyle w:val="ListParagraph"/>
+        <w:numPr>
+          <w:ilvl w:val="0"/>
+          <w:numId w:val="1"/>
+        </w:numPr>
+      </w:pPr>
+    </w:p>
     <w:sectPr>
       <w:pgSz w:w="11906" w:h="16838"/>
       <w:pgMar w:top="1417" w:right="1417" w:bottom="1134" w:left="1417" w:header="720" w:footer="720" w:gutter="0"/>
@@ -239,7 +1728,7 @@
   <w:abstractNum w:abstractNumId="0" w15:restartNumberingAfterBreak="0">
     <w:nsid w:val="5EB47B7E"/>
     <w:multiLevelType w:val="hybridMultilevel"/>
-    <w:tmpl w:val="3D1E2950"/>
+    <w:tmpl w:val="91A26322"/>
     <w:lvl w:ilvl="0" w:tplc="0C090001">
       <w:start w:val="1"/>
       <w:numFmt w:val="bullet"/>

--- a/A2/Grammar.docx
+++ b/A2/Grammar.docx
@@ -708,13 +708,8 @@
             <w:hideMark/>
           </w:tcPr>
           <w:p>
-            <w:proofErr w:type="gramStart"/>
-            <w:r>
-              <w:t>den</w:t>
-            </w:r>
-            <w:proofErr w:type="gramEnd"/>
-            <w:r>
-              <w:t xml:space="preserve"> </w:t>
+            <w:r>
+              <w:t xml:space="preserve">den </w:t>
             </w:r>
             <w:r>
               <w:rPr>
@@ -1712,6 +1707,907 @@
           <w:numId w:val="1"/>
         </w:numPr>
       </w:pPr>
+      <w:r>
+        <w:t>W</w:t>
+      </w:r>
+      <w:r>
+        <w:t>ährend</w:t>
+      </w:r>
+      <w:r>
+        <w:t xml:space="preserve"> + dativ </w:t>
+      </w:r>
+    </w:p>
+    <w:p>
+      <w:pPr>
+        <w:ind w:left="360"/>
+      </w:pPr>
+    </w:p>
+    <w:tbl>
+      <w:tblPr>
+        <w:tblStyle w:val="GridTable2"/>
+        <w:tblW w:w="0" w:type="auto"/>
+        <w:tblLook w:val="04A0" w:firstRow="1" w:lastRow="0" w:firstColumn="1" w:lastColumn="0" w:noHBand="0" w:noVBand="1"/>
+      </w:tblPr>
+      <w:tblGrid>
+        <w:gridCol w:w="2265"/>
+        <w:gridCol w:w="2265"/>
+        <w:gridCol w:w="2266"/>
+        <w:gridCol w:w="2266"/>
+      </w:tblGrid>
+      <w:tr>
+        <w:trPr>
+          <w:cnfStyle w:val="100000000000" w:firstRow="1" w:lastRow="0" w:firstColumn="0" w:lastColumn="0" w:oddVBand="0" w:evenVBand="0" w:oddHBand="0" w:evenHBand="0" w:firstRowFirstColumn="0" w:firstRowLastColumn="0" w:lastRowFirstColumn="0" w:lastRowLastColumn="0"/>
+        </w:trPr>
+        <w:tc>
+          <w:tcPr>
+            <w:cnfStyle w:val="001000000000" w:firstRow="0" w:lastRow="0" w:firstColumn="1" w:lastColumn="0" w:oddVBand="0" w:evenVBand="0" w:oddHBand="0" w:evenHBand="0" w:firstRowFirstColumn="0" w:firstRowLastColumn="0" w:lastRowFirstColumn="0" w:lastRowLastColumn="0"/>
+            <w:tcW w:w="2265" w:type="dxa"/>
+          </w:tcPr>
+          <w:p>
+            <w:pPr>
+              <w:rPr>
+                <w:lang w:val="de-DE"/>
+              </w:rPr>
+            </w:pPr>
+            <w:r>
+              <w:rPr>
+                <w:lang w:val="de-DE"/>
+              </w:rPr>
+              <w:t>Wann?</w:t>
+            </w:r>
+          </w:p>
+        </w:tc>
+        <w:tc>
+          <w:tcPr>
+            <w:tcW w:w="2265" w:type="dxa"/>
+          </w:tcPr>
+          <w:p>
+            <w:pPr>
+              <w:cnfStyle w:val="100000000000" w:firstRow="1" w:lastRow="0" w:firstColumn="0" w:lastColumn="0" w:oddVBand="0" w:evenVBand="0" w:oddHBand="0" w:evenHBand="0" w:firstRowFirstColumn="0" w:firstRowLastColumn="0" w:lastRowFirstColumn="0" w:lastRowLastColumn="0"/>
+              <w:rPr>
+                <w:lang w:val="de-DE"/>
+              </w:rPr>
+            </w:pPr>
+            <w:r>
+              <w:rPr>
+                <w:lang w:val="de-DE"/>
+              </w:rPr>
+              <w:t>Kasus</w:t>
+            </w:r>
+          </w:p>
+        </w:tc>
+        <w:tc>
+          <w:tcPr>
+            <w:tcW w:w="2266" w:type="dxa"/>
+          </w:tcPr>
+          <w:p>
+            <w:pPr>
+              <w:cnfStyle w:val="100000000000" w:firstRow="1" w:lastRow="0" w:firstColumn="0" w:lastColumn="0" w:oddVBand="0" w:evenVBand="0" w:oddHBand="0" w:evenHBand="0" w:firstRowFirstColumn="0" w:firstRowLastColumn="0" w:lastRowFirstColumn="0" w:lastRowLastColumn="0"/>
+              <w:rPr>
+                <w:lang w:val="de-DE"/>
+              </w:rPr>
+            </w:pPr>
+            <w:r>
+              <w:rPr>
+                <w:lang w:val="de-DE"/>
+              </w:rPr>
+              <w:t>Wie lange?</w:t>
+            </w:r>
+          </w:p>
+        </w:tc>
+        <w:tc>
+          <w:tcPr>
+            <w:tcW w:w="2266" w:type="dxa"/>
+          </w:tcPr>
+          <w:p>
+            <w:pPr>
+              <w:cnfStyle w:val="100000000000" w:firstRow="1" w:lastRow="0" w:firstColumn="0" w:lastColumn="0" w:oddVBand="0" w:evenVBand="0" w:oddHBand="0" w:evenHBand="0" w:firstRowFirstColumn="0" w:firstRowLastColumn="0" w:lastRowFirstColumn="0" w:lastRowLastColumn="0"/>
+              <w:rPr>
+                <w:lang w:val="de-DE"/>
+              </w:rPr>
+            </w:pPr>
+            <w:r>
+              <w:rPr>
+                <w:lang w:val="de-DE"/>
+              </w:rPr>
+              <w:t>Kasus</w:t>
+            </w:r>
+          </w:p>
+        </w:tc>
+      </w:tr>
+      <w:tr>
+        <w:trPr>
+          <w:cnfStyle w:val="000000100000" w:firstRow="0" w:lastRow="0" w:firstColumn="0" w:lastColumn="0" w:oddVBand="0" w:evenVBand="0" w:oddHBand="1" w:evenHBand="0" w:firstRowFirstColumn="0" w:firstRowLastColumn="0" w:lastRowFirstColumn="0" w:lastRowLastColumn="0"/>
+        </w:trPr>
+        <w:tc>
+          <w:tcPr>
+            <w:cnfStyle w:val="001000000000" w:firstRow="0" w:lastRow="0" w:firstColumn="1" w:lastColumn="0" w:oddVBand="0" w:evenVBand="0" w:oddHBand="0" w:evenHBand="0" w:firstRowFirstColumn="0" w:firstRowLastColumn="0" w:lastRowFirstColumn="0" w:lastRowLastColumn="0"/>
+            <w:tcW w:w="2265" w:type="dxa"/>
+          </w:tcPr>
+          <w:p>
+            <w:pPr>
+              <w:rPr>
+                <w:lang w:val="de-DE"/>
+              </w:rPr>
+            </w:pPr>
+            <w:r>
+              <w:rPr>
+                <w:lang w:val="de-DE"/>
+              </w:rPr>
+              <w:t>um 17.00 Uhr</w:t>
+            </w:r>
+          </w:p>
+        </w:tc>
+        <w:tc>
+          <w:tcPr>
+            <w:tcW w:w="2265" w:type="dxa"/>
+          </w:tcPr>
+          <w:p>
+            <w:pPr>
+              <w:cnfStyle w:val="000000100000" w:firstRow="0" w:lastRow="0" w:firstColumn="0" w:lastColumn="0" w:oddVBand="0" w:evenVBand="0" w:oddHBand="1" w:evenHBand="0" w:firstRowFirstColumn="0" w:firstRowLastColumn="0" w:lastRowFirstColumn="0" w:lastRowLastColumn="0"/>
+              <w:rPr>
+                <w:lang w:val="de-DE"/>
+              </w:rPr>
+            </w:pPr>
+            <w:r>
+              <w:rPr>
+                <w:lang w:val="de-DE"/>
+              </w:rPr>
+              <w:t>—</w:t>
+            </w:r>
+          </w:p>
+        </w:tc>
+        <w:tc>
+          <w:tcPr>
+            <w:tcW w:w="2266" w:type="dxa"/>
+          </w:tcPr>
+          <w:p>
+            <w:pPr>
+              <w:cnfStyle w:val="000000100000" w:firstRow="0" w:lastRow="0" w:firstColumn="0" w:lastColumn="0" w:oddVBand="0" w:evenVBand="0" w:oddHBand="1" w:evenHBand="0" w:firstRowFirstColumn="0" w:firstRowLastColumn="0" w:lastRowFirstColumn="0" w:lastRowLastColumn="0"/>
+              <w:rPr>
+                <w:lang w:val="de-DE"/>
+              </w:rPr>
+            </w:pPr>
+            <w:r>
+              <w:rPr>
+                <w:lang w:val="de-DE"/>
+              </w:rPr>
+              <w:t>seit fünf Jahren</w:t>
+            </w:r>
+          </w:p>
+        </w:tc>
+        <w:tc>
+          <w:tcPr>
+            <w:tcW w:w="2266" w:type="dxa"/>
+          </w:tcPr>
+          <w:p>
+            <w:pPr>
+              <w:cnfStyle w:val="000000100000" w:firstRow="0" w:lastRow="0" w:firstColumn="0" w:lastColumn="0" w:oddVBand="0" w:evenVBand="0" w:oddHBand="1" w:evenHBand="0" w:firstRowFirstColumn="0" w:firstRowLastColumn="0" w:lastRowFirstColumn="0" w:lastRowLastColumn="0"/>
+              <w:rPr>
+                <w:lang w:val="de-DE"/>
+              </w:rPr>
+            </w:pPr>
+            <w:r>
+              <w:rPr>
+                <w:lang w:val="de-DE"/>
+              </w:rPr>
+              <w:t>Dativ</w:t>
+            </w:r>
+          </w:p>
+        </w:tc>
+      </w:tr>
+      <w:tr>
+        <w:tc>
+          <w:tcPr>
+            <w:cnfStyle w:val="001000000000" w:firstRow="0" w:lastRow="0" w:firstColumn="1" w:lastColumn="0" w:oddVBand="0" w:evenVBand="0" w:oddHBand="0" w:evenHBand="0" w:firstRowFirstColumn="0" w:firstRowLastColumn="0" w:lastRowFirstColumn="0" w:lastRowLastColumn="0"/>
+            <w:tcW w:w="2265" w:type="dxa"/>
+          </w:tcPr>
+          <w:p>
+            <w:pPr>
+              <w:rPr>
+                <w:lang w:val="de-DE"/>
+              </w:rPr>
+            </w:pPr>
+            <w:r>
+              <w:rPr>
+                <w:lang w:val="de-DE"/>
+              </w:rPr>
+              <w:t>am Freitag</w:t>
+            </w:r>
+          </w:p>
+        </w:tc>
+        <w:tc>
+          <w:tcPr>
+            <w:tcW w:w="2265" w:type="dxa"/>
+          </w:tcPr>
+          <w:p>
+            <w:pPr>
+              <w:cnfStyle w:val="000000000000" w:firstRow="0" w:lastRow="0" w:firstColumn="0" w:lastColumn="0" w:oddVBand="0" w:evenVBand="0" w:oddHBand="0" w:evenHBand="0" w:firstRowFirstColumn="0" w:firstRowLastColumn="0" w:lastRowFirstColumn="0" w:lastRowLastColumn="0"/>
+              <w:rPr>
+                <w:lang w:val="de-DE"/>
+              </w:rPr>
+            </w:pPr>
+            <w:r>
+              <w:rPr>
+                <w:lang w:val="de-DE"/>
+              </w:rPr>
+              <w:t>Dativ</w:t>
+            </w:r>
+          </w:p>
+        </w:tc>
+        <w:tc>
+          <w:tcPr>
+            <w:tcW w:w="2266" w:type="dxa"/>
+          </w:tcPr>
+          <w:p>
+            <w:pPr>
+              <w:cnfStyle w:val="000000000000" w:firstRow="0" w:lastRow="0" w:firstColumn="0" w:lastColumn="0" w:oddVBand="0" w:evenVBand="0" w:oddHBand="0" w:evenHBand="0" w:firstRowFirstColumn="0" w:firstRowLastColumn="0" w:lastRowFirstColumn="0" w:lastRowLastColumn="0"/>
+              <w:rPr>
+                <w:lang w:val="de-DE"/>
+              </w:rPr>
+            </w:pPr>
+            <w:r>
+              <w:rPr>
+                <w:lang w:val="de-DE"/>
+              </w:rPr>
+              <w:t>während der Arbeitszeit</w:t>
+            </w:r>
+          </w:p>
+        </w:tc>
+        <w:tc>
+          <w:tcPr>
+            <w:tcW w:w="2266" w:type="dxa"/>
+          </w:tcPr>
+          <w:p>
+            <w:pPr>
+              <w:cnfStyle w:val="000000000000" w:firstRow="0" w:lastRow="0" w:firstColumn="0" w:lastColumn="0" w:oddVBand="0" w:evenVBand="0" w:oddHBand="0" w:evenHBand="0" w:firstRowFirstColumn="0" w:firstRowLastColumn="0" w:lastRowFirstColumn="0" w:lastRowLastColumn="0"/>
+              <w:rPr>
+                <w:lang w:val="de-DE"/>
+              </w:rPr>
+            </w:pPr>
+            <w:r>
+              <w:rPr>
+                <w:lang w:val="de-DE"/>
+              </w:rPr>
+              <w:t>Genitiv</w:t>
+            </w:r>
+          </w:p>
+        </w:tc>
+      </w:tr>
+      <w:tr>
+        <w:trPr>
+          <w:cnfStyle w:val="000000100000" w:firstRow="0" w:lastRow="0" w:firstColumn="0" w:lastColumn="0" w:oddVBand="0" w:evenVBand="0" w:oddHBand="1" w:evenHBand="0" w:firstRowFirstColumn="0" w:firstRowLastColumn="0" w:lastRowFirstColumn="0" w:lastRowLastColumn="0"/>
+        </w:trPr>
+        <w:tc>
+          <w:tcPr>
+            <w:cnfStyle w:val="001000000000" w:firstRow="0" w:lastRow="0" w:firstColumn="1" w:lastColumn="0" w:oddVBand="0" w:evenVBand="0" w:oddHBand="0" w:evenHBand="0" w:firstRowFirstColumn="0" w:firstRowLastColumn="0" w:lastRowFirstColumn="0" w:lastRowLastColumn="0"/>
+            <w:tcW w:w="2265" w:type="dxa"/>
+          </w:tcPr>
+          <w:p>
+            <w:pPr>
+              <w:rPr>
+                <w:lang w:val="de-DE"/>
+              </w:rPr>
+            </w:pPr>
+            <w:r>
+              <w:rPr>
+                <w:lang w:val="de-DE"/>
+              </w:rPr>
+              <w:t>im August</w:t>
+            </w:r>
+          </w:p>
+        </w:tc>
+        <w:tc>
+          <w:tcPr>
+            <w:tcW w:w="2265" w:type="dxa"/>
+          </w:tcPr>
+          <w:p>
+            <w:pPr>
+              <w:cnfStyle w:val="000000100000" w:firstRow="0" w:lastRow="0" w:firstColumn="0" w:lastColumn="0" w:oddVBand="0" w:evenVBand="0" w:oddHBand="1" w:evenHBand="0" w:firstRowFirstColumn="0" w:firstRowLastColumn="0" w:lastRowFirstColumn="0" w:lastRowLastColumn="0"/>
+              <w:rPr>
+                <w:lang w:val="de-DE"/>
+              </w:rPr>
+            </w:pPr>
+            <w:r>
+              <w:rPr>
+                <w:lang w:val="de-DE"/>
+              </w:rPr>
+              <w:t>Dativ</w:t>
+            </w:r>
+          </w:p>
+        </w:tc>
+        <w:tc>
+          <w:tcPr>
+            <w:tcW w:w="2266" w:type="dxa"/>
+          </w:tcPr>
+          <w:p>
+            <w:pPr>
+              <w:cnfStyle w:val="000000100000" w:firstRow="0" w:lastRow="0" w:firstColumn="0" w:lastColumn="0" w:oddVBand="0" w:evenVBand="0" w:oddHBand="1" w:evenHBand="0" w:firstRowFirstColumn="0" w:firstRowLastColumn="0" w:lastRowFirstColumn="0" w:lastRowLastColumn="0"/>
+              <w:rPr>
+                <w:lang w:val="de-DE"/>
+              </w:rPr>
+            </w:pPr>
+            <w:r>
+              <w:rPr>
+                <w:lang w:val="de-DE"/>
+              </w:rPr>
+              <w:t>von 12.00 bis 14.00 Uhr</w:t>
+            </w:r>
+          </w:p>
+        </w:tc>
+        <w:tc>
+          <w:tcPr>
+            <w:tcW w:w="2266" w:type="dxa"/>
+          </w:tcPr>
+          <w:p>
+            <w:pPr>
+              <w:cnfStyle w:val="000000100000" w:firstRow="0" w:lastRow="0" w:firstColumn="0" w:lastColumn="0" w:oddVBand="0" w:evenVBand="0" w:oddHBand="1" w:evenHBand="0" w:firstRowFirstColumn="0" w:firstRowLastColumn="0" w:lastRowFirstColumn="0" w:lastRowLastColumn="0"/>
+              <w:rPr>
+                <w:lang w:val="de-DE"/>
+              </w:rPr>
+            </w:pPr>
+            <w:r>
+              <w:rPr>
+                <w:lang w:val="de-DE"/>
+              </w:rPr>
+              <w:t>—</w:t>
+            </w:r>
+          </w:p>
+        </w:tc>
+      </w:tr>
+      <w:tr>
+        <w:tc>
+          <w:tcPr>
+            <w:cnfStyle w:val="001000000000" w:firstRow="0" w:lastRow="0" w:firstColumn="1" w:lastColumn="0" w:oddVBand="0" w:evenVBand="0" w:oddHBand="0" w:evenHBand="0" w:firstRowFirstColumn="0" w:firstRowLastColumn="0" w:lastRowFirstColumn="0" w:lastRowLastColumn="0"/>
+            <w:tcW w:w="2265" w:type="dxa"/>
+          </w:tcPr>
+          <w:p>
+            <w:pPr>
+              <w:rPr>
+                <w:lang w:val="de-DE"/>
+              </w:rPr>
+            </w:pPr>
+            <w:r>
+              <w:rPr>
+                <w:lang w:val="de-DE"/>
+              </w:rPr>
+              <w:t>zwischen 12.00 und 14.00 Uhr</w:t>
+            </w:r>
+          </w:p>
+        </w:tc>
+        <w:tc>
+          <w:tcPr>
+            <w:tcW w:w="2265" w:type="dxa"/>
+          </w:tcPr>
+          <w:p>
+            <w:pPr>
+              <w:cnfStyle w:val="000000000000" w:firstRow="0" w:lastRow="0" w:firstColumn="0" w:lastColumn="0" w:oddVBand="0" w:evenVBand="0" w:oddHBand="0" w:evenHBand="0" w:firstRowFirstColumn="0" w:firstRowLastColumn="0" w:lastRowFirstColumn="0" w:lastRowLastColumn="0"/>
+              <w:rPr>
+                <w:lang w:val="de-DE"/>
+              </w:rPr>
+            </w:pPr>
+            <w:r>
+              <w:rPr>
+                <w:lang w:val="de-DE"/>
+              </w:rPr>
+              <w:t>Dativ</w:t>
+            </w:r>
+          </w:p>
+        </w:tc>
+        <w:tc>
+          <w:tcPr>
+            <w:tcW w:w="2266" w:type="dxa"/>
+          </w:tcPr>
+          <w:p>
+            <w:pPr>
+              <w:cnfStyle w:val="000000000000" w:firstRow="0" w:lastRow="0" w:firstColumn="0" w:lastColumn="0" w:oddVBand="0" w:evenVBand="0" w:oddHBand="0" w:evenHBand="0" w:firstRowFirstColumn="0" w:firstRowLastColumn="0" w:lastRowFirstColumn="0" w:lastRowLastColumn="0"/>
+              <w:rPr>
+                <w:lang w:val="de-DE"/>
+              </w:rPr>
+            </w:pPr>
+            <w:r>
+              <w:rPr>
+                <w:lang w:val="de-DE"/>
+              </w:rPr>
+              <w:t>beim Kaffeetrinken</w:t>
+            </w:r>
+          </w:p>
+        </w:tc>
+        <w:tc>
+          <w:tcPr>
+            <w:tcW w:w="2266" w:type="dxa"/>
+          </w:tcPr>
+          <w:p>
+            <w:pPr>
+              <w:cnfStyle w:val="000000000000" w:firstRow="0" w:lastRow="0" w:firstColumn="0" w:lastColumn="0" w:oddVBand="0" w:evenVBand="0" w:oddHBand="0" w:evenHBand="0" w:firstRowFirstColumn="0" w:firstRowLastColumn="0" w:lastRowFirstColumn="0" w:lastRowLastColumn="0"/>
+              <w:rPr>
+                <w:lang w:val="de-DE"/>
+              </w:rPr>
+            </w:pPr>
+            <w:r>
+              <w:rPr>
+                <w:lang w:val="de-DE"/>
+              </w:rPr>
+              <w:t>Dativ</w:t>
+            </w:r>
+          </w:p>
+        </w:tc>
+      </w:tr>
+      <w:tr>
+        <w:trPr>
+          <w:cnfStyle w:val="000000100000" w:firstRow="0" w:lastRow="0" w:firstColumn="0" w:lastColumn="0" w:oddVBand="0" w:evenVBand="0" w:oddHBand="1" w:evenHBand="0" w:firstRowFirstColumn="0" w:firstRowLastColumn="0" w:lastRowFirstColumn="0" w:lastRowLastColumn="0"/>
+        </w:trPr>
+        <w:tc>
+          <w:tcPr>
+            <w:cnfStyle w:val="001000000000" w:firstRow="0" w:lastRow="0" w:firstColumn="1" w:lastColumn="0" w:oddVBand="0" w:evenVBand="0" w:oddHBand="0" w:evenHBand="0" w:firstRowFirstColumn="0" w:firstRowLastColumn="0" w:lastRowFirstColumn="0" w:lastRowLastColumn="0"/>
+            <w:tcW w:w="2265" w:type="dxa"/>
+          </w:tcPr>
+          <w:p>
+            <w:pPr>
+              <w:rPr>
+                <w:lang w:val="de-DE"/>
+              </w:rPr>
+            </w:pPr>
+            <w:r>
+              <w:rPr>
+                <w:lang w:val="de-DE"/>
+              </w:rPr>
+              <w:t>vor der Besprechung</w:t>
+            </w:r>
+          </w:p>
+        </w:tc>
+        <w:tc>
+          <w:tcPr>
+            <w:tcW w:w="2265" w:type="dxa"/>
+          </w:tcPr>
+          <w:p>
+            <w:pPr>
+              <w:cnfStyle w:val="000000100000" w:firstRow="0" w:lastRow="0" w:firstColumn="0" w:lastColumn="0" w:oddVBand="0" w:evenVBand="0" w:oddHBand="1" w:evenHBand="0" w:firstRowFirstColumn="0" w:firstRowLastColumn="0" w:lastRowFirstColumn="0" w:lastRowLastColumn="0"/>
+              <w:rPr>
+                <w:lang w:val="de-DE"/>
+              </w:rPr>
+            </w:pPr>
+            <w:r>
+              <w:rPr>
+                <w:lang w:val="de-DE"/>
+              </w:rPr>
+              <w:t>Dativ</w:t>
+            </w:r>
+          </w:p>
+        </w:tc>
+        <w:tc>
+          <w:tcPr>
+            <w:tcW w:w="2266" w:type="dxa"/>
+          </w:tcPr>
+          <w:p>
+            <w:pPr>
+              <w:cnfStyle w:val="000000100000" w:firstRow="0" w:lastRow="0" w:firstColumn="0" w:lastColumn="0" w:oddVBand="0" w:evenVBand="0" w:oddHBand="1" w:evenHBand="0" w:firstRowFirstColumn="0" w:firstRowLastColumn="0" w:lastRowFirstColumn="0" w:lastRowLastColumn="0"/>
+              <w:rPr>
+                <w:lang w:val="de-DE"/>
+              </w:rPr>
+            </w:pPr>
+            <w:r>
+              <w:rPr>
+                <w:lang w:val="de-DE"/>
+              </w:rPr>
+              <w:t>bis 14.00 Uhr</w:t>
+            </w:r>
+          </w:p>
+        </w:tc>
+        <w:tc>
+          <w:tcPr>
+            <w:tcW w:w="2266" w:type="dxa"/>
+          </w:tcPr>
+          <w:p>
+            <w:pPr>
+              <w:cnfStyle w:val="000000100000" w:firstRow="0" w:lastRow="0" w:firstColumn="0" w:lastColumn="0" w:oddVBand="0" w:evenVBand="0" w:oddHBand="1" w:evenHBand="0" w:firstRowFirstColumn="0" w:firstRowLastColumn="0" w:lastRowFirstColumn="0" w:lastRowLastColumn="0"/>
+              <w:rPr>
+                <w:lang w:val="de-DE"/>
+              </w:rPr>
+            </w:pPr>
+            <w:r>
+              <w:rPr>
+                <w:lang w:val="de-DE"/>
+              </w:rPr>
+              <w:t>—</w:t>
+            </w:r>
+          </w:p>
+        </w:tc>
+      </w:tr>
+      <w:tr>
+        <w:tc>
+          <w:tcPr>
+            <w:cnfStyle w:val="001000000000" w:firstRow="0" w:lastRow="0" w:firstColumn="1" w:lastColumn="0" w:oddVBand="0" w:evenVBand="0" w:oddHBand="0" w:evenHBand="0" w:firstRowFirstColumn="0" w:firstRowLastColumn="0" w:lastRowFirstColumn="0" w:lastRowLastColumn="0"/>
+            <w:tcW w:w="2265" w:type="dxa"/>
+          </w:tcPr>
+          <w:p>
+            <w:pPr>
+              <w:rPr>
+                <w:lang w:val="de-DE"/>
+              </w:rPr>
+            </w:pPr>
+            <w:r>
+              <w:rPr>
+                <w:lang w:val="de-DE"/>
+              </w:rPr>
+              <w:t>ab 14.00 Uhr</w:t>
+            </w:r>
+          </w:p>
+        </w:tc>
+        <w:tc>
+          <w:tcPr>
+            <w:tcW w:w="2265" w:type="dxa"/>
+          </w:tcPr>
+          <w:p>
+            <w:pPr>
+              <w:cnfStyle w:val="000000000000" w:firstRow="0" w:lastRow="0" w:firstColumn="0" w:lastColumn="0" w:oddVBand="0" w:evenVBand="0" w:oddHBand="0" w:evenHBand="0" w:firstRowFirstColumn="0" w:firstRowLastColumn="0" w:lastRowFirstColumn="0" w:lastRowLastColumn="0"/>
+              <w:rPr>
+                <w:lang w:val="de-DE"/>
+              </w:rPr>
+            </w:pPr>
+            <w:r>
+              <w:rPr>
+                <w:lang w:val="de-DE"/>
+              </w:rPr>
+              <w:t>—</w:t>
+            </w:r>
+          </w:p>
+        </w:tc>
+        <w:tc>
+          <w:tcPr>
+            <w:tcW w:w="2266" w:type="dxa"/>
+          </w:tcPr>
+          <w:p>
+            <w:pPr>
+              <w:cnfStyle w:val="000000000000" w:firstRow="0" w:lastRow="0" w:firstColumn="0" w:lastColumn="0" w:oddVBand="0" w:evenVBand="0" w:oddHBand="0" w:evenHBand="0" w:firstRowFirstColumn="0" w:firstRowLastColumn="0" w:lastRowFirstColumn="0" w:lastRowLastColumn="0"/>
+              <w:rPr>
+                <w:lang w:val="de-DE"/>
+              </w:rPr>
+            </w:pPr>
+            <w:r>
+              <w:rPr>
+                <w:lang w:val="de-DE"/>
+              </w:rPr>
+              <w:t>vor fünf Jahren</w:t>
+            </w:r>
+          </w:p>
+        </w:tc>
+        <w:tc>
+          <w:tcPr>
+            <w:tcW w:w="2266" w:type="dxa"/>
+          </w:tcPr>
+          <w:p>
+            <w:pPr>
+              <w:cnfStyle w:val="000000000000" w:firstRow="0" w:lastRow="0" w:firstColumn="0" w:lastColumn="0" w:oddVBand="0" w:evenVBand="0" w:oddHBand="0" w:evenHBand="0" w:firstRowFirstColumn="0" w:firstRowLastColumn="0" w:lastRowFirstColumn="0" w:lastRowLastColumn="0"/>
+              <w:rPr>
+                <w:lang w:val="de-DE"/>
+              </w:rPr>
+            </w:pPr>
+            <w:r>
+              <w:rPr>
+                <w:lang w:val="de-DE"/>
+              </w:rPr>
+              <w:t>Dativ</w:t>
+            </w:r>
+          </w:p>
+        </w:tc>
+      </w:tr>
+    </w:tbl>
+    <w:p>
+      <w:pPr>
+        <w:rPr>
+          <w:lang w:val="de-DE"/>
+        </w:rPr>
+      </w:pPr>
+    </w:p>
+    <w:p>
+      <w:pPr>
+        <w:pStyle w:val="ListParagraph"/>
+        <w:numPr>
+          <w:ilvl w:val="0"/>
+          <w:numId w:val="4"/>
+        </w:numPr>
+      </w:pPr>
+      <w:r>
+        <w:t>T</w:t>
+      </w:r>
+      <w:r>
+        <w:t xml:space="preserve">he key rule is </w:t>
+      </w:r>
+      <w:r>
+        <w:rPr>
+          <w:b/>
+          <w:bCs/>
+        </w:rPr>
+        <w:t>verbs with two objects</w:t>
+      </w:r>
+      <w:r>
+        <w:t xml:space="preserve">. Once you understand </w:t>
+      </w:r>
+      <w:r>
+        <w:rPr>
+          <w:i/>
+          <w:iCs/>
+        </w:rPr>
+        <w:t>who receives something</w:t>
+      </w:r>
+      <w:r>
+        <w:t xml:space="preserve"> and </w:t>
+      </w:r>
+      <w:r>
+        <w:rPr>
+          <w:i/>
+          <w:iCs/>
+        </w:rPr>
+        <w:t>what is received</w:t>
+      </w:r>
+      <w:r>
+        <w:t>, the cases become much easier.</w:t>
+      </w:r>
+    </w:p>
+    <w:p>
+      <w:pPr>
+        <w:ind w:left="720"/>
+        <w:rPr>
+          <w:b/>
+          <w:bCs/>
+        </w:rPr>
+      </w:pPr>
+      <w:r>
+        <w:rPr>
+          <w:b/>
+          <w:bCs/>
+        </w:rPr>
+        <w:t>The golden rule: Dativ = person, Akkusativ = thing</w:t>
+      </w:r>
+    </w:p>
+    <w:p>
+      <w:pPr>
+        <w:ind w:left="720"/>
+      </w:pPr>
+      <w:r>
+        <w:t xml:space="preserve">With verbs like </w:t>
+      </w:r>
+      <w:r>
+        <w:rPr>
+          <w:b/>
+          <w:bCs/>
+        </w:rPr>
+        <w:t>schicken</w:t>
+      </w:r>
+      <w:r>
+        <w:t xml:space="preserve"> and </w:t>
+      </w:r>
+      <w:r>
+        <w:rPr>
+          <w:b/>
+          <w:bCs/>
+        </w:rPr>
+        <w:t>zeigen</w:t>
+      </w:r>
+      <w:r>
+        <w:t xml:space="preserve">, you often have </w:t>
+      </w:r>
+      <w:r>
+        <w:rPr>
+          <w:b/>
+          <w:bCs/>
+        </w:rPr>
+        <w:t>two objects</w:t>
+      </w:r>
+      <w:r>
+        <w:t>:</w:t>
+      </w:r>
+    </w:p>
+    <w:p>
+      <w:pPr>
+        <w:ind w:left="720"/>
+        <w:rPr>
+          <w:lang w:val="de-DE"/>
+        </w:rPr>
+      </w:pPr>
+      <w:r>
+        <w:rPr>
+          <w:b/>
+          <w:bCs/>
+          <w:lang w:val="de-DE"/>
+        </w:rPr>
+        <w:t>jemandem</w:t>
+      </w:r>
+      <w:r>
+        <w:rPr>
+          <w:lang w:val="de-DE"/>
+        </w:rPr>
+        <w:t xml:space="preserve"> etwas schicken</w:t>
+      </w:r>
+      <w:r>
+        <w:rPr>
+          <w:lang w:val="de-DE"/>
+        </w:rPr>
+        <w:br/>
+      </w:r>
+      <w:r>
+        <w:rPr>
+          <w:b/>
+          <w:bCs/>
+          <w:lang w:val="de-DE"/>
+        </w:rPr>
+        <w:t>jemandem</w:t>
+      </w:r>
+      <w:r>
+        <w:rPr>
+          <w:lang w:val="de-DE"/>
+        </w:rPr>
+        <w:t xml:space="preserve"> etwas zeigen</w:t>
+      </w:r>
+    </w:p>
+    <w:p>
+      <w:pPr>
+        <w:numPr>
+          <w:ilvl w:val="0"/>
+          <w:numId w:val="3"/>
+        </w:numPr>
+        <w:tabs>
+          <w:tab w:val="clear" w:pos="720"/>
+          <w:tab w:val="num" w:pos="1440"/>
+        </w:tabs>
+        <w:ind w:left="1440"/>
+      </w:pPr>
+      <w:r>
+        <w:rPr>
+          <w:b/>
+          <w:bCs/>
+        </w:rPr>
+        <w:t>Dativ</w:t>
+      </w:r>
+      <w:r>
+        <w:t xml:space="preserve"> → the </w:t>
+      </w:r>
+      <w:r>
+        <w:rPr>
+          <w:b/>
+          <w:bCs/>
+        </w:rPr>
+        <w:t>person</w:t>
+      </w:r>
+      <w:r>
+        <w:t xml:space="preserve"> receiving/experiencing something</w:t>
+      </w:r>
+    </w:p>
+    <w:p>
+      <w:pPr>
+        <w:numPr>
+          <w:ilvl w:val="0"/>
+          <w:numId w:val="3"/>
+        </w:numPr>
+        <w:tabs>
+          <w:tab w:val="clear" w:pos="720"/>
+          <w:tab w:val="num" w:pos="1440"/>
+        </w:tabs>
+        <w:ind w:left="1440"/>
+      </w:pPr>
+      <w:r>
+        <w:rPr>
+          <w:b/>
+          <w:bCs/>
+        </w:rPr>
+        <w:t>Akkusativ</w:t>
+      </w:r>
+      <w:r>
+        <w:t xml:space="preserve"> → the </w:t>
+      </w:r>
+      <w:r>
+        <w:rPr>
+          <w:b/>
+          <w:bCs/>
+        </w:rPr>
+        <w:t>thing</w:t>
+      </w:r>
+      <w:r>
+        <w:t xml:space="preserve"> being sent/shown</w:t>
+      </w:r>
+    </w:p>
+    <w:p>
+      <w:pPr>
+        <w:ind w:left="720"/>
+      </w:pPr>
+      <w:r>
+        <w:t>Think:</w:t>
+      </w:r>
+    </w:p>
+    <w:p>
+      <w:pPr>
+        <w:ind w:left="720"/>
+      </w:pPr>
+      <w:r>
+        <w:rPr>
+          <w:b/>
+          <w:bCs/>
+        </w:rPr>
+        <w:t>WHO gets it? → Dativ</w:t>
+      </w:r>
+      <w:r>
+        <w:br/>
+      </w:r>
+      <w:r>
+        <w:rPr>
+          <w:b/>
+          <w:bCs/>
+        </w:rPr>
+        <w:t>WHAT do they get? → Akkusativ</w:t>
+      </w:r>
+    </w:p>
+    <w:p>
+      <w:pPr>
+        <w:pStyle w:val="ListParagraph"/>
+        <w:numPr>
+          <w:ilvl w:val="0"/>
+          <w:numId w:val="4"/>
+        </w:numPr>
+      </w:pPr>
+      <w:r>
+        <w:t>Verbs with da</w:t>
+      </w:r>
+      <w:r>
+        <w:t>t</w:t>
+      </w:r>
+      <w:r>
+        <w:t>iv:</w:t>
+      </w:r>
+    </w:p>
+    <w:p>
+      <w:pPr>
+        <w:pStyle w:val="ListParagraph"/>
+        <w:numPr>
+          <w:ilvl w:val="1"/>
+          <w:numId w:val="4"/>
+        </w:numPr>
+        <w:rPr>
+          <w:lang w:val="de-DE"/>
+        </w:rPr>
+      </w:pPr>
+      <w:r>
+        <w:rPr>
+          <w:lang w:val="de-DE"/>
+        </w:rPr>
+        <w:t xml:space="preserve">Helfen, Passen, </w:t>
+      </w:r>
+      <w:r>
+        <w:rPr>
+          <w:lang w:val="de-DE"/>
+        </w:rPr>
+        <w:t>gratuliere</w:t>
+      </w:r>
+      <w:r>
+        <w:rPr>
+          <w:lang w:val="de-DE"/>
+        </w:rPr>
+        <w:t>n, schmecken, danken,</w:t>
+      </w:r>
+      <w:r>
+        <w:rPr>
+          <w:lang w:val="de-DE"/>
+        </w:rPr>
+        <w:t xml:space="preserve"> gehen, leidtuten</w:t>
+      </w:r>
+    </w:p>
+    <w:p>
+      <w:pPr>
+        <w:pStyle w:val="ListParagraph"/>
+        <w:numPr>
+          <w:ilvl w:val="0"/>
+          <w:numId w:val="4"/>
+        </w:numPr>
+        <w:rPr>
+          <w:lang w:val="de-DE"/>
+        </w:rPr>
+      </w:pPr>
+      <w:r>
+        <w:rPr>
+          <w:lang w:val="de-DE"/>
+        </w:rPr>
+        <w:t>Ausrichten, sagen + dativ</w:t>
+      </w:r>
     </w:p>
     <w:sectPr>
       <w:pgSz w:w="11906" w:h="16838"/>
@@ -1726,6 +2622,381 @@
 <file path=word/numbering.xml><?xml version="1.0" encoding="utf-8"?>
 <w:numbering xmlns:wpc="http://schemas.microsoft.com/office/word/2010/wordprocessingCanvas" xmlns:cx="http://schemas.microsoft.com/office/drawing/2014/chartex" xmlns:cx1="http://schemas.microsoft.com/office/drawing/2015/9/8/chartex" xmlns:cx2="http://schemas.microsoft.com/office/drawing/2015/10/21/chartex" xmlns:cx3="http://schemas.microsoft.com/office/drawing/2016/5/9/chartex" xmlns:cx4="http://schemas.microsoft.com/office/drawing/2016/5/10/chartex" xmlns:cx5="http://schemas.microsoft.com/office/drawing/2016/5/11/chartex" xmlns:cx6="http://schemas.microsoft.com/office/drawing/2016/5/12/chartex" xmlns:cx7="http://schemas.microsoft.com/office/drawing/2016/5/13/chartex" xmlns:cx8="http://schemas.microsoft.com/office/drawing/2016/5/14/chartex" xmlns:mc="http://schemas.openxmlformats.org/markup-compatibility/2006" xmlns:aink="http://schemas.microsoft.com/office/drawing/2016/ink" xmlns:am3d="http://schemas.microsoft.com/office/drawing/2017/model3d" xmlns:o="urn:schemas-microsoft-com:office:office" xmlns:oel="http://schemas.microsoft.com/office/2019/extlst" xmlns:r="http://schemas.openxmlformats.org/officeDocument/2006/relationships" xmlns:m="http://schemas.openxmlformats.org/officeDocument/2006/math" xmlns:v="urn:schemas-microsoft-com:vml" xmlns:wp14="http://schemas.microsoft.com/office/word/2010/wordprocessingDrawing" xmlns:wp="http://schemas.openxmlformats.org/drawingml/2006/wordprocessingDrawing" xmlns:w10="urn:schemas-microsoft-com:office:word" xmlns:w="http://schemas.openxmlformats.org/wordprocessingml/2006/main" xmlns:w14="http://schemas.microsoft.com/office/word/2010/wordml" xmlns:w15="http://schemas.microsoft.com/office/word/2012/wordml" xmlns:w16cex="http://schemas.microsoft.com/office/word/2018/wordml/cex" xmlns:w16cid="http://schemas.microsoft.com/office/word/2016/wordml/cid" xmlns:w16="http://schemas.microsoft.com/office/word/2018/wordml" xmlns:w16du="http://schemas.microsoft.com/office/word/2023/wordml/word16du" xmlns:w16sdtdh="http://schemas.microsoft.com/office/word/2020/wordml/sdtdatahash" xmlns:w16sdtfl="http://schemas.microsoft.com/office/word/2024/wordml/sdtformatlock" xmlns:w16se="http://schemas.microsoft.com/office/word/2015/wordml/symex" xmlns:wpg="http://schemas.microsoft.com/office/word/2010/wordprocessingGroup" xmlns:wpi="http://schemas.microsoft.com/office/word/2010/wordprocessingInk" xmlns:wne="http://schemas.microsoft.com/office/word/2006/wordml" xmlns:wps="http://schemas.microsoft.com/office/word/2010/wordprocessingShape" mc:Ignorable="w14 w15 w16se w16cid w16 w16cex w16sdtdh w16sdtfl w16du wp14">
   <w:abstractNum w:abstractNumId="0" w15:restartNumberingAfterBreak="0">
+    <w:nsid w:val="0CFC58AB"/>
+    <w:multiLevelType w:val="multilevel"/>
+    <w:tmpl w:val="D63E9598"/>
+    <w:lvl w:ilvl="0">
+      <w:start w:val="1"/>
+      <w:numFmt w:val="bullet"/>
+      <w:lvlText w:val=""/>
+      <w:lvlJc w:val="left"/>
+      <w:pPr>
+        <w:tabs>
+          <w:tab w:val="num" w:pos="720"/>
+        </w:tabs>
+        <w:ind w:left="720" w:hanging="360"/>
+      </w:pPr>
+      <w:rPr>
+        <w:rFonts w:ascii="Symbol" w:hAnsi="Symbol" w:hint="default"/>
+        <w:sz w:val="20"/>
+      </w:rPr>
+    </w:lvl>
+    <w:lvl w:ilvl="1" w:tentative="1">
+      <w:start w:val="1"/>
+      <w:numFmt w:val="bullet"/>
+      <w:lvlText w:val="o"/>
+      <w:lvlJc w:val="left"/>
+      <w:pPr>
+        <w:tabs>
+          <w:tab w:val="num" w:pos="1440"/>
+        </w:tabs>
+        <w:ind w:left="1440" w:hanging="360"/>
+      </w:pPr>
+      <w:rPr>
+        <w:rFonts w:ascii="Courier New" w:hAnsi="Courier New" w:hint="default"/>
+        <w:sz w:val="20"/>
+      </w:rPr>
+    </w:lvl>
+    <w:lvl w:ilvl="2" w:tentative="1">
+      <w:start w:val="1"/>
+      <w:numFmt w:val="bullet"/>
+      <w:lvlText w:val=""/>
+      <w:lvlJc w:val="left"/>
+      <w:pPr>
+        <w:tabs>
+          <w:tab w:val="num" w:pos="2160"/>
+        </w:tabs>
+        <w:ind w:left="2160" w:hanging="360"/>
+      </w:pPr>
+      <w:rPr>
+        <w:rFonts w:ascii="Wingdings" w:hAnsi="Wingdings" w:hint="default"/>
+        <w:sz w:val="20"/>
+      </w:rPr>
+    </w:lvl>
+    <w:lvl w:ilvl="3" w:tentative="1">
+      <w:start w:val="1"/>
+      <w:numFmt w:val="bullet"/>
+      <w:lvlText w:val=""/>
+      <w:lvlJc w:val="left"/>
+      <w:pPr>
+        <w:tabs>
+          <w:tab w:val="num" w:pos="2880"/>
+        </w:tabs>
+        <w:ind w:left="2880" w:hanging="360"/>
+      </w:pPr>
+      <w:rPr>
+        <w:rFonts w:ascii="Wingdings" w:hAnsi="Wingdings" w:hint="default"/>
+        <w:sz w:val="20"/>
+      </w:rPr>
+    </w:lvl>
+    <w:lvl w:ilvl="4" w:tentative="1">
+      <w:start w:val="1"/>
+      <w:numFmt w:val="bullet"/>
+      <w:lvlText w:val=""/>
+      <w:lvlJc w:val="left"/>
+      <w:pPr>
+        <w:tabs>
+          <w:tab w:val="num" w:pos="3600"/>
+        </w:tabs>
+        <w:ind w:left="3600" w:hanging="360"/>
+      </w:pPr>
+      <w:rPr>
+        <w:rFonts w:ascii="Wingdings" w:hAnsi="Wingdings" w:hint="default"/>
+        <w:sz w:val="20"/>
+      </w:rPr>
+    </w:lvl>
+    <w:lvl w:ilvl="5" w:tentative="1">
+      <w:start w:val="1"/>
+      <w:numFmt w:val="bullet"/>
+      <w:lvlText w:val=""/>
+      <w:lvlJc w:val="left"/>
+      <w:pPr>
+        <w:tabs>
+          <w:tab w:val="num" w:pos="4320"/>
+        </w:tabs>
+        <w:ind w:left="4320" w:hanging="360"/>
+      </w:pPr>
+      <w:rPr>
+        <w:rFonts w:ascii="Wingdings" w:hAnsi="Wingdings" w:hint="default"/>
+        <w:sz w:val="20"/>
+      </w:rPr>
+    </w:lvl>
+    <w:lvl w:ilvl="6" w:tentative="1">
+      <w:start w:val="1"/>
+      <w:numFmt w:val="bullet"/>
+      <w:lvlText w:val=""/>
+      <w:lvlJc w:val="left"/>
+      <w:pPr>
+        <w:tabs>
+          <w:tab w:val="num" w:pos="5040"/>
+        </w:tabs>
+        <w:ind w:left="5040" w:hanging="360"/>
+      </w:pPr>
+      <w:rPr>
+        <w:rFonts w:ascii="Wingdings" w:hAnsi="Wingdings" w:hint="default"/>
+        <w:sz w:val="20"/>
+      </w:rPr>
+    </w:lvl>
+    <w:lvl w:ilvl="7" w:tentative="1">
+      <w:start w:val="1"/>
+      <w:numFmt w:val="bullet"/>
+      <w:lvlText w:val=""/>
+      <w:lvlJc w:val="left"/>
+      <w:pPr>
+        <w:tabs>
+          <w:tab w:val="num" w:pos="5760"/>
+        </w:tabs>
+        <w:ind w:left="5760" w:hanging="360"/>
+      </w:pPr>
+      <w:rPr>
+        <w:rFonts w:ascii="Wingdings" w:hAnsi="Wingdings" w:hint="default"/>
+        <w:sz w:val="20"/>
+      </w:rPr>
+    </w:lvl>
+    <w:lvl w:ilvl="8" w:tentative="1">
+      <w:start w:val="1"/>
+      <w:numFmt w:val="bullet"/>
+      <w:lvlText w:val=""/>
+      <w:lvlJc w:val="left"/>
+      <w:pPr>
+        <w:tabs>
+          <w:tab w:val="num" w:pos="6480"/>
+        </w:tabs>
+        <w:ind w:left="6480" w:hanging="360"/>
+      </w:pPr>
+      <w:rPr>
+        <w:rFonts w:ascii="Wingdings" w:hAnsi="Wingdings" w:hint="default"/>
+        <w:sz w:val="20"/>
+      </w:rPr>
+    </w:lvl>
+  </w:abstractNum>
+  <w:abstractNum w:abstractNumId="1" w15:restartNumberingAfterBreak="0">
+    <w:nsid w:val="1B88718D"/>
+    <w:multiLevelType w:val="hybridMultilevel"/>
+    <w:tmpl w:val="FC222D68"/>
+    <w:lvl w:ilvl="0" w:tplc="0C090001">
+      <w:start w:val="1"/>
+      <w:numFmt w:val="bullet"/>
+      <w:lvlText w:val=""/>
+      <w:lvlJc w:val="left"/>
+      <w:pPr>
+        <w:ind w:left="720" w:hanging="360"/>
+      </w:pPr>
+      <w:rPr>
+        <w:rFonts w:ascii="Symbol" w:hAnsi="Symbol" w:hint="default"/>
+      </w:rPr>
+    </w:lvl>
+    <w:lvl w:ilvl="1" w:tplc="0C090003" w:tentative="1">
+      <w:start w:val="1"/>
+      <w:numFmt w:val="bullet"/>
+      <w:lvlText w:val="o"/>
+      <w:lvlJc w:val="left"/>
+      <w:pPr>
+        <w:ind w:left="1440" w:hanging="360"/>
+      </w:pPr>
+      <w:rPr>
+        <w:rFonts w:ascii="Courier New" w:hAnsi="Courier New" w:cs="Courier New" w:hint="default"/>
+      </w:rPr>
+    </w:lvl>
+    <w:lvl w:ilvl="2" w:tplc="0C090005" w:tentative="1">
+      <w:start w:val="1"/>
+      <w:numFmt w:val="bullet"/>
+      <w:lvlText w:val=""/>
+      <w:lvlJc w:val="left"/>
+      <w:pPr>
+        <w:ind w:left="2160" w:hanging="360"/>
+      </w:pPr>
+      <w:rPr>
+        <w:rFonts w:ascii="Wingdings" w:hAnsi="Wingdings" w:hint="default"/>
+      </w:rPr>
+    </w:lvl>
+    <w:lvl w:ilvl="3" w:tplc="0C090001" w:tentative="1">
+      <w:start w:val="1"/>
+      <w:numFmt w:val="bullet"/>
+      <w:lvlText w:val=""/>
+      <w:lvlJc w:val="left"/>
+      <w:pPr>
+        <w:ind w:left="2880" w:hanging="360"/>
+      </w:pPr>
+      <w:rPr>
+        <w:rFonts w:ascii="Symbol" w:hAnsi="Symbol" w:hint="default"/>
+      </w:rPr>
+    </w:lvl>
+    <w:lvl w:ilvl="4" w:tplc="0C090003" w:tentative="1">
+      <w:start w:val="1"/>
+      <w:numFmt w:val="bullet"/>
+      <w:lvlText w:val="o"/>
+      <w:lvlJc w:val="left"/>
+      <w:pPr>
+        <w:ind w:left="3600" w:hanging="360"/>
+      </w:pPr>
+      <w:rPr>
+        <w:rFonts w:ascii="Courier New" w:hAnsi="Courier New" w:cs="Courier New" w:hint="default"/>
+      </w:rPr>
+    </w:lvl>
+    <w:lvl w:ilvl="5" w:tplc="0C090005" w:tentative="1">
+      <w:start w:val="1"/>
+      <w:numFmt w:val="bullet"/>
+      <w:lvlText w:val=""/>
+      <w:lvlJc w:val="left"/>
+      <w:pPr>
+        <w:ind w:left="4320" w:hanging="360"/>
+      </w:pPr>
+      <w:rPr>
+        <w:rFonts w:ascii="Wingdings" w:hAnsi="Wingdings" w:hint="default"/>
+      </w:rPr>
+    </w:lvl>
+    <w:lvl w:ilvl="6" w:tplc="0C090001" w:tentative="1">
+      <w:start w:val="1"/>
+      <w:numFmt w:val="bullet"/>
+      <w:lvlText w:val=""/>
+      <w:lvlJc w:val="left"/>
+      <w:pPr>
+        <w:ind w:left="5040" w:hanging="360"/>
+      </w:pPr>
+      <w:rPr>
+        <w:rFonts w:ascii="Symbol" w:hAnsi="Symbol" w:hint="default"/>
+      </w:rPr>
+    </w:lvl>
+    <w:lvl w:ilvl="7" w:tplc="0C090003" w:tentative="1">
+      <w:start w:val="1"/>
+      <w:numFmt w:val="bullet"/>
+      <w:lvlText w:val="o"/>
+      <w:lvlJc w:val="left"/>
+      <w:pPr>
+        <w:ind w:left="5760" w:hanging="360"/>
+      </w:pPr>
+      <w:rPr>
+        <w:rFonts w:ascii="Courier New" w:hAnsi="Courier New" w:cs="Courier New" w:hint="default"/>
+      </w:rPr>
+    </w:lvl>
+    <w:lvl w:ilvl="8" w:tplc="0C090005" w:tentative="1">
+      <w:start w:val="1"/>
+      <w:numFmt w:val="bullet"/>
+      <w:lvlText w:val=""/>
+      <w:lvlJc w:val="left"/>
+      <w:pPr>
+        <w:ind w:left="6480" w:hanging="360"/>
+      </w:pPr>
+      <w:rPr>
+        <w:rFonts w:ascii="Wingdings" w:hAnsi="Wingdings" w:hint="default"/>
+      </w:rPr>
+    </w:lvl>
+  </w:abstractNum>
+  <w:abstractNum w:abstractNumId="2" w15:restartNumberingAfterBreak="0">
+    <w:nsid w:val="5B48217A"/>
+    <w:multiLevelType w:val="hybridMultilevel"/>
+    <w:tmpl w:val="33049E5E"/>
+    <w:lvl w:ilvl="0" w:tplc="0C090001">
+      <w:start w:val="1"/>
+      <w:numFmt w:val="bullet"/>
+      <w:lvlText w:val=""/>
+      <w:lvlJc w:val="left"/>
+      <w:pPr>
+        <w:ind w:left="720" w:hanging="360"/>
+      </w:pPr>
+      <w:rPr>
+        <w:rFonts w:ascii="Symbol" w:hAnsi="Symbol" w:hint="default"/>
+      </w:rPr>
+    </w:lvl>
+    <w:lvl w:ilvl="1" w:tplc="0C090003">
+      <w:start w:val="1"/>
+      <w:numFmt w:val="bullet"/>
+      <w:lvlText w:val="o"/>
+      <w:lvlJc w:val="left"/>
+      <w:pPr>
+        <w:ind w:left="1440" w:hanging="360"/>
+      </w:pPr>
+      <w:rPr>
+        <w:rFonts w:ascii="Courier New" w:hAnsi="Courier New" w:cs="Courier New" w:hint="default"/>
+      </w:rPr>
+    </w:lvl>
+    <w:lvl w:ilvl="2" w:tplc="0C090005" w:tentative="1">
+      <w:start w:val="1"/>
+      <w:numFmt w:val="bullet"/>
+      <w:lvlText w:val=""/>
+      <w:lvlJc w:val="left"/>
+      <w:pPr>
+        <w:ind w:left="2160" w:hanging="360"/>
+      </w:pPr>
+      <w:rPr>
+        <w:rFonts w:ascii="Wingdings" w:hAnsi="Wingdings" w:hint="default"/>
+      </w:rPr>
+    </w:lvl>
+    <w:lvl w:ilvl="3" w:tplc="0C090001" w:tentative="1">
+      <w:start w:val="1"/>
+      <w:numFmt w:val="bullet"/>
+      <w:lvlText w:val=""/>
+      <w:lvlJc w:val="left"/>
+      <w:pPr>
+        <w:ind w:left="2880" w:hanging="360"/>
+      </w:pPr>
+      <w:rPr>
+        <w:rFonts w:ascii="Symbol" w:hAnsi="Symbol" w:hint="default"/>
+      </w:rPr>
+    </w:lvl>
+    <w:lvl w:ilvl="4" w:tplc="0C090003" w:tentative="1">
+      <w:start w:val="1"/>
+      <w:numFmt w:val="bullet"/>
+      <w:lvlText w:val="o"/>
+      <w:lvlJc w:val="left"/>
+      <w:pPr>
+        <w:ind w:left="3600" w:hanging="360"/>
+      </w:pPr>
+      <w:rPr>
+        <w:rFonts w:ascii="Courier New" w:hAnsi="Courier New" w:cs="Courier New" w:hint="default"/>
+      </w:rPr>
+    </w:lvl>
+    <w:lvl w:ilvl="5" w:tplc="0C090005" w:tentative="1">
+      <w:start w:val="1"/>
+      <w:numFmt w:val="bullet"/>
+      <w:lvlText w:val=""/>
+      <w:lvlJc w:val="left"/>
+      <w:pPr>
+        <w:ind w:left="4320" w:hanging="360"/>
+      </w:pPr>
+      <w:rPr>
+        <w:rFonts w:ascii="Wingdings" w:hAnsi="Wingdings" w:hint="default"/>
+      </w:rPr>
+    </w:lvl>
+    <w:lvl w:ilvl="6" w:tplc="0C090001" w:tentative="1">
+      <w:start w:val="1"/>
+      <w:numFmt w:val="bullet"/>
+      <w:lvlText w:val=""/>
+      <w:lvlJc w:val="left"/>
+      <w:pPr>
+        <w:ind w:left="5040" w:hanging="360"/>
+      </w:pPr>
+      <w:rPr>
+        <w:rFonts w:ascii="Symbol" w:hAnsi="Symbol" w:hint="default"/>
+      </w:rPr>
+    </w:lvl>
+    <w:lvl w:ilvl="7" w:tplc="0C090003" w:tentative="1">
+      <w:start w:val="1"/>
+      <w:numFmt w:val="bullet"/>
+      <w:lvlText w:val="o"/>
+      <w:lvlJc w:val="left"/>
+      <w:pPr>
+        <w:ind w:left="5760" w:hanging="360"/>
+      </w:pPr>
+      <w:rPr>
+        <w:rFonts w:ascii="Courier New" w:hAnsi="Courier New" w:cs="Courier New" w:hint="default"/>
+      </w:rPr>
+    </w:lvl>
+    <w:lvl w:ilvl="8" w:tplc="0C090005" w:tentative="1">
+      <w:start w:val="1"/>
+      <w:numFmt w:val="bullet"/>
+      <w:lvlText w:val=""/>
+      <w:lvlJc w:val="left"/>
+      <w:pPr>
+        <w:ind w:left="6480" w:hanging="360"/>
+      </w:pPr>
+      <w:rPr>
+        <w:rFonts w:ascii="Wingdings" w:hAnsi="Wingdings" w:hint="default"/>
+      </w:rPr>
+    </w:lvl>
+  </w:abstractNum>
+  <w:abstractNum w:abstractNumId="3" w15:restartNumberingAfterBreak="0">
     <w:nsid w:val="5EB47B7E"/>
     <w:multiLevelType w:val="hybridMultilevel"/>
     <w:tmpl w:val="91A26322"/>
@@ -1839,7 +3110,16 @@
     </w:lvl>
   </w:abstractNum>
   <w:num w:numId="1" w16cid:durableId="143275547">
+    <w:abstractNumId w:val="3"/>
+  </w:num>
+  <w:num w:numId="2" w16cid:durableId="1619138218">
+    <w:abstractNumId w:val="1"/>
+  </w:num>
+  <w:num w:numId="3" w16cid:durableId="640774810">
     <w:abstractNumId w:val="0"/>
+  </w:num>
+  <w:num w:numId="4" w16cid:durableId="214582131">
+    <w:abstractNumId w:val="2"/>
   </w:num>
 </w:numbering>
 </file>
@@ -2759,6 +4039,349 @@
       <w:spacing w:val="5"/>
     </w:rPr>
   </w:style>
+  <w:style w:type="table" w:styleId="TableGrid">
+    <w:name w:val="Table Grid"/>
+    <w:basedOn w:val="TableNormal"/>
+    <w:uiPriority w:val="39"/>
+    <w:rsid w:val="00873826"/>
+    <w:pPr>
+      <w:spacing w:after="0" w:line="240" w:lineRule="auto"/>
+    </w:pPr>
+    <w:tblPr>
+      <w:tblBorders>
+        <w:top w:val="single" w:sz="4" w:space="0" w:color="auto"/>
+        <w:left w:val="single" w:sz="4" w:space="0" w:color="auto"/>
+        <w:bottom w:val="single" w:sz="4" w:space="0" w:color="auto"/>
+        <w:right w:val="single" w:sz="4" w:space="0" w:color="auto"/>
+        <w:insideH w:val="single" w:sz="4" w:space="0" w:color="auto"/>
+        <w:insideV w:val="single" w:sz="4" w:space="0" w:color="auto"/>
+      </w:tblBorders>
+    </w:tblPr>
+  </w:style>
+  <w:style w:type="table" w:styleId="PlainTable2">
+    <w:name w:val="Plain Table 2"/>
+    <w:basedOn w:val="TableNormal"/>
+    <w:uiPriority w:val="42"/>
+    <w:rsid w:val="00873826"/>
+    <w:pPr>
+      <w:spacing w:after="0" w:line="240" w:lineRule="auto"/>
+    </w:pPr>
+    <w:tblPr>
+      <w:tblStyleRowBandSize w:val="1"/>
+      <w:tblStyleColBandSize w:val="1"/>
+      <w:tblBorders>
+        <w:top w:val="single" w:sz="4" w:space="0" w:color="7F7F7F" w:themeColor="text1" w:themeTint="80"/>
+        <w:bottom w:val="single" w:sz="4" w:space="0" w:color="7F7F7F" w:themeColor="text1" w:themeTint="80"/>
+      </w:tblBorders>
+    </w:tblPr>
+    <w:tblStylePr w:type="firstRow">
+      <w:rPr>
+        <w:b/>
+        <w:bCs/>
+      </w:rPr>
+      <w:tblPr/>
+      <w:tcPr>
+        <w:tcBorders>
+          <w:bottom w:val="single" w:sz="4" w:space="0" w:color="7F7F7F" w:themeColor="text1" w:themeTint="80"/>
+        </w:tcBorders>
+      </w:tcPr>
+    </w:tblStylePr>
+    <w:tblStylePr w:type="lastRow">
+      <w:rPr>
+        <w:b/>
+        <w:bCs/>
+      </w:rPr>
+      <w:tblPr/>
+      <w:tcPr>
+        <w:tcBorders>
+          <w:top w:val="single" w:sz="4" w:space="0" w:color="7F7F7F" w:themeColor="text1" w:themeTint="80"/>
+        </w:tcBorders>
+      </w:tcPr>
+    </w:tblStylePr>
+    <w:tblStylePr w:type="firstCol">
+      <w:rPr>
+        <w:b/>
+        <w:bCs/>
+      </w:rPr>
+    </w:tblStylePr>
+    <w:tblStylePr w:type="lastCol">
+      <w:rPr>
+        <w:b/>
+        <w:bCs/>
+      </w:rPr>
+    </w:tblStylePr>
+    <w:tblStylePr w:type="band1Vert">
+      <w:tblPr/>
+      <w:tcPr>
+        <w:tcBorders>
+          <w:left w:val="single" w:sz="4" w:space="0" w:color="7F7F7F" w:themeColor="text1" w:themeTint="80"/>
+          <w:right w:val="single" w:sz="4" w:space="0" w:color="7F7F7F" w:themeColor="text1" w:themeTint="80"/>
+        </w:tcBorders>
+      </w:tcPr>
+    </w:tblStylePr>
+    <w:tblStylePr w:type="band2Vert">
+      <w:tblPr/>
+      <w:tcPr>
+        <w:tcBorders>
+          <w:left w:val="single" w:sz="4" w:space="0" w:color="7F7F7F" w:themeColor="text1" w:themeTint="80"/>
+          <w:right w:val="single" w:sz="4" w:space="0" w:color="7F7F7F" w:themeColor="text1" w:themeTint="80"/>
+        </w:tcBorders>
+      </w:tcPr>
+    </w:tblStylePr>
+    <w:tblStylePr w:type="band1Horz">
+      <w:tblPr/>
+      <w:tcPr>
+        <w:tcBorders>
+          <w:top w:val="single" w:sz="4" w:space="0" w:color="7F7F7F" w:themeColor="text1" w:themeTint="80"/>
+          <w:bottom w:val="single" w:sz="4" w:space="0" w:color="7F7F7F" w:themeColor="text1" w:themeTint="80"/>
+        </w:tcBorders>
+      </w:tcPr>
+    </w:tblStylePr>
+  </w:style>
+  <w:style w:type="table" w:styleId="PlainTable4">
+    <w:name w:val="Plain Table 4"/>
+    <w:basedOn w:val="TableNormal"/>
+    <w:uiPriority w:val="44"/>
+    <w:rsid w:val="00873826"/>
+    <w:pPr>
+      <w:spacing w:after="0" w:line="240" w:lineRule="auto"/>
+    </w:pPr>
+    <w:tblPr>
+      <w:tblStyleRowBandSize w:val="1"/>
+      <w:tblStyleColBandSize w:val="1"/>
+    </w:tblPr>
+    <w:tblStylePr w:type="firstRow">
+      <w:rPr>
+        <w:b/>
+        <w:bCs/>
+      </w:rPr>
+    </w:tblStylePr>
+    <w:tblStylePr w:type="lastRow">
+      <w:rPr>
+        <w:b/>
+        <w:bCs/>
+      </w:rPr>
+    </w:tblStylePr>
+    <w:tblStylePr w:type="firstCol">
+      <w:rPr>
+        <w:b/>
+        <w:bCs/>
+      </w:rPr>
+    </w:tblStylePr>
+    <w:tblStylePr w:type="lastCol">
+      <w:rPr>
+        <w:b/>
+        <w:bCs/>
+      </w:rPr>
+    </w:tblStylePr>
+    <w:tblStylePr w:type="band1Vert">
+      <w:tblPr/>
+      <w:tcPr>
+        <w:shd w:val="clear" w:color="auto" w:fill="F2F2F2" w:themeFill="background1" w:themeFillShade="F2"/>
+      </w:tcPr>
+    </w:tblStylePr>
+    <w:tblStylePr w:type="band1Horz">
+      <w:tblPr/>
+      <w:tcPr>
+        <w:shd w:val="clear" w:color="auto" w:fill="F2F2F2" w:themeFill="background1" w:themeFillShade="F2"/>
+      </w:tcPr>
+    </w:tblStylePr>
+  </w:style>
+  <w:style w:type="table" w:styleId="PlainTable5">
+    <w:name w:val="Plain Table 5"/>
+    <w:basedOn w:val="TableNormal"/>
+    <w:uiPriority w:val="45"/>
+    <w:rsid w:val="00873826"/>
+    <w:pPr>
+      <w:spacing w:after="0" w:line="240" w:lineRule="auto"/>
+    </w:pPr>
+    <w:tblPr>
+      <w:tblStyleRowBandSize w:val="1"/>
+      <w:tblStyleColBandSize w:val="1"/>
+    </w:tblPr>
+    <w:tblStylePr w:type="firstRow">
+      <w:rPr>
+        <w:rFonts w:asciiTheme="majorHAnsi" w:eastAsiaTheme="majorEastAsia" w:hAnsiTheme="majorHAnsi" w:cstheme="majorBidi"/>
+        <w:i/>
+        <w:iCs/>
+        <w:sz w:val="26"/>
+      </w:rPr>
+      <w:tblPr/>
+      <w:tcPr>
+        <w:tcBorders>
+          <w:bottom w:val="single" w:sz="4" w:space="0" w:color="7F7F7F" w:themeColor="text1" w:themeTint="80"/>
+        </w:tcBorders>
+        <w:shd w:val="clear" w:color="auto" w:fill="FFFFFF" w:themeFill="background1"/>
+      </w:tcPr>
+    </w:tblStylePr>
+    <w:tblStylePr w:type="lastRow">
+      <w:rPr>
+        <w:rFonts w:asciiTheme="majorHAnsi" w:eastAsiaTheme="majorEastAsia" w:hAnsiTheme="majorHAnsi" w:cstheme="majorBidi"/>
+        <w:i/>
+        <w:iCs/>
+        <w:sz w:val="26"/>
+      </w:rPr>
+      <w:tblPr/>
+      <w:tcPr>
+        <w:tcBorders>
+          <w:top w:val="single" w:sz="4" w:space="0" w:color="7F7F7F" w:themeColor="text1" w:themeTint="80"/>
+        </w:tcBorders>
+        <w:shd w:val="clear" w:color="auto" w:fill="FFFFFF" w:themeFill="background1"/>
+      </w:tcPr>
+    </w:tblStylePr>
+    <w:tblStylePr w:type="firstCol">
+      <w:pPr>
+        <w:jc w:val="right"/>
+      </w:pPr>
+      <w:rPr>
+        <w:rFonts w:asciiTheme="majorHAnsi" w:eastAsiaTheme="majorEastAsia" w:hAnsiTheme="majorHAnsi" w:cstheme="majorBidi"/>
+        <w:i/>
+        <w:iCs/>
+        <w:sz w:val="26"/>
+      </w:rPr>
+      <w:tblPr/>
+      <w:tcPr>
+        <w:tcBorders>
+          <w:right w:val="single" w:sz="4" w:space="0" w:color="7F7F7F" w:themeColor="text1" w:themeTint="80"/>
+        </w:tcBorders>
+        <w:shd w:val="clear" w:color="auto" w:fill="FFFFFF" w:themeFill="background1"/>
+      </w:tcPr>
+    </w:tblStylePr>
+    <w:tblStylePr w:type="lastCol">
+      <w:rPr>
+        <w:rFonts w:asciiTheme="majorHAnsi" w:eastAsiaTheme="majorEastAsia" w:hAnsiTheme="majorHAnsi" w:cstheme="majorBidi"/>
+        <w:i/>
+        <w:iCs/>
+        <w:sz w:val="26"/>
+      </w:rPr>
+      <w:tblPr/>
+      <w:tcPr>
+        <w:tcBorders>
+          <w:left w:val="single" w:sz="4" w:space="0" w:color="7F7F7F" w:themeColor="text1" w:themeTint="80"/>
+        </w:tcBorders>
+        <w:shd w:val="clear" w:color="auto" w:fill="FFFFFF" w:themeFill="background1"/>
+      </w:tcPr>
+    </w:tblStylePr>
+    <w:tblStylePr w:type="band1Vert">
+      <w:tblPr/>
+      <w:tcPr>
+        <w:shd w:val="clear" w:color="auto" w:fill="F2F2F2" w:themeFill="background1" w:themeFillShade="F2"/>
+      </w:tcPr>
+    </w:tblStylePr>
+    <w:tblStylePr w:type="band1Horz">
+      <w:tblPr/>
+      <w:tcPr>
+        <w:shd w:val="clear" w:color="auto" w:fill="F2F2F2" w:themeFill="background1" w:themeFillShade="F2"/>
+      </w:tcPr>
+    </w:tblStylePr>
+    <w:tblStylePr w:type="neCell">
+      <w:tblPr/>
+      <w:tcPr>
+        <w:tcBorders>
+          <w:left w:val="nil"/>
+        </w:tcBorders>
+      </w:tcPr>
+    </w:tblStylePr>
+    <w:tblStylePr w:type="nwCell">
+      <w:tblPr/>
+      <w:tcPr>
+        <w:tcBorders>
+          <w:right w:val="nil"/>
+        </w:tcBorders>
+      </w:tcPr>
+    </w:tblStylePr>
+    <w:tblStylePr w:type="seCell">
+      <w:tblPr/>
+      <w:tcPr>
+        <w:tcBorders>
+          <w:left w:val="nil"/>
+        </w:tcBorders>
+      </w:tcPr>
+    </w:tblStylePr>
+    <w:tblStylePr w:type="swCell">
+      <w:tblPr/>
+      <w:tcPr>
+        <w:tcBorders>
+          <w:right w:val="nil"/>
+        </w:tcBorders>
+      </w:tcPr>
+    </w:tblStylePr>
+  </w:style>
+  <w:style w:type="table" w:styleId="GridTable2">
+    <w:name w:val="Grid Table 2"/>
+    <w:basedOn w:val="TableNormal"/>
+    <w:uiPriority w:val="47"/>
+    <w:rsid w:val="00873826"/>
+    <w:pPr>
+      <w:spacing w:after="0" w:line="240" w:lineRule="auto"/>
+    </w:pPr>
+    <w:tblPr>
+      <w:tblStyleRowBandSize w:val="1"/>
+      <w:tblStyleColBandSize w:val="1"/>
+      <w:tblBorders>
+        <w:top w:val="single" w:sz="2" w:space="0" w:color="666666" w:themeColor="text1" w:themeTint="99"/>
+        <w:bottom w:val="single" w:sz="2" w:space="0" w:color="666666" w:themeColor="text1" w:themeTint="99"/>
+        <w:insideH w:val="single" w:sz="2" w:space="0" w:color="666666" w:themeColor="text1" w:themeTint="99"/>
+        <w:insideV w:val="single" w:sz="2" w:space="0" w:color="666666" w:themeColor="text1" w:themeTint="99"/>
+      </w:tblBorders>
+    </w:tblPr>
+    <w:tblStylePr w:type="firstRow">
+      <w:rPr>
+        <w:b/>
+        <w:bCs/>
+      </w:rPr>
+      <w:tblPr/>
+      <w:tcPr>
+        <w:tcBorders>
+          <w:top w:val="nil"/>
+          <w:bottom w:val="single" w:sz="12" w:space="0" w:color="666666" w:themeColor="text1" w:themeTint="99"/>
+          <w:insideH w:val="nil"/>
+          <w:insideV w:val="nil"/>
+        </w:tcBorders>
+        <w:shd w:val="clear" w:color="auto" w:fill="FFFFFF" w:themeFill="background1"/>
+      </w:tcPr>
+    </w:tblStylePr>
+    <w:tblStylePr w:type="lastRow">
+      <w:rPr>
+        <w:b/>
+        <w:bCs/>
+      </w:rPr>
+      <w:tblPr/>
+      <w:tcPr>
+        <w:tcBorders>
+          <w:top w:val="double" w:sz="2" w:space="0" w:color="666666" w:themeColor="text1" w:themeTint="99"/>
+          <w:bottom w:val="nil"/>
+          <w:insideH w:val="nil"/>
+          <w:insideV w:val="nil"/>
+        </w:tcBorders>
+        <w:shd w:val="clear" w:color="auto" w:fill="FFFFFF" w:themeFill="background1"/>
+      </w:tcPr>
+    </w:tblStylePr>
+    <w:tblStylePr w:type="firstCol">
+      <w:rPr>
+        <w:b/>
+        <w:bCs/>
+      </w:rPr>
+    </w:tblStylePr>
+    <w:tblStylePr w:type="lastCol">
+      <w:rPr>
+        <w:b/>
+        <w:bCs/>
+      </w:rPr>
+    </w:tblStylePr>
+    <w:tblStylePr w:type="band1Vert">
+      <w:tblPr/>
+      <w:tcPr>
+        <w:shd w:val="clear" w:color="auto" w:fill="CCCCCC" w:themeFill="text1" w:themeFillTint="33"/>
+      </w:tcPr>
+    </w:tblStylePr>
+    <w:tblStylePr w:type="band1Horz">
+      <w:tblPr/>
+      <w:tcPr>
+        <w:shd w:val="clear" w:color="auto" w:fill="CCCCCC" w:themeFill="text1" w:themeFillTint="33"/>
+      </w:tcPr>
+    </w:tblStylePr>
+  </w:style>
 </w:styles>
 </file>
 

--- a/A2/Grammar.docx
+++ b/A2/Grammar.docx
@@ -10,11 +10,33 @@
           <w:numId w:val="1"/>
         </w:numPr>
       </w:pPr>
+      <w:proofErr w:type="spellStart"/>
       <w:r>
         <w:rPr>
           <w:lang w:val="en-US"/>
         </w:rPr>
-        <w:t>Ist gewesen is equivalent to war</w:t>
+        <w:t>Ist</w:t>
+      </w:r>
+      <w:proofErr w:type="spellEnd"/>
+      <w:r>
+        <w:rPr>
+          <w:lang w:val="en-US"/>
+        </w:rPr>
+        <w:t xml:space="preserve"> </w:t>
+      </w:r>
+      <w:proofErr w:type="spellStart"/>
+      <w:r>
+        <w:rPr>
+          <w:lang w:val="en-US"/>
+        </w:rPr>
+        <w:t>gewesen</w:t>
+      </w:r>
+      <w:proofErr w:type="spellEnd"/>
+      <w:r>
+        <w:rPr>
+          <w:lang w:val="en-US"/>
+        </w:rPr>
+        <w:t xml:space="preserve"> is equivalent to war</w:t>
       </w:r>
       <w:r>
         <w:rPr>
@@ -95,8 +117,21 @@
           <w:numId w:val="1"/>
         </w:numPr>
       </w:pPr>
-      <w:r>
-        <w:t xml:space="preserve">Genauso + adj + wie </w:t>
+      <w:proofErr w:type="spellStart"/>
+      <w:r>
+        <w:t>Genauso</w:t>
+      </w:r>
+      <w:proofErr w:type="spellEnd"/>
+      <w:r>
+        <w:t xml:space="preserve"> + adj + </w:t>
+      </w:r>
+      <w:proofErr w:type="spellStart"/>
+      <w:r>
+        <w:t>wie</w:t>
+      </w:r>
+      <w:proofErr w:type="spellEnd"/>
+      <w:r>
+        <w:t xml:space="preserve"> </w:t>
       </w:r>
     </w:p>
     <w:p>
@@ -120,7 +155,21 @@
         <w:rPr>
           <w:lang w:val="de-DE"/>
         </w:rPr>
-        <w:t xml:space="preserve"> z.b: </w:t>
+        <w:t xml:space="preserve"> </w:t>
+      </w:r>
+      <w:proofErr w:type="spellStart"/>
+      <w:r>
+        <w:rPr>
+          <w:lang w:val="de-DE"/>
+        </w:rPr>
+        <w:t>z.b</w:t>
+      </w:r>
+      <w:proofErr w:type="spellEnd"/>
+      <w:r>
+        <w:rPr>
+          <w:lang w:val="de-DE"/>
+        </w:rPr>
+        <w:t xml:space="preserve">: </w:t>
       </w:r>
       <w:r>
         <w:rPr>
@@ -221,8 +270,16 @@
         <w:rPr>
           <w:lang w:val="de-DE"/>
         </w:rPr>
-        <w:t>In park, zu karnival</w:t>
-      </w:r>
+        <w:t xml:space="preserve">In park, zu </w:t>
+      </w:r>
+      <w:proofErr w:type="spellStart"/>
+      <w:r>
+        <w:rPr>
+          <w:lang w:val="de-DE"/>
+        </w:rPr>
+        <w:t>karnival</w:t>
+      </w:r>
+      <w:proofErr w:type="spellEnd"/>
     </w:p>
     <w:p>
       <w:pPr>
@@ -275,10 +332,12 @@
             <w:hideMark/>
           </w:tcPr>
           <w:p>
+            <w:proofErr w:type="spellStart"/>
             <w:r>
               <w:lastRenderedPageBreak/>
               <w:t>Kasus</w:t>
             </w:r>
+            <w:proofErr w:type="spellEnd"/>
           </w:p>
         </w:tc>
         <w:tc>
@@ -299,8 +358,13 @@
           </w:tcPr>
           <w:p>
             <w:r>
-              <w:t>Singular maskulin</w:t>
-            </w:r>
+              <w:t xml:space="preserve">Singular </w:t>
+            </w:r>
+            <w:proofErr w:type="spellStart"/>
+            <w:r>
+              <w:t>maskulin</w:t>
+            </w:r>
+            <w:proofErr w:type="spellEnd"/>
           </w:p>
         </w:tc>
         <w:tc>
@@ -321,8 +385,13 @@
           </w:tcPr>
           <w:p>
             <w:r>
-              <w:t>Singular feminin</w:t>
-            </w:r>
+              <w:t xml:space="preserve">Singular </w:t>
+            </w:r>
+            <w:proofErr w:type="spellStart"/>
+            <w:r>
+              <w:t>feminin</w:t>
+            </w:r>
+            <w:proofErr w:type="spellEnd"/>
           </w:p>
         </w:tc>
         <w:tc>
@@ -389,6 +458,7 @@
             <w:hideMark/>
           </w:tcPr>
           <w:p>
+            <w:proofErr w:type="spellStart"/>
             <w:r>
               <w:rPr>
                 <w:b/>
@@ -396,6 +466,7 @@
               </w:rPr>
               <w:t>Nominativ</w:t>
             </w:r>
+            <w:proofErr w:type="spellEnd"/>
           </w:p>
         </w:tc>
         <w:tc>
@@ -415,6 +486,7 @@
             <w:r>
               <w:t xml:space="preserve">der </w:t>
             </w:r>
+            <w:proofErr w:type="spellStart"/>
             <w:r>
               <w:rPr>
                 <w:b/>
@@ -422,9 +494,15 @@
               </w:rPr>
               <w:t>starke</w:t>
             </w:r>
-            <w:r>
-              <w:t xml:space="preserve"> Kaffee</w:t>
-            </w:r>
+            <w:proofErr w:type="spellEnd"/>
+            <w:r>
+              <w:t xml:space="preserve"> </w:t>
+            </w:r>
+            <w:proofErr w:type="spellStart"/>
+            <w:r>
+              <w:t>Kaffee</w:t>
+            </w:r>
+            <w:proofErr w:type="spellEnd"/>
           </w:p>
         </w:tc>
         <w:tc>
@@ -444,6 +522,7 @@
             <w:r>
               <w:t xml:space="preserve">die </w:t>
             </w:r>
+            <w:proofErr w:type="spellStart"/>
             <w:r>
               <w:rPr>
                 <w:b/>
@@ -451,6 +530,7 @@
               </w:rPr>
               <w:t>fettarme</w:t>
             </w:r>
+            <w:proofErr w:type="spellEnd"/>
             <w:r>
               <w:t xml:space="preserve"> Milch</w:t>
             </w:r>
@@ -473,6 +553,7 @@
             <w:r>
               <w:t xml:space="preserve">das </w:t>
             </w:r>
+            <w:proofErr w:type="spellStart"/>
             <w:r>
               <w:rPr>
                 <w:b/>
@@ -480,6 +561,7 @@
               </w:rPr>
               <w:t>helle</w:t>
             </w:r>
+            <w:proofErr w:type="spellEnd"/>
             <w:r>
               <w:t xml:space="preserve"> Bier</w:t>
             </w:r>
@@ -502,6 +584,7 @@
             <w:r>
               <w:t xml:space="preserve">die </w:t>
             </w:r>
+            <w:proofErr w:type="spellStart"/>
             <w:r>
               <w:rPr>
                 <w:b/>
@@ -509,9 +592,15 @@
               </w:rPr>
               <w:t>frischen</w:t>
             </w:r>
-            <w:r>
-              <w:t xml:space="preserve"> Kräuter</w:t>
-            </w:r>
+            <w:proofErr w:type="spellEnd"/>
+            <w:r>
+              <w:t xml:space="preserve"> </w:t>
+            </w:r>
+            <w:proofErr w:type="spellStart"/>
+            <w:r>
+              <w:t>Kräuter</w:t>
+            </w:r>
+            <w:proofErr w:type="spellEnd"/>
           </w:p>
         </w:tc>
       </w:tr>
@@ -549,7 +638,23 @@
           </w:tcPr>
           <w:p>
             <w:r>
-              <w:t>Das ist/sind ...</w:t>
+              <w:t xml:space="preserve">Das </w:t>
+            </w:r>
+            <w:proofErr w:type="spellStart"/>
+            <w:r>
+              <w:t>ist</w:t>
+            </w:r>
+            <w:proofErr w:type="spellEnd"/>
+            <w:r>
+              <w:t>/</w:t>
+            </w:r>
+            <w:proofErr w:type="spellStart"/>
+            <w:r>
+              <w:t>sind</w:t>
+            </w:r>
+            <w:proofErr w:type="spellEnd"/>
+            <w:r>
+              <w:t xml:space="preserve"> ...</w:t>
             </w:r>
           </w:p>
         </w:tc>
@@ -567,8 +672,13 @@
             <w:hideMark/>
           </w:tcPr>
           <w:p>
-            <w:r>
-              <w:t xml:space="preserve">ein </w:t>
+            <w:proofErr w:type="spellStart"/>
+            <w:r>
+              <w:t>ein</w:t>
+            </w:r>
+            <w:proofErr w:type="spellEnd"/>
+            <w:r>
+              <w:t xml:space="preserve"> </w:t>
             </w:r>
             <w:r>
               <w:rPr>
@@ -578,8 +688,13 @@
               <w:t>starker</w:t>
             </w:r>
             <w:r>
-              <w:t xml:space="preserve"> Kaffee</w:t>
-            </w:r>
+              <w:t xml:space="preserve"> </w:t>
+            </w:r>
+            <w:proofErr w:type="spellStart"/>
+            <w:r>
+              <w:t>Kaffee</w:t>
+            </w:r>
+            <w:proofErr w:type="spellEnd"/>
           </w:p>
         </w:tc>
         <w:tc>
@@ -596,9 +711,15 @@
             <w:hideMark/>
           </w:tcPr>
           <w:p>
-            <w:r>
-              <w:t xml:space="preserve">eine </w:t>
-            </w:r>
+            <w:proofErr w:type="spellStart"/>
+            <w:r>
+              <w:t>eine</w:t>
+            </w:r>
+            <w:proofErr w:type="spellEnd"/>
+            <w:r>
+              <w:t xml:space="preserve"> </w:t>
+            </w:r>
+            <w:proofErr w:type="spellStart"/>
             <w:r>
               <w:rPr>
                 <w:b/>
@@ -606,6 +727,7 @@
               </w:rPr>
               <w:t>fettarme</w:t>
             </w:r>
+            <w:proofErr w:type="spellEnd"/>
             <w:r>
               <w:t xml:space="preserve"> Milch</w:t>
             </w:r>
@@ -625,9 +747,15 @@
             <w:hideMark/>
           </w:tcPr>
           <w:p>
-            <w:r>
-              <w:t xml:space="preserve">ein </w:t>
-            </w:r>
+            <w:proofErr w:type="spellStart"/>
+            <w:r>
+              <w:t>ein</w:t>
+            </w:r>
+            <w:proofErr w:type="spellEnd"/>
+            <w:r>
+              <w:t xml:space="preserve"> </w:t>
+            </w:r>
+            <w:proofErr w:type="spellStart"/>
             <w:r>
               <w:rPr>
                 <w:b/>
@@ -635,6 +763,7 @@
               </w:rPr>
               <w:t>helles</w:t>
             </w:r>
+            <w:proofErr w:type="spellEnd"/>
             <w:r>
               <w:t xml:space="preserve"> Bier</w:t>
             </w:r>
@@ -654,6 +783,7 @@
             <w:hideMark/>
           </w:tcPr>
           <w:p>
+            <w:proofErr w:type="spellStart"/>
             <w:r>
               <w:rPr>
                 <w:b/>
@@ -661,9 +791,15 @@
               </w:rPr>
               <w:t>frische</w:t>
             </w:r>
-            <w:r>
-              <w:t xml:space="preserve"> Kräuter</w:t>
-            </w:r>
+            <w:proofErr w:type="spellEnd"/>
+            <w:r>
+              <w:t xml:space="preserve"> </w:t>
+            </w:r>
+            <w:proofErr w:type="spellStart"/>
+            <w:r>
+              <w:t>Kräuter</w:t>
+            </w:r>
+            <w:proofErr w:type="spellEnd"/>
           </w:p>
         </w:tc>
       </w:tr>
@@ -685,6 +821,7 @@
             <w:hideMark/>
           </w:tcPr>
           <w:p>
+            <w:proofErr w:type="spellStart"/>
             <w:r>
               <w:rPr>
                 <w:b/>
@@ -692,6 +829,7 @@
               </w:rPr>
               <w:t>Akkusativ</w:t>
             </w:r>
+            <w:proofErr w:type="spellEnd"/>
           </w:p>
         </w:tc>
         <w:tc>
@@ -719,8 +857,13 @@
               <w:t>starken</w:t>
             </w:r>
             <w:r>
-              <w:t xml:space="preserve"> Kaffee</w:t>
-            </w:r>
+              <w:t xml:space="preserve"> </w:t>
+            </w:r>
+            <w:proofErr w:type="spellStart"/>
+            <w:r>
+              <w:t>Kaffee</w:t>
+            </w:r>
+            <w:proofErr w:type="spellEnd"/>
           </w:p>
         </w:tc>
         <w:tc>
@@ -737,9 +880,15 @@
             <w:hideMark/>
           </w:tcPr>
           <w:p>
-            <w:r>
-              <w:t xml:space="preserve">eine </w:t>
-            </w:r>
+            <w:proofErr w:type="spellStart"/>
+            <w:r>
+              <w:t>eine</w:t>
+            </w:r>
+            <w:proofErr w:type="spellEnd"/>
+            <w:r>
+              <w:t xml:space="preserve"> </w:t>
+            </w:r>
+            <w:proofErr w:type="spellStart"/>
             <w:r>
               <w:rPr>
                 <w:b/>
@@ -747,6 +896,7 @@
               </w:rPr>
               <w:t>fettarme</w:t>
             </w:r>
+            <w:proofErr w:type="spellEnd"/>
             <w:r>
               <w:t xml:space="preserve"> Milch</w:t>
             </w:r>
@@ -766,9 +916,15 @@
             <w:hideMark/>
           </w:tcPr>
           <w:p>
-            <w:r>
-              <w:t xml:space="preserve">ein </w:t>
-            </w:r>
+            <w:proofErr w:type="spellStart"/>
+            <w:r>
+              <w:t>ein</w:t>
+            </w:r>
+            <w:proofErr w:type="spellEnd"/>
+            <w:r>
+              <w:t xml:space="preserve"> </w:t>
+            </w:r>
+            <w:proofErr w:type="spellStart"/>
             <w:r>
               <w:rPr>
                 <w:b/>
@@ -776,6 +932,7 @@
               </w:rPr>
               <w:t>helles</w:t>
             </w:r>
+            <w:proofErr w:type="spellEnd"/>
             <w:r>
               <w:t xml:space="preserve"> Bier</w:t>
             </w:r>
@@ -798,6 +955,7 @@
             <w:r>
               <w:t xml:space="preserve">die </w:t>
             </w:r>
+            <w:proofErr w:type="spellStart"/>
             <w:r>
               <w:rPr>
                 <w:b/>
@@ -805,9 +963,15 @@
               </w:rPr>
               <w:t>frischen</w:t>
             </w:r>
-            <w:r>
-              <w:t xml:space="preserve"> Kräuter</w:t>
-            </w:r>
+            <w:proofErr w:type="spellEnd"/>
+            <w:r>
+              <w:t xml:space="preserve"> </w:t>
+            </w:r>
+            <w:proofErr w:type="spellStart"/>
+            <w:r>
+              <w:t>Kräuter</w:t>
+            </w:r>
+            <w:proofErr w:type="spellEnd"/>
           </w:p>
         </w:tc>
         <w:tc>
@@ -854,7 +1018,15 @@
           </w:tcPr>
           <w:p>
             <w:r>
-              <w:t>Ich nehme ...</w:t>
+              <w:t xml:space="preserve">Ich </w:t>
+            </w:r>
+            <w:proofErr w:type="spellStart"/>
+            <w:r>
+              <w:t>nehme</w:t>
+            </w:r>
+            <w:proofErr w:type="spellEnd"/>
+            <w:r>
+              <w:t xml:space="preserve"> ...</w:t>
             </w:r>
           </w:p>
         </w:tc>
@@ -872,8 +1044,13 @@
             <w:hideMark/>
           </w:tcPr>
           <w:p>
-            <w:r>
-              <w:t xml:space="preserve">einen </w:t>
+            <w:proofErr w:type="spellStart"/>
+            <w:r>
+              <w:t>einen</w:t>
+            </w:r>
+            <w:proofErr w:type="spellEnd"/>
+            <w:r>
+              <w:t xml:space="preserve"> </w:t>
             </w:r>
             <w:r>
               <w:rPr>
@@ -883,8 +1060,13 @@
               <w:t>starken</w:t>
             </w:r>
             <w:r>
-              <w:t xml:space="preserve"> Kaffee</w:t>
-            </w:r>
+              <w:t xml:space="preserve"> </w:t>
+            </w:r>
+            <w:proofErr w:type="spellStart"/>
+            <w:r>
+              <w:t>Kaffee</w:t>
+            </w:r>
+            <w:proofErr w:type="spellEnd"/>
           </w:p>
         </w:tc>
         <w:tc>
@@ -901,9 +1083,15 @@
             <w:hideMark/>
           </w:tcPr>
           <w:p>
-            <w:r>
-              <w:t xml:space="preserve">eine </w:t>
-            </w:r>
+            <w:proofErr w:type="spellStart"/>
+            <w:r>
+              <w:t>eine</w:t>
+            </w:r>
+            <w:proofErr w:type="spellEnd"/>
+            <w:r>
+              <w:t xml:space="preserve"> </w:t>
+            </w:r>
+            <w:proofErr w:type="spellStart"/>
             <w:r>
               <w:rPr>
                 <w:b/>
@@ -911,6 +1099,7 @@
               </w:rPr>
               <w:t>fettarme</w:t>
             </w:r>
+            <w:proofErr w:type="spellEnd"/>
             <w:r>
               <w:t xml:space="preserve"> Milch</w:t>
             </w:r>
@@ -930,9 +1119,15 @@
             <w:hideMark/>
           </w:tcPr>
           <w:p>
-            <w:r>
-              <w:t xml:space="preserve">ein </w:t>
-            </w:r>
+            <w:proofErr w:type="spellStart"/>
+            <w:r>
+              <w:t>ein</w:t>
+            </w:r>
+            <w:proofErr w:type="spellEnd"/>
+            <w:r>
+              <w:t xml:space="preserve"> </w:t>
+            </w:r>
+            <w:proofErr w:type="spellStart"/>
             <w:r>
               <w:rPr>
                 <w:b/>
@@ -940,6 +1135,7 @@
               </w:rPr>
               <w:t>helles</w:t>
             </w:r>
+            <w:proofErr w:type="spellEnd"/>
             <w:r>
               <w:t xml:space="preserve"> Bier</w:t>
             </w:r>
@@ -959,6 +1155,7 @@
             <w:hideMark/>
           </w:tcPr>
           <w:p>
+            <w:proofErr w:type="spellStart"/>
             <w:r>
               <w:rPr>
                 <w:b/>
@@ -966,9 +1163,15 @@
               </w:rPr>
               <w:t>frische</w:t>
             </w:r>
-            <w:r>
-              <w:t xml:space="preserve"> Kräuter</w:t>
-            </w:r>
+            <w:proofErr w:type="spellEnd"/>
+            <w:r>
+              <w:t xml:space="preserve"> </w:t>
+            </w:r>
+            <w:proofErr w:type="spellStart"/>
+            <w:r>
+              <w:t>Kräuter</w:t>
+            </w:r>
+            <w:proofErr w:type="spellEnd"/>
           </w:p>
         </w:tc>
       </w:tr>
@@ -990,6 +1193,7 @@
             <w:hideMark/>
           </w:tcPr>
           <w:p>
+            <w:proofErr w:type="spellStart"/>
             <w:r>
               <w:rPr>
                 <w:b/>
@@ -997,6 +1201,7 @@
               </w:rPr>
               <w:t>Dativ</w:t>
             </w:r>
+            <w:proofErr w:type="spellEnd"/>
           </w:p>
         </w:tc>
         <w:tc>
@@ -1024,8 +1229,13 @@
               <w:t>starken</w:t>
             </w:r>
             <w:r>
-              <w:t xml:space="preserve"> Kaffee</w:t>
-            </w:r>
+              <w:t xml:space="preserve"> </w:t>
+            </w:r>
+            <w:proofErr w:type="spellStart"/>
+            <w:r>
+              <w:t>Kaffee</w:t>
+            </w:r>
+            <w:proofErr w:type="spellEnd"/>
           </w:p>
         </w:tc>
         <w:tc>
@@ -1045,6 +1255,7 @@
             <w:r>
               <w:t xml:space="preserve">der </w:t>
             </w:r>
+            <w:proofErr w:type="spellStart"/>
             <w:r>
               <w:rPr>
                 <w:b/>
@@ -1052,6 +1263,7 @@
               </w:rPr>
               <w:t>fettarmen</w:t>
             </w:r>
+            <w:proofErr w:type="spellEnd"/>
             <w:r>
               <w:t xml:space="preserve"> Milch</w:t>
             </w:r>
@@ -1074,6 +1286,7 @@
             <w:r>
               <w:t xml:space="preserve">dem </w:t>
             </w:r>
+            <w:proofErr w:type="spellStart"/>
             <w:r>
               <w:rPr>
                 <w:b/>
@@ -1081,6 +1294,7 @@
               </w:rPr>
               <w:t>hellen</w:t>
             </w:r>
+            <w:proofErr w:type="spellEnd"/>
             <w:r>
               <w:t xml:space="preserve"> Bier</w:t>
             </w:r>
@@ -1103,6 +1317,7 @@
             <w:r>
               <w:t xml:space="preserve">den </w:t>
             </w:r>
+            <w:proofErr w:type="spellStart"/>
             <w:r>
               <w:rPr>
                 <w:b/>
@@ -1110,9 +1325,15 @@
               </w:rPr>
               <w:t>frischen</w:t>
             </w:r>
-            <w:r>
-              <w:t xml:space="preserve"> Kräutern</w:t>
-            </w:r>
+            <w:proofErr w:type="spellEnd"/>
+            <w:r>
+              <w:t xml:space="preserve"> </w:t>
+            </w:r>
+            <w:proofErr w:type="spellStart"/>
+            <w:r>
+              <w:t>Kräutern</w:t>
+            </w:r>
+            <w:proofErr w:type="spellEnd"/>
           </w:p>
         </w:tc>
         <w:tc>
@@ -1158,8 +1379,13 @@
             <w:hideMark/>
           </w:tcPr>
           <w:p>
-            <w:r>
-              <w:t>mit ...</w:t>
+            <w:proofErr w:type="spellStart"/>
+            <w:r>
+              <w:t>mit</w:t>
+            </w:r>
+            <w:proofErr w:type="spellEnd"/>
+            <w:r>
+              <w:t xml:space="preserve"> ...</w:t>
             </w:r>
           </w:p>
         </w:tc>
@@ -1177,8 +1403,13 @@
             <w:hideMark/>
           </w:tcPr>
           <w:p>
-            <w:r>
-              <w:t xml:space="preserve">einem </w:t>
+            <w:proofErr w:type="spellStart"/>
+            <w:r>
+              <w:t>einem</w:t>
+            </w:r>
+            <w:proofErr w:type="spellEnd"/>
+            <w:r>
+              <w:t xml:space="preserve"> </w:t>
             </w:r>
             <w:r>
               <w:rPr>
@@ -1188,8 +1419,13 @@
               <w:t>starken</w:t>
             </w:r>
             <w:r>
-              <w:t xml:space="preserve"> Kaffee</w:t>
-            </w:r>
+              <w:t xml:space="preserve"> </w:t>
+            </w:r>
+            <w:proofErr w:type="spellStart"/>
+            <w:r>
+              <w:t>Kaffee</w:t>
+            </w:r>
+            <w:proofErr w:type="spellEnd"/>
           </w:p>
         </w:tc>
         <w:tc>
@@ -1206,9 +1442,15 @@
             <w:hideMark/>
           </w:tcPr>
           <w:p>
-            <w:r>
-              <w:t xml:space="preserve">einer </w:t>
-            </w:r>
+            <w:proofErr w:type="spellStart"/>
+            <w:r>
+              <w:t>einer</w:t>
+            </w:r>
+            <w:proofErr w:type="spellEnd"/>
+            <w:r>
+              <w:t xml:space="preserve"> </w:t>
+            </w:r>
+            <w:proofErr w:type="spellStart"/>
             <w:r>
               <w:rPr>
                 <w:b/>
@@ -1216,6 +1458,7 @@
               </w:rPr>
               <w:t>fettarmen</w:t>
             </w:r>
+            <w:proofErr w:type="spellEnd"/>
             <w:r>
               <w:t xml:space="preserve"> Milch</w:t>
             </w:r>
@@ -1235,9 +1478,15 @@
             <w:hideMark/>
           </w:tcPr>
           <w:p>
-            <w:r>
-              <w:t xml:space="preserve">einem </w:t>
-            </w:r>
+            <w:proofErr w:type="spellStart"/>
+            <w:r>
+              <w:t>einem</w:t>
+            </w:r>
+            <w:proofErr w:type="spellEnd"/>
+            <w:r>
+              <w:t xml:space="preserve"> </w:t>
+            </w:r>
+            <w:proofErr w:type="spellStart"/>
             <w:r>
               <w:rPr>
                 <w:b/>
@@ -1245,6 +1494,7 @@
               </w:rPr>
               <w:t>hellen</w:t>
             </w:r>
+            <w:proofErr w:type="spellEnd"/>
             <w:r>
               <w:t xml:space="preserve"> Bier</w:t>
             </w:r>
@@ -1264,6 +1514,7 @@
             <w:hideMark/>
           </w:tcPr>
           <w:p>
+            <w:proofErr w:type="spellStart"/>
             <w:r>
               <w:rPr>
                 <w:b/>
@@ -1271,9 +1522,15 @@
               </w:rPr>
               <w:t>frischen</w:t>
             </w:r>
-            <w:r>
-              <w:t xml:space="preserve"> Kräutern</w:t>
-            </w:r>
+            <w:proofErr w:type="spellEnd"/>
+            <w:r>
+              <w:t xml:space="preserve"> </w:t>
+            </w:r>
+            <w:proofErr w:type="spellStart"/>
+            <w:r>
+              <w:t>Kräutern</w:t>
+            </w:r>
+            <w:proofErr w:type="spellEnd"/>
           </w:p>
         </w:tc>
       </w:tr>
@@ -1324,9 +1581,11 @@
             <w:hideMark/>
           </w:tcPr>
           <w:p>
+            <w:proofErr w:type="spellStart"/>
             <w:r>
               <w:t>Infinitiv</w:t>
             </w:r>
+            <w:proofErr w:type="spellEnd"/>
           </w:p>
         </w:tc>
         <w:tc>
@@ -1346,9 +1605,11 @@
             <w:hideMark/>
           </w:tcPr>
           <w:p>
+            <w:proofErr w:type="spellStart"/>
             <w:r>
               <w:t>Präsens</w:t>
             </w:r>
+            <w:proofErr w:type="spellEnd"/>
           </w:p>
         </w:tc>
         <w:tc>
@@ -1368,9 +1629,11 @@
             <w:hideMark/>
           </w:tcPr>
           <w:p>
+            <w:proofErr w:type="spellStart"/>
             <w:r>
               <w:t>Präteritum</w:t>
             </w:r>
+            <w:proofErr w:type="spellEnd"/>
           </w:p>
         </w:tc>
       </w:tr>
@@ -1389,9 +1652,11 @@
             <w:hideMark/>
           </w:tcPr>
           <w:p>
+            <w:proofErr w:type="spellStart"/>
             <w:r>
               <w:t>müssen</w:t>
             </w:r>
+            <w:proofErr w:type="spellEnd"/>
           </w:p>
         </w:tc>
         <w:tc>
@@ -1428,8 +1693,13 @@
           </w:tcPr>
           <w:p>
             <w:r>
-              <w:t>er musste</w:t>
-            </w:r>
+              <w:t xml:space="preserve">er </w:t>
+            </w:r>
+            <w:proofErr w:type="spellStart"/>
+            <w:r>
+              <w:t>musste</w:t>
+            </w:r>
+            <w:proofErr w:type="spellEnd"/>
           </w:p>
         </w:tc>
       </w:tr>
@@ -1448,9 +1718,11 @@
             <w:hideMark/>
           </w:tcPr>
           <w:p>
+            <w:proofErr w:type="spellStart"/>
             <w:r>
               <w:t>können</w:t>
             </w:r>
+            <w:proofErr w:type="spellEnd"/>
           </w:p>
         </w:tc>
         <w:tc>
@@ -1468,8 +1740,13 @@
           </w:tcPr>
           <w:p>
             <w:r>
-              <w:t>er kann</w:t>
-            </w:r>
+              <w:t xml:space="preserve">er </w:t>
+            </w:r>
+            <w:proofErr w:type="spellStart"/>
+            <w:r>
+              <w:t>kann</w:t>
+            </w:r>
+            <w:proofErr w:type="spellEnd"/>
           </w:p>
         </w:tc>
         <w:tc>
@@ -1487,8 +1764,13 @@
           </w:tcPr>
           <w:p>
             <w:r>
-              <w:t>er konnte</w:t>
-            </w:r>
+              <w:t xml:space="preserve">er </w:t>
+            </w:r>
+            <w:proofErr w:type="spellStart"/>
+            <w:r>
+              <w:t>konnte</w:t>
+            </w:r>
+            <w:proofErr w:type="spellEnd"/>
           </w:p>
         </w:tc>
       </w:tr>
@@ -1507,9 +1789,11 @@
             <w:hideMark/>
           </w:tcPr>
           <w:p>
+            <w:proofErr w:type="spellStart"/>
             <w:r>
               <w:t>dürfen</w:t>
             </w:r>
+            <w:proofErr w:type="spellEnd"/>
           </w:p>
         </w:tc>
         <w:tc>
@@ -1527,8 +1811,13 @@
           </w:tcPr>
           <w:p>
             <w:r>
-              <w:t>er darf</w:t>
-            </w:r>
+              <w:t xml:space="preserve">er </w:t>
+            </w:r>
+            <w:proofErr w:type="spellStart"/>
+            <w:r>
+              <w:t>darf</w:t>
+            </w:r>
+            <w:proofErr w:type="spellEnd"/>
           </w:p>
         </w:tc>
         <w:tc>
@@ -1546,8 +1835,13 @@
           </w:tcPr>
           <w:p>
             <w:r>
-              <w:t>er durfte</w:t>
-            </w:r>
+              <w:t xml:space="preserve">er </w:t>
+            </w:r>
+            <w:proofErr w:type="spellStart"/>
+            <w:r>
+              <w:t>durfte</w:t>
+            </w:r>
+            <w:proofErr w:type="spellEnd"/>
           </w:p>
         </w:tc>
       </w:tr>
@@ -1566,9 +1860,11 @@
             <w:hideMark/>
           </w:tcPr>
           <w:p>
+            <w:proofErr w:type="spellStart"/>
             <w:r>
               <w:t>wollen</w:t>
             </w:r>
+            <w:proofErr w:type="spellEnd"/>
           </w:p>
         </w:tc>
         <w:tc>
@@ -1605,8 +1901,13 @@
           </w:tcPr>
           <w:p>
             <w:r>
-              <w:t>er wollte</w:t>
-            </w:r>
+              <w:t xml:space="preserve">er </w:t>
+            </w:r>
+            <w:proofErr w:type="spellStart"/>
+            <w:r>
+              <w:t>wollte</w:t>
+            </w:r>
+            <w:proofErr w:type="spellEnd"/>
           </w:p>
         </w:tc>
       </w:tr>
@@ -1625,9 +1926,11 @@
             <w:hideMark/>
           </w:tcPr>
           <w:p>
+            <w:proofErr w:type="spellStart"/>
             <w:r>
               <w:t>sollen</w:t>
             </w:r>
+            <w:proofErr w:type="spellEnd"/>
           </w:p>
         </w:tc>
         <w:tc>
@@ -1645,8 +1948,13 @@
           </w:tcPr>
           <w:p>
             <w:r>
-              <w:t>er soll</w:t>
-            </w:r>
+              <w:t xml:space="preserve">er </w:t>
+            </w:r>
+            <w:proofErr w:type="spellStart"/>
+            <w:r>
+              <w:t>soll</w:t>
+            </w:r>
+            <w:proofErr w:type="spellEnd"/>
           </w:p>
         </w:tc>
         <w:tc>
@@ -1664,8 +1972,13 @@
           </w:tcPr>
           <w:p>
             <w:r>
-              <w:t>er sollte</w:t>
-            </w:r>
+              <w:t xml:space="preserve">er </w:t>
+            </w:r>
+            <w:proofErr w:type="spellStart"/>
+            <w:r>
+              <w:t>sollte</w:t>
+            </w:r>
+            <w:proofErr w:type="spellEnd"/>
           </w:p>
         </w:tc>
       </w:tr>
@@ -1696,7 +2009,23 @@
         <w:t xml:space="preserve"> for example: </w:t>
       </w:r>
       <w:r>
-        <w:t>für die Zukunft (mit Zeitangabe)</w:t>
+        <w:t>für die Zukunft (</w:t>
+      </w:r>
+      <w:proofErr w:type="spellStart"/>
+      <w:r>
+        <w:t>mit</w:t>
+      </w:r>
+      <w:proofErr w:type="spellEnd"/>
+      <w:r>
+        <w:t xml:space="preserve"> </w:t>
+      </w:r>
+      <w:proofErr w:type="spellStart"/>
+      <w:r>
+        <w:t>Zeitangabe</w:t>
+      </w:r>
+      <w:proofErr w:type="spellEnd"/>
+      <w:r>
+        <w:t>)</w:t>
       </w:r>
     </w:p>
     <w:p>
@@ -1707,14 +2036,24 @@
           <w:numId w:val="1"/>
         </w:numPr>
       </w:pPr>
+      <w:proofErr w:type="spellStart"/>
       <w:r>
         <w:t>W</w:t>
       </w:r>
       <w:r>
         <w:t>ährend</w:t>
       </w:r>
-      <w:r>
-        <w:t xml:space="preserve"> + dativ </w:t>
+      <w:proofErr w:type="spellEnd"/>
+      <w:r>
+        <w:t xml:space="preserve"> + </w:t>
+      </w:r>
+      <w:proofErr w:type="spellStart"/>
+      <w:r>
+        <w:t>dativ</w:t>
+      </w:r>
+      <w:proofErr w:type="spellEnd"/>
+      <w:r>
+        <w:t xml:space="preserve"> </w:t>
       </w:r>
     </w:p>
     <w:p>
@@ -2358,7 +2697,39 @@
           <w:b/>
           <w:bCs/>
         </w:rPr>
-        <w:t>The golden rule: Dativ = person, Akkusativ = thing</w:t>
+        <w:t xml:space="preserve">The golden rule: </w:t>
+      </w:r>
+      <w:proofErr w:type="spellStart"/>
+      <w:r>
+        <w:rPr>
+          <w:b/>
+          <w:bCs/>
+        </w:rPr>
+        <w:t>Dativ</w:t>
+      </w:r>
+      <w:proofErr w:type="spellEnd"/>
+      <w:r>
+        <w:rPr>
+          <w:b/>
+          <w:bCs/>
+        </w:rPr>
+        <w:t xml:space="preserve"> = person, </w:t>
+      </w:r>
+      <w:proofErr w:type="spellStart"/>
+      <w:r>
+        <w:rPr>
+          <w:b/>
+          <w:bCs/>
+        </w:rPr>
+        <w:t>Akkusativ</w:t>
+      </w:r>
+      <w:proofErr w:type="spellEnd"/>
+      <w:r>
+        <w:rPr>
+          <w:b/>
+          <w:bCs/>
+        </w:rPr>
+        <w:t xml:space="preserve"> = thing</w:t>
       </w:r>
     </w:p>
     <w:p>
@@ -2368,6 +2739,7 @@
       <w:r>
         <w:t xml:space="preserve">With verbs like </w:t>
       </w:r>
+      <w:proofErr w:type="spellStart"/>
       <w:r>
         <w:rPr>
           <w:b/>
@@ -2375,9 +2747,11 @@
         </w:rPr>
         <w:t>schicken</w:t>
       </w:r>
+      <w:proofErr w:type="spellEnd"/>
       <w:r>
         <w:t xml:space="preserve"> and </w:t>
       </w:r>
+      <w:proofErr w:type="spellStart"/>
       <w:r>
         <w:rPr>
           <w:b/>
@@ -2385,6 +2759,7 @@
         </w:rPr>
         <w:t>zeigen</w:t>
       </w:r>
+      <w:proofErr w:type="spellEnd"/>
       <w:r>
         <w:t xml:space="preserve">, you often have </w:t>
       </w:r>
@@ -2453,6 +2828,7 @@
         </w:tabs>
         <w:ind w:left="1440"/>
       </w:pPr>
+      <w:proofErr w:type="spellStart"/>
       <w:r>
         <w:rPr>
           <w:b/>
@@ -2460,6 +2836,7 @@
         </w:rPr>
         <w:t>Dativ</w:t>
       </w:r>
+      <w:proofErr w:type="spellEnd"/>
       <w:r>
         <w:t xml:space="preserve"> → the </w:t>
       </w:r>
@@ -2486,6 +2863,7 @@
         </w:tabs>
         <w:ind w:left="1440"/>
       </w:pPr>
+      <w:proofErr w:type="spellStart"/>
       <w:r>
         <w:rPr>
           <w:b/>
@@ -2493,6 +2871,7 @@
         </w:rPr>
         <w:t>Akkusativ</w:t>
       </w:r>
+      <w:proofErr w:type="spellEnd"/>
       <w:r>
         <w:t xml:space="preserve"> → the </w:t>
       </w:r>
@@ -2524,18 +2903,36 @@
           <w:b/>
           <w:bCs/>
         </w:rPr>
-        <w:t>WHO gets it? → Dativ</w:t>
-      </w:r>
-      <w:r>
-        <w:br/>
-      </w:r>
+        <w:t xml:space="preserve">WHO gets it? → </w:t>
+      </w:r>
+      <w:proofErr w:type="spellStart"/>
       <w:r>
         <w:rPr>
           <w:b/>
           <w:bCs/>
         </w:rPr>
-        <w:t>WHAT do they get? → Akkusativ</w:t>
-      </w:r>
+        <w:t>Dativ</w:t>
+      </w:r>
+      <w:proofErr w:type="spellEnd"/>
+      <w:r>
+        <w:br/>
+      </w:r>
+      <w:r>
+        <w:rPr>
+          <w:b/>
+          <w:bCs/>
+        </w:rPr>
+        <w:t xml:space="preserve">WHAT do they get? → </w:t>
+      </w:r>
+      <w:proofErr w:type="spellStart"/>
+      <w:r>
+        <w:rPr>
+          <w:b/>
+          <w:bCs/>
+        </w:rPr>
+        <w:t>Akkusativ</w:t>
+      </w:r>
+      <w:proofErr w:type="spellEnd"/>
     </w:p>
     <w:p>
       <w:pPr>
@@ -2546,13 +2943,21 @@
         </w:numPr>
       </w:pPr>
       <w:r>
-        <w:t>Verbs with da</w:t>
+        <w:t xml:space="preserve">Verbs with </w:t>
+      </w:r>
+      <w:proofErr w:type="spellStart"/>
+      <w:r>
+        <w:t>da</w:t>
       </w:r>
       <w:r>
         <w:t>t</w:t>
       </w:r>
       <w:r>
-        <w:t>iv:</w:t>
+        <w:t>iv</w:t>
+      </w:r>
+      <w:proofErr w:type="spellEnd"/>
+      <w:r>
+        <w:t>:</w:t>
       </w:r>
     </w:p>
     <w:p>
@@ -2606,7 +3011,103 @@
         <w:rPr>
           <w:lang w:val="de-DE"/>
         </w:rPr>
-        <w:t>Ausrichten, sagen + dativ</w:t>
+        <w:t xml:space="preserve">Ausrichten, sagen + </w:t>
+      </w:r>
+      <w:proofErr w:type="spellStart"/>
+      <w:r>
+        <w:rPr>
+          <w:lang w:val="de-DE"/>
+        </w:rPr>
+        <w:t>dativ</w:t>
+      </w:r>
+      <w:proofErr w:type="spellEnd"/>
+    </w:p>
+    <w:p>
+      <w:pPr>
+        <w:pStyle w:val="ListParagraph"/>
+        <w:numPr>
+          <w:ilvl w:val="0"/>
+          <w:numId w:val="4"/>
+        </w:numPr>
+        <w:rPr>
+          <w:lang w:val="de-DE"/>
+        </w:rPr>
+      </w:pPr>
+      <w:proofErr w:type="spellStart"/>
+      <w:r>
+        <w:rPr>
+          <w:b/>
+          <w:bCs/>
+        </w:rPr>
+        <w:t>über</w:t>
+      </w:r>
+      <w:proofErr w:type="spellEnd"/>
+      <w:r>
+        <w:rPr>
+          <w:b/>
+          <w:bCs/>
+        </w:rPr>
+        <w:t xml:space="preserve"> = about → </w:t>
+      </w:r>
+      <w:proofErr w:type="spellStart"/>
+      <w:r>
+        <w:rPr>
+          <w:b/>
+          <w:bCs/>
+        </w:rPr>
+        <w:t>Akkusativ</w:t>
+      </w:r>
+      <w:proofErr w:type="spellEnd"/>
+      <w:r>
+        <w:br/>
+      </w:r>
+      <w:proofErr w:type="spellStart"/>
+      <w:r>
+        <w:rPr>
+          <w:b/>
+          <w:bCs/>
+        </w:rPr>
+        <w:t>über</w:t>
+      </w:r>
+      <w:proofErr w:type="spellEnd"/>
+      <w:r>
+        <w:rPr>
+          <w:b/>
+          <w:bCs/>
+        </w:rPr>
+        <w:t xml:space="preserve"> = location → </w:t>
+      </w:r>
+      <w:proofErr w:type="spellStart"/>
+      <w:r>
+        <w:rPr>
+          <w:b/>
+          <w:bCs/>
+        </w:rPr>
+        <w:t>Dativ</w:t>
+      </w:r>
+      <w:proofErr w:type="spellEnd"/>
+      <w:r>
+        <w:rPr>
+          <w:b/>
+          <w:bCs/>
+        </w:rPr>
+        <w:t>/</w:t>
+      </w:r>
+      <w:proofErr w:type="spellStart"/>
+      <w:r>
+        <w:rPr>
+          <w:b/>
+          <w:bCs/>
+        </w:rPr>
+        <w:t>Akkusativ</w:t>
+      </w:r>
+      <w:proofErr w:type="spellEnd"/>
+      <w:r>
+        <w:rPr>
+          <w:b/>
+          <w:bCs/>
+        </w:rPr>
+        <w:t xml:space="preserve"> depending on movement</w:t>
       </w:r>
     </w:p>
     <w:sectPr>

--- a/A2/Grammar.docx
+++ b/A2/Grammar.docx
@@ -2038,10 +2038,7 @@
       </w:pPr>
       <w:proofErr w:type="spellStart"/>
       <w:r>
-        <w:t>W</w:t>
-      </w:r>
-      <w:r>
-        <w:t>ährend</w:t>
+        <w:t>Während</w:t>
       </w:r>
       <w:proofErr w:type="spellEnd"/>
       <w:r>
@@ -2975,19 +2972,7 @@
         <w:rPr>
           <w:lang w:val="de-DE"/>
         </w:rPr>
-        <w:t xml:space="preserve">Helfen, Passen, </w:t>
-      </w:r>
-      <w:r>
-        <w:rPr>
-          <w:lang w:val="de-DE"/>
-        </w:rPr>
-        <w:t>gratuliere</w:t>
-      </w:r>
-      <w:r>
-        <w:rPr>
-          <w:lang w:val="de-DE"/>
-        </w:rPr>
-        <w:t>n, schmecken, danken,</w:t>
+        <w:t>Helfen, Passen, gratulieren, schmecken, danken,</w:t>
       </w:r>
       <w:r>
         <w:rPr>
@@ -3108,6 +3093,3764 @@
           <w:bCs/>
         </w:rPr>
         <w:t xml:space="preserve"> depending on movement</w:t>
+      </w:r>
+    </w:p>
+    <w:p>
+      <w:pPr>
+        <w:pStyle w:val="ListParagraph"/>
+        <w:numPr>
+          <w:ilvl w:val="0"/>
+          <w:numId w:val="4"/>
+        </w:numPr>
+      </w:pPr>
+      <w:proofErr w:type="spellStart"/>
+      <w:r>
+        <w:rPr>
+          <w:b/>
+          <w:bCs/>
+        </w:rPr>
+        <w:t>damit</w:t>
+      </w:r>
+      <w:proofErr w:type="spellEnd"/>
+      <w:r>
+        <w:rPr>
+          <w:b/>
+          <w:bCs/>
+        </w:rPr>
+        <w:t xml:space="preserve"> </w:t>
+      </w:r>
+      <w:r>
+        <w:rPr>
+          <w:b/>
+          <w:bCs/>
+        </w:rPr>
+        <w:sym w:font="Wingdings" w:char="F0E0"/>
+      </w:r>
+      <w:r>
+        <w:rPr>
+          <w:b/>
+          <w:bCs/>
+        </w:rPr>
+        <w:t xml:space="preserve"> so that, and is used as Neben </w:t>
+      </w:r>
+      <w:proofErr w:type="spellStart"/>
+      <w:r>
+        <w:rPr>
+          <w:b/>
+          <w:bCs/>
+        </w:rPr>
+        <w:t>satz</w:t>
+      </w:r>
+      <w:proofErr w:type="spellEnd"/>
+      <w:r>
+        <w:rPr>
+          <w:b/>
+          <w:bCs/>
+        </w:rPr>
+        <w:t xml:space="preserve"> </w:t>
+      </w:r>
+      <w:proofErr w:type="spellStart"/>
+      <w:r>
+        <w:rPr>
+          <w:b/>
+          <w:bCs/>
+        </w:rPr>
+        <w:t>damit</w:t>
+      </w:r>
+      <w:proofErr w:type="spellEnd"/>
+      <w:r>
+        <w:rPr>
+          <w:b/>
+          <w:bCs/>
+        </w:rPr>
+        <w:t xml:space="preserve"> + goal</w:t>
+      </w:r>
+    </w:p>
+    <w:tbl>
+      <w:tblPr>
+        <w:tblW w:w="0" w:type="auto"/>
+        <w:shd w:val="clear" w:color="auto" w:fill="151517"/>
+        <w:tblCellMar>
+          <w:top w:w="15" w:type="dxa"/>
+          <w:left w:w="15" w:type="dxa"/>
+          <w:bottom w:w="15" w:type="dxa"/>
+          <w:right w:w="15" w:type="dxa"/>
+        </w:tblCellMar>
+        <w:tblLook w:val="04A0" w:firstRow="1" w:lastRow="0" w:firstColumn="1" w:lastColumn="0" w:noHBand="0" w:noVBand="1"/>
+      </w:tblPr>
+      <w:tblGrid>
+        <w:gridCol w:w="1275"/>
+        <w:gridCol w:w="2226"/>
+        <w:gridCol w:w="1970"/>
+        <w:gridCol w:w="2198"/>
+        <w:gridCol w:w="1403"/>
+      </w:tblGrid>
+      <w:tr>
+        <w:trPr>
+          <w:tblHeader/>
+        </w:trPr>
+        <w:tc>
+          <w:tcPr>
+            <w:tcW w:w="0" w:type="auto"/>
+            <w:tcBorders>
+              <w:top w:val="nil"/>
+            </w:tcBorders>
+            <w:shd w:val="clear" w:color="auto" w:fill="151517"/>
+            <w:tcMar>
+              <w:top w:w="150" w:type="dxa"/>
+              <w:left w:w="0" w:type="dxa"/>
+              <w:bottom w:w="150" w:type="dxa"/>
+              <w:right w:w="240" w:type="dxa"/>
+            </w:tcMar>
+            <w:vAlign w:val="center"/>
+            <w:hideMark/>
+          </w:tcPr>
+          <w:p/>
+        </w:tc>
+        <w:tc>
+          <w:tcPr>
+            <w:tcW w:w="0" w:type="auto"/>
+            <w:tcBorders>
+              <w:top w:val="nil"/>
+            </w:tcBorders>
+            <w:shd w:val="clear" w:color="auto" w:fill="151517"/>
+            <w:tcMar>
+              <w:top w:w="150" w:type="dxa"/>
+              <w:left w:w="240" w:type="dxa"/>
+              <w:bottom w:w="150" w:type="dxa"/>
+              <w:right w:w="240" w:type="dxa"/>
+            </w:tcMar>
+            <w:vAlign w:val="center"/>
+            <w:hideMark/>
+          </w:tcPr>
+          <w:p>
+            <w:r>
+              <w:t xml:space="preserve">Singular </w:t>
+            </w:r>
+            <w:proofErr w:type="spellStart"/>
+            <w:r>
+              <w:t>maskulin</w:t>
+            </w:r>
+            <w:proofErr w:type="spellEnd"/>
+          </w:p>
+        </w:tc>
+        <w:tc>
+          <w:tcPr>
+            <w:tcW w:w="0" w:type="auto"/>
+            <w:tcBorders>
+              <w:top w:val="nil"/>
+            </w:tcBorders>
+            <w:shd w:val="clear" w:color="auto" w:fill="151517"/>
+            <w:tcMar>
+              <w:top w:w="150" w:type="dxa"/>
+              <w:left w:w="240" w:type="dxa"/>
+              <w:bottom w:w="150" w:type="dxa"/>
+              <w:right w:w="240" w:type="dxa"/>
+            </w:tcMar>
+            <w:vAlign w:val="center"/>
+            <w:hideMark/>
+          </w:tcPr>
+          <w:p>
+            <w:r>
+              <w:t xml:space="preserve">Singular </w:t>
+            </w:r>
+            <w:proofErr w:type="spellStart"/>
+            <w:r>
+              <w:t>feminin</w:t>
+            </w:r>
+            <w:proofErr w:type="spellEnd"/>
+          </w:p>
+        </w:tc>
+        <w:tc>
+          <w:tcPr>
+            <w:tcW w:w="0" w:type="auto"/>
+            <w:tcBorders>
+              <w:top w:val="nil"/>
+            </w:tcBorders>
+            <w:shd w:val="clear" w:color="auto" w:fill="151517"/>
+            <w:tcMar>
+              <w:top w:w="150" w:type="dxa"/>
+              <w:left w:w="240" w:type="dxa"/>
+              <w:bottom w:w="150" w:type="dxa"/>
+              <w:right w:w="240" w:type="dxa"/>
+            </w:tcMar>
+            <w:vAlign w:val="center"/>
+            <w:hideMark/>
+          </w:tcPr>
+          <w:p>
+            <w:r>
+              <w:t>Singular neutral</w:t>
+            </w:r>
+          </w:p>
+        </w:tc>
+        <w:tc>
+          <w:tcPr>
+            <w:tcW w:w="0" w:type="auto"/>
+            <w:tcBorders>
+              <w:top w:val="nil"/>
+            </w:tcBorders>
+            <w:shd w:val="clear" w:color="auto" w:fill="151517"/>
+            <w:tcMar>
+              <w:top w:w="150" w:type="dxa"/>
+              <w:left w:w="240" w:type="dxa"/>
+              <w:bottom w:w="150" w:type="dxa"/>
+              <w:right w:w="240" w:type="dxa"/>
+            </w:tcMar>
+            <w:vAlign w:val="center"/>
+            <w:hideMark/>
+          </w:tcPr>
+          <w:p>
+            <w:r>
+              <w:t>Plural</w:t>
+            </w:r>
+          </w:p>
+        </w:tc>
+      </w:tr>
+      <w:tr>
+        <w:tc>
+          <w:tcPr>
+            <w:tcW w:w="0" w:type="auto"/>
+            <w:shd w:val="clear" w:color="auto" w:fill="151517"/>
+            <w:tcMar>
+              <w:top w:w="150" w:type="dxa"/>
+              <w:left w:w="0" w:type="dxa"/>
+              <w:bottom w:w="150" w:type="dxa"/>
+              <w:right w:w="240" w:type="dxa"/>
+            </w:tcMar>
+            <w:vAlign w:val="center"/>
+            <w:hideMark/>
+          </w:tcPr>
+          <w:p>
+            <w:proofErr w:type="spellStart"/>
+            <w:r>
+              <w:rPr>
+                <w:b/>
+                <w:bCs/>
+              </w:rPr>
+              <w:t>Nominativ</w:t>
+            </w:r>
+            <w:proofErr w:type="spellEnd"/>
+          </w:p>
+        </w:tc>
+        <w:tc>
+          <w:tcPr>
+            <w:tcW w:w="0" w:type="auto"/>
+            <w:shd w:val="clear" w:color="auto" w:fill="151517"/>
+            <w:tcMar>
+              <w:top w:w="150" w:type="dxa"/>
+              <w:left w:w="240" w:type="dxa"/>
+              <w:bottom w:w="150" w:type="dxa"/>
+              <w:right w:w="240" w:type="dxa"/>
+            </w:tcMar>
+            <w:vAlign w:val="center"/>
+            <w:hideMark/>
+          </w:tcPr>
+          <w:p>
+            <w:pPr>
+              <w:rPr>
+                <w:lang w:val="de-DE"/>
+              </w:rPr>
+            </w:pPr>
+            <w:r>
+              <w:rPr>
+                <w:b/>
+                <w:bCs/>
+                <w:lang w:val="de-DE"/>
+              </w:rPr>
+              <w:t>der</w:t>
+            </w:r>
+            <w:r>
+              <w:rPr>
+                <w:lang w:val="de-DE"/>
+              </w:rPr>
+              <w:t xml:space="preserve"> kurz</w:t>
+            </w:r>
+            <w:r>
+              <w:rPr>
+                <w:b/>
+                <w:bCs/>
+                <w:lang w:val="de-DE"/>
+              </w:rPr>
+              <w:t>e</w:t>
+            </w:r>
+            <w:r>
+              <w:rPr>
+                <w:lang w:val="de-DE"/>
+              </w:rPr>
+              <w:t xml:space="preserve"> Ausflug / </w:t>
+            </w:r>
+            <w:r>
+              <w:rPr>
+                <w:b/>
+                <w:bCs/>
+                <w:lang w:val="de-DE"/>
+              </w:rPr>
+              <w:t>ein</w:t>
+            </w:r>
+            <w:r>
+              <w:rPr>
+                <w:lang w:val="de-DE"/>
+              </w:rPr>
+              <w:t xml:space="preserve"> kurz</w:t>
+            </w:r>
+            <w:r>
+              <w:rPr>
+                <w:b/>
+                <w:bCs/>
+                <w:lang w:val="de-DE"/>
+              </w:rPr>
+              <w:t>er</w:t>
+            </w:r>
+            <w:r>
+              <w:rPr>
+                <w:lang w:val="de-DE"/>
+              </w:rPr>
+              <w:t xml:space="preserve"> Ausflug</w:t>
+            </w:r>
+          </w:p>
+        </w:tc>
+        <w:tc>
+          <w:tcPr>
+            <w:tcW w:w="0" w:type="auto"/>
+            <w:shd w:val="clear" w:color="auto" w:fill="151517"/>
+            <w:tcMar>
+              <w:top w:w="150" w:type="dxa"/>
+              <w:left w:w="240" w:type="dxa"/>
+              <w:bottom w:w="150" w:type="dxa"/>
+              <w:right w:w="240" w:type="dxa"/>
+            </w:tcMar>
+            <w:vAlign w:val="center"/>
+            <w:hideMark/>
+          </w:tcPr>
+          <w:p>
+            <w:pPr>
+              <w:rPr>
+                <w:lang w:val="de-DE"/>
+              </w:rPr>
+            </w:pPr>
+            <w:r>
+              <w:rPr>
+                <w:b/>
+                <w:bCs/>
+                <w:lang w:val="de-DE"/>
+              </w:rPr>
+              <w:t>die</w:t>
+            </w:r>
+            <w:r>
+              <w:rPr>
+                <w:lang w:val="de-DE"/>
+              </w:rPr>
+              <w:t xml:space="preserve"> groß</w:t>
+            </w:r>
+            <w:r>
+              <w:rPr>
+                <w:b/>
+                <w:bCs/>
+                <w:lang w:val="de-DE"/>
+              </w:rPr>
+              <w:t>e</w:t>
+            </w:r>
+            <w:r>
+              <w:rPr>
+                <w:lang w:val="de-DE"/>
+              </w:rPr>
+              <w:t xml:space="preserve"> Insel / </w:t>
+            </w:r>
+            <w:r>
+              <w:rPr>
+                <w:b/>
+                <w:bCs/>
+                <w:lang w:val="de-DE"/>
+              </w:rPr>
+              <w:t>eine</w:t>
+            </w:r>
+            <w:r>
+              <w:rPr>
+                <w:lang w:val="de-DE"/>
+              </w:rPr>
+              <w:t xml:space="preserve"> groß</w:t>
+            </w:r>
+            <w:r>
+              <w:rPr>
+                <w:b/>
+                <w:bCs/>
+                <w:lang w:val="de-DE"/>
+              </w:rPr>
+              <w:t>e</w:t>
+            </w:r>
+            <w:r>
+              <w:rPr>
+                <w:lang w:val="de-DE"/>
+              </w:rPr>
+              <w:t xml:space="preserve"> Insel</w:t>
+            </w:r>
+          </w:p>
+        </w:tc>
+        <w:tc>
+          <w:tcPr>
+            <w:tcW w:w="0" w:type="auto"/>
+            <w:shd w:val="clear" w:color="auto" w:fill="151517"/>
+            <w:tcMar>
+              <w:top w:w="150" w:type="dxa"/>
+              <w:left w:w="240" w:type="dxa"/>
+              <w:bottom w:w="150" w:type="dxa"/>
+              <w:right w:w="240" w:type="dxa"/>
+            </w:tcMar>
+            <w:vAlign w:val="center"/>
+            <w:hideMark/>
+          </w:tcPr>
+          <w:p>
+            <w:pPr>
+              <w:rPr>
+                <w:lang w:val="de-DE"/>
+              </w:rPr>
+            </w:pPr>
+            <w:r>
+              <w:rPr>
+                <w:b/>
+                <w:bCs/>
+                <w:lang w:val="de-DE"/>
+              </w:rPr>
+              <w:t>das</w:t>
+            </w:r>
+            <w:r>
+              <w:rPr>
+                <w:lang w:val="de-DE"/>
+              </w:rPr>
+              <w:t xml:space="preserve"> schön</w:t>
+            </w:r>
+            <w:r>
+              <w:rPr>
+                <w:b/>
+                <w:bCs/>
+                <w:lang w:val="de-DE"/>
+              </w:rPr>
+              <w:t>e</w:t>
+            </w:r>
+            <w:r>
+              <w:rPr>
+                <w:lang w:val="de-DE"/>
+              </w:rPr>
+              <w:t xml:space="preserve"> Hotel / </w:t>
+            </w:r>
+            <w:r>
+              <w:rPr>
+                <w:b/>
+                <w:bCs/>
+                <w:lang w:val="de-DE"/>
+              </w:rPr>
+              <w:t>ein</w:t>
+            </w:r>
+            <w:r>
+              <w:rPr>
+                <w:lang w:val="de-DE"/>
+              </w:rPr>
+              <w:t xml:space="preserve"> schön</w:t>
+            </w:r>
+            <w:r>
+              <w:rPr>
+                <w:b/>
+                <w:bCs/>
+                <w:lang w:val="de-DE"/>
+              </w:rPr>
+              <w:t>es</w:t>
+            </w:r>
+            <w:r>
+              <w:rPr>
+                <w:lang w:val="de-DE"/>
+              </w:rPr>
+              <w:t xml:space="preserve"> Hotel</w:t>
+            </w:r>
+          </w:p>
+        </w:tc>
+        <w:tc>
+          <w:tcPr>
+            <w:tcW w:w="0" w:type="auto"/>
+            <w:shd w:val="clear" w:color="auto" w:fill="151517"/>
+            <w:tcMar>
+              <w:top w:w="150" w:type="dxa"/>
+              <w:left w:w="240" w:type="dxa"/>
+              <w:bottom w:w="150" w:type="dxa"/>
+              <w:right w:w="0" w:type="dxa"/>
+            </w:tcMar>
+            <w:vAlign w:val="center"/>
+            <w:hideMark/>
+          </w:tcPr>
+          <w:p>
+            <w:r>
+              <w:rPr>
+                <w:b/>
+                <w:bCs/>
+              </w:rPr>
+              <w:t>die</w:t>
+            </w:r>
+            <w:r>
+              <w:t xml:space="preserve"> </w:t>
+            </w:r>
+            <w:proofErr w:type="spellStart"/>
+            <w:r>
+              <w:t>groß</w:t>
+            </w:r>
+            <w:r>
+              <w:rPr>
+                <w:b/>
+                <w:bCs/>
+              </w:rPr>
+              <w:t>en</w:t>
+            </w:r>
+            <w:proofErr w:type="spellEnd"/>
+            <w:r>
+              <w:t xml:space="preserve"> Zimmer</w:t>
+            </w:r>
+          </w:p>
+        </w:tc>
+      </w:tr>
+      <w:tr>
+        <w:tc>
+          <w:tcPr>
+            <w:tcW w:w="0" w:type="auto"/>
+            <w:shd w:val="clear" w:color="auto" w:fill="151517"/>
+            <w:tcMar>
+              <w:top w:w="150" w:type="dxa"/>
+              <w:left w:w="0" w:type="dxa"/>
+              <w:bottom w:w="150" w:type="dxa"/>
+              <w:right w:w="240" w:type="dxa"/>
+            </w:tcMar>
+            <w:vAlign w:val="center"/>
+            <w:hideMark/>
+          </w:tcPr>
+          <w:p>
+            <w:proofErr w:type="spellStart"/>
+            <w:r>
+              <w:rPr>
+                <w:b/>
+                <w:bCs/>
+              </w:rPr>
+              <w:lastRenderedPageBreak/>
+              <w:t>Akkusativ</w:t>
+            </w:r>
+            <w:proofErr w:type="spellEnd"/>
+          </w:p>
+        </w:tc>
+        <w:tc>
+          <w:tcPr>
+            <w:tcW w:w="0" w:type="auto"/>
+            <w:shd w:val="clear" w:color="auto" w:fill="151517"/>
+            <w:tcMar>
+              <w:top w:w="150" w:type="dxa"/>
+              <w:left w:w="240" w:type="dxa"/>
+              <w:bottom w:w="150" w:type="dxa"/>
+              <w:right w:w="240" w:type="dxa"/>
+            </w:tcMar>
+            <w:vAlign w:val="center"/>
+            <w:hideMark/>
+          </w:tcPr>
+          <w:p>
+            <w:pPr>
+              <w:rPr>
+                <w:lang w:val="de-DE"/>
+              </w:rPr>
+            </w:pPr>
+            <w:r>
+              <w:rPr>
+                <w:b/>
+                <w:bCs/>
+                <w:lang w:val="de-DE"/>
+              </w:rPr>
+              <w:t>den</w:t>
+            </w:r>
+            <w:r>
+              <w:rPr>
+                <w:lang w:val="de-DE"/>
+              </w:rPr>
+              <w:t xml:space="preserve"> kurz</w:t>
+            </w:r>
+            <w:r>
+              <w:rPr>
+                <w:b/>
+                <w:bCs/>
+                <w:lang w:val="de-DE"/>
+              </w:rPr>
+              <w:t>en</w:t>
+            </w:r>
+            <w:r>
+              <w:rPr>
+                <w:lang w:val="de-DE"/>
+              </w:rPr>
+              <w:t xml:space="preserve"> Ausflug / </w:t>
+            </w:r>
+            <w:r>
+              <w:rPr>
+                <w:b/>
+                <w:bCs/>
+                <w:lang w:val="de-DE"/>
+              </w:rPr>
+              <w:t>einen</w:t>
+            </w:r>
+            <w:r>
+              <w:rPr>
+                <w:lang w:val="de-DE"/>
+              </w:rPr>
+              <w:t xml:space="preserve"> kurz</w:t>
+            </w:r>
+            <w:r>
+              <w:rPr>
+                <w:b/>
+                <w:bCs/>
+                <w:lang w:val="de-DE"/>
+              </w:rPr>
+              <w:t>en</w:t>
+            </w:r>
+            <w:r>
+              <w:rPr>
+                <w:lang w:val="de-DE"/>
+              </w:rPr>
+              <w:t xml:space="preserve"> Ausflug</w:t>
+            </w:r>
+          </w:p>
+        </w:tc>
+        <w:tc>
+          <w:tcPr>
+            <w:tcW w:w="0" w:type="auto"/>
+            <w:shd w:val="clear" w:color="auto" w:fill="151517"/>
+            <w:tcMar>
+              <w:top w:w="150" w:type="dxa"/>
+              <w:left w:w="240" w:type="dxa"/>
+              <w:bottom w:w="150" w:type="dxa"/>
+              <w:right w:w="240" w:type="dxa"/>
+            </w:tcMar>
+            <w:vAlign w:val="center"/>
+            <w:hideMark/>
+          </w:tcPr>
+          <w:p>
+            <w:pPr>
+              <w:rPr>
+                <w:lang w:val="de-DE"/>
+              </w:rPr>
+            </w:pPr>
+            <w:r>
+              <w:rPr>
+                <w:b/>
+                <w:bCs/>
+                <w:lang w:val="de-DE"/>
+              </w:rPr>
+              <w:t>die</w:t>
+            </w:r>
+            <w:r>
+              <w:rPr>
+                <w:lang w:val="de-DE"/>
+              </w:rPr>
+              <w:t xml:space="preserve"> groß</w:t>
+            </w:r>
+            <w:r>
+              <w:rPr>
+                <w:b/>
+                <w:bCs/>
+                <w:lang w:val="de-DE"/>
+              </w:rPr>
+              <w:t>e</w:t>
+            </w:r>
+            <w:r>
+              <w:rPr>
+                <w:lang w:val="de-DE"/>
+              </w:rPr>
+              <w:t xml:space="preserve"> Insel / </w:t>
+            </w:r>
+            <w:r>
+              <w:rPr>
+                <w:b/>
+                <w:bCs/>
+                <w:lang w:val="de-DE"/>
+              </w:rPr>
+              <w:t>eine</w:t>
+            </w:r>
+            <w:r>
+              <w:rPr>
+                <w:lang w:val="de-DE"/>
+              </w:rPr>
+              <w:t xml:space="preserve"> groß</w:t>
+            </w:r>
+            <w:r>
+              <w:rPr>
+                <w:b/>
+                <w:bCs/>
+                <w:lang w:val="de-DE"/>
+              </w:rPr>
+              <w:t>e</w:t>
+            </w:r>
+            <w:r>
+              <w:rPr>
+                <w:lang w:val="de-DE"/>
+              </w:rPr>
+              <w:t xml:space="preserve"> Insel</w:t>
+            </w:r>
+          </w:p>
+        </w:tc>
+        <w:tc>
+          <w:tcPr>
+            <w:tcW w:w="0" w:type="auto"/>
+            <w:shd w:val="clear" w:color="auto" w:fill="151517"/>
+            <w:tcMar>
+              <w:top w:w="150" w:type="dxa"/>
+              <w:left w:w="240" w:type="dxa"/>
+              <w:bottom w:w="150" w:type="dxa"/>
+              <w:right w:w="240" w:type="dxa"/>
+            </w:tcMar>
+            <w:vAlign w:val="center"/>
+            <w:hideMark/>
+          </w:tcPr>
+          <w:p>
+            <w:pPr>
+              <w:rPr>
+                <w:lang w:val="de-DE"/>
+              </w:rPr>
+            </w:pPr>
+            <w:r>
+              <w:rPr>
+                <w:b/>
+                <w:bCs/>
+                <w:lang w:val="de-DE"/>
+              </w:rPr>
+              <w:t>das</w:t>
+            </w:r>
+            <w:r>
+              <w:rPr>
+                <w:lang w:val="de-DE"/>
+              </w:rPr>
+              <w:t xml:space="preserve"> schön</w:t>
+            </w:r>
+            <w:r>
+              <w:rPr>
+                <w:b/>
+                <w:bCs/>
+                <w:lang w:val="de-DE"/>
+              </w:rPr>
+              <w:t>e</w:t>
+            </w:r>
+            <w:r>
+              <w:rPr>
+                <w:lang w:val="de-DE"/>
+              </w:rPr>
+              <w:t xml:space="preserve"> Hotel / </w:t>
+            </w:r>
+            <w:r>
+              <w:rPr>
+                <w:b/>
+                <w:bCs/>
+                <w:lang w:val="de-DE"/>
+              </w:rPr>
+              <w:t>ein</w:t>
+            </w:r>
+            <w:r>
+              <w:rPr>
+                <w:lang w:val="de-DE"/>
+              </w:rPr>
+              <w:t xml:space="preserve"> schön</w:t>
+            </w:r>
+            <w:r>
+              <w:rPr>
+                <w:b/>
+                <w:bCs/>
+                <w:lang w:val="de-DE"/>
+              </w:rPr>
+              <w:t>es</w:t>
+            </w:r>
+            <w:r>
+              <w:rPr>
+                <w:lang w:val="de-DE"/>
+              </w:rPr>
+              <w:t xml:space="preserve"> Hotel</w:t>
+            </w:r>
+          </w:p>
+        </w:tc>
+        <w:tc>
+          <w:tcPr>
+            <w:tcW w:w="0" w:type="auto"/>
+            <w:shd w:val="clear" w:color="auto" w:fill="151517"/>
+            <w:tcMar>
+              <w:top w:w="150" w:type="dxa"/>
+              <w:left w:w="240" w:type="dxa"/>
+              <w:bottom w:w="150" w:type="dxa"/>
+              <w:right w:w="0" w:type="dxa"/>
+            </w:tcMar>
+            <w:vAlign w:val="center"/>
+            <w:hideMark/>
+          </w:tcPr>
+          <w:p>
+            <w:r>
+              <w:rPr>
+                <w:b/>
+                <w:bCs/>
+              </w:rPr>
+              <w:t>die</w:t>
+            </w:r>
+            <w:r>
+              <w:t xml:space="preserve"> </w:t>
+            </w:r>
+            <w:proofErr w:type="spellStart"/>
+            <w:r>
+              <w:t>groß</w:t>
+            </w:r>
+            <w:r>
+              <w:rPr>
+                <w:b/>
+                <w:bCs/>
+              </w:rPr>
+              <w:t>en</w:t>
+            </w:r>
+            <w:proofErr w:type="spellEnd"/>
+            <w:r>
+              <w:t xml:space="preserve"> Zimmer</w:t>
+            </w:r>
+          </w:p>
+        </w:tc>
+      </w:tr>
+      <w:tr>
+        <w:tc>
+          <w:tcPr>
+            <w:tcW w:w="0" w:type="auto"/>
+            <w:shd w:val="clear" w:color="auto" w:fill="151517"/>
+            <w:tcMar>
+              <w:top w:w="150" w:type="dxa"/>
+              <w:left w:w="0" w:type="dxa"/>
+              <w:bottom w:w="150" w:type="dxa"/>
+              <w:right w:w="240" w:type="dxa"/>
+            </w:tcMar>
+            <w:vAlign w:val="center"/>
+            <w:hideMark/>
+          </w:tcPr>
+          <w:p>
+            <w:proofErr w:type="spellStart"/>
+            <w:r>
+              <w:rPr>
+                <w:b/>
+                <w:bCs/>
+              </w:rPr>
+              <w:t>Dativ</w:t>
+            </w:r>
+            <w:proofErr w:type="spellEnd"/>
+          </w:p>
+        </w:tc>
+        <w:tc>
+          <w:tcPr>
+            <w:tcW w:w="0" w:type="auto"/>
+            <w:shd w:val="clear" w:color="auto" w:fill="151517"/>
+            <w:tcMar>
+              <w:top w:w="150" w:type="dxa"/>
+              <w:left w:w="240" w:type="dxa"/>
+              <w:bottom w:w="150" w:type="dxa"/>
+              <w:right w:w="240" w:type="dxa"/>
+            </w:tcMar>
+            <w:vAlign w:val="center"/>
+            <w:hideMark/>
+          </w:tcPr>
+          <w:p>
+            <w:pPr>
+              <w:rPr>
+                <w:lang w:val="de-DE"/>
+              </w:rPr>
+            </w:pPr>
+            <w:r>
+              <w:rPr>
+                <w:b/>
+                <w:bCs/>
+                <w:lang w:val="de-DE"/>
+              </w:rPr>
+              <w:t>dem</w:t>
+            </w:r>
+            <w:r>
+              <w:rPr>
+                <w:lang w:val="de-DE"/>
+              </w:rPr>
+              <w:t xml:space="preserve"> kurz</w:t>
+            </w:r>
+            <w:r>
+              <w:rPr>
+                <w:b/>
+                <w:bCs/>
+                <w:lang w:val="de-DE"/>
+              </w:rPr>
+              <w:t>en</w:t>
+            </w:r>
+            <w:r>
+              <w:rPr>
+                <w:lang w:val="de-DE"/>
+              </w:rPr>
+              <w:t xml:space="preserve"> Ausflug / </w:t>
+            </w:r>
+            <w:r>
+              <w:rPr>
+                <w:b/>
+                <w:bCs/>
+                <w:lang w:val="de-DE"/>
+              </w:rPr>
+              <w:t>einem</w:t>
+            </w:r>
+            <w:r>
+              <w:rPr>
+                <w:lang w:val="de-DE"/>
+              </w:rPr>
+              <w:t xml:space="preserve"> kurz</w:t>
+            </w:r>
+            <w:r>
+              <w:rPr>
+                <w:b/>
+                <w:bCs/>
+                <w:lang w:val="de-DE"/>
+              </w:rPr>
+              <w:t>en</w:t>
+            </w:r>
+            <w:r>
+              <w:rPr>
+                <w:lang w:val="de-DE"/>
+              </w:rPr>
+              <w:t xml:space="preserve"> Ausflug</w:t>
+            </w:r>
+          </w:p>
+        </w:tc>
+        <w:tc>
+          <w:tcPr>
+            <w:tcW w:w="0" w:type="auto"/>
+            <w:shd w:val="clear" w:color="auto" w:fill="151517"/>
+            <w:tcMar>
+              <w:top w:w="150" w:type="dxa"/>
+              <w:left w:w="240" w:type="dxa"/>
+              <w:bottom w:w="150" w:type="dxa"/>
+              <w:right w:w="240" w:type="dxa"/>
+            </w:tcMar>
+            <w:vAlign w:val="center"/>
+            <w:hideMark/>
+          </w:tcPr>
+          <w:p>
+            <w:pPr>
+              <w:rPr>
+                <w:lang w:val="de-DE"/>
+              </w:rPr>
+            </w:pPr>
+            <w:r>
+              <w:rPr>
+                <w:b/>
+                <w:bCs/>
+                <w:lang w:val="de-DE"/>
+              </w:rPr>
+              <w:t>der</w:t>
+            </w:r>
+            <w:r>
+              <w:rPr>
+                <w:lang w:val="de-DE"/>
+              </w:rPr>
+              <w:t xml:space="preserve"> groß</w:t>
+            </w:r>
+            <w:r>
+              <w:rPr>
+                <w:b/>
+                <w:bCs/>
+                <w:lang w:val="de-DE"/>
+              </w:rPr>
+              <w:t>en</w:t>
+            </w:r>
+            <w:r>
+              <w:rPr>
+                <w:lang w:val="de-DE"/>
+              </w:rPr>
+              <w:t xml:space="preserve"> Insel / </w:t>
+            </w:r>
+            <w:r>
+              <w:rPr>
+                <w:b/>
+                <w:bCs/>
+                <w:lang w:val="de-DE"/>
+              </w:rPr>
+              <w:t>einer</w:t>
+            </w:r>
+            <w:r>
+              <w:rPr>
+                <w:lang w:val="de-DE"/>
+              </w:rPr>
+              <w:t xml:space="preserve"> groß</w:t>
+            </w:r>
+            <w:r>
+              <w:rPr>
+                <w:b/>
+                <w:bCs/>
+                <w:lang w:val="de-DE"/>
+              </w:rPr>
+              <w:t>en</w:t>
+            </w:r>
+            <w:r>
+              <w:rPr>
+                <w:lang w:val="de-DE"/>
+              </w:rPr>
+              <w:t xml:space="preserve"> Insel</w:t>
+            </w:r>
+          </w:p>
+        </w:tc>
+        <w:tc>
+          <w:tcPr>
+            <w:tcW w:w="0" w:type="auto"/>
+            <w:shd w:val="clear" w:color="auto" w:fill="151517"/>
+            <w:tcMar>
+              <w:top w:w="150" w:type="dxa"/>
+              <w:left w:w="240" w:type="dxa"/>
+              <w:bottom w:w="150" w:type="dxa"/>
+              <w:right w:w="240" w:type="dxa"/>
+            </w:tcMar>
+            <w:vAlign w:val="center"/>
+            <w:hideMark/>
+          </w:tcPr>
+          <w:p>
+            <w:pPr>
+              <w:rPr>
+                <w:lang w:val="de-DE"/>
+              </w:rPr>
+            </w:pPr>
+            <w:r>
+              <w:rPr>
+                <w:b/>
+                <w:bCs/>
+                <w:lang w:val="de-DE"/>
+              </w:rPr>
+              <w:t>dem</w:t>
+            </w:r>
+            <w:r>
+              <w:rPr>
+                <w:lang w:val="de-DE"/>
+              </w:rPr>
+              <w:t xml:space="preserve"> schön</w:t>
+            </w:r>
+            <w:r>
+              <w:rPr>
+                <w:b/>
+                <w:bCs/>
+                <w:lang w:val="de-DE"/>
+              </w:rPr>
+              <w:t>en</w:t>
+            </w:r>
+            <w:r>
+              <w:rPr>
+                <w:lang w:val="de-DE"/>
+              </w:rPr>
+              <w:t xml:space="preserve"> Hotel / </w:t>
+            </w:r>
+            <w:r>
+              <w:rPr>
+                <w:b/>
+                <w:bCs/>
+                <w:lang w:val="de-DE"/>
+              </w:rPr>
+              <w:t>einem</w:t>
+            </w:r>
+            <w:r>
+              <w:rPr>
+                <w:lang w:val="de-DE"/>
+              </w:rPr>
+              <w:t xml:space="preserve"> schön</w:t>
+            </w:r>
+            <w:r>
+              <w:rPr>
+                <w:b/>
+                <w:bCs/>
+                <w:lang w:val="de-DE"/>
+              </w:rPr>
+              <w:t>en</w:t>
+            </w:r>
+            <w:r>
+              <w:rPr>
+                <w:lang w:val="de-DE"/>
+              </w:rPr>
+              <w:t xml:space="preserve"> Hotel</w:t>
+            </w:r>
+          </w:p>
+        </w:tc>
+        <w:tc>
+          <w:tcPr>
+            <w:tcW w:w="0" w:type="auto"/>
+            <w:shd w:val="clear" w:color="auto" w:fill="151517"/>
+            <w:tcMar>
+              <w:top w:w="150" w:type="dxa"/>
+              <w:left w:w="240" w:type="dxa"/>
+              <w:bottom w:w="150" w:type="dxa"/>
+              <w:right w:w="0" w:type="dxa"/>
+            </w:tcMar>
+            <w:vAlign w:val="center"/>
+            <w:hideMark/>
+          </w:tcPr>
+          <w:p>
+            <w:r>
+              <w:rPr>
+                <w:b/>
+                <w:bCs/>
+              </w:rPr>
+              <w:t>den</w:t>
+            </w:r>
+            <w:r>
+              <w:t xml:space="preserve"> </w:t>
+            </w:r>
+            <w:proofErr w:type="spellStart"/>
+            <w:r>
+              <w:t>groß</w:t>
+            </w:r>
+            <w:r>
+              <w:rPr>
+                <w:b/>
+                <w:bCs/>
+              </w:rPr>
+              <w:t>en</w:t>
+            </w:r>
+            <w:proofErr w:type="spellEnd"/>
+            <w:r>
+              <w:t xml:space="preserve"> Zimmer</w:t>
+            </w:r>
+            <w:r>
+              <w:rPr>
+                <w:b/>
+                <w:bCs/>
+              </w:rPr>
+              <w:t>n</w:t>
+            </w:r>
+          </w:p>
+        </w:tc>
+      </w:tr>
+    </w:tbl>
+    <w:p/>
+    <w:p>
+      <w:pPr>
+        <w:pStyle w:val="ListParagraph"/>
+        <w:numPr>
+          <w:ilvl w:val="0"/>
+          <w:numId w:val="5"/>
+        </w:numPr>
+        <w:rPr>
+          <w:lang w:val="de-DE"/>
+        </w:rPr>
+      </w:pPr>
+      <w:r>
+        <w:rPr>
+          <w:lang w:val="de-DE"/>
+        </w:rPr>
+        <w:t>wenn ich laufe</w:t>
+      </w:r>
+      <w:r>
+        <w:rPr>
+          <w:lang w:val="de-DE"/>
+        </w:rPr>
+        <w:t xml:space="preserve"> = beim laufen</w:t>
+      </w:r>
+    </w:p>
+    <w:p>
+      <w:pPr>
+        <w:pStyle w:val="z1qcye"/>
+        <w:numPr>
+          <w:ilvl w:val="0"/>
+          <w:numId w:val="5"/>
+        </w:numPr>
+        <w:spacing w:before="0" w:beforeAutospacing="0" w:after="0" w:afterAutospacing="0"/>
+        <w:rPr>
+          <w:rFonts w:asciiTheme="minorHAnsi" w:eastAsiaTheme="minorHAnsi" w:hAnsiTheme="minorHAnsi" w:cstheme="minorBidi"/>
+          <w:sz w:val="22"/>
+          <w:szCs w:val="22"/>
+          <w:lang w:eastAsia="en-US"/>
+          <w14:ligatures w14:val="standardContextual"/>
+        </w:rPr>
+      </w:pPr>
+      <w:r>
+        <w:rPr>
+          <w:rFonts w:asciiTheme="minorHAnsi" w:eastAsiaTheme="minorHAnsi" w:hAnsiTheme="minorHAnsi" w:cstheme="minorBidi"/>
+          <w:sz w:val="22"/>
+          <w:szCs w:val="22"/>
+          <w:lang w:val="de-DE" w:eastAsia="en-US"/>
+          <w14:ligatures w14:val="standardContextual"/>
+        </w:rPr>
+        <w:t>German: Wenn ich fernsehe, bügle ich die Wäsche.</w:t>
+      </w:r>
+      <w:r>
+        <w:rPr>
+          <w:rFonts w:asciiTheme="minorHAnsi" w:eastAsiaTheme="minorHAnsi" w:hAnsiTheme="minorHAnsi" w:cstheme="minorBidi"/>
+          <w:sz w:val="22"/>
+          <w:szCs w:val="22"/>
+          <w:lang w:val="de-DE" w:eastAsia="en-US"/>
+          <w14:ligatures w14:val="standardContextual"/>
+        </w:rPr>
+        <w:t xml:space="preserve"> </w:t>
+      </w:r>
+      <w:r>
+        <w:rPr>
+          <w:rFonts w:asciiTheme="minorHAnsi" w:eastAsiaTheme="minorHAnsi" w:hAnsiTheme="minorHAnsi" w:cstheme="minorBidi"/>
+          <w:sz w:val="22"/>
+          <w:szCs w:val="22"/>
+          <w:lang w:eastAsia="en-US"/>
+          <w14:ligatures w14:val="standardContextual"/>
+        </w:rPr>
+        <w:t>English: While I watch TV, I iron the laundry.</w:t>
+      </w:r>
+    </w:p>
+    <w:p>
+      <w:pPr>
+        <w:pStyle w:val="ListParagraph"/>
+        <w:numPr>
+          <w:ilvl w:val="0"/>
+          <w:numId w:val="5"/>
+        </w:numPr>
+      </w:pPr>
+      <w:r>
+        <w:t xml:space="preserve">That means </w:t>
+      </w:r>
+      <w:proofErr w:type="spellStart"/>
+      <w:r>
+        <w:t>german</w:t>
+      </w:r>
+      <w:proofErr w:type="spellEnd"/>
+      <w:r>
+        <w:t xml:space="preserve"> </w:t>
+      </w:r>
+      <w:proofErr w:type="spellStart"/>
+      <w:r>
+        <w:t>wenn</w:t>
+      </w:r>
+      <w:proofErr w:type="spellEnd"/>
+      <w:r>
+        <w:t xml:space="preserve"> as </w:t>
+      </w:r>
+      <w:proofErr w:type="spellStart"/>
+      <w:r>
+        <w:t>nebensatz</w:t>
+      </w:r>
+      <w:proofErr w:type="spellEnd"/>
+      <w:r>
+        <w:t xml:space="preserve"> qualifies or </w:t>
+      </w:r>
+      <w:proofErr w:type="spellStart"/>
+      <w:r>
+        <w:t>crossponds</w:t>
+      </w:r>
+      <w:proofErr w:type="spellEnd"/>
+      <w:r>
+        <w:t xml:space="preserve"> to while in </w:t>
+      </w:r>
+      <w:r>
+        <w:t>English</w:t>
+      </w:r>
+    </w:p>
+    <w:p>
+      <w:pPr>
+        <w:pStyle w:val="ListParagraph"/>
+        <w:numPr>
+          <w:ilvl w:val="0"/>
+          <w:numId w:val="5"/>
+        </w:numPr>
+        <w:rPr>
+          <w:lang w:val="de-DE"/>
+        </w:rPr>
+      </w:pPr>
+      <w:r>
+        <w:rPr>
+          <w:lang w:val="de-DE"/>
+        </w:rPr>
+        <w:t xml:space="preserve">Das + the </w:t>
+      </w:r>
+      <w:proofErr w:type="spellStart"/>
+      <w:r>
+        <w:rPr>
+          <w:lang w:val="de-DE"/>
+        </w:rPr>
+        <w:t>verb</w:t>
+      </w:r>
+      <w:proofErr w:type="spellEnd"/>
+      <w:r>
+        <w:rPr>
+          <w:lang w:val="de-DE"/>
+        </w:rPr>
+        <w:t xml:space="preserve"> as a </w:t>
+      </w:r>
+      <w:proofErr w:type="spellStart"/>
+      <w:r>
+        <w:rPr>
+          <w:lang w:val="de-DE"/>
+        </w:rPr>
+        <w:t>noun</w:t>
+      </w:r>
+      <w:proofErr w:type="spellEnd"/>
+      <w:r>
+        <w:rPr>
+          <w:lang w:val="de-DE"/>
+        </w:rPr>
+        <w:t xml:space="preserve"> </w:t>
+      </w:r>
+      <w:proofErr w:type="spellStart"/>
+      <w:r>
+        <w:rPr>
+          <w:lang w:val="de-DE"/>
+        </w:rPr>
+        <w:t>z.b</w:t>
+      </w:r>
+      <w:proofErr w:type="spellEnd"/>
+      <w:r>
+        <w:rPr>
+          <w:lang w:val="de-DE"/>
+        </w:rPr>
+        <w:t>: das koche</w:t>
+      </w:r>
+      <w:r>
+        <w:rPr>
+          <w:lang w:val="de-DE"/>
+        </w:rPr>
+        <w:t>n</w:t>
+      </w:r>
+    </w:p>
+    <w:p>
+      <w:pPr>
+        <w:pStyle w:val="ListParagraph"/>
+        <w:numPr>
+          <w:ilvl w:val="0"/>
+          <w:numId w:val="5"/>
+        </w:numPr>
+        <w:spacing w:after="0" w:line="240" w:lineRule="auto"/>
+      </w:pPr>
+      <w:r>
+        <w:t xml:space="preserve">In German, combining </w:t>
+      </w:r>
+      <w:proofErr w:type="spellStart"/>
+      <w:r>
+        <w:t>werden</w:t>
+      </w:r>
+      <w:proofErr w:type="spellEnd"/>
+      <w:r>
+        <w:t xml:space="preserve"> with the </w:t>
+      </w:r>
+      <w:proofErr w:type="spellStart"/>
+      <w:r>
+        <w:t>Perfekt</w:t>
+      </w:r>
+      <w:proofErr w:type="spellEnd"/>
+      <w:r>
+        <w:t xml:space="preserve"> form (the </w:t>
+      </w:r>
+      <w:proofErr w:type="spellStart"/>
+      <w:r>
+        <w:t>Partizip</w:t>
+      </w:r>
+      <w:proofErr w:type="spellEnd"/>
+      <w:r>
+        <w:t xml:space="preserve"> II / past participle) creates the Passive Voice (Das </w:t>
+      </w:r>
+      <w:proofErr w:type="spellStart"/>
+      <w:r>
+        <w:t>Passiv</w:t>
+      </w:r>
+      <w:proofErr w:type="spellEnd"/>
+      <w:r>
+        <w:t>).</w:t>
+      </w:r>
+      <w:r>
+        <w:t xml:space="preserve"> </w:t>
+      </w:r>
+      <w:r>
+        <w:t xml:space="preserve">Specifically, this is the </w:t>
+      </w:r>
+      <w:proofErr w:type="spellStart"/>
+      <w:r>
+        <w:t>Vorgangspassiv</w:t>
+      </w:r>
+      <w:proofErr w:type="spellEnd"/>
+      <w:r>
+        <w:t xml:space="preserve"> (Process Passive), which focuses entirely on the action itself rather than who is performing it.</w:t>
+      </w:r>
+      <w:r>
+        <w:t xml:space="preserve"> The fact that we use </w:t>
+      </w:r>
+      <w:proofErr w:type="spellStart"/>
+      <w:r>
+        <w:t>werden</w:t>
+      </w:r>
+      <w:proofErr w:type="spellEnd"/>
+      <w:r>
+        <w:t xml:space="preserve"> does not mean it has anything to do with the future its present passive where we exclude the subject </w:t>
+      </w:r>
+    </w:p>
+    <w:p>
+      <w:pPr>
+        <w:pStyle w:val="z1qcye"/>
+        <w:numPr>
+          <w:ilvl w:val="1"/>
+          <w:numId w:val="5"/>
+        </w:numPr>
+        <w:spacing w:before="0" w:beforeAutospacing="0" w:after="0" w:afterAutospacing="0"/>
+        <w:rPr>
+          <w:rFonts w:asciiTheme="minorHAnsi" w:eastAsiaTheme="minorHAnsi" w:hAnsiTheme="minorHAnsi" w:cstheme="minorBidi"/>
+          <w:sz w:val="22"/>
+          <w:szCs w:val="22"/>
+          <w:lang w:eastAsia="en-US"/>
+          <w14:ligatures w14:val="standardContextual"/>
+        </w:rPr>
+      </w:pPr>
+      <w:r>
+        <w:rPr>
+          <w:rFonts w:asciiTheme="minorHAnsi" w:eastAsiaTheme="minorHAnsi" w:hAnsiTheme="minorHAnsi" w:cstheme="minorBidi"/>
+          <w:sz w:val="22"/>
+          <w:szCs w:val="22"/>
+          <w:lang w:eastAsia="en-US"/>
+          <w14:ligatures w14:val="standardContextual"/>
+        </w:rPr>
+        <w:t xml:space="preserve">German: "Die </w:t>
+      </w:r>
+      <w:proofErr w:type="spellStart"/>
+      <w:r>
+        <w:rPr>
+          <w:rFonts w:asciiTheme="minorHAnsi" w:eastAsiaTheme="minorHAnsi" w:hAnsiTheme="minorHAnsi" w:cstheme="minorBidi"/>
+          <w:sz w:val="22"/>
+          <w:szCs w:val="22"/>
+          <w:lang w:eastAsia="en-US"/>
+          <w14:ligatures w14:val="standardContextual"/>
+        </w:rPr>
+        <w:t>Straße</w:t>
+      </w:r>
+      <w:proofErr w:type="spellEnd"/>
+      <w:r>
+        <w:rPr>
+          <w:rFonts w:asciiTheme="minorHAnsi" w:eastAsiaTheme="minorHAnsi" w:hAnsiTheme="minorHAnsi" w:cstheme="minorBidi"/>
+          <w:sz w:val="22"/>
+          <w:szCs w:val="22"/>
+          <w:lang w:eastAsia="en-US"/>
+          <w14:ligatures w14:val="standardContextual"/>
+        </w:rPr>
+        <w:t xml:space="preserve"> </w:t>
+      </w:r>
+      <w:proofErr w:type="spellStart"/>
+      <w:r>
+        <w:rPr>
+          <w:rFonts w:asciiTheme="minorHAnsi" w:eastAsiaTheme="minorHAnsi" w:hAnsiTheme="minorHAnsi" w:cstheme="minorBidi"/>
+          <w:sz w:val="22"/>
+          <w:szCs w:val="22"/>
+          <w:lang w:eastAsia="en-US"/>
+          <w14:ligatures w14:val="standardContextual"/>
+        </w:rPr>
+        <w:t>wird</w:t>
+      </w:r>
+      <w:proofErr w:type="spellEnd"/>
+      <w:r>
+        <w:rPr>
+          <w:rFonts w:asciiTheme="minorHAnsi" w:eastAsiaTheme="minorHAnsi" w:hAnsiTheme="minorHAnsi" w:cstheme="minorBidi"/>
+          <w:sz w:val="22"/>
+          <w:szCs w:val="22"/>
+          <w:lang w:eastAsia="en-US"/>
+          <w14:ligatures w14:val="standardContextual"/>
+        </w:rPr>
+        <w:t xml:space="preserve"> </w:t>
+      </w:r>
+      <w:proofErr w:type="spellStart"/>
+      <w:r>
+        <w:rPr>
+          <w:rFonts w:asciiTheme="minorHAnsi" w:eastAsiaTheme="minorHAnsi" w:hAnsiTheme="minorHAnsi" w:cstheme="minorBidi"/>
+          <w:sz w:val="22"/>
+          <w:szCs w:val="22"/>
+          <w:lang w:eastAsia="en-US"/>
+          <w14:ligatures w14:val="standardContextual"/>
+        </w:rPr>
+        <w:t>wegen</w:t>
+      </w:r>
+      <w:proofErr w:type="spellEnd"/>
+      <w:r>
+        <w:rPr>
+          <w:rFonts w:asciiTheme="minorHAnsi" w:eastAsiaTheme="minorHAnsi" w:hAnsiTheme="minorHAnsi" w:cstheme="minorBidi"/>
+          <w:sz w:val="22"/>
+          <w:szCs w:val="22"/>
+          <w:lang w:eastAsia="en-US"/>
+          <w14:ligatures w14:val="standardContextual"/>
+        </w:rPr>
+        <w:t xml:space="preserve"> </w:t>
+      </w:r>
+      <w:proofErr w:type="spellStart"/>
+      <w:r>
+        <w:rPr>
+          <w:rFonts w:asciiTheme="minorHAnsi" w:eastAsiaTheme="minorHAnsi" w:hAnsiTheme="minorHAnsi" w:cstheme="minorBidi"/>
+          <w:sz w:val="22"/>
+          <w:szCs w:val="22"/>
+          <w:lang w:eastAsia="en-US"/>
+          <w14:ligatures w14:val="standardContextual"/>
+        </w:rPr>
+        <w:t>Bauarbeiten</w:t>
+      </w:r>
+      <w:proofErr w:type="spellEnd"/>
+      <w:r>
+        <w:rPr>
+          <w:rFonts w:asciiTheme="minorHAnsi" w:eastAsiaTheme="minorHAnsi" w:hAnsiTheme="minorHAnsi" w:cstheme="minorBidi"/>
+          <w:sz w:val="22"/>
+          <w:szCs w:val="22"/>
+          <w:lang w:eastAsia="en-US"/>
+          <w14:ligatures w14:val="standardContextual"/>
+        </w:rPr>
+        <w:t xml:space="preserve"> </w:t>
+      </w:r>
+      <w:proofErr w:type="spellStart"/>
+      <w:r>
+        <w:rPr>
+          <w:rFonts w:asciiTheme="minorHAnsi" w:eastAsiaTheme="minorHAnsi" w:hAnsiTheme="minorHAnsi" w:cstheme="minorBidi"/>
+          <w:sz w:val="22"/>
+          <w:szCs w:val="22"/>
+          <w:lang w:eastAsia="en-US"/>
+          <w14:ligatures w14:val="standardContextual"/>
+        </w:rPr>
+        <w:t>gesperrt</w:t>
+      </w:r>
+      <w:proofErr w:type="spellEnd"/>
+      <w:r>
+        <w:rPr>
+          <w:rFonts w:asciiTheme="minorHAnsi" w:eastAsiaTheme="minorHAnsi" w:hAnsiTheme="minorHAnsi" w:cstheme="minorBidi"/>
+          <w:sz w:val="22"/>
+          <w:szCs w:val="22"/>
+          <w:lang w:eastAsia="en-US"/>
+          <w14:ligatures w14:val="standardContextual"/>
+        </w:rPr>
+        <w:t>."</w:t>
+      </w:r>
+    </w:p>
+    <w:p>
+      <w:pPr>
+        <w:pStyle w:val="z1qcye"/>
+        <w:numPr>
+          <w:ilvl w:val="1"/>
+          <w:numId w:val="5"/>
+        </w:numPr>
+        <w:spacing w:before="0" w:beforeAutospacing="0" w:after="0" w:afterAutospacing="0"/>
+        <w:rPr>
+          <w:rFonts w:asciiTheme="minorHAnsi" w:eastAsiaTheme="minorHAnsi" w:hAnsiTheme="minorHAnsi" w:cstheme="minorBidi"/>
+          <w:sz w:val="22"/>
+          <w:szCs w:val="22"/>
+          <w:lang w:eastAsia="en-US"/>
+          <w14:ligatures w14:val="standardContextual"/>
+        </w:rPr>
+      </w:pPr>
+      <w:r>
+        <w:rPr>
+          <w:rFonts w:asciiTheme="minorHAnsi" w:eastAsiaTheme="minorHAnsi" w:hAnsiTheme="minorHAnsi" w:cstheme="minorBidi"/>
+          <w:sz w:val="22"/>
+          <w:szCs w:val="22"/>
+          <w:lang w:eastAsia="en-US"/>
+          <w14:ligatures w14:val="standardContextual"/>
+        </w:rPr>
+        <w:t>English: "The street is being blocked / closed due to construction work."</w:t>
+      </w:r>
+    </w:p>
+    <w:p>
+      <w:pPr>
+        <w:pStyle w:val="z1qcye"/>
+        <w:numPr>
+          <w:ilvl w:val="1"/>
+          <w:numId w:val="5"/>
+        </w:numPr>
+        <w:spacing w:before="0" w:beforeAutospacing="0" w:after="0" w:afterAutospacing="0"/>
+        <w:rPr>
+          <w:rFonts w:asciiTheme="minorHAnsi" w:eastAsiaTheme="minorHAnsi" w:hAnsiTheme="minorHAnsi" w:cstheme="minorBidi"/>
+          <w:sz w:val="22"/>
+          <w:szCs w:val="22"/>
+          <w:lang w:eastAsia="en-US"/>
+          <w14:ligatures w14:val="standardContextual"/>
+        </w:rPr>
+      </w:pPr>
+      <w:r>
+        <w:rPr>
+          <w:rFonts w:asciiTheme="minorHAnsi" w:eastAsiaTheme="minorHAnsi" w:hAnsiTheme="minorHAnsi" w:cstheme="minorBidi"/>
+          <w:sz w:val="22"/>
+          <w:szCs w:val="22"/>
+          <w:lang w:eastAsia="en-US"/>
+          <w14:ligatures w14:val="standardContextual"/>
+        </w:rPr>
+        <w:t xml:space="preserve">German: "Ein </w:t>
+      </w:r>
+      <w:proofErr w:type="spellStart"/>
+      <w:r>
+        <w:rPr>
+          <w:rFonts w:asciiTheme="minorHAnsi" w:eastAsiaTheme="minorHAnsi" w:hAnsiTheme="minorHAnsi" w:cstheme="minorBidi"/>
+          <w:sz w:val="22"/>
+          <w:szCs w:val="22"/>
+          <w:lang w:eastAsia="en-US"/>
+          <w14:ligatures w14:val="standardContextual"/>
+        </w:rPr>
+        <w:t>neues</w:t>
+      </w:r>
+      <w:proofErr w:type="spellEnd"/>
+      <w:r>
+        <w:rPr>
+          <w:rFonts w:asciiTheme="minorHAnsi" w:eastAsiaTheme="minorHAnsi" w:hAnsiTheme="minorHAnsi" w:cstheme="minorBidi"/>
+          <w:sz w:val="22"/>
+          <w:szCs w:val="22"/>
+          <w:lang w:eastAsia="en-US"/>
+          <w14:ligatures w14:val="standardContextual"/>
+        </w:rPr>
+        <w:t xml:space="preserve"> </w:t>
+      </w:r>
+      <w:proofErr w:type="spellStart"/>
+      <w:r>
+        <w:rPr>
+          <w:rFonts w:asciiTheme="minorHAnsi" w:eastAsiaTheme="minorHAnsi" w:hAnsiTheme="minorHAnsi" w:cstheme="minorBidi"/>
+          <w:sz w:val="22"/>
+          <w:szCs w:val="22"/>
+          <w:lang w:eastAsia="en-US"/>
+          <w14:ligatures w14:val="standardContextual"/>
+        </w:rPr>
+        <w:t>Gesetz</w:t>
+      </w:r>
+      <w:proofErr w:type="spellEnd"/>
+      <w:r>
+        <w:rPr>
+          <w:rFonts w:asciiTheme="minorHAnsi" w:eastAsiaTheme="minorHAnsi" w:hAnsiTheme="minorHAnsi" w:cstheme="minorBidi"/>
+          <w:sz w:val="22"/>
+          <w:szCs w:val="22"/>
+          <w:lang w:eastAsia="en-US"/>
+          <w14:ligatures w14:val="standardContextual"/>
+        </w:rPr>
+        <w:t xml:space="preserve"> </w:t>
+      </w:r>
+      <w:proofErr w:type="spellStart"/>
+      <w:r>
+        <w:rPr>
+          <w:rFonts w:asciiTheme="minorHAnsi" w:eastAsiaTheme="minorHAnsi" w:hAnsiTheme="minorHAnsi" w:cstheme="minorBidi"/>
+          <w:sz w:val="22"/>
+          <w:szCs w:val="22"/>
+          <w:lang w:eastAsia="en-US"/>
+          <w14:ligatures w14:val="standardContextual"/>
+        </w:rPr>
+        <w:t>wird</w:t>
+      </w:r>
+      <w:proofErr w:type="spellEnd"/>
+      <w:r>
+        <w:rPr>
+          <w:rFonts w:asciiTheme="minorHAnsi" w:eastAsiaTheme="minorHAnsi" w:hAnsiTheme="minorHAnsi" w:cstheme="minorBidi"/>
+          <w:sz w:val="22"/>
+          <w:szCs w:val="22"/>
+          <w:lang w:eastAsia="en-US"/>
+          <w14:ligatures w14:val="standardContextual"/>
+        </w:rPr>
+        <w:t xml:space="preserve"> </w:t>
+      </w:r>
+      <w:proofErr w:type="spellStart"/>
+      <w:r>
+        <w:rPr>
+          <w:rFonts w:asciiTheme="minorHAnsi" w:eastAsiaTheme="minorHAnsi" w:hAnsiTheme="minorHAnsi" w:cstheme="minorBidi"/>
+          <w:sz w:val="22"/>
+          <w:szCs w:val="22"/>
+          <w:lang w:eastAsia="en-US"/>
+          <w14:ligatures w14:val="standardContextual"/>
+        </w:rPr>
+        <w:t>heute</w:t>
+      </w:r>
+      <w:proofErr w:type="spellEnd"/>
+      <w:r>
+        <w:rPr>
+          <w:rFonts w:asciiTheme="minorHAnsi" w:eastAsiaTheme="minorHAnsi" w:hAnsiTheme="minorHAnsi" w:cstheme="minorBidi"/>
+          <w:sz w:val="22"/>
+          <w:szCs w:val="22"/>
+          <w:lang w:eastAsia="en-US"/>
+          <w14:ligatures w14:val="standardContextual"/>
+        </w:rPr>
+        <w:t xml:space="preserve"> </w:t>
+      </w:r>
+      <w:proofErr w:type="spellStart"/>
+      <w:r>
+        <w:rPr>
+          <w:rFonts w:asciiTheme="minorHAnsi" w:eastAsiaTheme="minorHAnsi" w:hAnsiTheme="minorHAnsi" w:cstheme="minorBidi"/>
+          <w:sz w:val="22"/>
+          <w:szCs w:val="22"/>
+          <w:lang w:eastAsia="en-US"/>
+          <w14:ligatures w14:val="standardContextual"/>
+        </w:rPr>
+        <w:t>im</w:t>
+      </w:r>
+      <w:proofErr w:type="spellEnd"/>
+      <w:r>
+        <w:rPr>
+          <w:rFonts w:asciiTheme="minorHAnsi" w:eastAsiaTheme="minorHAnsi" w:hAnsiTheme="minorHAnsi" w:cstheme="minorBidi"/>
+          <w:sz w:val="22"/>
+          <w:szCs w:val="22"/>
+          <w:lang w:eastAsia="en-US"/>
+          <w14:ligatures w14:val="standardContextual"/>
+        </w:rPr>
+        <w:t xml:space="preserve"> Bundestag </w:t>
+      </w:r>
+      <w:proofErr w:type="spellStart"/>
+      <w:r>
+        <w:rPr>
+          <w:rFonts w:asciiTheme="minorHAnsi" w:eastAsiaTheme="minorHAnsi" w:hAnsiTheme="minorHAnsi" w:cstheme="minorBidi"/>
+          <w:sz w:val="22"/>
+          <w:szCs w:val="22"/>
+          <w:lang w:eastAsia="en-US"/>
+          <w14:ligatures w14:val="standardContextual"/>
+        </w:rPr>
+        <w:t>diskutiert</w:t>
+      </w:r>
+      <w:proofErr w:type="spellEnd"/>
+      <w:r>
+        <w:rPr>
+          <w:rFonts w:asciiTheme="minorHAnsi" w:eastAsiaTheme="minorHAnsi" w:hAnsiTheme="minorHAnsi" w:cstheme="minorBidi"/>
+          <w:sz w:val="22"/>
+          <w:szCs w:val="22"/>
+          <w:lang w:eastAsia="en-US"/>
+          <w14:ligatures w14:val="standardContextual"/>
+        </w:rPr>
+        <w:t>."</w:t>
+      </w:r>
+    </w:p>
+    <w:p>
+      <w:pPr>
+        <w:pStyle w:val="z1qcye"/>
+        <w:numPr>
+          <w:ilvl w:val="1"/>
+          <w:numId w:val="5"/>
+        </w:numPr>
+        <w:spacing w:before="0" w:beforeAutospacing="0" w:after="0" w:afterAutospacing="0"/>
+        <w:rPr>
+          <w:rFonts w:asciiTheme="minorHAnsi" w:eastAsiaTheme="minorHAnsi" w:hAnsiTheme="minorHAnsi" w:cstheme="minorBidi"/>
+          <w:sz w:val="22"/>
+          <w:szCs w:val="22"/>
+          <w:lang w:eastAsia="en-US"/>
+          <w14:ligatures w14:val="standardContextual"/>
+        </w:rPr>
+      </w:pPr>
+      <w:r>
+        <w:rPr>
+          <w:rFonts w:asciiTheme="minorHAnsi" w:eastAsiaTheme="minorHAnsi" w:hAnsiTheme="minorHAnsi" w:cstheme="minorBidi"/>
+          <w:sz w:val="22"/>
+          <w:szCs w:val="22"/>
+          <w:lang w:eastAsia="en-US"/>
+          <w14:ligatures w14:val="standardContextual"/>
+        </w:rPr>
+        <w:t>English: "A new law is being discussed in the Bundestag today."</w:t>
+      </w:r>
+    </w:p>
+    <w:p>
+      <w:pPr>
+        <w:pStyle w:val="z1qcye"/>
+        <w:numPr>
+          <w:ilvl w:val="1"/>
+          <w:numId w:val="5"/>
+        </w:numPr>
+        <w:spacing w:before="0" w:beforeAutospacing="0" w:after="0" w:afterAutospacing="0"/>
+        <w:rPr>
+          <w:rFonts w:asciiTheme="minorHAnsi" w:eastAsiaTheme="minorHAnsi" w:hAnsiTheme="minorHAnsi" w:cstheme="minorBidi"/>
+          <w:sz w:val="22"/>
+          <w:szCs w:val="22"/>
+          <w:lang w:eastAsia="en-US"/>
+          <w14:ligatures w14:val="standardContextual"/>
+        </w:rPr>
+      </w:pPr>
+    </w:p>
+    <w:p>
+      <w:pPr>
+        <w:spacing w:after="0" w:line="240" w:lineRule="auto"/>
+      </w:pPr>
+    </w:p>
+    <w:p>
+      <w:pPr>
+        <w:spacing w:after="0" w:line="240" w:lineRule="auto"/>
+      </w:pPr>
+    </w:p>
+    <w:p>
+      <w:pPr>
+        <w:spacing w:after="0" w:line="240" w:lineRule="auto"/>
+        <w:rPr>
+          <w:lang w:val="de-DE"/>
+        </w:rPr>
+      </w:pPr>
+      <w:r>
+        <w:rPr>
+          <w:b/>
+          <w:bCs/>
+          <w:lang w:val="de-DE"/>
+        </w:rPr>
+        <w:t xml:space="preserve">The </w:t>
+      </w:r>
+      <w:proofErr w:type="spellStart"/>
+      <w:r>
+        <w:rPr>
+          <w:b/>
+          <w:bCs/>
+          <w:lang w:val="de-DE"/>
+        </w:rPr>
+        <w:t>rule</w:t>
+      </w:r>
+      <w:proofErr w:type="spellEnd"/>
+      <w:r>
+        <w:rPr>
+          <w:b/>
+          <w:bCs/>
+          <w:lang w:val="de-DE"/>
+        </w:rPr>
+        <w:t>:</w:t>
+      </w:r>
+    </w:p>
+    <w:p>
+      <w:pPr>
+        <w:spacing w:after="0" w:line="240" w:lineRule="auto"/>
+        <w:rPr>
+          <w:lang w:val="de-DE"/>
+        </w:rPr>
+      </w:pPr>
+      <w:r>
+        <w:rPr>
+          <w:b/>
+          <w:bCs/>
+          <w:lang w:val="de-DE"/>
+        </w:rPr>
+        <w:t>werden</w:t>
+      </w:r>
+      <w:r>
+        <w:rPr>
+          <w:lang w:val="de-DE"/>
+        </w:rPr>
+        <w:t xml:space="preserve"> (Präteritum) + </w:t>
+      </w:r>
+      <w:r>
+        <w:rPr>
+          <w:b/>
+          <w:bCs/>
+          <w:lang w:val="de-DE"/>
+        </w:rPr>
+        <w:t>Partizip II</w:t>
+      </w:r>
+    </w:p>
+    <w:p>
+      <w:pPr>
+        <w:spacing w:after="0" w:line="240" w:lineRule="auto"/>
+        <w:rPr>
+          <w:lang w:val="de-DE"/>
+        </w:rPr>
+      </w:pPr>
+      <w:r>
+        <w:rPr>
+          <w:b/>
+          <w:bCs/>
+          <w:lang w:val="de-DE"/>
+        </w:rPr>
+        <w:t xml:space="preserve">Form of </w:t>
+      </w:r>
+      <w:r>
+        <w:rPr>
+          <w:b/>
+          <w:bCs/>
+          <w:i/>
+          <w:iCs/>
+          <w:lang w:val="de-DE"/>
+        </w:rPr>
+        <w:t>werden</w:t>
+      </w:r>
+      <w:r>
+        <w:rPr>
+          <w:b/>
+          <w:bCs/>
+          <w:lang w:val="de-DE"/>
+        </w:rPr>
+        <w:t xml:space="preserve"> in Präteritum:</w:t>
+      </w:r>
+    </w:p>
+    <w:tbl>
+      <w:tblPr>
+        <w:tblW w:w="11280" w:type="dxa"/>
+        <w:tblCellMar>
+          <w:top w:w="15" w:type="dxa"/>
+          <w:left w:w="15" w:type="dxa"/>
+          <w:bottom w:w="15" w:type="dxa"/>
+          <w:right w:w="15" w:type="dxa"/>
+        </w:tblCellMar>
+        <w:tblLook w:val="04A0" w:firstRow="1" w:lastRow="0" w:firstColumn="1" w:lastColumn="0" w:noHBand="0" w:noVBand="1"/>
+      </w:tblPr>
+      <w:tblGrid>
+        <w:gridCol w:w="5813"/>
+        <w:gridCol w:w="5467"/>
+      </w:tblGrid>
+      <w:tr>
+        <w:trPr>
+          <w:tblHeader/>
+        </w:trPr>
+        <w:tc>
+          <w:tcPr>
+            <w:tcW w:w="0" w:type="auto"/>
+            <w:tcBorders>
+              <w:top w:val="nil"/>
+            </w:tcBorders>
+            <w:tcMar>
+              <w:top w:w="150" w:type="dxa"/>
+              <w:left w:w="0" w:type="dxa"/>
+              <w:bottom w:w="150" w:type="dxa"/>
+              <w:right w:w="240" w:type="dxa"/>
+            </w:tcMar>
+            <w:vAlign w:val="center"/>
+            <w:hideMark/>
+          </w:tcPr>
+          <w:p>
+            <w:pPr>
+              <w:spacing w:after="0" w:line="240" w:lineRule="auto"/>
+            </w:pPr>
+            <w:r>
+              <w:t>Person</w:t>
+            </w:r>
+          </w:p>
+        </w:tc>
+        <w:tc>
+          <w:tcPr>
+            <w:tcW w:w="0" w:type="auto"/>
+            <w:tcBorders>
+              <w:top w:val="nil"/>
+            </w:tcBorders>
+            <w:tcMar>
+              <w:top w:w="150" w:type="dxa"/>
+              <w:left w:w="240" w:type="dxa"/>
+              <w:bottom w:w="150" w:type="dxa"/>
+              <w:right w:w="240" w:type="dxa"/>
+            </w:tcMar>
+            <w:vAlign w:val="center"/>
+            <w:hideMark/>
+          </w:tcPr>
+          <w:p>
+            <w:pPr>
+              <w:spacing w:after="0" w:line="240" w:lineRule="auto"/>
+            </w:pPr>
+            <w:r>
+              <w:t>Form</w:t>
+            </w:r>
+          </w:p>
+        </w:tc>
+      </w:tr>
+      <w:tr>
+        <w:tc>
+          <w:tcPr>
+            <w:tcW w:w="0" w:type="auto"/>
+            <w:tcMar>
+              <w:top w:w="150" w:type="dxa"/>
+              <w:left w:w="0" w:type="dxa"/>
+              <w:bottom w:w="150" w:type="dxa"/>
+              <w:right w:w="240" w:type="dxa"/>
+            </w:tcMar>
+            <w:vAlign w:val="center"/>
+            <w:hideMark/>
+          </w:tcPr>
+          <w:p>
+            <w:pPr>
+              <w:spacing w:after="0" w:line="240" w:lineRule="auto"/>
+            </w:pPr>
+            <w:r>
+              <w:t>ich</w:t>
+            </w:r>
+          </w:p>
+        </w:tc>
+        <w:tc>
+          <w:tcPr>
+            <w:tcW w:w="0" w:type="auto"/>
+            <w:tcMar>
+              <w:top w:w="150" w:type="dxa"/>
+              <w:left w:w="240" w:type="dxa"/>
+              <w:bottom w:w="150" w:type="dxa"/>
+              <w:right w:w="0" w:type="dxa"/>
+            </w:tcMar>
+            <w:vAlign w:val="center"/>
+            <w:hideMark/>
+          </w:tcPr>
+          <w:p>
+            <w:pPr>
+              <w:spacing w:after="0" w:line="240" w:lineRule="auto"/>
+            </w:pPr>
+            <w:proofErr w:type="spellStart"/>
+            <w:r>
+              <w:t>wurde</w:t>
+            </w:r>
+            <w:proofErr w:type="spellEnd"/>
+          </w:p>
+        </w:tc>
+      </w:tr>
+      <w:tr>
+        <w:tc>
+          <w:tcPr>
+            <w:tcW w:w="0" w:type="auto"/>
+            <w:tcMar>
+              <w:top w:w="150" w:type="dxa"/>
+              <w:left w:w="0" w:type="dxa"/>
+              <w:bottom w:w="150" w:type="dxa"/>
+              <w:right w:w="240" w:type="dxa"/>
+            </w:tcMar>
+            <w:vAlign w:val="center"/>
+            <w:hideMark/>
+          </w:tcPr>
+          <w:p>
+            <w:pPr>
+              <w:spacing w:after="0" w:line="240" w:lineRule="auto"/>
+            </w:pPr>
+            <w:r>
+              <w:t>du</w:t>
+            </w:r>
+          </w:p>
+        </w:tc>
+        <w:tc>
+          <w:tcPr>
+            <w:tcW w:w="0" w:type="auto"/>
+            <w:tcMar>
+              <w:top w:w="150" w:type="dxa"/>
+              <w:left w:w="240" w:type="dxa"/>
+              <w:bottom w:w="150" w:type="dxa"/>
+              <w:right w:w="0" w:type="dxa"/>
+            </w:tcMar>
+            <w:vAlign w:val="center"/>
+            <w:hideMark/>
+          </w:tcPr>
+          <w:p>
+            <w:pPr>
+              <w:spacing w:after="0" w:line="240" w:lineRule="auto"/>
+            </w:pPr>
+            <w:proofErr w:type="spellStart"/>
+            <w:r>
+              <w:t>wurdest</w:t>
+            </w:r>
+            <w:proofErr w:type="spellEnd"/>
+          </w:p>
+        </w:tc>
+      </w:tr>
+      <w:tr>
+        <w:tc>
+          <w:tcPr>
+            <w:tcW w:w="0" w:type="auto"/>
+            <w:tcMar>
+              <w:top w:w="150" w:type="dxa"/>
+              <w:left w:w="0" w:type="dxa"/>
+              <w:bottom w:w="150" w:type="dxa"/>
+              <w:right w:w="240" w:type="dxa"/>
+            </w:tcMar>
+            <w:vAlign w:val="center"/>
+            <w:hideMark/>
+          </w:tcPr>
+          <w:p>
+            <w:pPr>
+              <w:spacing w:after="0" w:line="240" w:lineRule="auto"/>
+            </w:pPr>
+            <w:r>
+              <w:t>er/</w:t>
+            </w:r>
+            <w:proofErr w:type="spellStart"/>
+            <w:r>
+              <w:t>sie</w:t>
+            </w:r>
+            <w:proofErr w:type="spellEnd"/>
+            <w:r>
+              <w:t>/es</w:t>
+            </w:r>
+          </w:p>
+        </w:tc>
+        <w:tc>
+          <w:tcPr>
+            <w:tcW w:w="0" w:type="auto"/>
+            <w:tcMar>
+              <w:top w:w="150" w:type="dxa"/>
+              <w:left w:w="240" w:type="dxa"/>
+              <w:bottom w:w="150" w:type="dxa"/>
+              <w:right w:w="0" w:type="dxa"/>
+            </w:tcMar>
+            <w:vAlign w:val="center"/>
+            <w:hideMark/>
+          </w:tcPr>
+          <w:p>
+            <w:pPr>
+              <w:spacing w:after="0" w:line="240" w:lineRule="auto"/>
+            </w:pPr>
+            <w:proofErr w:type="spellStart"/>
+            <w:r>
+              <w:rPr>
+                <w:b/>
+                <w:bCs/>
+              </w:rPr>
+              <w:t>wurde</w:t>
+            </w:r>
+            <w:proofErr w:type="spellEnd"/>
+          </w:p>
+        </w:tc>
+      </w:tr>
+      <w:tr>
+        <w:tc>
+          <w:tcPr>
+            <w:tcW w:w="0" w:type="auto"/>
+            <w:tcMar>
+              <w:top w:w="150" w:type="dxa"/>
+              <w:left w:w="0" w:type="dxa"/>
+              <w:bottom w:w="150" w:type="dxa"/>
+              <w:right w:w="240" w:type="dxa"/>
+            </w:tcMar>
+            <w:vAlign w:val="center"/>
+            <w:hideMark/>
+          </w:tcPr>
+          <w:p>
+            <w:pPr>
+              <w:spacing w:after="0" w:line="240" w:lineRule="auto"/>
+            </w:pPr>
+            <w:proofErr w:type="spellStart"/>
+            <w:r>
+              <w:t>wir</w:t>
+            </w:r>
+            <w:proofErr w:type="spellEnd"/>
+          </w:p>
+        </w:tc>
+        <w:tc>
+          <w:tcPr>
+            <w:tcW w:w="0" w:type="auto"/>
+            <w:tcMar>
+              <w:top w:w="150" w:type="dxa"/>
+              <w:left w:w="240" w:type="dxa"/>
+              <w:bottom w:w="150" w:type="dxa"/>
+              <w:right w:w="0" w:type="dxa"/>
+            </w:tcMar>
+            <w:vAlign w:val="center"/>
+            <w:hideMark/>
+          </w:tcPr>
+          <w:p>
+            <w:pPr>
+              <w:spacing w:after="0" w:line="240" w:lineRule="auto"/>
+            </w:pPr>
+            <w:proofErr w:type="spellStart"/>
+            <w:r>
+              <w:t>wurden</w:t>
+            </w:r>
+            <w:proofErr w:type="spellEnd"/>
+          </w:p>
+        </w:tc>
+      </w:tr>
+      <w:tr>
+        <w:tc>
+          <w:tcPr>
+            <w:tcW w:w="0" w:type="auto"/>
+            <w:tcMar>
+              <w:top w:w="150" w:type="dxa"/>
+              <w:left w:w="0" w:type="dxa"/>
+              <w:bottom w:w="150" w:type="dxa"/>
+              <w:right w:w="240" w:type="dxa"/>
+            </w:tcMar>
+            <w:vAlign w:val="center"/>
+            <w:hideMark/>
+          </w:tcPr>
+          <w:p>
+            <w:pPr>
+              <w:spacing w:after="0" w:line="240" w:lineRule="auto"/>
+            </w:pPr>
+            <w:proofErr w:type="spellStart"/>
+            <w:r>
+              <w:t>ihr</w:t>
+            </w:r>
+            <w:proofErr w:type="spellEnd"/>
+          </w:p>
+        </w:tc>
+        <w:tc>
+          <w:tcPr>
+            <w:tcW w:w="0" w:type="auto"/>
+            <w:tcMar>
+              <w:top w:w="150" w:type="dxa"/>
+              <w:left w:w="240" w:type="dxa"/>
+              <w:bottom w:w="150" w:type="dxa"/>
+              <w:right w:w="0" w:type="dxa"/>
+            </w:tcMar>
+            <w:vAlign w:val="center"/>
+            <w:hideMark/>
+          </w:tcPr>
+          <w:p>
+            <w:pPr>
+              <w:spacing w:after="0" w:line="240" w:lineRule="auto"/>
+            </w:pPr>
+            <w:proofErr w:type="spellStart"/>
+            <w:r>
+              <w:t>wurdet</w:t>
+            </w:r>
+            <w:proofErr w:type="spellEnd"/>
+          </w:p>
+        </w:tc>
+      </w:tr>
+      <w:tr>
+        <w:tc>
+          <w:tcPr>
+            <w:tcW w:w="0" w:type="auto"/>
+            <w:tcMar>
+              <w:top w:w="150" w:type="dxa"/>
+              <w:left w:w="0" w:type="dxa"/>
+              <w:bottom w:w="150" w:type="dxa"/>
+              <w:right w:w="240" w:type="dxa"/>
+            </w:tcMar>
+            <w:vAlign w:val="center"/>
+            <w:hideMark/>
+          </w:tcPr>
+          <w:p>
+            <w:pPr>
+              <w:spacing w:after="0" w:line="240" w:lineRule="auto"/>
+            </w:pPr>
+            <w:proofErr w:type="spellStart"/>
+            <w:r>
+              <w:t>sie</w:t>
+            </w:r>
+            <w:proofErr w:type="spellEnd"/>
+            <w:r>
+              <w:t>/Sie</w:t>
+            </w:r>
+          </w:p>
+        </w:tc>
+        <w:tc>
+          <w:tcPr>
+            <w:tcW w:w="0" w:type="auto"/>
+            <w:tcMar>
+              <w:top w:w="150" w:type="dxa"/>
+              <w:left w:w="240" w:type="dxa"/>
+              <w:bottom w:w="150" w:type="dxa"/>
+              <w:right w:w="0" w:type="dxa"/>
+            </w:tcMar>
+            <w:vAlign w:val="center"/>
+            <w:hideMark/>
+          </w:tcPr>
+          <w:p>
+            <w:pPr>
+              <w:spacing w:after="0" w:line="240" w:lineRule="auto"/>
+            </w:pPr>
+            <w:proofErr w:type="spellStart"/>
+            <w:r>
+              <w:t>wurden</w:t>
+            </w:r>
+            <w:proofErr w:type="spellEnd"/>
+          </w:p>
+        </w:tc>
+      </w:tr>
+    </w:tbl>
+    <w:p>
+      <w:pPr>
+        <w:numPr>
+          <w:ilvl w:val="0"/>
+          <w:numId w:val="9"/>
+        </w:numPr>
+        <w:spacing w:after="0" w:line="240" w:lineRule="auto"/>
+        <w:rPr>
+          <w:lang w:val="de-DE"/>
+        </w:rPr>
+      </w:pPr>
+      <w:r>
+        <w:rPr>
+          <w:lang w:val="de-DE"/>
+        </w:rPr>
+        <w:t xml:space="preserve">The </w:t>
+      </w:r>
+      <w:proofErr w:type="spellStart"/>
+      <w:r>
+        <w:rPr>
+          <w:lang w:val="de-DE"/>
+        </w:rPr>
+        <w:t>window</w:t>
+      </w:r>
+      <w:proofErr w:type="spellEnd"/>
+      <w:r>
+        <w:rPr>
+          <w:lang w:val="de-DE"/>
+        </w:rPr>
+        <w:t xml:space="preserve"> was </w:t>
+      </w:r>
+      <w:proofErr w:type="spellStart"/>
+      <w:r>
+        <w:rPr>
+          <w:lang w:val="de-DE"/>
+        </w:rPr>
+        <w:t>opened</w:t>
+      </w:r>
+      <w:proofErr w:type="spellEnd"/>
+      <w:r>
+        <w:rPr>
+          <w:lang w:val="de-DE"/>
+        </w:rPr>
+        <w:t xml:space="preserve">. → </w:t>
+      </w:r>
+      <w:r>
+        <w:rPr>
+          <w:i/>
+          <w:iCs/>
+          <w:lang w:val="de-DE"/>
+        </w:rPr>
+        <w:t>Das Fenster wurde geöffnet.</w:t>
+      </w:r>
+    </w:p>
+    <w:p>
+      <w:pPr>
+        <w:numPr>
+          <w:ilvl w:val="0"/>
+          <w:numId w:val="9"/>
+        </w:numPr>
+        <w:spacing w:after="0" w:line="240" w:lineRule="auto"/>
+        <w:rPr>
+          <w:lang w:val="de-DE"/>
+        </w:rPr>
+      </w:pPr>
+      <w:r>
+        <w:lastRenderedPageBreak/>
+        <w:t xml:space="preserve">The letter was written by Anna. </w:t>
+      </w:r>
+      <w:r>
+        <w:rPr>
+          <w:lang w:val="de-DE"/>
+        </w:rPr>
+        <w:t xml:space="preserve">→ </w:t>
+      </w:r>
+      <w:r>
+        <w:rPr>
+          <w:i/>
+          <w:iCs/>
+          <w:lang w:val="de-DE"/>
+        </w:rPr>
+        <w:t>Der Brief wurde von Anna geschrieben.</w:t>
+      </w:r>
+    </w:p>
+    <w:p>
+      <w:pPr>
+        <w:numPr>
+          <w:ilvl w:val="0"/>
+          <w:numId w:val="9"/>
+        </w:numPr>
+        <w:spacing w:after="0" w:line="240" w:lineRule="auto"/>
+      </w:pPr>
+      <w:r>
+        <w:t xml:space="preserve">The car was repaired. → </w:t>
+      </w:r>
+      <w:r>
+        <w:rPr>
+          <w:i/>
+          <w:iCs/>
+        </w:rPr>
+        <w:t xml:space="preserve">Das Auto </w:t>
+      </w:r>
+      <w:proofErr w:type="spellStart"/>
+      <w:r>
+        <w:rPr>
+          <w:i/>
+          <w:iCs/>
+        </w:rPr>
+        <w:t>wurde</w:t>
+      </w:r>
+      <w:proofErr w:type="spellEnd"/>
+      <w:r>
+        <w:rPr>
+          <w:i/>
+          <w:iCs/>
+        </w:rPr>
+        <w:t xml:space="preserve"> </w:t>
+      </w:r>
+      <w:proofErr w:type="spellStart"/>
+      <w:r>
+        <w:rPr>
+          <w:i/>
+          <w:iCs/>
+        </w:rPr>
+        <w:t>repariert</w:t>
+      </w:r>
+      <w:proofErr w:type="spellEnd"/>
+      <w:r>
+        <w:rPr>
+          <w:i/>
+          <w:iCs/>
+        </w:rPr>
+        <w:t>.</w:t>
+      </w:r>
+    </w:p>
+    <w:p>
+      <w:pPr>
+        <w:numPr>
+          <w:ilvl w:val="0"/>
+          <w:numId w:val="9"/>
+        </w:numPr>
+        <w:spacing w:after="0" w:line="240" w:lineRule="auto"/>
+      </w:pPr>
+      <w:r>
+        <w:t xml:space="preserve">The children were picked up. → </w:t>
+      </w:r>
+      <w:r>
+        <w:rPr>
+          <w:i/>
+          <w:iCs/>
+        </w:rPr>
+        <w:t xml:space="preserve">Die Kinder </w:t>
+      </w:r>
+      <w:proofErr w:type="spellStart"/>
+      <w:r>
+        <w:rPr>
+          <w:i/>
+          <w:iCs/>
+        </w:rPr>
+        <w:t>wurden</w:t>
+      </w:r>
+      <w:proofErr w:type="spellEnd"/>
+      <w:r>
+        <w:rPr>
+          <w:i/>
+          <w:iCs/>
+        </w:rPr>
+        <w:t xml:space="preserve"> </w:t>
+      </w:r>
+      <w:proofErr w:type="spellStart"/>
+      <w:r>
+        <w:rPr>
+          <w:i/>
+          <w:iCs/>
+        </w:rPr>
+        <w:t>abgeholt</w:t>
+      </w:r>
+      <w:proofErr w:type="spellEnd"/>
+      <w:r>
+        <w:rPr>
+          <w:i/>
+          <w:iCs/>
+        </w:rPr>
+        <w:t>.</w:t>
+      </w:r>
+    </w:p>
+    <w:p>
+      <w:pPr>
+        <w:numPr>
+          <w:ilvl w:val="0"/>
+          <w:numId w:val="9"/>
+        </w:numPr>
+        <w:spacing w:after="0" w:line="240" w:lineRule="auto"/>
+        <w:rPr>
+          <w:lang w:val="de-DE"/>
+        </w:rPr>
+      </w:pPr>
+      <w:r>
+        <w:t xml:space="preserve">The house was sold last year. </w:t>
+      </w:r>
+      <w:r>
+        <w:rPr>
+          <w:lang w:val="de-DE"/>
+        </w:rPr>
+        <w:t xml:space="preserve">→ </w:t>
+      </w:r>
+      <w:r>
+        <w:rPr>
+          <w:i/>
+          <w:iCs/>
+          <w:lang w:val="de-DE"/>
+        </w:rPr>
+        <w:t>Das Haus wurde letztes Jahr verkauft.</w:t>
+      </w:r>
+    </w:p>
+    <w:p>
+      <w:pPr>
+        <w:spacing w:after="0" w:line="240" w:lineRule="auto"/>
+        <w:rPr>
+          <w:lang w:val="de-DE"/>
+        </w:rPr>
+      </w:pPr>
+    </w:p>
+    <w:p>
+      <w:pPr>
+        <w:pStyle w:val="ListParagraph"/>
+        <w:numPr>
+          <w:ilvl w:val="0"/>
+          <w:numId w:val="10"/>
+        </w:numPr>
+        <w:spacing w:after="0" w:line="240" w:lineRule="auto"/>
+      </w:pPr>
+      <w:r>
+        <w:t xml:space="preserve">Als + </w:t>
+      </w:r>
+      <w:proofErr w:type="spellStart"/>
+      <w:r>
+        <w:t>nebensatz</w:t>
+      </w:r>
+      <w:proofErr w:type="spellEnd"/>
+      <w:r>
+        <w:t>, next sentence starts with a</w:t>
+      </w:r>
+      <w:r>
+        <w:t xml:space="preserve"> verb</w:t>
+      </w:r>
+    </w:p>
+    <w:p>
+      <w:pPr>
+        <w:pStyle w:val="ds-markdown-paragraph"/>
+        <w:numPr>
+          <w:ilvl w:val="0"/>
+          <w:numId w:val="10"/>
+        </w:numPr>
+        <w:shd w:val="clear" w:color="auto" w:fill="151517"/>
+        <w:spacing w:before="0" w:beforeAutospacing="0" w:after="0" w:afterAutospacing="0"/>
+        <w:rPr>
+          <w:rFonts w:ascii="Segoe UI" w:hAnsi="Segoe UI" w:cs="Segoe UI"/>
+          <w:color w:val="F9FAFB"/>
+        </w:rPr>
+      </w:pPr>
+      <w:r>
+        <w:rPr>
+          <w:rFonts w:ascii="Segoe UI" w:hAnsi="Segoe UI" w:cs="Segoe UI"/>
+          <w:color w:val="F9FAFB"/>
+        </w:rPr>
+        <w:t xml:space="preserve">ich </w:t>
+      </w:r>
+      <w:proofErr w:type="spellStart"/>
+      <w:r>
+        <w:rPr>
+          <w:rFonts w:ascii="Segoe UI" w:hAnsi="Segoe UI" w:cs="Segoe UI"/>
+          <w:color w:val="F9FAFB"/>
+        </w:rPr>
+        <w:t>wusste</w:t>
+      </w:r>
+      <w:proofErr w:type="spellEnd"/>
+      <w:r>
+        <w:rPr>
+          <w:rFonts w:ascii="Segoe UI" w:hAnsi="Segoe UI" w:cs="Segoe UI"/>
+          <w:color w:val="F9FAFB"/>
+        </w:rPr>
+        <w:t xml:space="preserve"> – I knew</w:t>
+      </w:r>
+    </w:p>
+    <w:p>
+      <w:pPr>
+        <w:pStyle w:val="ds-markdown-paragraph"/>
+        <w:numPr>
+          <w:ilvl w:val="0"/>
+          <w:numId w:val="10"/>
+        </w:numPr>
+        <w:shd w:val="clear" w:color="auto" w:fill="151517"/>
+        <w:spacing w:before="0" w:beforeAutospacing="0" w:after="0" w:afterAutospacing="0"/>
+        <w:rPr>
+          <w:rFonts w:ascii="Segoe UI" w:hAnsi="Segoe UI" w:cs="Segoe UI"/>
+          <w:color w:val="F9FAFB"/>
+        </w:rPr>
+      </w:pPr>
+      <w:r>
+        <w:rPr>
+          <w:rFonts w:ascii="Segoe UI" w:hAnsi="Segoe UI" w:cs="Segoe UI"/>
+          <w:color w:val="F9FAFB"/>
+        </w:rPr>
+        <w:t xml:space="preserve">du </w:t>
+      </w:r>
+      <w:proofErr w:type="spellStart"/>
+      <w:r>
+        <w:rPr>
+          <w:rFonts w:ascii="Segoe UI" w:hAnsi="Segoe UI" w:cs="Segoe UI"/>
+          <w:color w:val="F9FAFB"/>
+        </w:rPr>
+        <w:t>wusstest</w:t>
+      </w:r>
+      <w:proofErr w:type="spellEnd"/>
+      <w:r>
+        <w:rPr>
+          <w:rFonts w:ascii="Segoe UI" w:hAnsi="Segoe UI" w:cs="Segoe UI"/>
+          <w:color w:val="F9FAFB"/>
+        </w:rPr>
+        <w:t xml:space="preserve"> – you knew</w:t>
+      </w:r>
+    </w:p>
+    <w:p>
+      <w:pPr>
+        <w:pStyle w:val="ds-markdown-paragraph"/>
+        <w:numPr>
+          <w:ilvl w:val="0"/>
+          <w:numId w:val="10"/>
+        </w:numPr>
+        <w:shd w:val="clear" w:color="auto" w:fill="151517"/>
+        <w:spacing w:before="0" w:beforeAutospacing="0" w:after="0" w:afterAutospacing="0"/>
+        <w:rPr>
+          <w:rFonts w:ascii="Segoe UI" w:hAnsi="Segoe UI" w:cs="Segoe UI"/>
+          <w:color w:val="F9FAFB"/>
+        </w:rPr>
+      </w:pPr>
+      <w:r>
+        <w:rPr>
+          <w:rFonts w:ascii="Segoe UI" w:hAnsi="Segoe UI" w:cs="Segoe UI"/>
+          <w:color w:val="F9FAFB"/>
+        </w:rPr>
+        <w:t>er/</w:t>
+      </w:r>
+      <w:proofErr w:type="spellStart"/>
+      <w:r>
+        <w:rPr>
+          <w:rFonts w:ascii="Segoe UI" w:hAnsi="Segoe UI" w:cs="Segoe UI"/>
+          <w:color w:val="F9FAFB"/>
+        </w:rPr>
+        <w:t>sie</w:t>
+      </w:r>
+      <w:proofErr w:type="spellEnd"/>
+      <w:r>
+        <w:rPr>
+          <w:rFonts w:ascii="Segoe UI" w:hAnsi="Segoe UI" w:cs="Segoe UI"/>
+          <w:color w:val="F9FAFB"/>
+        </w:rPr>
+        <w:t xml:space="preserve">/es </w:t>
+      </w:r>
+      <w:proofErr w:type="spellStart"/>
+      <w:r>
+        <w:rPr>
+          <w:rFonts w:ascii="Segoe UI" w:hAnsi="Segoe UI" w:cs="Segoe UI"/>
+          <w:color w:val="F9FAFB"/>
+        </w:rPr>
+        <w:t>wusste</w:t>
+      </w:r>
+      <w:proofErr w:type="spellEnd"/>
+      <w:r>
+        <w:rPr>
+          <w:rFonts w:ascii="Segoe UI" w:hAnsi="Segoe UI" w:cs="Segoe UI"/>
+          <w:color w:val="F9FAFB"/>
+        </w:rPr>
+        <w:t xml:space="preserve"> – he/she/it knew</w:t>
+      </w:r>
+    </w:p>
+    <w:p>
+      <w:pPr>
+        <w:pStyle w:val="ds-markdown-paragraph"/>
+        <w:numPr>
+          <w:ilvl w:val="0"/>
+          <w:numId w:val="10"/>
+        </w:numPr>
+        <w:shd w:val="clear" w:color="auto" w:fill="151517"/>
+        <w:spacing w:before="0" w:beforeAutospacing="0" w:after="0" w:afterAutospacing="0"/>
+        <w:rPr>
+          <w:rFonts w:ascii="Segoe UI" w:hAnsi="Segoe UI" w:cs="Segoe UI"/>
+          <w:color w:val="F9FAFB"/>
+        </w:rPr>
+      </w:pPr>
+      <w:proofErr w:type="spellStart"/>
+      <w:r>
+        <w:rPr>
+          <w:rFonts w:ascii="Segoe UI" w:hAnsi="Segoe UI" w:cs="Segoe UI"/>
+          <w:color w:val="F9FAFB"/>
+        </w:rPr>
+        <w:t>wir</w:t>
+      </w:r>
+      <w:proofErr w:type="spellEnd"/>
+      <w:r>
+        <w:rPr>
+          <w:rFonts w:ascii="Segoe UI" w:hAnsi="Segoe UI" w:cs="Segoe UI"/>
+          <w:color w:val="F9FAFB"/>
+        </w:rPr>
+        <w:t xml:space="preserve"> </w:t>
+      </w:r>
+      <w:proofErr w:type="spellStart"/>
+      <w:r>
+        <w:rPr>
+          <w:rFonts w:ascii="Segoe UI" w:hAnsi="Segoe UI" w:cs="Segoe UI"/>
+          <w:color w:val="F9FAFB"/>
+        </w:rPr>
+        <w:t>wussten</w:t>
+      </w:r>
+      <w:proofErr w:type="spellEnd"/>
+      <w:r>
+        <w:rPr>
+          <w:rFonts w:ascii="Segoe UI" w:hAnsi="Segoe UI" w:cs="Segoe UI"/>
+          <w:color w:val="F9FAFB"/>
+        </w:rPr>
+        <w:t xml:space="preserve"> – we knew</w:t>
+      </w:r>
+    </w:p>
+    <w:p>
+      <w:pPr>
+        <w:pStyle w:val="ds-markdown-paragraph"/>
+        <w:numPr>
+          <w:ilvl w:val="0"/>
+          <w:numId w:val="10"/>
+        </w:numPr>
+        <w:shd w:val="clear" w:color="auto" w:fill="151517"/>
+        <w:spacing w:before="0" w:beforeAutospacing="0" w:after="0" w:afterAutospacing="0"/>
+        <w:rPr>
+          <w:rFonts w:ascii="Segoe UI" w:hAnsi="Segoe UI" w:cs="Segoe UI"/>
+          <w:color w:val="F9FAFB"/>
+        </w:rPr>
+      </w:pPr>
+      <w:proofErr w:type="spellStart"/>
+      <w:r>
+        <w:rPr>
+          <w:rFonts w:ascii="Segoe UI" w:hAnsi="Segoe UI" w:cs="Segoe UI"/>
+          <w:color w:val="F9FAFB"/>
+        </w:rPr>
+        <w:t>ihr</w:t>
+      </w:r>
+      <w:proofErr w:type="spellEnd"/>
+      <w:r>
+        <w:rPr>
+          <w:rFonts w:ascii="Segoe UI" w:hAnsi="Segoe UI" w:cs="Segoe UI"/>
+          <w:color w:val="F9FAFB"/>
+        </w:rPr>
+        <w:t xml:space="preserve"> </w:t>
+      </w:r>
+      <w:proofErr w:type="spellStart"/>
+      <w:r>
+        <w:rPr>
+          <w:rFonts w:ascii="Segoe UI" w:hAnsi="Segoe UI" w:cs="Segoe UI"/>
+          <w:color w:val="F9FAFB"/>
+        </w:rPr>
+        <w:t>wusstet</w:t>
+      </w:r>
+      <w:proofErr w:type="spellEnd"/>
+      <w:r>
+        <w:rPr>
+          <w:rFonts w:ascii="Segoe UI" w:hAnsi="Segoe UI" w:cs="Segoe UI"/>
+          <w:color w:val="F9FAFB"/>
+        </w:rPr>
+        <w:t xml:space="preserve"> – you (pl.) knew</w:t>
+      </w:r>
+    </w:p>
+    <w:p>
+      <w:pPr>
+        <w:pStyle w:val="ds-markdown-paragraph"/>
+        <w:numPr>
+          <w:ilvl w:val="0"/>
+          <w:numId w:val="10"/>
+        </w:numPr>
+        <w:shd w:val="clear" w:color="auto" w:fill="151517"/>
+        <w:spacing w:before="0" w:beforeAutospacing="0" w:after="0" w:afterAutospacing="0"/>
+        <w:rPr>
+          <w:rFonts w:ascii="Segoe UI" w:hAnsi="Segoe UI" w:cs="Segoe UI"/>
+          <w:color w:val="F9FAFB"/>
+          <w:lang w:val="de-DE"/>
+        </w:rPr>
+      </w:pPr>
+      <w:r>
+        <w:rPr>
+          <w:rFonts w:ascii="Segoe UI" w:hAnsi="Segoe UI" w:cs="Segoe UI"/>
+          <w:color w:val="F9FAFB"/>
+          <w:lang w:val="de-DE"/>
+        </w:rPr>
+        <w:t xml:space="preserve">sie/Sie wussten – </w:t>
+      </w:r>
+      <w:proofErr w:type="spellStart"/>
+      <w:r>
+        <w:rPr>
+          <w:rFonts w:ascii="Segoe UI" w:hAnsi="Segoe UI" w:cs="Segoe UI"/>
+          <w:color w:val="F9FAFB"/>
+          <w:lang w:val="de-DE"/>
+        </w:rPr>
+        <w:t>they</w:t>
+      </w:r>
+      <w:proofErr w:type="spellEnd"/>
+      <w:r>
+        <w:rPr>
+          <w:rFonts w:ascii="Segoe UI" w:hAnsi="Segoe UI" w:cs="Segoe UI"/>
+          <w:color w:val="F9FAFB"/>
+          <w:lang w:val="de-DE"/>
+        </w:rPr>
+        <w:t>/</w:t>
+      </w:r>
+      <w:proofErr w:type="spellStart"/>
+      <w:r>
+        <w:rPr>
+          <w:rFonts w:ascii="Segoe UI" w:hAnsi="Segoe UI" w:cs="Segoe UI"/>
+          <w:color w:val="F9FAFB"/>
+          <w:lang w:val="de-DE"/>
+        </w:rPr>
+        <w:t>you</w:t>
+      </w:r>
+      <w:proofErr w:type="spellEnd"/>
+      <w:r>
+        <w:rPr>
+          <w:rFonts w:ascii="Segoe UI" w:hAnsi="Segoe UI" w:cs="Segoe UI"/>
+          <w:color w:val="F9FAFB"/>
+          <w:lang w:val="de-DE"/>
+        </w:rPr>
+        <w:t xml:space="preserve"> (formal) </w:t>
+      </w:r>
+      <w:proofErr w:type="spellStart"/>
+      <w:r>
+        <w:rPr>
+          <w:rFonts w:ascii="Segoe UI" w:hAnsi="Segoe UI" w:cs="Segoe UI"/>
+          <w:color w:val="F9FAFB"/>
+          <w:lang w:val="de-DE"/>
+        </w:rPr>
+        <w:t>knew</w:t>
+      </w:r>
+      <w:proofErr w:type="spellEnd"/>
+    </w:p>
+    <w:p>
+      <w:pPr>
+        <w:spacing w:after="0" w:line="240" w:lineRule="auto"/>
+        <w:rPr>
+          <w:b/>
+          <w:bCs/>
+        </w:rPr>
+      </w:pPr>
+    </w:p>
+    <w:p>
+      <w:pPr>
+        <w:spacing w:after="0" w:line="240" w:lineRule="auto"/>
+        <w:rPr>
+          <w:b/>
+          <w:bCs/>
+        </w:rPr>
+      </w:pPr>
+      <w:proofErr w:type="spellStart"/>
+      <w:r>
+        <w:rPr>
+          <w:b/>
+          <w:bCs/>
+        </w:rPr>
+        <w:t>weil</w:t>
+      </w:r>
+      <w:proofErr w:type="spellEnd"/>
+      <w:r>
+        <w:rPr>
+          <w:b/>
+          <w:bCs/>
+        </w:rPr>
+        <w:t xml:space="preserve"> = because (expected result)</w:t>
+      </w:r>
+    </w:p>
+    <w:p>
+      <w:pPr>
+        <w:numPr>
+          <w:ilvl w:val="0"/>
+          <w:numId w:val="12"/>
+        </w:numPr>
+        <w:spacing w:after="0" w:line="240" w:lineRule="auto"/>
+      </w:pPr>
+      <w:r>
+        <w:rPr>
+          <w:i/>
+          <w:iCs/>
+        </w:rPr>
+        <w:t xml:space="preserve">Ich </w:t>
+      </w:r>
+      <w:proofErr w:type="spellStart"/>
+      <w:r>
+        <w:rPr>
+          <w:i/>
+          <w:iCs/>
+        </w:rPr>
+        <w:t>bleibe</w:t>
+      </w:r>
+      <w:proofErr w:type="spellEnd"/>
+      <w:r>
+        <w:rPr>
+          <w:i/>
+          <w:iCs/>
+        </w:rPr>
+        <w:t xml:space="preserve"> </w:t>
+      </w:r>
+      <w:proofErr w:type="spellStart"/>
+      <w:r>
+        <w:rPr>
+          <w:i/>
+          <w:iCs/>
+        </w:rPr>
+        <w:t>zu</w:t>
+      </w:r>
+      <w:proofErr w:type="spellEnd"/>
+      <w:r>
+        <w:rPr>
+          <w:i/>
+          <w:iCs/>
+        </w:rPr>
+        <w:t xml:space="preserve"> Hause, </w:t>
+      </w:r>
+      <w:proofErr w:type="spellStart"/>
+      <w:r>
+        <w:rPr>
+          <w:b/>
+          <w:bCs/>
+          <w:i/>
+          <w:iCs/>
+        </w:rPr>
+        <w:t>weil</w:t>
+      </w:r>
+      <w:proofErr w:type="spellEnd"/>
+      <w:r>
+        <w:rPr>
+          <w:i/>
+          <w:iCs/>
+        </w:rPr>
+        <w:t xml:space="preserve"> es </w:t>
+      </w:r>
+      <w:proofErr w:type="spellStart"/>
+      <w:r>
+        <w:rPr>
+          <w:b/>
+          <w:bCs/>
+          <w:i/>
+          <w:iCs/>
+        </w:rPr>
+        <w:t>regnet</w:t>
+      </w:r>
+      <w:proofErr w:type="spellEnd"/>
+      <w:r>
+        <w:rPr>
+          <w:i/>
+          <w:iCs/>
+        </w:rPr>
+        <w:t>.</w:t>
+      </w:r>
+      <w:r>
+        <w:t xml:space="preserve"> – I'm staying home because it's raining.</w:t>
+      </w:r>
+    </w:p>
+    <w:p>
+      <w:pPr>
+        <w:numPr>
+          <w:ilvl w:val="0"/>
+          <w:numId w:val="12"/>
+        </w:numPr>
+        <w:spacing w:after="0" w:line="240" w:lineRule="auto"/>
+        <w:rPr>
+          <w:lang w:val="de-DE"/>
+        </w:rPr>
+      </w:pPr>
+      <w:r>
+        <w:rPr>
+          <w:i/>
+          <w:iCs/>
+          <w:lang w:val="de-DE"/>
+        </w:rPr>
+        <w:t xml:space="preserve">Er lernt Deutsch, </w:t>
+      </w:r>
+      <w:r>
+        <w:rPr>
+          <w:b/>
+          <w:bCs/>
+          <w:i/>
+          <w:iCs/>
+          <w:lang w:val="de-DE"/>
+        </w:rPr>
+        <w:t>weil</w:t>
+      </w:r>
+      <w:r>
+        <w:rPr>
+          <w:i/>
+          <w:iCs/>
+          <w:lang w:val="de-DE"/>
+        </w:rPr>
+        <w:t xml:space="preserve"> er in Berlin </w:t>
+      </w:r>
+      <w:r>
+        <w:rPr>
+          <w:b/>
+          <w:bCs/>
+          <w:i/>
+          <w:iCs/>
+          <w:lang w:val="de-DE"/>
+        </w:rPr>
+        <w:t>arbeitet</w:t>
+      </w:r>
+      <w:r>
+        <w:rPr>
+          <w:i/>
+          <w:iCs/>
+          <w:lang w:val="de-DE"/>
+        </w:rPr>
+        <w:t>.</w:t>
+      </w:r>
+      <w:r>
+        <w:rPr>
+          <w:lang w:val="de-DE"/>
+        </w:rPr>
+        <w:t xml:space="preserve"> – </w:t>
+      </w:r>
+      <w:proofErr w:type="spellStart"/>
+      <w:r>
+        <w:rPr>
+          <w:lang w:val="de-DE"/>
+        </w:rPr>
+        <w:t>He's</w:t>
+      </w:r>
+      <w:proofErr w:type="spellEnd"/>
+      <w:r>
+        <w:rPr>
+          <w:lang w:val="de-DE"/>
+        </w:rPr>
+        <w:t xml:space="preserve"> </w:t>
+      </w:r>
+      <w:proofErr w:type="spellStart"/>
+      <w:r>
+        <w:rPr>
+          <w:lang w:val="de-DE"/>
+        </w:rPr>
+        <w:t>learning</w:t>
+      </w:r>
+      <w:proofErr w:type="spellEnd"/>
+      <w:r>
+        <w:rPr>
+          <w:lang w:val="de-DE"/>
+        </w:rPr>
+        <w:t xml:space="preserve"> German </w:t>
+      </w:r>
+      <w:proofErr w:type="spellStart"/>
+      <w:r>
+        <w:rPr>
+          <w:lang w:val="de-DE"/>
+        </w:rPr>
+        <w:t>because</w:t>
+      </w:r>
+      <w:proofErr w:type="spellEnd"/>
+      <w:r>
+        <w:rPr>
+          <w:lang w:val="de-DE"/>
+        </w:rPr>
+        <w:t xml:space="preserve"> he </w:t>
+      </w:r>
+      <w:proofErr w:type="spellStart"/>
+      <w:r>
+        <w:rPr>
+          <w:lang w:val="de-DE"/>
+        </w:rPr>
+        <w:t>works</w:t>
+      </w:r>
+      <w:proofErr w:type="spellEnd"/>
+      <w:r>
+        <w:rPr>
+          <w:lang w:val="de-DE"/>
+        </w:rPr>
+        <w:t xml:space="preserve"> in Berlin.</w:t>
+      </w:r>
+    </w:p>
+    <w:p>
+      <w:pPr>
+        <w:numPr>
+          <w:ilvl w:val="0"/>
+          <w:numId w:val="12"/>
+        </w:numPr>
+        <w:spacing w:after="0" w:line="240" w:lineRule="auto"/>
+        <w:rPr>
+          <w:lang w:val="de-DE"/>
+        </w:rPr>
+      </w:pPr>
+      <w:r>
+        <w:rPr>
+          <w:i/>
+          <w:iCs/>
+          <w:lang w:val="de-DE"/>
+        </w:rPr>
+        <w:t xml:space="preserve">Sie kommt nicht, </w:t>
+      </w:r>
+      <w:r>
+        <w:rPr>
+          <w:b/>
+          <w:bCs/>
+          <w:i/>
+          <w:iCs/>
+          <w:lang w:val="de-DE"/>
+        </w:rPr>
+        <w:t>weil</w:t>
+      </w:r>
+      <w:r>
+        <w:rPr>
+          <w:i/>
+          <w:iCs/>
+          <w:lang w:val="de-DE"/>
+        </w:rPr>
+        <w:t xml:space="preserve"> sie krank </w:t>
+      </w:r>
+      <w:r>
+        <w:rPr>
+          <w:b/>
+          <w:bCs/>
+          <w:i/>
+          <w:iCs/>
+          <w:lang w:val="de-DE"/>
+        </w:rPr>
+        <w:t>ist</w:t>
+      </w:r>
+      <w:r>
+        <w:rPr>
+          <w:i/>
+          <w:iCs/>
+          <w:lang w:val="de-DE"/>
+        </w:rPr>
+        <w:t>.</w:t>
+      </w:r>
+      <w:r>
+        <w:rPr>
+          <w:lang w:val="de-DE"/>
+        </w:rPr>
+        <w:t xml:space="preserve"> – </w:t>
+      </w:r>
+      <w:proofErr w:type="spellStart"/>
+      <w:r>
+        <w:rPr>
+          <w:lang w:val="de-DE"/>
+        </w:rPr>
+        <w:t>She's</w:t>
+      </w:r>
+      <w:proofErr w:type="spellEnd"/>
+      <w:r>
+        <w:rPr>
+          <w:lang w:val="de-DE"/>
+        </w:rPr>
+        <w:t xml:space="preserve"> not </w:t>
+      </w:r>
+      <w:proofErr w:type="spellStart"/>
+      <w:r>
+        <w:rPr>
+          <w:lang w:val="de-DE"/>
+        </w:rPr>
+        <w:t>coming</w:t>
+      </w:r>
+      <w:proofErr w:type="spellEnd"/>
+      <w:r>
+        <w:rPr>
+          <w:lang w:val="de-DE"/>
+        </w:rPr>
+        <w:t xml:space="preserve"> </w:t>
+      </w:r>
+      <w:proofErr w:type="spellStart"/>
+      <w:r>
+        <w:rPr>
+          <w:lang w:val="de-DE"/>
+        </w:rPr>
+        <w:t>because</w:t>
+      </w:r>
+      <w:proofErr w:type="spellEnd"/>
+      <w:r>
+        <w:rPr>
+          <w:lang w:val="de-DE"/>
+        </w:rPr>
+        <w:t xml:space="preserve"> </w:t>
+      </w:r>
+      <w:proofErr w:type="spellStart"/>
+      <w:r>
+        <w:rPr>
+          <w:lang w:val="de-DE"/>
+        </w:rPr>
+        <w:t>she's</w:t>
+      </w:r>
+      <w:proofErr w:type="spellEnd"/>
+      <w:r>
+        <w:rPr>
+          <w:lang w:val="de-DE"/>
+        </w:rPr>
+        <w:t xml:space="preserve"> sick.</w:t>
+      </w:r>
+    </w:p>
+    <w:p>
+      <w:pPr>
+        <w:spacing w:after="0" w:line="240" w:lineRule="auto"/>
+      </w:pPr>
+      <w:r>
+        <w:rPr>
+          <w:rFonts w:ascii="Segoe UI Emoji" w:hAnsi="Segoe UI Emoji" w:cs="Segoe UI Emoji"/>
+        </w:rPr>
+        <w:t>👉</w:t>
+      </w:r>
+      <w:r>
+        <w:t xml:space="preserve"> Cause → normal, expected result.</w:t>
+      </w:r>
+    </w:p>
+    <w:p>
+      <w:pPr>
+        <w:spacing w:after="0" w:line="240" w:lineRule="auto"/>
+      </w:pPr>
+      <w:r>
+        <w:pict w14:anchorId="7BF7DF6C">
+          <v:rect id="_x0000_i1038" style="width:0;height:.75pt" o:hralign="center" o:hrstd="t" o:hr="t" fillcolor="#a0a0a0" stroked="f"/>
+        </w:pict>
+      </w:r>
+    </w:p>
+    <w:p>
+      <w:pPr>
+        <w:spacing w:after="0" w:line="240" w:lineRule="auto"/>
+        <w:rPr>
+          <w:b/>
+          <w:bCs/>
+        </w:rPr>
+      </w:pPr>
+      <w:proofErr w:type="spellStart"/>
+      <w:r>
+        <w:rPr>
+          <w:b/>
+          <w:bCs/>
+        </w:rPr>
+        <w:t>obwohl</w:t>
+      </w:r>
+      <w:proofErr w:type="spellEnd"/>
+      <w:r>
+        <w:rPr>
+          <w:b/>
+          <w:bCs/>
+        </w:rPr>
+        <w:t xml:space="preserve"> = although (unexpected contrast)</w:t>
+      </w:r>
+    </w:p>
+    <w:p>
+      <w:pPr>
+        <w:numPr>
+          <w:ilvl w:val="0"/>
+          <w:numId w:val="13"/>
+        </w:numPr>
+        <w:spacing w:after="0" w:line="240" w:lineRule="auto"/>
+      </w:pPr>
+      <w:r>
+        <w:rPr>
+          <w:i/>
+          <w:iCs/>
+        </w:rPr>
+        <w:t xml:space="preserve">Ich </w:t>
+      </w:r>
+      <w:proofErr w:type="spellStart"/>
+      <w:r>
+        <w:rPr>
+          <w:i/>
+          <w:iCs/>
+        </w:rPr>
+        <w:t>gehe</w:t>
+      </w:r>
+      <w:proofErr w:type="spellEnd"/>
+      <w:r>
+        <w:rPr>
+          <w:i/>
+          <w:iCs/>
+        </w:rPr>
+        <w:t xml:space="preserve"> </w:t>
+      </w:r>
+      <w:proofErr w:type="spellStart"/>
+      <w:r>
+        <w:rPr>
+          <w:i/>
+          <w:iCs/>
+        </w:rPr>
+        <w:t>spazieren</w:t>
+      </w:r>
+      <w:proofErr w:type="spellEnd"/>
+      <w:r>
+        <w:rPr>
+          <w:i/>
+          <w:iCs/>
+        </w:rPr>
+        <w:t xml:space="preserve">, </w:t>
+      </w:r>
+      <w:proofErr w:type="spellStart"/>
+      <w:r>
+        <w:rPr>
+          <w:b/>
+          <w:bCs/>
+          <w:i/>
+          <w:iCs/>
+        </w:rPr>
+        <w:t>obwohl</w:t>
+      </w:r>
+      <w:proofErr w:type="spellEnd"/>
+      <w:r>
+        <w:rPr>
+          <w:i/>
+          <w:iCs/>
+        </w:rPr>
+        <w:t xml:space="preserve"> es </w:t>
+      </w:r>
+      <w:proofErr w:type="spellStart"/>
+      <w:r>
+        <w:rPr>
+          <w:b/>
+          <w:bCs/>
+          <w:i/>
+          <w:iCs/>
+        </w:rPr>
+        <w:t>regnet</w:t>
+      </w:r>
+      <w:proofErr w:type="spellEnd"/>
+      <w:r>
+        <w:rPr>
+          <w:i/>
+          <w:iCs/>
+        </w:rPr>
+        <w:t>.</w:t>
+      </w:r>
+      <w:r>
+        <w:t xml:space="preserve"> – I'm going for a walk although it's raining.</w:t>
+      </w:r>
+    </w:p>
+    <w:p>
+      <w:pPr>
+        <w:numPr>
+          <w:ilvl w:val="0"/>
+          <w:numId w:val="13"/>
+        </w:numPr>
+        <w:spacing w:after="0" w:line="240" w:lineRule="auto"/>
+      </w:pPr>
+      <w:r>
+        <w:rPr>
+          <w:i/>
+          <w:iCs/>
+        </w:rPr>
+        <w:t xml:space="preserve">Er </w:t>
+      </w:r>
+      <w:proofErr w:type="spellStart"/>
+      <w:r>
+        <w:rPr>
+          <w:i/>
+          <w:iCs/>
+        </w:rPr>
+        <w:t>ist</w:t>
+      </w:r>
+      <w:proofErr w:type="spellEnd"/>
+      <w:r>
+        <w:rPr>
+          <w:i/>
+          <w:iCs/>
+        </w:rPr>
+        <w:t xml:space="preserve"> </w:t>
+      </w:r>
+      <w:proofErr w:type="spellStart"/>
+      <w:r>
+        <w:rPr>
+          <w:i/>
+          <w:iCs/>
+        </w:rPr>
+        <w:t>müde</w:t>
+      </w:r>
+      <w:proofErr w:type="spellEnd"/>
+      <w:r>
+        <w:rPr>
+          <w:i/>
+          <w:iCs/>
+        </w:rPr>
+        <w:t xml:space="preserve">, </w:t>
+      </w:r>
+      <w:proofErr w:type="spellStart"/>
+      <w:r>
+        <w:rPr>
+          <w:b/>
+          <w:bCs/>
+          <w:i/>
+          <w:iCs/>
+        </w:rPr>
+        <w:t>obwohl</w:t>
+      </w:r>
+      <w:proofErr w:type="spellEnd"/>
+      <w:r>
+        <w:rPr>
+          <w:i/>
+          <w:iCs/>
+        </w:rPr>
+        <w:t xml:space="preserve"> er </w:t>
+      </w:r>
+      <w:proofErr w:type="spellStart"/>
+      <w:r>
+        <w:rPr>
+          <w:i/>
+          <w:iCs/>
+        </w:rPr>
+        <w:t>lange</w:t>
+      </w:r>
+      <w:proofErr w:type="spellEnd"/>
+      <w:r>
+        <w:rPr>
+          <w:i/>
+          <w:iCs/>
+        </w:rPr>
+        <w:t xml:space="preserve"> </w:t>
+      </w:r>
+      <w:proofErr w:type="spellStart"/>
+      <w:r>
+        <w:rPr>
+          <w:b/>
+          <w:bCs/>
+          <w:i/>
+          <w:iCs/>
+        </w:rPr>
+        <w:t>geschlafen</w:t>
+      </w:r>
+      <w:proofErr w:type="spellEnd"/>
+      <w:r>
+        <w:rPr>
+          <w:i/>
+          <w:iCs/>
+        </w:rPr>
+        <w:t xml:space="preserve"> hat.</w:t>
+      </w:r>
+      <w:r>
+        <w:t xml:space="preserve"> – He's tired although he slept a long time.</w:t>
+      </w:r>
+    </w:p>
+    <w:p>
+      <w:pPr>
+        <w:numPr>
+          <w:ilvl w:val="0"/>
+          <w:numId w:val="13"/>
+        </w:numPr>
+        <w:spacing w:after="0" w:line="240" w:lineRule="auto"/>
+        <w:rPr>
+          <w:lang w:val="de-DE"/>
+        </w:rPr>
+      </w:pPr>
+      <w:r>
+        <w:rPr>
+          <w:i/>
+          <w:iCs/>
+          <w:lang w:val="de-DE"/>
+        </w:rPr>
+        <w:t xml:space="preserve">Sie kommt, </w:t>
+      </w:r>
+      <w:r>
+        <w:rPr>
+          <w:b/>
+          <w:bCs/>
+          <w:i/>
+          <w:iCs/>
+          <w:lang w:val="de-DE"/>
+        </w:rPr>
+        <w:t>obwohl</w:t>
+      </w:r>
+      <w:r>
+        <w:rPr>
+          <w:i/>
+          <w:iCs/>
+          <w:lang w:val="de-DE"/>
+        </w:rPr>
+        <w:t xml:space="preserve"> sie krank </w:t>
+      </w:r>
+      <w:r>
+        <w:rPr>
+          <w:b/>
+          <w:bCs/>
+          <w:i/>
+          <w:iCs/>
+          <w:lang w:val="de-DE"/>
+        </w:rPr>
+        <w:t>ist</w:t>
+      </w:r>
+      <w:r>
+        <w:rPr>
+          <w:i/>
+          <w:iCs/>
+          <w:lang w:val="de-DE"/>
+        </w:rPr>
+        <w:t>.</w:t>
+      </w:r>
+      <w:r>
+        <w:rPr>
+          <w:lang w:val="de-DE"/>
+        </w:rPr>
+        <w:t xml:space="preserve"> – </w:t>
+      </w:r>
+      <w:proofErr w:type="spellStart"/>
+      <w:r>
+        <w:rPr>
+          <w:lang w:val="de-DE"/>
+        </w:rPr>
+        <w:t>She's</w:t>
+      </w:r>
+      <w:proofErr w:type="spellEnd"/>
+      <w:r>
+        <w:rPr>
+          <w:lang w:val="de-DE"/>
+        </w:rPr>
+        <w:t xml:space="preserve"> </w:t>
+      </w:r>
+      <w:proofErr w:type="spellStart"/>
+      <w:r>
+        <w:rPr>
+          <w:lang w:val="de-DE"/>
+        </w:rPr>
+        <w:t>coming</w:t>
+      </w:r>
+      <w:proofErr w:type="spellEnd"/>
+      <w:r>
+        <w:rPr>
+          <w:lang w:val="de-DE"/>
+        </w:rPr>
+        <w:t xml:space="preserve"> </w:t>
+      </w:r>
+      <w:proofErr w:type="spellStart"/>
+      <w:r>
+        <w:rPr>
+          <w:lang w:val="de-DE"/>
+        </w:rPr>
+        <w:t>although</w:t>
+      </w:r>
+      <w:proofErr w:type="spellEnd"/>
+      <w:r>
+        <w:rPr>
+          <w:lang w:val="de-DE"/>
+        </w:rPr>
+        <w:t xml:space="preserve"> </w:t>
+      </w:r>
+      <w:proofErr w:type="spellStart"/>
+      <w:r>
+        <w:rPr>
+          <w:lang w:val="de-DE"/>
+        </w:rPr>
+        <w:t>she's</w:t>
+      </w:r>
+      <w:proofErr w:type="spellEnd"/>
+      <w:r>
+        <w:rPr>
+          <w:lang w:val="de-DE"/>
+        </w:rPr>
+        <w:t xml:space="preserve"> sick.</w:t>
+      </w:r>
+    </w:p>
+    <w:p>
+      <w:pPr>
+        <w:numPr>
+          <w:ilvl w:val="0"/>
+          <w:numId w:val="13"/>
+        </w:numPr>
+        <w:spacing w:after="0" w:line="240" w:lineRule="auto"/>
+        <w:rPr>
+          <w:lang w:val="de-DE"/>
+        </w:rPr>
+      </w:pPr>
+      <w:r>
+        <w:rPr>
+          <w:lang w:val="de-DE"/>
+        </w:rPr>
+        <w:t>Obwohl das Wetter schön ist, bleibt Jan vor seinem Computer sitzen.</w:t>
+      </w:r>
+    </w:p>
+    <w:p>
+      <w:pPr>
+        <w:spacing w:after="0" w:line="240" w:lineRule="auto"/>
+      </w:pPr>
+      <w:r>
+        <w:rPr>
+          <w:rFonts w:ascii="Segoe UI Emoji" w:hAnsi="Segoe UI Emoji" w:cs="Segoe UI Emoji"/>
+        </w:rPr>
+        <w:t>👉</w:t>
+      </w:r>
+      <w:r>
+        <w:t xml:space="preserve"> Contrast → the result is surprising/unexpected.</w:t>
+      </w:r>
+    </w:p>
+    <w:p>
+      <w:pPr>
+        <w:spacing w:after="0" w:line="240" w:lineRule="auto"/>
+      </w:pPr>
+    </w:p>
+    <w:p>
+      <w:pPr>
+        <w:spacing w:after="0" w:line="240" w:lineRule="auto"/>
+      </w:pPr>
+      <w:proofErr w:type="spellStart"/>
+      <w:r>
+        <w:rPr>
+          <w:b/>
+          <w:bCs/>
+        </w:rPr>
+        <w:t>Infinitiv</w:t>
+      </w:r>
+      <w:proofErr w:type="spellEnd"/>
+      <w:r>
+        <w:rPr>
+          <w:b/>
+          <w:bCs/>
+        </w:rPr>
+        <w:t xml:space="preserve"> </w:t>
+      </w:r>
+      <w:proofErr w:type="spellStart"/>
+      <w:r>
+        <w:rPr>
+          <w:b/>
+          <w:bCs/>
+        </w:rPr>
+        <w:t>mit</w:t>
+      </w:r>
+      <w:proofErr w:type="spellEnd"/>
+      <w:r>
+        <w:rPr>
+          <w:b/>
+          <w:bCs/>
+        </w:rPr>
+        <w:t xml:space="preserve"> </w:t>
+      </w:r>
+      <w:proofErr w:type="spellStart"/>
+      <w:r>
+        <w:rPr>
+          <w:b/>
+          <w:bCs/>
+        </w:rPr>
+        <w:t>zu</w:t>
+      </w:r>
+      <w:proofErr w:type="spellEnd"/>
+      <w:r>
+        <w:t xml:space="preserve"> = English "to + verb" → </w:t>
+      </w:r>
+      <w:proofErr w:type="spellStart"/>
+      <w:r>
+        <w:rPr>
+          <w:b/>
+          <w:bCs/>
+        </w:rPr>
+        <w:t>zu</w:t>
+      </w:r>
+      <w:proofErr w:type="spellEnd"/>
+      <w:r>
+        <w:rPr>
+          <w:b/>
+          <w:bCs/>
+        </w:rPr>
+        <w:t xml:space="preserve"> goes right before the verb, verb goes to the end.</w:t>
+      </w:r>
+      <w:r>
+        <w:br/>
+        <w:t xml:space="preserve">With separable verbs: </w:t>
+      </w:r>
+      <w:proofErr w:type="spellStart"/>
+      <w:r>
+        <w:rPr>
+          <w:b/>
+          <w:bCs/>
+        </w:rPr>
+        <w:t>zu</w:t>
+      </w:r>
+      <w:proofErr w:type="spellEnd"/>
+      <w:r>
+        <w:rPr>
+          <w:b/>
+          <w:bCs/>
+        </w:rPr>
+        <w:t xml:space="preserve"> goes inside</w:t>
+      </w:r>
+      <w:r>
+        <w:t xml:space="preserve"> → </w:t>
+      </w:r>
+      <w:proofErr w:type="spellStart"/>
+      <w:r>
+        <w:rPr>
+          <w:i/>
+          <w:iCs/>
+        </w:rPr>
+        <w:t>ein</w:t>
+      </w:r>
+      <w:r>
+        <w:rPr>
+          <w:b/>
+          <w:bCs/>
+          <w:i/>
+          <w:iCs/>
+        </w:rPr>
+        <w:t>zu</w:t>
+      </w:r>
+      <w:r>
+        <w:rPr>
+          <w:i/>
+          <w:iCs/>
+        </w:rPr>
+        <w:t>kaufen</w:t>
+      </w:r>
+      <w:proofErr w:type="spellEnd"/>
+      <w:r>
+        <w:t>.</w:t>
+      </w:r>
+    </w:p>
+    <w:p>
+      <w:pPr>
+        <w:spacing w:after="0" w:line="240" w:lineRule="auto"/>
+      </w:pPr>
+    </w:p>
+    <w:p>
+      <w:pPr>
+        <w:spacing w:after="0" w:line="240" w:lineRule="auto"/>
+        <w:rPr>
+          <w:lang w:val="de-DE"/>
+        </w:rPr>
+      </w:pPr>
+      <w:r>
+        <w:rPr>
+          <w:lang w:val="de-DE"/>
+        </w:rPr>
+        <w:t xml:space="preserve">Empfehlen + </w:t>
+      </w:r>
+      <w:proofErr w:type="spellStart"/>
+      <w:r>
+        <w:rPr>
+          <w:lang w:val="de-DE"/>
+        </w:rPr>
+        <w:t>dativ</w:t>
+      </w:r>
+      <w:proofErr w:type="spellEnd"/>
+      <w:r>
+        <w:rPr>
+          <w:lang w:val="de-DE"/>
+        </w:rPr>
+        <w:t xml:space="preserve"> for the </w:t>
+      </w:r>
+      <w:proofErr w:type="spellStart"/>
+      <w:r>
+        <w:rPr>
+          <w:lang w:val="de-DE"/>
+        </w:rPr>
+        <w:t>subject</w:t>
+      </w:r>
+      <w:proofErr w:type="spellEnd"/>
+      <w:r>
+        <w:rPr>
+          <w:lang w:val="de-DE"/>
+        </w:rPr>
+        <w:t xml:space="preserve"> </w:t>
+      </w:r>
+      <w:proofErr w:type="spellStart"/>
+      <w:r>
+        <w:rPr>
+          <w:lang w:val="de-DE"/>
+        </w:rPr>
+        <w:t>example</w:t>
+      </w:r>
+      <w:proofErr w:type="spellEnd"/>
+      <w:r>
+        <w:rPr>
+          <w:lang w:val="de-DE"/>
+        </w:rPr>
+        <w:t xml:space="preserve">: </w:t>
+      </w:r>
+      <w:proofErr w:type="spellStart"/>
+      <w:r>
+        <w:rPr>
+          <w:lang w:val="de-DE"/>
+        </w:rPr>
+        <w:t>lch</w:t>
+      </w:r>
+      <w:proofErr w:type="spellEnd"/>
+      <w:r>
+        <w:rPr>
+          <w:lang w:val="de-DE"/>
+        </w:rPr>
+        <w:t xml:space="preserve"> </w:t>
+      </w:r>
+      <w:r>
+        <w:rPr>
+          <w:lang w:val="de-DE"/>
+        </w:rPr>
+        <w:t>emp</w:t>
+      </w:r>
+      <w:r>
+        <w:rPr>
+          <w:lang w:val="de-DE"/>
+        </w:rPr>
+        <w:t>fehle d</w:t>
+      </w:r>
+      <w:r>
+        <w:rPr>
+          <w:lang w:val="de-DE"/>
+        </w:rPr>
+        <w:t>i</w:t>
+      </w:r>
+      <w:r>
+        <w:rPr>
+          <w:lang w:val="de-DE"/>
+        </w:rPr>
+        <w:t xml:space="preserve">r, </w:t>
+      </w:r>
+      <w:r>
+        <w:rPr>
+          <w:lang w:val="de-DE"/>
+        </w:rPr>
+        <w:t>ei</w:t>
+      </w:r>
+      <w:r>
+        <w:rPr>
+          <w:lang w:val="de-DE"/>
+        </w:rPr>
+        <w:t xml:space="preserve">n </w:t>
+      </w:r>
+      <w:r>
+        <w:rPr>
+          <w:lang w:val="de-DE"/>
+        </w:rPr>
+        <w:t xml:space="preserve">V\.. </w:t>
+      </w:r>
+      <w:proofErr w:type="spellStart"/>
+      <w:r>
+        <w:rPr>
+          <w:lang w:val="de-DE"/>
+        </w:rPr>
+        <w:t>sp</w:t>
+      </w:r>
+      <w:proofErr w:type="spellEnd"/>
+      <w:r>
+        <w:rPr>
+          <w:lang w:val="de-DE"/>
+        </w:rPr>
+        <w:t>~ 'Buch zu lese</w:t>
+      </w:r>
+      <w:r>
+        <w:rPr>
+          <w:lang w:val="de-DE"/>
+        </w:rPr>
+        <w:t>n</w:t>
       </w:r>
     </w:p>
     <w:sectPr>
@@ -3123,6 +6866,155 @@
 <file path=word/numbering.xml><?xml version="1.0" encoding="utf-8"?>
 <w:numbering xmlns:wpc="http://schemas.microsoft.com/office/word/2010/wordprocessingCanvas" xmlns:cx="http://schemas.microsoft.com/office/drawing/2014/chartex" xmlns:cx1="http://schemas.microsoft.com/office/drawing/2015/9/8/chartex" xmlns:cx2="http://schemas.microsoft.com/office/drawing/2015/10/21/chartex" xmlns:cx3="http://schemas.microsoft.com/office/drawing/2016/5/9/chartex" xmlns:cx4="http://schemas.microsoft.com/office/drawing/2016/5/10/chartex" xmlns:cx5="http://schemas.microsoft.com/office/drawing/2016/5/11/chartex" xmlns:cx6="http://schemas.microsoft.com/office/drawing/2016/5/12/chartex" xmlns:cx7="http://schemas.microsoft.com/office/drawing/2016/5/13/chartex" xmlns:cx8="http://schemas.microsoft.com/office/drawing/2016/5/14/chartex" xmlns:mc="http://schemas.openxmlformats.org/markup-compatibility/2006" xmlns:aink="http://schemas.microsoft.com/office/drawing/2016/ink" xmlns:am3d="http://schemas.microsoft.com/office/drawing/2017/model3d" xmlns:o="urn:schemas-microsoft-com:office:office" xmlns:oel="http://schemas.microsoft.com/office/2019/extlst" xmlns:r="http://schemas.openxmlformats.org/officeDocument/2006/relationships" xmlns:m="http://schemas.openxmlformats.org/officeDocument/2006/math" xmlns:v="urn:schemas-microsoft-com:vml" xmlns:wp14="http://schemas.microsoft.com/office/word/2010/wordprocessingDrawing" xmlns:wp="http://schemas.openxmlformats.org/drawingml/2006/wordprocessingDrawing" xmlns:w10="urn:schemas-microsoft-com:office:word" xmlns:w="http://schemas.openxmlformats.org/wordprocessingml/2006/main" xmlns:w14="http://schemas.microsoft.com/office/word/2010/wordml" xmlns:w15="http://schemas.microsoft.com/office/word/2012/wordml" xmlns:w16cex="http://schemas.microsoft.com/office/word/2018/wordml/cex" xmlns:w16cid="http://schemas.microsoft.com/office/word/2016/wordml/cid" xmlns:w16="http://schemas.microsoft.com/office/word/2018/wordml" xmlns:w16du="http://schemas.microsoft.com/office/word/2023/wordml/word16du" xmlns:w16sdtdh="http://schemas.microsoft.com/office/word/2020/wordml/sdtdatahash" xmlns:w16sdtfl="http://schemas.microsoft.com/office/word/2024/wordml/sdtformatlock" xmlns:w16se="http://schemas.microsoft.com/office/word/2015/wordml/symex" xmlns:wpg="http://schemas.microsoft.com/office/word/2010/wordprocessingGroup" xmlns:wpi="http://schemas.microsoft.com/office/word/2010/wordprocessingInk" xmlns:wne="http://schemas.microsoft.com/office/word/2006/wordml" xmlns:wps="http://schemas.microsoft.com/office/word/2010/wordprocessingShape" mc:Ignorable="w14 w15 w16se w16cid w16 w16cex w16sdtdh w16sdtfl w16du wp14">
   <w:abstractNum w:abstractNumId="0" w15:restartNumberingAfterBreak="0">
+    <w:nsid w:val="08096731"/>
+    <w:multiLevelType w:val="multilevel"/>
+    <w:tmpl w:val="2B4211F2"/>
+    <w:lvl w:ilvl="0">
+      <w:start w:val="1"/>
+      <w:numFmt w:val="bullet"/>
+      <w:lvlText w:val=""/>
+      <w:lvlJc w:val="left"/>
+      <w:pPr>
+        <w:tabs>
+          <w:tab w:val="num" w:pos="720"/>
+        </w:tabs>
+        <w:ind w:left="720" w:hanging="360"/>
+      </w:pPr>
+      <w:rPr>
+        <w:rFonts w:ascii="Symbol" w:hAnsi="Symbol" w:hint="default"/>
+        <w:sz w:val="20"/>
+      </w:rPr>
+    </w:lvl>
+    <w:lvl w:ilvl="1" w:tentative="1">
+      <w:start w:val="1"/>
+      <w:numFmt w:val="bullet"/>
+      <w:lvlText w:val="o"/>
+      <w:lvlJc w:val="left"/>
+      <w:pPr>
+        <w:tabs>
+          <w:tab w:val="num" w:pos="1440"/>
+        </w:tabs>
+        <w:ind w:left="1440" w:hanging="360"/>
+      </w:pPr>
+      <w:rPr>
+        <w:rFonts w:ascii="Courier New" w:hAnsi="Courier New" w:hint="default"/>
+        <w:sz w:val="20"/>
+      </w:rPr>
+    </w:lvl>
+    <w:lvl w:ilvl="2" w:tentative="1">
+      <w:start w:val="1"/>
+      <w:numFmt w:val="bullet"/>
+      <w:lvlText w:val=""/>
+      <w:lvlJc w:val="left"/>
+      <w:pPr>
+        <w:tabs>
+          <w:tab w:val="num" w:pos="2160"/>
+        </w:tabs>
+        <w:ind w:left="2160" w:hanging="360"/>
+      </w:pPr>
+      <w:rPr>
+        <w:rFonts w:ascii="Wingdings" w:hAnsi="Wingdings" w:hint="default"/>
+        <w:sz w:val="20"/>
+      </w:rPr>
+    </w:lvl>
+    <w:lvl w:ilvl="3" w:tentative="1">
+      <w:start w:val="1"/>
+      <w:numFmt w:val="bullet"/>
+      <w:lvlText w:val=""/>
+      <w:lvlJc w:val="left"/>
+      <w:pPr>
+        <w:tabs>
+          <w:tab w:val="num" w:pos="2880"/>
+        </w:tabs>
+        <w:ind w:left="2880" w:hanging="360"/>
+      </w:pPr>
+      <w:rPr>
+        <w:rFonts w:ascii="Wingdings" w:hAnsi="Wingdings" w:hint="default"/>
+        <w:sz w:val="20"/>
+      </w:rPr>
+    </w:lvl>
+    <w:lvl w:ilvl="4" w:tentative="1">
+      <w:start w:val="1"/>
+      <w:numFmt w:val="bullet"/>
+      <w:lvlText w:val=""/>
+      <w:lvlJc w:val="left"/>
+      <w:pPr>
+        <w:tabs>
+          <w:tab w:val="num" w:pos="3600"/>
+        </w:tabs>
+        <w:ind w:left="3600" w:hanging="360"/>
+      </w:pPr>
+      <w:rPr>
+        <w:rFonts w:ascii="Wingdings" w:hAnsi="Wingdings" w:hint="default"/>
+        <w:sz w:val="20"/>
+      </w:rPr>
+    </w:lvl>
+    <w:lvl w:ilvl="5" w:tentative="1">
+      <w:start w:val="1"/>
+      <w:numFmt w:val="bullet"/>
+      <w:lvlText w:val=""/>
+      <w:lvlJc w:val="left"/>
+      <w:pPr>
+        <w:tabs>
+          <w:tab w:val="num" w:pos="4320"/>
+        </w:tabs>
+        <w:ind w:left="4320" w:hanging="360"/>
+      </w:pPr>
+      <w:rPr>
+        <w:rFonts w:ascii="Wingdings" w:hAnsi="Wingdings" w:hint="default"/>
+        <w:sz w:val="20"/>
+      </w:rPr>
+    </w:lvl>
+    <w:lvl w:ilvl="6" w:tentative="1">
+      <w:start w:val="1"/>
+      <w:numFmt w:val="bullet"/>
+      <w:lvlText w:val=""/>
+      <w:lvlJc w:val="left"/>
+      <w:pPr>
+        <w:tabs>
+          <w:tab w:val="num" w:pos="5040"/>
+        </w:tabs>
+        <w:ind w:left="5040" w:hanging="360"/>
+      </w:pPr>
+      <w:rPr>
+        <w:rFonts w:ascii="Wingdings" w:hAnsi="Wingdings" w:hint="default"/>
+        <w:sz w:val="20"/>
+      </w:rPr>
+    </w:lvl>
+    <w:lvl w:ilvl="7" w:tentative="1">
+      <w:start w:val="1"/>
+      <w:numFmt w:val="bullet"/>
+      <w:lvlText w:val=""/>
+      <w:lvlJc w:val="left"/>
+      <w:pPr>
+        <w:tabs>
+          <w:tab w:val="num" w:pos="5760"/>
+        </w:tabs>
+        <w:ind w:left="5760" w:hanging="360"/>
+      </w:pPr>
+      <w:rPr>
+        <w:rFonts w:ascii="Wingdings" w:hAnsi="Wingdings" w:hint="default"/>
+        <w:sz w:val="20"/>
+      </w:rPr>
+    </w:lvl>
+    <w:lvl w:ilvl="8" w:tentative="1">
+      <w:start w:val="1"/>
+      <w:numFmt w:val="bullet"/>
+      <w:lvlText w:val=""/>
+      <w:lvlJc w:val="left"/>
+      <w:pPr>
+        <w:tabs>
+          <w:tab w:val="num" w:pos="6480"/>
+        </w:tabs>
+        <w:ind w:left="6480" w:hanging="360"/>
+      </w:pPr>
+      <w:rPr>
+        <w:rFonts w:ascii="Wingdings" w:hAnsi="Wingdings" w:hint="default"/>
+        <w:sz w:val="20"/>
+      </w:rPr>
+    </w:lvl>
+  </w:abstractNum>
+  <w:abstractNum w:abstractNumId="1" w15:restartNumberingAfterBreak="0">
     <w:nsid w:val="0CFC58AB"/>
     <w:multiLevelType w:val="multilevel"/>
     <w:tmpl w:val="D63E9598"/>
@@ -3271,7 +7163,7 @@
       </w:rPr>
     </w:lvl>
   </w:abstractNum>
-  <w:abstractNum w:abstractNumId="1" w15:restartNumberingAfterBreak="0">
+  <w:abstractNum w:abstractNumId="2" w15:restartNumberingAfterBreak="0">
     <w:nsid w:val="1B88718D"/>
     <w:multiLevelType w:val="hybridMultilevel"/>
     <w:tmpl w:val="FC222D68"/>
@@ -3384,7 +7276,680 @@
       </w:rPr>
     </w:lvl>
   </w:abstractNum>
-  <w:abstractNum w:abstractNumId="2" w15:restartNumberingAfterBreak="0">
+  <w:abstractNum w:abstractNumId="3" w15:restartNumberingAfterBreak="0">
+    <w:nsid w:val="216012A7"/>
+    <w:multiLevelType w:val="hybridMultilevel"/>
+    <w:tmpl w:val="67C8EA46"/>
+    <w:lvl w:ilvl="0" w:tplc="0C090001">
+      <w:start w:val="1"/>
+      <w:numFmt w:val="bullet"/>
+      <w:lvlText w:val=""/>
+      <w:lvlJc w:val="left"/>
+      <w:pPr>
+        <w:ind w:left="720" w:hanging="360"/>
+      </w:pPr>
+      <w:rPr>
+        <w:rFonts w:ascii="Symbol" w:hAnsi="Symbol" w:hint="default"/>
+      </w:rPr>
+    </w:lvl>
+    <w:lvl w:ilvl="1" w:tplc="0C090003" w:tentative="1">
+      <w:start w:val="1"/>
+      <w:numFmt w:val="bullet"/>
+      <w:lvlText w:val="o"/>
+      <w:lvlJc w:val="left"/>
+      <w:pPr>
+        <w:ind w:left="1440" w:hanging="360"/>
+      </w:pPr>
+      <w:rPr>
+        <w:rFonts w:ascii="Courier New" w:hAnsi="Courier New" w:cs="Courier New" w:hint="default"/>
+      </w:rPr>
+    </w:lvl>
+    <w:lvl w:ilvl="2" w:tplc="0C090005" w:tentative="1">
+      <w:start w:val="1"/>
+      <w:numFmt w:val="bullet"/>
+      <w:lvlText w:val=""/>
+      <w:lvlJc w:val="left"/>
+      <w:pPr>
+        <w:ind w:left="2160" w:hanging="360"/>
+      </w:pPr>
+      <w:rPr>
+        <w:rFonts w:ascii="Wingdings" w:hAnsi="Wingdings" w:hint="default"/>
+      </w:rPr>
+    </w:lvl>
+    <w:lvl w:ilvl="3" w:tplc="0C090001" w:tentative="1">
+      <w:start w:val="1"/>
+      <w:numFmt w:val="bullet"/>
+      <w:lvlText w:val=""/>
+      <w:lvlJc w:val="left"/>
+      <w:pPr>
+        <w:ind w:left="2880" w:hanging="360"/>
+      </w:pPr>
+      <w:rPr>
+        <w:rFonts w:ascii="Symbol" w:hAnsi="Symbol" w:hint="default"/>
+      </w:rPr>
+    </w:lvl>
+    <w:lvl w:ilvl="4" w:tplc="0C090003" w:tentative="1">
+      <w:start w:val="1"/>
+      <w:numFmt w:val="bullet"/>
+      <w:lvlText w:val="o"/>
+      <w:lvlJc w:val="left"/>
+      <w:pPr>
+        <w:ind w:left="3600" w:hanging="360"/>
+      </w:pPr>
+      <w:rPr>
+        <w:rFonts w:ascii="Courier New" w:hAnsi="Courier New" w:cs="Courier New" w:hint="default"/>
+      </w:rPr>
+    </w:lvl>
+    <w:lvl w:ilvl="5" w:tplc="0C090005" w:tentative="1">
+      <w:start w:val="1"/>
+      <w:numFmt w:val="bullet"/>
+      <w:lvlText w:val=""/>
+      <w:lvlJc w:val="left"/>
+      <w:pPr>
+        <w:ind w:left="4320" w:hanging="360"/>
+      </w:pPr>
+      <w:rPr>
+        <w:rFonts w:ascii="Wingdings" w:hAnsi="Wingdings" w:hint="default"/>
+      </w:rPr>
+    </w:lvl>
+    <w:lvl w:ilvl="6" w:tplc="0C090001" w:tentative="1">
+      <w:start w:val="1"/>
+      <w:numFmt w:val="bullet"/>
+      <w:lvlText w:val=""/>
+      <w:lvlJc w:val="left"/>
+      <w:pPr>
+        <w:ind w:left="5040" w:hanging="360"/>
+      </w:pPr>
+      <w:rPr>
+        <w:rFonts w:ascii="Symbol" w:hAnsi="Symbol" w:hint="default"/>
+      </w:rPr>
+    </w:lvl>
+    <w:lvl w:ilvl="7" w:tplc="0C090003" w:tentative="1">
+      <w:start w:val="1"/>
+      <w:numFmt w:val="bullet"/>
+      <w:lvlText w:val="o"/>
+      <w:lvlJc w:val="left"/>
+      <w:pPr>
+        <w:ind w:left="5760" w:hanging="360"/>
+      </w:pPr>
+      <w:rPr>
+        <w:rFonts w:ascii="Courier New" w:hAnsi="Courier New" w:cs="Courier New" w:hint="default"/>
+      </w:rPr>
+    </w:lvl>
+    <w:lvl w:ilvl="8" w:tplc="0C090005" w:tentative="1">
+      <w:start w:val="1"/>
+      <w:numFmt w:val="bullet"/>
+      <w:lvlText w:val=""/>
+      <w:lvlJc w:val="left"/>
+      <w:pPr>
+        <w:ind w:left="6480" w:hanging="360"/>
+      </w:pPr>
+      <w:rPr>
+        <w:rFonts w:ascii="Wingdings" w:hAnsi="Wingdings" w:hint="default"/>
+      </w:rPr>
+    </w:lvl>
+  </w:abstractNum>
+  <w:abstractNum w:abstractNumId="4" w15:restartNumberingAfterBreak="0">
+    <w:nsid w:val="37684EB7"/>
+    <w:multiLevelType w:val="multilevel"/>
+    <w:tmpl w:val="1DFE08DA"/>
+    <w:lvl w:ilvl="0">
+      <w:start w:val="1"/>
+      <w:numFmt w:val="bullet"/>
+      <w:lvlText w:val=""/>
+      <w:lvlJc w:val="left"/>
+      <w:pPr>
+        <w:tabs>
+          <w:tab w:val="num" w:pos="720"/>
+        </w:tabs>
+        <w:ind w:left="720" w:hanging="360"/>
+      </w:pPr>
+      <w:rPr>
+        <w:rFonts w:ascii="Symbol" w:hAnsi="Symbol" w:hint="default"/>
+        <w:sz w:val="20"/>
+      </w:rPr>
+    </w:lvl>
+    <w:lvl w:ilvl="1" w:tentative="1">
+      <w:start w:val="1"/>
+      <w:numFmt w:val="bullet"/>
+      <w:lvlText w:val="o"/>
+      <w:lvlJc w:val="left"/>
+      <w:pPr>
+        <w:tabs>
+          <w:tab w:val="num" w:pos="1440"/>
+        </w:tabs>
+        <w:ind w:left="1440" w:hanging="360"/>
+      </w:pPr>
+      <w:rPr>
+        <w:rFonts w:ascii="Courier New" w:hAnsi="Courier New" w:hint="default"/>
+        <w:sz w:val="20"/>
+      </w:rPr>
+    </w:lvl>
+    <w:lvl w:ilvl="2" w:tentative="1">
+      <w:start w:val="1"/>
+      <w:numFmt w:val="bullet"/>
+      <w:lvlText w:val=""/>
+      <w:lvlJc w:val="left"/>
+      <w:pPr>
+        <w:tabs>
+          <w:tab w:val="num" w:pos="2160"/>
+        </w:tabs>
+        <w:ind w:left="2160" w:hanging="360"/>
+      </w:pPr>
+      <w:rPr>
+        <w:rFonts w:ascii="Wingdings" w:hAnsi="Wingdings" w:hint="default"/>
+        <w:sz w:val="20"/>
+      </w:rPr>
+    </w:lvl>
+    <w:lvl w:ilvl="3" w:tentative="1">
+      <w:start w:val="1"/>
+      <w:numFmt w:val="bullet"/>
+      <w:lvlText w:val=""/>
+      <w:lvlJc w:val="left"/>
+      <w:pPr>
+        <w:tabs>
+          <w:tab w:val="num" w:pos="2880"/>
+        </w:tabs>
+        <w:ind w:left="2880" w:hanging="360"/>
+      </w:pPr>
+      <w:rPr>
+        <w:rFonts w:ascii="Wingdings" w:hAnsi="Wingdings" w:hint="default"/>
+        <w:sz w:val="20"/>
+      </w:rPr>
+    </w:lvl>
+    <w:lvl w:ilvl="4" w:tentative="1">
+      <w:start w:val="1"/>
+      <w:numFmt w:val="bullet"/>
+      <w:lvlText w:val=""/>
+      <w:lvlJc w:val="left"/>
+      <w:pPr>
+        <w:tabs>
+          <w:tab w:val="num" w:pos="3600"/>
+        </w:tabs>
+        <w:ind w:left="3600" w:hanging="360"/>
+      </w:pPr>
+      <w:rPr>
+        <w:rFonts w:ascii="Wingdings" w:hAnsi="Wingdings" w:hint="default"/>
+        <w:sz w:val="20"/>
+      </w:rPr>
+    </w:lvl>
+    <w:lvl w:ilvl="5" w:tentative="1">
+      <w:start w:val="1"/>
+      <w:numFmt w:val="bullet"/>
+      <w:lvlText w:val=""/>
+      <w:lvlJc w:val="left"/>
+      <w:pPr>
+        <w:tabs>
+          <w:tab w:val="num" w:pos="4320"/>
+        </w:tabs>
+        <w:ind w:left="4320" w:hanging="360"/>
+      </w:pPr>
+      <w:rPr>
+        <w:rFonts w:ascii="Wingdings" w:hAnsi="Wingdings" w:hint="default"/>
+        <w:sz w:val="20"/>
+      </w:rPr>
+    </w:lvl>
+    <w:lvl w:ilvl="6" w:tentative="1">
+      <w:start w:val="1"/>
+      <w:numFmt w:val="bullet"/>
+      <w:lvlText w:val=""/>
+      <w:lvlJc w:val="left"/>
+      <w:pPr>
+        <w:tabs>
+          <w:tab w:val="num" w:pos="5040"/>
+        </w:tabs>
+        <w:ind w:left="5040" w:hanging="360"/>
+      </w:pPr>
+      <w:rPr>
+        <w:rFonts w:ascii="Wingdings" w:hAnsi="Wingdings" w:hint="default"/>
+        <w:sz w:val="20"/>
+      </w:rPr>
+    </w:lvl>
+    <w:lvl w:ilvl="7" w:tentative="1">
+      <w:start w:val="1"/>
+      <w:numFmt w:val="bullet"/>
+      <w:lvlText w:val=""/>
+      <w:lvlJc w:val="left"/>
+      <w:pPr>
+        <w:tabs>
+          <w:tab w:val="num" w:pos="5760"/>
+        </w:tabs>
+        <w:ind w:left="5760" w:hanging="360"/>
+      </w:pPr>
+      <w:rPr>
+        <w:rFonts w:ascii="Wingdings" w:hAnsi="Wingdings" w:hint="default"/>
+        <w:sz w:val="20"/>
+      </w:rPr>
+    </w:lvl>
+    <w:lvl w:ilvl="8" w:tentative="1">
+      <w:start w:val="1"/>
+      <w:numFmt w:val="bullet"/>
+      <w:lvlText w:val=""/>
+      <w:lvlJc w:val="left"/>
+      <w:pPr>
+        <w:tabs>
+          <w:tab w:val="num" w:pos="6480"/>
+        </w:tabs>
+        <w:ind w:left="6480" w:hanging="360"/>
+      </w:pPr>
+      <w:rPr>
+        <w:rFonts w:ascii="Wingdings" w:hAnsi="Wingdings" w:hint="default"/>
+        <w:sz w:val="20"/>
+      </w:rPr>
+    </w:lvl>
+  </w:abstractNum>
+  <w:abstractNum w:abstractNumId="5" w15:restartNumberingAfterBreak="0">
+    <w:nsid w:val="38183355"/>
+    <w:multiLevelType w:val="multilevel"/>
+    <w:tmpl w:val="FBD6F0AA"/>
+    <w:lvl w:ilvl="0">
+      <w:start w:val="1"/>
+      <w:numFmt w:val="bullet"/>
+      <w:lvlText w:val=""/>
+      <w:lvlJc w:val="left"/>
+      <w:pPr>
+        <w:tabs>
+          <w:tab w:val="num" w:pos="720"/>
+        </w:tabs>
+        <w:ind w:left="720" w:hanging="360"/>
+      </w:pPr>
+      <w:rPr>
+        <w:rFonts w:ascii="Symbol" w:hAnsi="Symbol" w:hint="default"/>
+        <w:sz w:val="20"/>
+      </w:rPr>
+    </w:lvl>
+    <w:lvl w:ilvl="1" w:tentative="1">
+      <w:start w:val="1"/>
+      <w:numFmt w:val="bullet"/>
+      <w:lvlText w:val="o"/>
+      <w:lvlJc w:val="left"/>
+      <w:pPr>
+        <w:tabs>
+          <w:tab w:val="num" w:pos="1440"/>
+        </w:tabs>
+        <w:ind w:left="1440" w:hanging="360"/>
+      </w:pPr>
+      <w:rPr>
+        <w:rFonts w:ascii="Courier New" w:hAnsi="Courier New" w:hint="default"/>
+        <w:sz w:val="20"/>
+      </w:rPr>
+    </w:lvl>
+    <w:lvl w:ilvl="2" w:tentative="1">
+      <w:start w:val="1"/>
+      <w:numFmt w:val="bullet"/>
+      <w:lvlText w:val=""/>
+      <w:lvlJc w:val="left"/>
+      <w:pPr>
+        <w:tabs>
+          <w:tab w:val="num" w:pos="2160"/>
+        </w:tabs>
+        <w:ind w:left="2160" w:hanging="360"/>
+      </w:pPr>
+      <w:rPr>
+        <w:rFonts w:ascii="Wingdings" w:hAnsi="Wingdings" w:hint="default"/>
+        <w:sz w:val="20"/>
+      </w:rPr>
+    </w:lvl>
+    <w:lvl w:ilvl="3" w:tentative="1">
+      <w:start w:val="1"/>
+      <w:numFmt w:val="bullet"/>
+      <w:lvlText w:val=""/>
+      <w:lvlJc w:val="left"/>
+      <w:pPr>
+        <w:tabs>
+          <w:tab w:val="num" w:pos="2880"/>
+        </w:tabs>
+        <w:ind w:left="2880" w:hanging="360"/>
+      </w:pPr>
+      <w:rPr>
+        <w:rFonts w:ascii="Wingdings" w:hAnsi="Wingdings" w:hint="default"/>
+        <w:sz w:val="20"/>
+      </w:rPr>
+    </w:lvl>
+    <w:lvl w:ilvl="4" w:tentative="1">
+      <w:start w:val="1"/>
+      <w:numFmt w:val="bullet"/>
+      <w:lvlText w:val=""/>
+      <w:lvlJc w:val="left"/>
+      <w:pPr>
+        <w:tabs>
+          <w:tab w:val="num" w:pos="3600"/>
+        </w:tabs>
+        <w:ind w:left="3600" w:hanging="360"/>
+      </w:pPr>
+      <w:rPr>
+        <w:rFonts w:ascii="Wingdings" w:hAnsi="Wingdings" w:hint="default"/>
+        <w:sz w:val="20"/>
+      </w:rPr>
+    </w:lvl>
+    <w:lvl w:ilvl="5" w:tentative="1">
+      <w:start w:val="1"/>
+      <w:numFmt w:val="bullet"/>
+      <w:lvlText w:val=""/>
+      <w:lvlJc w:val="left"/>
+      <w:pPr>
+        <w:tabs>
+          <w:tab w:val="num" w:pos="4320"/>
+        </w:tabs>
+        <w:ind w:left="4320" w:hanging="360"/>
+      </w:pPr>
+      <w:rPr>
+        <w:rFonts w:ascii="Wingdings" w:hAnsi="Wingdings" w:hint="default"/>
+        <w:sz w:val="20"/>
+      </w:rPr>
+    </w:lvl>
+    <w:lvl w:ilvl="6" w:tentative="1">
+      <w:start w:val="1"/>
+      <w:numFmt w:val="bullet"/>
+      <w:lvlText w:val=""/>
+      <w:lvlJc w:val="left"/>
+      <w:pPr>
+        <w:tabs>
+          <w:tab w:val="num" w:pos="5040"/>
+        </w:tabs>
+        <w:ind w:left="5040" w:hanging="360"/>
+      </w:pPr>
+      <w:rPr>
+        <w:rFonts w:ascii="Wingdings" w:hAnsi="Wingdings" w:hint="default"/>
+        <w:sz w:val="20"/>
+      </w:rPr>
+    </w:lvl>
+    <w:lvl w:ilvl="7" w:tentative="1">
+      <w:start w:val="1"/>
+      <w:numFmt w:val="bullet"/>
+      <w:lvlText w:val=""/>
+      <w:lvlJc w:val="left"/>
+      <w:pPr>
+        <w:tabs>
+          <w:tab w:val="num" w:pos="5760"/>
+        </w:tabs>
+        <w:ind w:left="5760" w:hanging="360"/>
+      </w:pPr>
+      <w:rPr>
+        <w:rFonts w:ascii="Wingdings" w:hAnsi="Wingdings" w:hint="default"/>
+        <w:sz w:val="20"/>
+      </w:rPr>
+    </w:lvl>
+    <w:lvl w:ilvl="8" w:tentative="1">
+      <w:start w:val="1"/>
+      <w:numFmt w:val="bullet"/>
+      <w:lvlText w:val=""/>
+      <w:lvlJc w:val="left"/>
+      <w:pPr>
+        <w:tabs>
+          <w:tab w:val="num" w:pos="6480"/>
+        </w:tabs>
+        <w:ind w:left="6480" w:hanging="360"/>
+      </w:pPr>
+      <w:rPr>
+        <w:rFonts w:ascii="Wingdings" w:hAnsi="Wingdings" w:hint="default"/>
+        <w:sz w:val="20"/>
+      </w:rPr>
+    </w:lvl>
+  </w:abstractNum>
+  <w:abstractNum w:abstractNumId="6" w15:restartNumberingAfterBreak="0">
+    <w:nsid w:val="464F04A1"/>
+    <w:multiLevelType w:val="multilevel"/>
+    <w:tmpl w:val="7E4EE8EE"/>
+    <w:lvl w:ilvl="0">
+      <w:start w:val="1"/>
+      <w:numFmt w:val="bullet"/>
+      <w:lvlText w:val=""/>
+      <w:lvlJc w:val="left"/>
+      <w:pPr>
+        <w:tabs>
+          <w:tab w:val="num" w:pos="720"/>
+        </w:tabs>
+        <w:ind w:left="720" w:hanging="360"/>
+      </w:pPr>
+      <w:rPr>
+        <w:rFonts w:ascii="Symbol" w:hAnsi="Symbol" w:hint="default"/>
+        <w:sz w:val="20"/>
+      </w:rPr>
+    </w:lvl>
+    <w:lvl w:ilvl="1" w:tentative="1">
+      <w:start w:val="1"/>
+      <w:numFmt w:val="bullet"/>
+      <w:lvlText w:val="o"/>
+      <w:lvlJc w:val="left"/>
+      <w:pPr>
+        <w:tabs>
+          <w:tab w:val="num" w:pos="1440"/>
+        </w:tabs>
+        <w:ind w:left="1440" w:hanging="360"/>
+      </w:pPr>
+      <w:rPr>
+        <w:rFonts w:ascii="Courier New" w:hAnsi="Courier New" w:hint="default"/>
+        <w:sz w:val="20"/>
+      </w:rPr>
+    </w:lvl>
+    <w:lvl w:ilvl="2" w:tentative="1">
+      <w:start w:val="1"/>
+      <w:numFmt w:val="bullet"/>
+      <w:lvlText w:val=""/>
+      <w:lvlJc w:val="left"/>
+      <w:pPr>
+        <w:tabs>
+          <w:tab w:val="num" w:pos="2160"/>
+        </w:tabs>
+        <w:ind w:left="2160" w:hanging="360"/>
+      </w:pPr>
+      <w:rPr>
+        <w:rFonts w:ascii="Wingdings" w:hAnsi="Wingdings" w:hint="default"/>
+        <w:sz w:val="20"/>
+      </w:rPr>
+    </w:lvl>
+    <w:lvl w:ilvl="3" w:tentative="1">
+      <w:start w:val="1"/>
+      <w:numFmt w:val="bullet"/>
+      <w:lvlText w:val=""/>
+      <w:lvlJc w:val="left"/>
+      <w:pPr>
+        <w:tabs>
+          <w:tab w:val="num" w:pos="2880"/>
+        </w:tabs>
+        <w:ind w:left="2880" w:hanging="360"/>
+      </w:pPr>
+      <w:rPr>
+        <w:rFonts w:ascii="Wingdings" w:hAnsi="Wingdings" w:hint="default"/>
+        <w:sz w:val="20"/>
+      </w:rPr>
+    </w:lvl>
+    <w:lvl w:ilvl="4" w:tentative="1">
+      <w:start w:val="1"/>
+      <w:numFmt w:val="bullet"/>
+      <w:lvlText w:val=""/>
+      <w:lvlJc w:val="left"/>
+      <w:pPr>
+        <w:tabs>
+          <w:tab w:val="num" w:pos="3600"/>
+        </w:tabs>
+        <w:ind w:left="3600" w:hanging="360"/>
+      </w:pPr>
+      <w:rPr>
+        <w:rFonts w:ascii="Wingdings" w:hAnsi="Wingdings" w:hint="default"/>
+        <w:sz w:val="20"/>
+      </w:rPr>
+    </w:lvl>
+    <w:lvl w:ilvl="5" w:tentative="1">
+      <w:start w:val="1"/>
+      <w:numFmt w:val="bullet"/>
+      <w:lvlText w:val=""/>
+      <w:lvlJc w:val="left"/>
+      <w:pPr>
+        <w:tabs>
+          <w:tab w:val="num" w:pos="4320"/>
+        </w:tabs>
+        <w:ind w:left="4320" w:hanging="360"/>
+      </w:pPr>
+      <w:rPr>
+        <w:rFonts w:ascii="Wingdings" w:hAnsi="Wingdings" w:hint="default"/>
+        <w:sz w:val="20"/>
+      </w:rPr>
+    </w:lvl>
+    <w:lvl w:ilvl="6" w:tentative="1">
+      <w:start w:val="1"/>
+      <w:numFmt w:val="bullet"/>
+      <w:lvlText w:val=""/>
+      <w:lvlJc w:val="left"/>
+      <w:pPr>
+        <w:tabs>
+          <w:tab w:val="num" w:pos="5040"/>
+        </w:tabs>
+        <w:ind w:left="5040" w:hanging="360"/>
+      </w:pPr>
+      <w:rPr>
+        <w:rFonts w:ascii="Wingdings" w:hAnsi="Wingdings" w:hint="default"/>
+        <w:sz w:val="20"/>
+      </w:rPr>
+    </w:lvl>
+    <w:lvl w:ilvl="7" w:tentative="1">
+      <w:start w:val="1"/>
+      <w:numFmt w:val="bullet"/>
+      <w:lvlText w:val=""/>
+      <w:lvlJc w:val="left"/>
+      <w:pPr>
+        <w:tabs>
+          <w:tab w:val="num" w:pos="5760"/>
+        </w:tabs>
+        <w:ind w:left="5760" w:hanging="360"/>
+      </w:pPr>
+      <w:rPr>
+        <w:rFonts w:ascii="Wingdings" w:hAnsi="Wingdings" w:hint="default"/>
+        <w:sz w:val="20"/>
+      </w:rPr>
+    </w:lvl>
+    <w:lvl w:ilvl="8" w:tentative="1">
+      <w:start w:val="1"/>
+      <w:numFmt w:val="bullet"/>
+      <w:lvlText w:val=""/>
+      <w:lvlJc w:val="left"/>
+      <w:pPr>
+        <w:tabs>
+          <w:tab w:val="num" w:pos="6480"/>
+        </w:tabs>
+        <w:ind w:left="6480" w:hanging="360"/>
+      </w:pPr>
+      <w:rPr>
+        <w:rFonts w:ascii="Wingdings" w:hAnsi="Wingdings" w:hint="default"/>
+        <w:sz w:val="20"/>
+      </w:rPr>
+    </w:lvl>
+  </w:abstractNum>
+  <w:abstractNum w:abstractNumId="7" w15:restartNumberingAfterBreak="0">
+    <w:nsid w:val="4CB91C42"/>
+    <w:multiLevelType w:val="hybridMultilevel"/>
+    <w:tmpl w:val="ACEA39D6"/>
+    <w:lvl w:ilvl="0" w:tplc="0C090001">
+      <w:start w:val="1"/>
+      <w:numFmt w:val="bullet"/>
+      <w:lvlText w:val=""/>
+      <w:lvlJc w:val="left"/>
+      <w:pPr>
+        <w:ind w:left="720" w:hanging="360"/>
+      </w:pPr>
+      <w:rPr>
+        <w:rFonts w:ascii="Symbol" w:hAnsi="Symbol" w:hint="default"/>
+      </w:rPr>
+    </w:lvl>
+    <w:lvl w:ilvl="1" w:tplc="0C090003">
+      <w:start w:val="1"/>
+      <w:numFmt w:val="bullet"/>
+      <w:lvlText w:val="o"/>
+      <w:lvlJc w:val="left"/>
+      <w:pPr>
+        <w:ind w:left="1440" w:hanging="360"/>
+      </w:pPr>
+      <w:rPr>
+        <w:rFonts w:ascii="Courier New" w:hAnsi="Courier New" w:cs="Courier New" w:hint="default"/>
+      </w:rPr>
+    </w:lvl>
+    <w:lvl w:ilvl="2" w:tplc="0C090005" w:tentative="1">
+      <w:start w:val="1"/>
+      <w:numFmt w:val="bullet"/>
+      <w:lvlText w:val=""/>
+      <w:lvlJc w:val="left"/>
+      <w:pPr>
+        <w:ind w:left="2160" w:hanging="360"/>
+      </w:pPr>
+      <w:rPr>
+        <w:rFonts w:ascii="Wingdings" w:hAnsi="Wingdings" w:hint="default"/>
+      </w:rPr>
+    </w:lvl>
+    <w:lvl w:ilvl="3" w:tplc="0C090001" w:tentative="1">
+      <w:start w:val="1"/>
+      <w:numFmt w:val="bullet"/>
+      <w:lvlText w:val=""/>
+      <w:lvlJc w:val="left"/>
+      <w:pPr>
+        <w:ind w:left="2880" w:hanging="360"/>
+      </w:pPr>
+      <w:rPr>
+        <w:rFonts w:ascii="Symbol" w:hAnsi="Symbol" w:hint="default"/>
+      </w:rPr>
+    </w:lvl>
+    <w:lvl w:ilvl="4" w:tplc="0C090003" w:tentative="1">
+      <w:start w:val="1"/>
+      <w:numFmt w:val="bullet"/>
+      <w:lvlText w:val="o"/>
+      <w:lvlJc w:val="left"/>
+      <w:pPr>
+        <w:ind w:left="3600" w:hanging="360"/>
+      </w:pPr>
+      <w:rPr>
+        <w:rFonts w:ascii="Courier New" w:hAnsi="Courier New" w:cs="Courier New" w:hint="default"/>
+      </w:rPr>
+    </w:lvl>
+    <w:lvl w:ilvl="5" w:tplc="0C090005" w:tentative="1">
+      <w:start w:val="1"/>
+      <w:numFmt w:val="bullet"/>
+      <w:lvlText w:val=""/>
+      <w:lvlJc w:val="left"/>
+      <w:pPr>
+        <w:ind w:left="4320" w:hanging="360"/>
+      </w:pPr>
+      <w:rPr>
+        <w:rFonts w:ascii="Wingdings" w:hAnsi="Wingdings" w:hint="default"/>
+      </w:rPr>
+    </w:lvl>
+    <w:lvl w:ilvl="6" w:tplc="0C090001" w:tentative="1">
+      <w:start w:val="1"/>
+      <w:numFmt w:val="bullet"/>
+      <w:lvlText w:val=""/>
+      <w:lvlJc w:val="left"/>
+      <w:pPr>
+        <w:ind w:left="5040" w:hanging="360"/>
+      </w:pPr>
+      <w:rPr>
+        <w:rFonts w:ascii="Symbol" w:hAnsi="Symbol" w:hint="default"/>
+      </w:rPr>
+    </w:lvl>
+    <w:lvl w:ilvl="7" w:tplc="0C090003" w:tentative="1">
+      <w:start w:val="1"/>
+      <w:numFmt w:val="bullet"/>
+      <w:lvlText w:val="o"/>
+      <w:lvlJc w:val="left"/>
+      <w:pPr>
+        <w:ind w:left="5760" w:hanging="360"/>
+      </w:pPr>
+      <w:rPr>
+        <w:rFonts w:ascii="Courier New" w:hAnsi="Courier New" w:cs="Courier New" w:hint="default"/>
+      </w:rPr>
+    </w:lvl>
+    <w:lvl w:ilvl="8" w:tplc="0C090005" w:tentative="1">
+      <w:start w:val="1"/>
+      <w:numFmt w:val="bullet"/>
+      <w:lvlText w:val=""/>
+      <w:lvlJc w:val="left"/>
+      <w:pPr>
+        <w:ind w:left="6480" w:hanging="360"/>
+      </w:pPr>
+      <w:rPr>
+        <w:rFonts w:ascii="Wingdings" w:hAnsi="Wingdings" w:hint="default"/>
+      </w:rPr>
+    </w:lvl>
+  </w:abstractNum>
+  <w:abstractNum w:abstractNumId="8" w15:restartNumberingAfterBreak="0">
     <w:nsid w:val="5B48217A"/>
     <w:multiLevelType w:val="hybridMultilevel"/>
     <w:tmpl w:val="33049E5E"/>
@@ -3497,7 +8062,7 @@
       </w:rPr>
     </w:lvl>
   </w:abstractNum>
-  <w:abstractNum w:abstractNumId="3" w15:restartNumberingAfterBreak="0">
+  <w:abstractNum w:abstractNumId="9" w15:restartNumberingAfterBreak="0">
     <w:nsid w:val="5EB47B7E"/>
     <w:multiLevelType w:val="hybridMultilevel"/>
     <w:tmpl w:val="91A26322"/>
@@ -3610,17 +8175,455 @@
       </w:rPr>
     </w:lvl>
   </w:abstractNum>
+  <w:abstractNum w:abstractNumId="10" w15:restartNumberingAfterBreak="0">
+    <w:nsid w:val="605D222C"/>
+    <w:multiLevelType w:val="multilevel"/>
+    <w:tmpl w:val="5366F2C0"/>
+    <w:lvl w:ilvl="0">
+      <w:start w:val="1"/>
+      <w:numFmt w:val="decimal"/>
+      <w:lvlText w:val="%1."/>
+      <w:lvlJc w:val="left"/>
+      <w:pPr>
+        <w:tabs>
+          <w:tab w:val="num" w:pos="720"/>
+        </w:tabs>
+        <w:ind w:left="720" w:hanging="360"/>
+      </w:pPr>
+    </w:lvl>
+    <w:lvl w:ilvl="1" w:tentative="1">
+      <w:start w:val="1"/>
+      <w:numFmt w:val="decimal"/>
+      <w:lvlText w:val="%2."/>
+      <w:lvlJc w:val="left"/>
+      <w:pPr>
+        <w:tabs>
+          <w:tab w:val="num" w:pos="1440"/>
+        </w:tabs>
+        <w:ind w:left="1440" w:hanging="360"/>
+      </w:pPr>
+    </w:lvl>
+    <w:lvl w:ilvl="2" w:tentative="1">
+      <w:start w:val="1"/>
+      <w:numFmt w:val="decimal"/>
+      <w:lvlText w:val="%3."/>
+      <w:lvlJc w:val="left"/>
+      <w:pPr>
+        <w:tabs>
+          <w:tab w:val="num" w:pos="2160"/>
+        </w:tabs>
+        <w:ind w:left="2160" w:hanging="360"/>
+      </w:pPr>
+    </w:lvl>
+    <w:lvl w:ilvl="3" w:tentative="1">
+      <w:start w:val="1"/>
+      <w:numFmt w:val="decimal"/>
+      <w:lvlText w:val="%4."/>
+      <w:lvlJc w:val="left"/>
+      <w:pPr>
+        <w:tabs>
+          <w:tab w:val="num" w:pos="2880"/>
+        </w:tabs>
+        <w:ind w:left="2880" w:hanging="360"/>
+      </w:pPr>
+    </w:lvl>
+    <w:lvl w:ilvl="4" w:tentative="1">
+      <w:start w:val="1"/>
+      <w:numFmt w:val="decimal"/>
+      <w:lvlText w:val="%5."/>
+      <w:lvlJc w:val="left"/>
+      <w:pPr>
+        <w:tabs>
+          <w:tab w:val="num" w:pos="3600"/>
+        </w:tabs>
+        <w:ind w:left="3600" w:hanging="360"/>
+      </w:pPr>
+    </w:lvl>
+    <w:lvl w:ilvl="5" w:tentative="1">
+      <w:start w:val="1"/>
+      <w:numFmt w:val="decimal"/>
+      <w:lvlText w:val="%6."/>
+      <w:lvlJc w:val="left"/>
+      <w:pPr>
+        <w:tabs>
+          <w:tab w:val="num" w:pos="4320"/>
+        </w:tabs>
+        <w:ind w:left="4320" w:hanging="360"/>
+      </w:pPr>
+    </w:lvl>
+    <w:lvl w:ilvl="6" w:tentative="1">
+      <w:start w:val="1"/>
+      <w:numFmt w:val="decimal"/>
+      <w:lvlText w:val="%7."/>
+      <w:lvlJc w:val="left"/>
+      <w:pPr>
+        <w:tabs>
+          <w:tab w:val="num" w:pos="5040"/>
+        </w:tabs>
+        <w:ind w:left="5040" w:hanging="360"/>
+      </w:pPr>
+    </w:lvl>
+    <w:lvl w:ilvl="7" w:tentative="1">
+      <w:start w:val="1"/>
+      <w:numFmt w:val="decimal"/>
+      <w:lvlText w:val="%8."/>
+      <w:lvlJc w:val="left"/>
+      <w:pPr>
+        <w:tabs>
+          <w:tab w:val="num" w:pos="5760"/>
+        </w:tabs>
+        <w:ind w:left="5760" w:hanging="360"/>
+      </w:pPr>
+    </w:lvl>
+    <w:lvl w:ilvl="8" w:tentative="1">
+      <w:start w:val="1"/>
+      <w:numFmt w:val="decimal"/>
+      <w:lvlText w:val="%9."/>
+      <w:lvlJc w:val="left"/>
+      <w:pPr>
+        <w:tabs>
+          <w:tab w:val="num" w:pos="6480"/>
+        </w:tabs>
+        <w:ind w:left="6480" w:hanging="360"/>
+      </w:pPr>
+    </w:lvl>
+  </w:abstractNum>
+  <w:abstractNum w:abstractNumId="11" w15:restartNumberingAfterBreak="0">
+    <w:nsid w:val="6797696A"/>
+    <w:multiLevelType w:val="multilevel"/>
+    <w:tmpl w:val="89BEB8FE"/>
+    <w:lvl w:ilvl="0">
+      <w:start w:val="1"/>
+      <w:numFmt w:val="bullet"/>
+      <w:lvlText w:val=""/>
+      <w:lvlJc w:val="left"/>
+      <w:pPr>
+        <w:tabs>
+          <w:tab w:val="num" w:pos="720"/>
+        </w:tabs>
+        <w:ind w:left="720" w:hanging="360"/>
+      </w:pPr>
+      <w:rPr>
+        <w:rFonts w:ascii="Symbol" w:hAnsi="Symbol" w:hint="default"/>
+        <w:sz w:val="20"/>
+      </w:rPr>
+    </w:lvl>
+    <w:lvl w:ilvl="1" w:tentative="1">
+      <w:start w:val="1"/>
+      <w:numFmt w:val="bullet"/>
+      <w:lvlText w:val="o"/>
+      <w:lvlJc w:val="left"/>
+      <w:pPr>
+        <w:tabs>
+          <w:tab w:val="num" w:pos="1440"/>
+        </w:tabs>
+        <w:ind w:left="1440" w:hanging="360"/>
+      </w:pPr>
+      <w:rPr>
+        <w:rFonts w:ascii="Courier New" w:hAnsi="Courier New" w:hint="default"/>
+        <w:sz w:val="20"/>
+      </w:rPr>
+    </w:lvl>
+    <w:lvl w:ilvl="2" w:tentative="1">
+      <w:start w:val="1"/>
+      <w:numFmt w:val="bullet"/>
+      <w:lvlText w:val=""/>
+      <w:lvlJc w:val="left"/>
+      <w:pPr>
+        <w:tabs>
+          <w:tab w:val="num" w:pos="2160"/>
+        </w:tabs>
+        <w:ind w:left="2160" w:hanging="360"/>
+      </w:pPr>
+      <w:rPr>
+        <w:rFonts w:ascii="Wingdings" w:hAnsi="Wingdings" w:hint="default"/>
+        <w:sz w:val="20"/>
+      </w:rPr>
+    </w:lvl>
+    <w:lvl w:ilvl="3" w:tentative="1">
+      <w:start w:val="1"/>
+      <w:numFmt w:val="bullet"/>
+      <w:lvlText w:val=""/>
+      <w:lvlJc w:val="left"/>
+      <w:pPr>
+        <w:tabs>
+          <w:tab w:val="num" w:pos="2880"/>
+        </w:tabs>
+        <w:ind w:left="2880" w:hanging="360"/>
+      </w:pPr>
+      <w:rPr>
+        <w:rFonts w:ascii="Wingdings" w:hAnsi="Wingdings" w:hint="default"/>
+        <w:sz w:val="20"/>
+      </w:rPr>
+    </w:lvl>
+    <w:lvl w:ilvl="4" w:tentative="1">
+      <w:start w:val="1"/>
+      <w:numFmt w:val="bullet"/>
+      <w:lvlText w:val=""/>
+      <w:lvlJc w:val="left"/>
+      <w:pPr>
+        <w:tabs>
+          <w:tab w:val="num" w:pos="3600"/>
+        </w:tabs>
+        <w:ind w:left="3600" w:hanging="360"/>
+      </w:pPr>
+      <w:rPr>
+        <w:rFonts w:ascii="Wingdings" w:hAnsi="Wingdings" w:hint="default"/>
+        <w:sz w:val="20"/>
+      </w:rPr>
+    </w:lvl>
+    <w:lvl w:ilvl="5" w:tentative="1">
+      <w:start w:val="1"/>
+      <w:numFmt w:val="bullet"/>
+      <w:lvlText w:val=""/>
+      <w:lvlJc w:val="left"/>
+      <w:pPr>
+        <w:tabs>
+          <w:tab w:val="num" w:pos="4320"/>
+        </w:tabs>
+        <w:ind w:left="4320" w:hanging="360"/>
+      </w:pPr>
+      <w:rPr>
+        <w:rFonts w:ascii="Wingdings" w:hAnsi="Wingdings" w:hint="default"/>
+        <w:sz w:val="20"/>
+      </w:rPr>
+    </w:lvl>
+    <w:lvl w:ilvl="6" w:tentative="1">
+      <w:start w:val="1"/>
+      <w:numFmt w:val="bullet"/>
+      <w:lvlText w:val=""/>
+      <w:lvlJc w:val="left"/>
+      <w:pPr>
+        <w:tabs>
+          <w:tab w:val="num" w:pos="5040"/>
+        </w:tabs>
+        <w:ind w:left="5040" w:hanging="360"/>
+      </w:pPr>
+      <w:rPr>
+        <w:rFonts w:ascii="Wingdings" w:hAnsi="Wingdings" w:hint="default"/>
+        <w:sz w:val="20"/>
+      </w:rPr>
+    </w:lvl>
+    <w:lvl w:ilvl="7" w:tentative="1">
+      <w:start w:val="1"/>
+      <w:numFmt w:val="bullet"/>
+      <w:lvlText w:val=""/>
+      <w:lvlJc w:val="left"/>
+      <w:pPr>
+        <w:tabs>
+          <w:tab w:val="num" w:pos="5760"/>
+        </w:tabs>
+        <w:ind w:left="5760" w:hanging="360"/>
+      </w:pPr>
+      <w:rPr>
+        <w:rFonts w:ascii="Wingdings" w:hAnsi="Wingdings" w:hint="default"/>
+        <w:sz w:val="20"/>
+      </w:rPr>
+    </w:lvl>
+    <w:lvl w:ilvl="8" w:tentative="1">
+      <w:start w:val="1"/>
+      <w:numFmt w:val="bullet"/>
+      <w:lvlText w:val=""/>
+      <w:lvlJc w:val="left"/>
+      <w:pPr>
+        <w:tabs>
+          <w:tab w:val="num" w:pos="6480"/>
+        </w:tabs>
+        <w:ind w:left="6480" w:hanging="360"/>
+      </w:pPr>
+      <w:rPr>
+        <w:rFonts w:ascii="Wingdings" w:hAnsi="Wingdings" w:hint="default"/>
+        <w:sz w:val="20"/>
+      </w:rPr>
+    </w:lvl>
+  </w:abstractNum>
+  <w:abstractNum w:abstractNumId="12" w15:restartNumberingAfterBreak="0">
+    <w:nsid w:val="68474B71"/>
+    <w:multiLevelType w:val="multilevel"/>
+    <w:tmpl w:val="D876B94C"/>
+    <w:lvl w:ilvl="0">
+      <w:start w:val="1"/>
+      <w:numFmt w:val="bullet"/>
+      <w:lvlText w:val=""/>
+      <w:lvlJc w:val="left"/>
+      <w:pPr>
+        <w:tabs>
+          <w:tab w:val="num" w:pos="720"/>
+        </w:tabs>
+        <w:ind w:left="720" w:hanging="360"/>
+      </w:pPr>
+      <w:rPr>
+        <w:rFonts w:ascii="Symbol" w:hAnsi="Symbol" w:hint="default"/>
+        <w:sz w:val="20"/>
+      </w:rPr>
+    </w:lvl>
+    <w:lvl w:ilvl="1" w:tentative="1">
+      <w:start w:val="1"/>
+      <w:numFmt w:val="bullet"/>
+      <w:lvlText w:val="o"/>
+      <w:lvlJc w:val="left"/>
+      <w:pPr>
+        <w:tabs>
+          <w:tab w:val="num" w:pos="1440"/>
+        </w:tabs>
+        <w:ind w:left="1440" w:hanging="360"/>
+      </w:pPr>
+      <w:rPr>
+        <w:rFonts w:ascii="Courier New" w:hAnsi="Courier New" w:hint="default"/>
+        <w:sz w:val="20"/>
+      </w:rPr>
+    </w:lvl>
+    <w:lvl w:ilvl="2" w:tentative="1">
+      <w:start w:val="1"/>
+      <w:numFmt w:val="bullet"/>
+      <w:lvlText w:val=""/>
+      <w:lvlJc w:val="left"/>
+      <w:pPr>
+        <w:tabs>
+          <w:tab w:val="num" w:pos="2160"/>
+        </w:tabs>
+        <w:ind w:left="2160" w:hanging="360"/>
+      </w:pPr>
+      <w:rPr>
+        <w:rFonts w:ascii="Wingdings" w:hAnsi="Wingdings" w:hint="default"/>
+        <w:sz w:val="20"/>
+      </w:rPr>
+    </w:lvl>
+    <w:lvl w:ilvl="3" w:tentative="1">
+      <w:start w:val="1"/>
+      <w:numFmt w:val="bullet"/>
+      <w:lvlText w:val=""/>
+      <w:lvlJc w:val="left"/>
+      <w:pPr>
+        <w:tabs>
+          <w:tab w:val="num" w:pos="2880"/>
+        </w:tabs>
+        <w:ind w:left="2880" w:hanging="360"/>
+      </w:pPr>
+      <w:rPr>
+        <w:rFonts w:ascii="Wingdings" w:hAnsi="Wingdings" w:hint="default"/>
+        <w:sz w:val="20"/>
+      </w:rPr>
+    </w:lvl>
+    <w:lvl w:ilvl="4" w:tentative="1">
+      <w:start w:val="1"/>
+      <w:numFmt w:val="bullet"/>
+      <w:lvlText w:val=""/>
+      <w:lvlJc w:val="left"/>
+      <w:pPr>
+        <w:tabs>
+          <w:tab w:val="num" w:pos="3600"/>
+        </w:tabs>
+        <w:ind w:left="3600" w:hanging="360"/>
+      </w:pPr>
+      <w:rPr>
+        <w:rFonts w:ascii="Wingdings" w:hAnsi="Wingdings" w:hint="default"/>
+        <w:sz w:val="20"/>
+      </w:rPr>
+    </w:lvl>
+    <w:lvl w:ilvl="5" w:tentative="1">
+      <w:start w:val="1"/>
+      <w:numFmt w:val="bullet"/>
+      <w:lvlText w:val=""/>
+      <w:lvlJc w:val="left"/>
+      <w:pPr>
+        <w:tabs>
+          <w:tab w:val="num" w:pos="4320"/>
+        </w:tabs>
+        <w:ind w:left="4320" w:hanging="360"/>
+      </w:pPr>
+      <w:rPr>
+        <w:rFonts w:ascii="Wingdings" w:hAnsi="Wingdings" w:hint="default"/>
+        <w:sz w:val="20"/>
+      </w:rPr>
+    </w:lvl>
+    <w:lvl w:ilvl="6" w:tentative="1">
+      <w:start w:val="1"/>
+      <w:numFmt w:val="bullet"/>
+      <w:lvlText w:val=""/>
+      <w:lvlJc w:val="left"/>
+      <w:pPr>
+        <w:tabs>
+          <w:tab w:val="num" w:pos="5040"/>
+        </w:tabs>
+        <w:ind w:left="5040" w:hanging="360"/>
+      </w:pPr>
+      <w:rPr>
+        <w:rFonts w:ascii="Wingdings" w:hAnsi="Wingdings" w:hint="default"/>
+        <w:sz w:val="20"/>
+      </w:rPr>
+    </w:lvl>
+    <w:lvl w:ilvl="7" w:tentative="1">
+      <w:start w:val="1"/>
+      <w:numFmt w:val="bullet"/>
+      <w:lvlText w:val=""/>
+      <w:lvlJc w:val="left"/>
+      <w:pPr>
+        <w:tabs>
+          <w:tab w:val="num" w:pos="5760"/>
+        </w:tabs>
+        <w:ind w:left="5760" w:hanging="360"/>
+      </w:pPr>
+      <w:rPr>
+        <w:rFonts w:ascii="Wingdings" w:hAnsi="Wingdings" w:hint="default"/>
+        <w:sz w:val="20"/>
+      </w:rPr>
+    </w:lvl>
+    <w:lvl w:ilvl="8" w:tentative="1">
+      <w:start w:val="1"/>
+      <w:numFmt w:val="bullet"/>
+      <w:lvlText w:val=""/>
+      <w:lvlJc w:val="left"/>
+      <w:pPr>
+        <w:tabs>
+          <w:tab w:val="num" w:pos="6480"/>
+        </w:tabs>
+        <w:ind w:left="6480" w:hanging="360"/>
+      </w:pPr>
+      <w:rPr>
+        <w:rFonts w:ascii="Wingdings" w:hAnsi="Wingdings" w:hint="default"/>
+        <w:sz w:val="20"/>
+      </w:rPr>
+    </w:lvl>
+  </w:abstractNum>
   <w:num w:numId="1" w16cid:durableId="143275547">
+    <w:abstractNumId w:val="9"/>
+  </w:num>
+  <w:num w:numId="2" w16cid:durableId="1619138218">
+    <w:abstractNumId w:val="2"/>
+  </w:num>
+  <w:num w:numId="3" w16cid:durableId="640774810">
+    <w:abstractNumId w:val="1"/>
+  </w:num>
+  <w:num w:numId="4" w16cid:durableId="214582131">
+    <w:abstractNumId w:val="8"/>
+  </w:num>
+  <w:num w:numId="5" w16cid:durableId="1032147908">
+    <w:abstractNumId w:val="7"/>
+  </w:num>
+  <w:num w:numId="6" w16cid:durableId="1795518634">
+    <w:abstractNumId w:val="4"/>
+  </w:num>
+  <w:num w:numId="7" w16cid:durableId="332999251">
+    <w:abstractNumId w:val="12"/>
+  </w:num>
+  <w:num w:numId="8" w16cid:durableId="1329945846">
+    <w:abstractNumId w:val="11"/>
+  </w:num>
+  <w:num w:numId="9" w16cid:durableId="930118503">
+    <w:abstractNumId w:val="10"/>
+  </w:num>
+  <w:num w:numId="10" w16cid:durableId="1588227807">
     <w:abstractNumId w:val="3"/>
   </w:num>
-  <w:num w:numId="2" w16cid:durableId="1619138218">
-    <w:abstractNumId w:val="1"/>
-  </w:num>
-  <w:num w:numId="3" w16cid:durableId="640774810">
+  <w:num w:numId="11" w16cid:durableId="1562907095">
     <w:abstractNumId w:val="0"/>
   </w:num>
-  <w:num w:numId="4" w16cid:durableId="214582131">
-    <w:abstractNumId w:val="2"/>
+  <w:num w:numId="12" w16cid:durableId="1031226510">
+    <w:abstractNumId w:val="6"/>
+  </w:num>
+  <w:num w:numId="13" w16cid:durableId="648438898">
+    <w:abstractNumId w:val="5"/>
   </w:num>
 </w:numbering>
 </file>
@@ -4883,6 +9886,63 @@
       </w:tcPr>
     </w:tblStylePr>
   </w:style>
+  <w:style w:type="paragraph" w:customStyle="1" w:styleId="z1qcye">
+    <w:name w:val="z1qcye"/>
+    <w:basedOn w:val="Normal"/>
+    <w:rsid w:val="00C522EA"/>
+    <w:pPr>
+      <w:spacing w:before="100" w:beforeAutospacing="1" w:after="100" w:afterAutospacing="1" w:line="240" w:lineRule="auto"/>
+    </w:pPr>
+    <w:rPr>
+      <w:rFonts w:ascii="Times New Roman" w:eastAsia="Times New Roman" w:hAnsi="Times New Roman" w:cs="Times New Roman"/>
+      <w:sz w:val="24"/>
+      <w:szCs w:val="24"/>
+      <w:lang w:eastAsia="en-AU"/>
+      <w14:ligatures w14:val="none"/>
+    </w:rPr>
+  </w:style>
+  <w:style w:type="character" w:customStyle="1" w:styleId="inqyif">
+    <w:name w:val="inqyif"/>
+    <w:basedOn w:val="DefaultParagraphFont"/>
+    <w:rsid w:val="00C522EA"/>
+  </w:style>
+  <w:style w:type="character" w:styleId="Emphasis">
+    <w:name w:val="Emphasis"/>
+    <w:basedOn w:val="DefaultParagraphFont"/>
+    <w:uiPriority w:val="20"/>
+    <w:qFormat/>
+    <w:rsid w:val="00C522EA"/>
+    <w:rPr>
+      <w:i/>
+      <w:iCs/>
+    </w:rPr>
+  </w:style>
+  <w:style w:type="character" w:styleId="Strong">
+    <w:name w:val="Strong"/>
+    <w:basedOn w:val="DefaultParagraphFont"/>
+    <w:uiPriority w:val="22"/>
+    <w:qFormat/>
+    <w:rsid w:val="00C522EA"/>
+    <w:rPr>
+      <w:b/>
+      <w:bCs/>
+    </w:rPr>
+  </w:style>
+  <w:style w:type="paragraph" w:customStyle="1" w:styleId="ds-markdown-paragraph">
+    <w:name w:val="ds-markdown-paragraph"/>
+    <w:basedOn w:val="Normal"/>
+    <w:rsid w:val="00F75D9F"/>
+    <w:pPr>
+      <w:spacing w:before="100" w:beforeAutospacing="1" w:after="100" w:afterAutospacing="1" w:line="240" w:lineRule="auto"/>
+    </w:pPr>
+    <w:rPr>
+      <w:rFonts w:ascii="Times New Roman" w:eastAsia="Times New Roman" w:hAnsi="Times New Roman" w:cs="Times New Roman"/>
+      <w:sz w:val="24"/>
+      <w:szCs w:val="24"/>
+      <w:lang w:eastAsia="en-AU"/>
+      <w14:ligatures w14:val="none"/>
+    </w:rPr>
+  </w:style>
 </w:styles>
 </file>
 

--- a/A2/Grammar.docx
+++ b/A2/Grammar.docx
@@ -10,33 +10,11 @@
           <w:numId w:val="1"/>
         </w:numPr>
       </w:pPr>
-      <w:proofErr w:type="spellStart"/>
       <w:r>
         <w:rPr>
           <w:lang w:val="en-US"/>
         </w:rPr>
-        <w:t>Ist</w:t>
-      </w:r>
-      <w:proofErr w:type="spellEnd"/>
-      <w:r>
-        <w:rPr>
-          <w:lang w:val="en-US"/>
-        </w:rPr>
-        <w:t xml:space="preserve"> </w:t>
-      </w:r>
-      <w:proofErr w:type="spellStart"/>
-      <w:r>
-        <w:rPr>
-          <w:lang w:val="en-US"/>
-        </w:rPr>
-        <w:t>gewesen</w:t>
-      </w:r>
-      <w:proofErr w:type="spellEnd"/>
-      <w:r>
-        <w:rPr>
-          <w:lang w:val="en-US"/>
-        </w:rPr>
-        <w:t xml:space="preserve"> is equivalent to war</w:t>
+        <w:t>Ist gewesen is equivalent to war</w:t>
       </w:r>
       <w:r>
         <w:rPr>
@@ -117,21 +95,8 @@
           <w:numId w:val="1"/>
         </w:numPr>
       </w:pPr>
-      <w:proofErr w:type="spellStart"/>
-      <w:r>
-        <w:t>Genauso</w:t>
-      </w:r>
-      <w:proofErr w:type="spellEnd"/>
-      <w:r>
-        <w:t xml:space="preserve"> + adj + </w:t>
-      </w:r>
-      <w:proofErr w:type="spellStart"/>
-      <w:r>
-        <w:t>wie</w:t>
-      </w:r>
-      <w:proofErr w:type="spellEnd"/>
-      <w:r>
-        <w:t xml:space="preserve"> </w:t>
+      <w:r>
+        <w:t xml:space="preserve">Genauso + adj + wie </w:t>
       </w:r>
     </w:p>
     <w:p>
@@ -155,21 +120,7 @@
         <w:rPr>
           <w:lang w:val="de-DE"/>
         </w:rPr>
-        <w:t xml:space="preserve"> </w:t>
-      </w:r>
-      <w:proofErr w:type="spellStart"/>
-      <w:r>
-        <w:rPr>
-          <w:lang w:val="de-DE"/>
-        </w:rPr>
-        <w:t>z.b</w:t>
-      </w:r>
-      <w:proofErr w:type="spellEnd"/>
-      <w:r>
-        <w:rPr>
-          <w:lang w:val="de-DE"/>
-        </w:rPr>
-        <w:t xml:space="preserve">: </w:t>
+        <w:t xml:space="preserve"> z.b: </w:t>
       </w:r>
       <w:r>
         <w:rPr>
@@ -270,16 +221,8 @@
         <w:rPr>
           <w:lang w:val="de-DE"/>
         </w:rPr>
-        <w:t xml:space="preserve">In park, zu </w:t>
-      </w:r>
-      <w:proofErr w:type="spellStart"/>
-      <w:r>
-        <w:rPr>
-          <w:lang w:val="de-DE"/>
-        </w:rPr>
-        <w:t>karnival</w:t>
-      </w:r>
-      <w:proofErr w:type="spellEnd"/>
+        <w:t>In park, zu karnival</w:t>
+      </w:r>
     </w:p>
     <w:p>
       <w:pPr>
@@ -332,12 +275,10 @@
             <w:hideMark/>
           </w:tcPr>
           <w:p>
-            <w:proofErr w:type="spellStart"/>
             <w:r>
               <w:lastRenderedPageBreak/>
               <w:t>Kasus</w:t>
             </w:r>
-            <w:proofErr w:type="spellEnd"/>
           </w:p>
         </w:tc>
         <w:tc>
@@ -358,13 +299,8 @@
           </w:tcPr>
           <w:p>
             <w:r>
-              <w:t xml:space="preserve">Singular </w:t>
-            </w:r>
-            <w:proofErr w:type="spellStart"/>
-            <w:r>
-              <w:t>maskulin</w:t>
-            </w:r>
-            <w:proofErr w:type="spellEnd"/>
+              <w:t>Singular maskulin</w:t>
+            </w:r>
           </w:p>
         </w:tc>
         <w:tc>
@@ -385,13 +321,8 @@
           </w:tcPr>
           <w:p>
             <w:r>
-              <w:t xml:space="preserve">Singular </w:t>
-            </w:r>
-            <w:proofErr w:type="spellStart"/>
-            <w:r>
-              <w:t>feminin</w:t>
-            </w:r>
-            <w:proofErr w:type="spellEnd"/>
+              <w:t>Singular feminin</w:t>
+            </w:r>
           </w:p>
         </w:tc>
         <w:tc>
@@ -458,7 +389,6 @@
             <w:hideMark/>
           </w:tcPr>
           <w:p>
-            <w:proofErr w:type="spellStart"/>
             <w:r>
               <w:rPr>
                 <w:b/>
@@ -466,7 +396,6 @@
               </w:rPr>
               <w:t>Nominativ</w:t>
             </w:r>
-            <w:proofErr w:type="spellEnd"/>
           </w:p>
         </w:tc>
         <w:tc>
@@ -486,7 +415,6 @@
             <w:r>
               <w:t xml:space="preserve">der </w:t>
             </w:r>
-            <w:proofErr w:type="spellStart"/>
             <w:r>
               <w:rPr>
                 <w:b/>
@@ -494,15 +422,9 @@
               </w:rPr>
               <w:t>starke</w:t>
             </w:r>
-            <w:proofErr w:type="spellEnd"/>
-            <w:r>
-              <w:t xml:space="preserve"> </w:t>
-            </w:r>
-            <w:proofErr w:type="spellStart"/>
-            <w:r>
-              <w:t>Kaffee</w:t>
-            </w:r>
-            <w:proofErr w:type="spellEnd"/>
+            <w:r>
+              <w:t xml:space="preserve"> Kaffee</w:t>
+            </w:r>
           </w:p>
         </w:tc>
         <w:tc>
@@ -522,7 +444,6 @@
             <w:r>
               <w:t xml:space="preserve">die </w:t>
             </w:r>
-            <w:proofErr w:type="spellStart"/>
             <w:r>
               <w:rPr>
                 <w:b/>
@@ -530,7 +451,6 @@
               </w:rPr>
               <w:t>fettarme</w:t>
             </w:r>
-            <w:proofErr w:type="spellEnd"/>
             <w:r>
               <w:t xml:space="preserve"> Milch</w:t>
             </w:r>
@@ -553,7 +473,6 @@
             <w:r>
               <w:t xml:space="preserve">das </w:t>
             </w:r>
-            <w:proofErr w:type="spellStart"/>
             <w:r>
               <w:rPr>
                 <w:b/>
@@ -561,7 +480,6 @@
               </w:rPr>
               <w:t>helle</w:t>
             </w:r>
-            <w:proofErr w:type="spellEnd"/>
             <w:r>
               <w:t xml:space="preserve"> Bier</w:t>
             </w:r>
@@ -584,7 +502,6 @@
             <w:r>
               <w:t xml:space="preserve">die </w:t>
             </w:r>
-            <w:proofErr w:type="spellStart"/>
             <w:r>
               <w:rPr>
                 <w:b/>
@@ -592,15 +509,9 @@
               </w:rPr>
               <w:t>frischen</w:t>
             </w:r>
-            <w:proofErr w:type="spellEnd"/>
-            <w:r>
-              <w:t xml:space="preserve"> </w:t>
-            </w:r>
-            <w:proofErr w:type="spellStart"/>
-            <w:r>
-              <w:t>Kräuter</w:t>
-            </w:r>
-            <w:proofErr w:type="spellEnd"/>
+            <w:r>
+              <w:t xml:space="preserve"> Kräuter</w:t>
+            </w:r>
           </w:p>
         </w:tc>
       </w:tr>
@@ -638,23 +549,7 @@
           </w:tcPr>
           <w:p>
             <w:r>
-              <w:t xml:space="preserve">Das </w:t>
-            </w:r>
-            <w:proofErr w:type="spellStart"/>
-            <w:r>
-              <w:t>ist</w:t>
-            </w:r>
-            <w:proofErr w:type="spellEnd"/>
-            <w:r>
-              <w:t>/</w:t>
-            </w:r>
-            <w:proofErr w:type="spellStart"/>
-            <w:r>
-              <w:t>sind</w:t>
-            </w:r>
-            <w:proofErr w:type="spellEnd"/>
-            <w:r>
-              <w:t xml:space="preserve"> ...</w:t>
+              <w:t>Das ist/sind ...</w:t>
             </w:r>
           </w:p>
         </w:tc>
@@ -672,13 +567,8 @@
             <w:hideMark/>
           </w:tcPr>
           <w:p>
-            <w:proofErr w:type="spellStart"/>
-            <w:r>
-              <w:t>ein</w:t>
-            </w:r>
-            <w:proofErr w:type="spellEnd"/>
-            <w:r>
-              <w:t xml:space="preserve"> </w:t>
+            <w:r>
+              <w:t xml:space="preserve">ein </w:t>
             </w:r>
             <w:r>
               <w:rPr>
@@ -688,13 +578,8 @@
               <w:t>starker</w:t>
             </w:r>
             <w:r>
-              <w:t xml:space="preserve"> </w:t>
-            </w:r>
-            <w:proofErr w:type="spellStart"/>
-            <w:r>
-              <w:t>Kaffee</w:t>
-            </w:r>
-            <w:proofErr w:type="spellEnd"/>
+              <w:t xml:space="preserve"> Kaffee</w:t>
+            </w:r>
           </w:p>
         </w:tc>
         <w:tc>
@@ -711,15 +596,9 @@
             <w:hideMark/>
           </w:tcPr>
           <w:p>
-            <w:proofErr w:type="spellStart"/>
-            <w:r>
-              <w:t>eine</w:t>
-            </w:r>
-            <w:proofErr w:type="spellEnd"/>
-            <w:r>
-              <w:t xml:space="preserve"> </w:t>
-            </w:r>
-            <w:proofErr w:type="spellStart"/>
+            <w:r>
+              <w:t xml:space="preserve">eine </w:t>
+            </w:r>
             <w:r>
               <w:rPr>
                 <w:b/>
@@ -727,7 +606,6 @@
               </w:rPr>
               <w:t>fettarme</w:t>
             </w:r>
-            <w:proofErr w:type="spellEnd"/>
             <w:r>
               <w:t xml:space="preserve"> Milch</w:t>
             </w:r>
@@ -747,15 +625,9 @@
             <w:hideMark/>
           </w:tcPr>
           <w:p>
-            <w:proofErr w:type="spellStart"/>
-            <w:r>
-              <w:t>ein</w:t>
-            </w:r>
-            <w:proofErr w:type="spellEnd"/>
-            <w:r>
-              <w:t xml:space="preserve"> </w:t>
-            </w:r>
-            <w:proofErr w:type="spellStart"/>
+            <w:r>
+              <w:t xml:space="preserve">ein </w:t>
+            </w:r>
             <w:r>
               <w:rPr>
                 <w:b/>
@@ -763,7 +635,6 @@
               </w:rPr>
               <w:t>helles</w:t>
             </w:r>
-            <w:proofErr w:type="spellEnd"/>
             <w:r>
               <w:t xml:space="preserve"> Bier</w:t>
             </w:r>
@@ -783,7 +654,6 @@
             <w:hideMark/>
           </w:tcPr>
           <w:p>
-            <w:proofErr w:type="spellStart"/>
             <w:r>
               <w:rPr>
                 <w:b/>
@@ -791,15 +661,9 @@
               </w:rPr>
               <w:t>frische</w:t>
             </w:r>
-            <w:proofErr w:type="spellEnd"/>
-            <w:r>
-              <w:t xml:space="preserve"> </w:t>
-            </w:r>
-            <w:proofErr w:type="spellStart"/>
-            <w:r>
-              <w:t>Kräuter</w:t>
-            </w:r>
-            <w:proofErr w:type="spellEnd"/>
+            <w:r>
+              <w:t xml:space="preserve"> Kräuter</w:t>
+            </w:r>
           </w:p>
         </w:tc>
       </w:tr>
@@ -821,7 +685,6 @@
             <w:hideMark/>
           </w:tcPr>
           <w:p>
-            <w:proofErr w:type="spellStart"/>
             <w:r>
               <w:rPr>
                 <w:b/>
@@ -829,7 +692,6 @@
               </w:rPr>
               <w:t>Akkusativ</w:t>
             </w:r>
-            <w:proofErr w:type="spellEnd"/>
           </w:p>
         </w:tc>
         <w:tc>
@@ -857,13 +719,8 @@
               <w:t>starken</w:t>
             </w:r>
             <w:r>
-              <w:t xml:space="preserve"> </w:t>
-            </w:r>
-            <w:proofErr w:type="spellStart"/>
-            <w:r>
-              <w:t>Kaffee</w:t>
-            </w:r>
-            <w:proofErr w:type="spellEnd"/>
+              <w:t xml:space="preserve"> Kaffee</w:t>
+            </w:r>
           </w:p>
         </w:tc>
         <w:tc>
@@ -880,15 +737,9 @@
             <w:hideMark/>
           </w:tcPr>
           <w:p>
-            <w:proofErr w:type="spellStart"/>
-            <w:r>
-              <w:t>eine</w:t>
-            </w:r>
-            <w:proofErr w:type="spellEnd"/>
-            <w:r>
-              <w:t xml:space="preserve"> </w:t>
-            </w:r>
-            <w:proofErr w:type="spellStart"/>
+            <w:r>
+              <w:t xml:space="preserve">eine </w:t>
+            </w:r>
             <w:r>
               <w:rPr>
                 <w:b/>
@@ -896,7 +747,6 @@
               </w:rPr>
               <w:t>fettarme</w:t>
             </w:r>
-            <w:proofErr w:type="spellEnd"/>
             <w:r>
               <w:t xml:space="preserve"> Milch</w:t>
             </w:r>
@@ -916,15 +766,9 @@
             <w:hideMark/>
           </w:tcPr>
           <w:p>
-            <w:proofErr w:type="spellStart"/>
-            <w:r>
-              <w:t>ein</w:t>
-            </w:r>
-            <w:proofErr w:type="spellEnd"/>
-            <w:r>
-              <w:t xml:space="preserve"> </w:t>
-            </w:r>
-            <w:proofErr w:type="spellStart"/>
+            <w:r>
+              <w:t xml:space="preserve">ein </w:t>
+            </w:r>
             <w:r>
               <w:rPr>
                 <w:b/>
@@ -932,7 +776,6 @@
               </w:rPr>
               <w:t>helles</w:t>
             </w:r>
-            <w:proofErr w:type="spellEnd"/>
             <w:r>
               <w:t xml:space="preserve"> Bier</w:t>
             </w:r>
@@ -955,7 +798,6 @@
             <w:r>
               <w:t xml:space="preserve">die </w:t>
             </w:r>
-            <w:proofErr w:type="spellStart"/>
             <w:r>
               <w:rPr>
                 <w:b/>
@@ -963,15 +805,9 @@
               </w:rPr>
               <w:t>frischen</w:t>
             </w:r>
-            <w:proofErr w:type="spellEnd"/>
-            <w:r>
-              <w:t xml:space="preserve"> </w:t>
-            </w:r>
-            <w:proofErr w:type="spellStart"/>
-            <w:r>
-              <w:t>Kräuter</w:t>
-            </w:r>
-            <w:proofErr w:type="spellEnd"/>
+            <w:r>
+              <w:t xml:space="preserve"> Kräuter</w:t>
+            </w:r>
           </w:p>
         </w:tc>
         <w:tc>
@@ -1018,15 +854,7 @@
           </w:tcPr>
           <w:p>
             <w:r>
-              <w:t xml:space="preserve">Ich </w:t>
-            </w:r>
-            <w:proofErr w:type="spellStart"/>
-            <w:r>
-              <w:t>nehme</w:t>
-            </w:r>
-            <w:proofErr w:type="spellEnd"/>
-            <w:r>
-              <w:t xml:space="preserve"> ...</w:t>
+              <w:t>Ich nehme ...</w:t>
             </w:r>
           </w:p>
         </w:tc>
@@ -1044,13 +872,8 @@
             <w:hideMark/>
           </w:tcPr>
           <w:p>
-            <w:proofErr w:type="spellStart"/>
-            <w:r>
-              <w:t>einen</w:t>
-            </w:r>
-            <w:proofErr w:type="spellEnd"/>
-            <w:r>
-              <w:t xml:space="preserve"> </w:t>
+            <w:r>
+              <w:t xml:space="preserve">einen </w:t>
             </w:r>
             <w:r>
               <w:rPr>
@@ -1060,13 +883,8 @@
               <w:t>starken</w:t>
             </w:r>
             <w:r>
-              <w:t xml:space="preserve"> </w:t>
-            </w:r>
-            <w:proofErr w:type="spellStart"/>
-            <w:r>
-              <w:t>Kaffee</w:t>
-            </w:r>
-            <w:proofErr w:type="spellEnd"/>
+              <w:t xml:space="preserve"> Kaffee</w:t>
+            </w:r>
           </w:p>
         </w:tc>
         <w:tc>
@@ -1083,15 +901,9 @@
             <w:hideMark/>
           </w:tcPr>
           <w:p>
-            <w:proofErr w:type="spellStart"/>
-            <w:r>
-              <w:t>eine</w:t>
-            </w:r>
-            <w:proofErr w:type="spellEnd"/>
-            <w:r>
-              <w:t xml:space="preserve"> </w:t>
-            </w:r>
-            <w:proofErr w:type="spellStart"/>
+            <w:r>
+              <w:t xml:space="preserve">eine </w:t>
+            </w:r>
             <w:r>
               <w:rPr>
                 <w:b/>
@@ -1099,7 +911,6 @@
               </w:rPr>
               <w:t>fettarme</w:t>
             </w:r>
-            <w:proofErr w:type="spellEnd"/>
             <w:r>
               <w:t xml:space="preserve"> Milch</w:t>
             </w:r>
@@ -1119,15 +930,9 @@
             <w:hideMark/>
           </w:tcPr>
           <w:p>
-            <w:proofErr w:type="spellStart"/>
-            <w:r>
-              <w:t>ein</w:t>
-            </w:r>
-            <w:proofErr w:type="spellEnd"/>
-            <w:r>
-              <w:t xml:space="preserve"> </w:t>
-            </w:r>
-            <w:proofErr w:type="spellStart"/>
+            <w:r>
+              <w:t xml:space="preserve">ein </w:t>
+            </w:r>
             <w:r>
               <w:rPr>
                 <w:b/>
@@ -1135,7 +940,6 @@
               </w:rPr>
               <w:t>helles</w:t>
             </w:r>
-            <w:proofErr w:type="spellEnd"/>
             <w:r>
               <w:t xml:space="preserve"> Bier</w:t>
             </w:r>
@@ -1155,7 +959,6 @@
             <w:hideMark/>
           </w:tcPr>
           <w:p>
-            <w:proofErr w:type="spellStart"/>
             <w:r>
               <w:rPr>
                 <w:b/>
@@ -1163,15 +966,9 @@
               </w:rPr>
               <w:t>frische</w:t>
             </w:r>
-            <w:proofErr w:type="spellEnd"/>
-            <w:r>
-              <w:t xml:space="preserve"> </w:t>
-            </w:r>
-            <w:proofErr w:type="spellStart"/>
-            <w:r>
-              <w:t>Kräuter</w:t>
-            </w:r>
-            <w:proofErr w:type="spellEnd"/>
+            <w:r>
+              <w:t xml:space="preserve"> Kräuter</w:t>
+            </w:r>
           </w:p>
         </w:tc>
       </w:tr>
@@ -1193,7 +990,6 @@
             <w:hideMark/>
           </w:tcPr>
           <w:p>
-            <w:proofErr w:type="spellStart"/>
             <w:r>
               <w:rPr>
                 <w:b/>
@@ -1201,7 +997,6 @@
               </w:rPr>
               <w:t>Dativ</w:t>
             </w:r>
-            <w:proofErr w:type="spellEnd"/>
           </w:p>
         </w:tc>
         <w:tc>
@@ -1229,13 +1024,8 @@
               <w:t>starken</w:t>
             </w:r>
             <w:r>
-              <w:t xml:space="preserve"> </w:t>
-            </w:r>
-            <w:proofErr w:type="spellStart"/>
-            <w:r>
-              <w:t>Kaffee</w:t>
-            </w:r>
-            <w:proofErr w:type="spellEnd"/>
+              <w:t xml:space="preserve"> Kaffee</w:t>
+            </w:r>
           </w:p>
         </w:tc>
         <w:tc>
@@ -1255,7 +1045,6 @@
             <w:r>
               <w:t xml:space="preserve">der </w:t>
             </w:r>
-            <w:proofErr w:type="spellStart"/>
             <w:r>
               <w:rPr>
                 <w:b/>
@@ -1263,7 +1052,6 @@
               </w:rPr>
               <w:t>fettarmen</w:t>
             </w:r>
-            <w:proofErr w:type="spellEnd"/>
             <w:r>
               <w:t xml:space="preserve"> Milch</w:t>
             </w:r>
@@ -1286,7 +1074,6 @@
             <w:r>
               <w:t xml:space="preserve">dem </w:t>
             </w:r>
-            <w:proofErr w:type="spellStart"/>
             <w:r>
               <w:rPr>
                 <w:b/>
@@ -1294,7 +1081,6 @@
               </w:rPr>
               <w:t>hellen</w:t>
             </w:r>
-            <w:proofErr w:type="spellEnd"/>
             <w:r>
               <w:t xml:space="preserve"> Bier</w:t>
             </w:r>
@@ -1317,7 +1103,6 @@
             <w:r>
               <w:t xml:space="preserve">den </w:t>
             </w:r>
-            <w:proofErr w:type="spellStart"/>
             <w:r>
               <w:rPr>
                 <w:b/>
@@ -1325,15 +1110,9 @@
               </w:rPr>
               <w:t>frischen</w:t>
             </w:r>
-            <w:proofErr w:type="spellEnd"/>
-            <w:r>
-              <w:t xml:space="preserve"> </w:t>
-            </w:r>
-            <w:proofErr w:type="spellStart"/>
-            <w:r>
-              <w:t>Kräutern</w:t>
-            </w:r>
-            <w:proofErr w:type="spellEnd"/>
+            <w:r>
+              <w:t xml:space="preserve"> Kräutern</w:t>
+            </w:r>
           </w:p>
         </w:tc>
         <w:tc>
@@ -1379,13 +1158,8 @@
             <w:hideMark/>
           </w:tcPr>
           <w:p>
-            <w:proofErr w:type="spellStart"/>
-            <w:r>
-              <w:t>mit</w:t>
-            </w:r>
-            <w:proofErr w:type="spellEnd"/>
-            <w:r>
-              <w:t xml:space="preserve"> ...</w:t>
+            <w:r>
+              <w:t>mit ...</w:t>
             </w:r>
           </w:p>
         </w:tc>
@@ -1403,13 +1177,8 @@
             <w:hideMark/>
           </w:tcPr>
           <w:p>
-            <w:proofErr w:type="spellStart"/>
-            <w:r>
-              <w:t>einem</w:t>
-            </w:r>
-            <w:proofErr w:type="spellEnd"/>
-            <w:r>
-              <w:t xml:space="preserve"> </w:t>
+            <w:r>
+              <w:t xml:space="preserve">einem </w:t>
             </w:r>
             <w:r>
               <w:rPr>
@@ -1419,13 +1188,8 @@
               <w:t>starken</w:t>
             </w:r>
             <w:r>
-              <w:t xml:space="preserve"> </w:t>
-            </w:r>
-            <w:proofErr w:type="spellStart"/>
-            <w:r>
-              <w:t>Kaffee</w:t>
-            </w:r>
-            <w:proofErr w:type="spellEnd"/>
+              <w:t xml:space="preserve"> Kaffee</w:t>
+            </w:r>
           </w:p>
         </w:tc>
         <w:tc>
@@ -1442,15 +1206,9 @@
             <w:hideMark/>
           </w:tcPr>
           <w:p>
-            <w:proofErr w:type="spellStart"/>
-            <w:r>
-              <w:t>einer</w:t>
-            </w:r>
-            <w:proofErr w:type="spellEnd"/>
-            <w:r>
-              <w:t xml:space="preserve"> </w:t>
-            </w:r>
-            <w:proofErr w:type="spellStart"/>
+            <w:r>
+              <w:t xml:space="preserve">einer </w:t>
+            </w:r>
             <w:r>
               <w:rPr>
                 <w:b/>
@@ -1458,7 +1216,6 @@
               </w:rPr>
               <w:t>fettarmen</w:t>
             </w:r>
-            <w:proofErr w:type="spellEnd"/>
             <w:r>
               <w:t xml:space="preserve"> Milch</w:t>
             </w:r>
@@ -1478,15 +1235,9 @@
             <w:hideMark/>
           </w:tcPr>
           <w:p>
-            <w:proofErr w:type="spellStart"/>
-            <w:r>
-              <w:t>einem</w:t>
-            </w:r>
-            <w:proofErr w:type="spellEnd"/>
-            <w:r>
-              <w:t xml:space="preserve"> </w:t>
-            </w:r>
-            <w:proofErr w:type="spellStart"/>
+            <w:r>
+              <w:t xml:space="preserve">einem </w:t>
+            </w:r>
             <w:r>
               <w:rPr>
                 <w:b/>
@@ -1494,7 +1245,6 @@
               </w:rPr>
               <w:t>hellen</w:t>
             </w:r>
-            <w:proofErr w:type="spellEnd"/>
             <w:r>
               <w:t xml:space="preserve"> Bier</w:t>
             </w:r>
@@ -1514,7 +1264,6 @@
             <w:hideMark/>
           </w:tcPr>
           <w:p>
-            <w:proofErr w:type="spellStart"/>
             <w:r>
               <w:rPr>
                 <w:b/>
@@ -1522,15 +1271,9 @@
               </w:rPr>
               <w:t>frischen</w:t>
             </w:r>
-            <w:proofErr w:type="spellEnd"/>
-            <w:r>
-              <w:t xml:space="preserve"> </w:t>
-            </w:r>
-            <w:proofErr w:type="spellStart"/>
-            <w:r>
-              <w:t>Kräutern</w:t>
-            </w:r>
-            <w:proofErr w:type="spellEnd"/>
+            <w:r>
+              <w:t xml:space="preserve"> Kräutern</w:t>
+            </w:r>
           </w:p>
         </w:tc>
       </w:tr>
@@ -1581,11 +1324,9 @@
             <w:hideMark/>
           </w:tcPr>
           <w:p>
-            <w:proofErr w:type="spellStart"/>
             <w:r>
               <w:t>Infinitiv</w:t>
             </w:r>
-            <w:proofErr w:type="spellEnd"/>
           </w:p>
         </w:tc>
         <w:tc>
@@ -1605,11 +1346,9 @@
             <w:hideMark/>
           </w:tcPr>
           <w:p>
-            <w:proofErr w:type="spellStart"/>
             <w:r>
               <w:t>Präsens</w:t>
             </w:r>
-            <w:proofErr w:type="spellEnd"/>
           </w:p>
         </w:tc>
         <w:tc>
@@ -1629,11 +1368,9 @@
             <w:hideMark/>
           </w:tcPr>
           <w:p>
-            <w:proofErr w:type="spellStart"/>
             <w:r>
               <w:t>Präteritum</w:t>
             </w:r>
-            <w:proofErr w:type="spellEnd"/>
           </w:p>
         </w:tc>
       </w:tr>
@@ -1652,11 +1389,9 @@
             <w:hideMark/>
           </w:tcPr>
           <w:p>
-            <w:proofErr w:type="spellStart"/>
             <w:r>
               <w:t>müssen</w:t>
             </w:r>
-            <w:proofErr w:type="spellEnd"/>
           </w:p>
         </w:tc>
         <w:tc>
@@ -1693,13 +1428,8 @@
           </w:tcPr>
           <w:p>
             <w:r>
-              <w:t xml:space="preserve">er </w:t>
-            </w:r>
-            <w:proofErr w:type="spellStart"/>
-            <w:r>
-              <w:t>musste</w:t>
-            </w:r>
-            <w:proofErr w:type="spellEnd"/>
+              <w:t>er musste</w:t>
+            </w:r>
           </w:p>
         </w:tc>
       </w:tr>
@@ -1718,11 +1448,9 @@
             <w:hideMark/>
           </w:tcPr>
           <w:p>
-            <w:proofErr w:type="spellStart"/>
             <w:r>
               <w:t>können</w:t>
             </w:r>
-            <w:proofErr w:type="spellEnd"/>
           </w:p>
         </w:tc>
         <w:tc>
@@ -1740,13 +1468,8 @@
           </w:tcPr>
           <w:p>
             <w:r>
-              <w:t xml:space="preserve">er </w:t>
-            </w:r>
-            <w:proofErr w:type="spellStart"/>
-            <w:r>
-              <w:t>kann</w:t>
-            </w:r>
-            <w:proofErr w:type="spellEnd"/>
+              <w:t>er kann</w:t>
+            </w:r>
           </w:p>
         </w:tc>
         <w:tc>
@@ -1764,13 +1487,8 @@
           </w:tcPr>
           <w:p>
             <w:r>
-              <w:t xml:space="preserve">er </w:t>
-            </w:r>
-            <w:proofErr w:type="spellStart"/>
-            <w:r>
-              <w:t>konnte</w:t>
-            </w:r>
-            <w:proofErr w:type="spellEnd"/>
+              <w:t>er konnte</w:t>
+            </w:r>
           </w:p>
         </w:tc>
       </w:tr>
@@ -1789,11 +1507,9 @@
             <w:hideMark/>
           </w:tcPr>
           <w:p>
-            <w:proofErr w:type="spellStart"/>
             <w:r>
               <w:t>dürfen</w:t>
             </w:r>
-            <w:proofErr w:type="spellEnd"/>
           </w:p>
         </w:tc>
         <w:tc>
@@ -1811,13 +1527,8 @@
           </w:tcPr>
           <w:p>
             <w:r>
-              <w:t xml:space="preserve">er </w:t>
-            </w:r>
-            <w:proofErr w:type="spellStart"/>
-            <w:r>
-              <w:t>darf</w:t>
-            </w:r>
-            <w:proofErr w:type="spellEnd"/>
+              <w:t>er darf</w:t>
+            </w:r>
           </w:p>
         </w:tc>
         <w:tc>
@@ -1835,13 +1546,8 @@
           </w:tcPr>
           <w:p>
             <w:r>
-              <w:t xml:space="preserve">er </w:t>
-            </w:r>
-            <w:proofErr w:type="spellStart"/>
-            <w:r>
-              <w:t>durfte</w:t>
-            </w:r>
-            <w:proofErr w:type="spellEnd"/>
+              <w:t>er durfte</w:t>
+            </w:r>
           </w:p>
         </w:tc>
       </w:tr>
@@ -1860,11 +1566,9 @@
             <w:hideMark/>
           </w:tcPr>
           <w:p>
-            <w:proofErr w:type="spellStart"/>
             <w:r>
               <w:t>wollen</w:t>
             </w:r>
-            <w:proofErr w:type="spellEnd"/>
           </w:p>
         </w:tc>
         <w:tc>
@@ -1901,13 +1605,8 @@
           </w:tcPr>
           <w:p>
             <w:r>
-              <w:t xml:space="preserve">er </w:t>
-            </w:r>
-            <w:proofErr w:type="spellStart"/>
-            <w:r>
-              <w:t>wollte</w:t>
-            </w:r>
-            <w:proofErr w:type="spellEnd"/>
+              <w:t>er wollte</w:t>
+            </w:r>
           </w:p>
         </w:tc>
       </w:tr>
@@ -1926,11 +1625,9 @@
             <w:hideMark/>
           </w:tcPr>
           <w:p>
-            <w:proofErr w:type="spellStart"/>
             <w:r>
               <w:t>sollen</w:t>
             </w:r>
-            <w:proofErr w:type="spellEnd"/>
           </w:p>
         </w:tc>
         <w:tc>
@@ -1948,13 +1645,8 @@
           </w:tcPr>
           <w:p>
             <w:r>
-              <w:t xml:space="preserve">er </w:t>
-            </w:r>
-            <w:proofErr w:type="spellStart"/>
-            <w:r>
-              <w:t>soll</w:t>
-            </w:r>
-            <w:proofErr w:type="spellEnd"/>
+              <w:t>er soll</w:t>
+            </w:r>
           </w:p>
         </w:tc>
         <w:tc>
@@ -1972,13 +1664,8 @@
           </w:tcPr>
           <w:p>
             <w:r>
-              <w:t xml:space="preserve">er </w:t>
-            </w:r>
-            <w:proofErr w:type="spellStart"/>
-            <w:r>
-              <w:t>sollte</w:t>
-            </w:r>
-            <w:proofErr w:type="spellEnd"/>
+              <w:t>er sollte</w:t>
+            </w:r>
           </w:p>
         </w:tc>
       </w:tr>
@@ -2009,23 +1696,7 @@
         <w:t xml:space="preserve"> for example: </w:t>
       </w:r>
       <w:r>
-        <w:t>für die Zukunft (</w:t>
-      </w:r>
-      <w:proofErr w:type="spellStart"/>
-      <w:r>
-        <w:t>mit</w:t>
-      </w:r>
-      <w:proofErr w:type="spellEnd"/>
-      <w:r>
-        <w:t xml:space="preserve"> </w:t>
-      </w:r>
-      <w:proofErr w:type="spellStart"/>
-      <w:r>
-        <w:t>Zeitangabe</w:t>
-      </w:r>
-      <w:proofErr w:type="spellEnd"/>
-      <w:r>
-        <w:t>)</w:t>
+        <w:t>für die Zukunft (mit Zeitangabe)</w:t>
       </w:r>
     </w:p>
     <w:p>
@@ -2036,21 +1707,11 @@
           <w:numId w:val="1"/>
         </w:numPr>
       </w:pPr>
-      <w:proofErr w:type="spellStart"/>
       <w:r>
         <w:t>Während</w:t>
       </w:r>
-      <w:proofErr w:type="spellEnd"/>
-      <w:r>
-        <w:t xml:space="preserve"> + </w:t>
-      </w:r>
-      <w:proofErr w:type="spellStart"/>
-      <w:r>
-        <w:t>dativ</w:t>
-      </w:r>
-      <w:proofErr w:type="spellEnd"/>
-      <w:r>
-        <w:t xml:space="preserve"> </w:t>
+      <w:r>
+        <w:t xml:space="preserve"> + dativ </w:t>
       </w:r>
     </w:p>
     <w:p>
@@ -2694,69 +2355,33 @@
           <w:b/>
           <w:bCs/>
         </w:rPr>
-        <w:t xml:space="preserve">The golden rule: </w:t>
-      </w:r>
-      <w:proofErr w:type="spellStart"/>
+        <w:t>The golden rule: Dativ = person, Akkusativ = thing</w:t>
+      </w:r>
+    </w:p>
+    <w:p>
+      <w:pPr>
+        <w:ind w:left="720"/>
+      </w:pPr>
+      <w:r>
+        <w:t xml:space="preserve">With verbs like </w:t>
+      </w:r>
       <w:r>
         <w:rPr>
           <w:b/>
           <w:bCs/>
         </w:rPr>
-        <w:t>Dativ</w:t>
-      </w:r>
-      <w:proofErr w:type="spellEnd"/>
+        <w:t>schicken</w:t>
+      </w:r>
+      <w:r>
+        <w:t xml:space="preserve"> and </w:t>
+      </w:r>
       <w:r>
         <w:rPr>
           <w:b/>
           <w:bCs/>
         </w:rPr>
-        <w:t xml:space="preserve"> = person, </w:t>
-      </w:r>
-      <w:proofErr w:type="spellStart"/>
-      <w:r>
-        <w:rPr>
-          <w:b/>
-          <w:bCs/>
-        </w:rPr>
-        <w:t>Akkusativ</w:t>
-      </w:r>
-      <w:proofErr w:type="spellEnd"/>
-      <w:r>
-        <w:rPr>
-          <w:b/>
-          <w:bCs/>
-        </w:rPr>
-        <w:t xml:space="preserve"> = thing</w:t>
-      </w:r>
-    </w:p>
-    <w:p>
-      <w:pPr>
-        <w:ind w:left="720"/>
-      </w:pPr>
-      <w:r>
-        <w:t xml:space="preserve">With verbs like </w:t>
-      </w:r>
-      <w:proofErr w:type="spellStart"/>
-      <w:r>
-        <w:rPr>
-          <w:b/>
-          <w:bCs/>
-        </w:rPr>
-        <w:t>schicken</w:t>
-      </w:r>
-      <w:proofErr w:type="spellEnd"/>
-      <w:r>
-        <w:t xml:space="preserve"> and </w:t>
-      </w:r>
-      <w:proofErr w:type="spellStart"/>
-      <w:r>
-        <w:rPr>
-          <w:b/>
-          <w:bCs/>
-        </w:rPr>
         <w:t>zeigen</w:t>
       </w:r>
-      <w:proofErr w:type="spellEnd"/>
       <w:r>
         <w:t xml:space="preserve">, you often have </w:t>
       </w:r>
@@ -2825,7 +2450,6 @@
         </w:tabs>
         <w:ind w:left="1440"/>
       </w:pPr>
-      <w:proofErr w:type="spellStart"/>
       <w:r>
         <w:rPr>
           <w:b/>
@@ -2833,7 +2457,6 @@
         </w:rPr>
         <w:t>Dativ</w:t>
       </w:r>
-      <w:proofErr w:type="spellEnd"/>
       <w:r>
         <w:t xml:space="preserve"> → the </w:t>
       </w:r>
@@ -2860,7 +2483,6 @@
         </w:tabs>
         <w:ind w:left="1440"/>
       </w:pPr>
-      <w:proofErr w:type="spellStart"/>
       <w:r>
         <w:rPr>
           <w:b/>
@@ -2868,7 +2490,6 @@
         </w:rPr>
         <w:t>Akkusativ</w:t>
       </w:r>
-      <w:proofErr w:type="spellEnd"/>
       <w:r>
         <w:t xml:space="preserve"> → the </w:t>
       </w:r>
@@ -2900,36 +2521,18 @@
           <w:b/>
           <w:bCs/>
         </w:rPr>
-        <w:t xml:space="preserve">WHO gets it? → </w:t>
-      </w:r>
-      <w:proofErr w:type="spellStart"/>
+        <w:t>WHO gets it? → Dativ</w:t>
+      </w:r>
+      <w:r>
+        <w:br/>
+      </w:r>
       <w:r>
         <w:rPr>
           <w:b/>
           <w:bCs/>
         </w:rPr>
-        <w:t>Dativ</w:t>
-      </w:r>
-      <w:proofErr w:type="spellEnd"/>
-      <w:r>
-        <w:br/>
-      </w:r>
-      <w:r>
-        <w:rPr>
-          <w:b/>
-          <w:bCs/>
-        </w:rPr>
-        <w:t xml:space="preserve">WHAT do they get? → </w:t>
-      </w:r>
-      <w:proofErr w:type="spellStart"/>
-      <w:r>
-        <w:rPr>
-          <w:b/>
-          <w:bCs/>
-        </w:rPr>
-        <w:t>Akkusativ</w:t>
-      </w:r>
-      <w:proofErr w:type="spellEnd"/>
+        <w:t>WHAT do they get? → Akkusativ</w:t>
+      </w:r>
     </w:p>
     <w:p>
       <w:pPr>
@@ -2940,21 +2543,13 @@
         </w:numPr>
       </w:pPr>
       <w:r>
-        <w:t xml:space="preserve">Verbs with </w:t>
-      </w:r>
-      <w:proofErr w:type="spellStart"/>
-      <w:r>
-        <w:t>da</w:t>
+        <w:t>Verbs with da</w:t>
       </w:r>
       <w:r>
         <w:t>t</w:t>
       </w:r>
       <w:r>
-        <w:t>iv</w:t>
-      </w:r>
-      <w:proofErr w:type="spellEnd"/>
-      <w:r>
-        <w:t>:</w:t>
+        <w:t>iv:</w:t>
       </w:r>
     </w:p>
     <w:p>
@@ -2996,16 +2591,8 @@
         <w:rPr>
           <w:lang w:val="de-DE"/>
         </w:rPr>
-        <w:t xml:space="preserve">Ausrichten, sagen + </w:t>
-      </w:r>
-      <w:proofErr w:type="spellStart"/>
-      <w:r>
-        <w:rPr>
-          <w:lang w:val="de-DE"/>
-        </w:rPr>
-        <w:t>dativ</w:t>
-      </w:r>
-      <w:proofErr w:type="spellEnd"/>
+        <w:t>Ausrichten, sagen + dativ</w:t>
+      </w:r>
     </w:p>
     <w:p>
       <w:pPr>
@@ -3018,81 +2605,22 @@
           <w:lang w:val="de-DE"/>
         </w:rPr>
       </w:pPr>
-      <w:proofErr w:type="spellStart"/>
       <w:r>
         <w:rPr>
           <w:b/>
           <w:bCs/>
         </w:rPr>
-        <w:t>über</w:t>
-      </w:r>
-      <w:proofErr w:type="spellEnd"/>
+        <w:t>über = about → Akkusativ</w:t>
+      </w:r>
+      <w:r>
+        <w:br/>
+      </w:r>
       <w:r>
         <w:rPr>
           <w:b/>
           <w:bCs/>
         </w:rPr>
-        <w:t xml:space="preserve"> = about → </w:t>
-      </w:r>
-      <w:proofErr w:type="spellStart"/>
-      <w:r>
-        <w:rPr>
-          <w:b/>
-          <w:bCs/>
-        </w:rPr>
-        <w:t>Akkusativ</w:t>
-      </w:r>
-      <w:proofErr w:type="spellEnd"/>
-      <w:r>
-        <w:br/>
-      </w:r>
-      <w:proofErr w:type="spellStart"/>
-      <w:r>
-        <w:rPr>
-          <w:b/>
-          <w:bCs/>
-        </w:rPr>
-        <w:t>über</w:t>
-      </w:r>
-      <w:proofErr w:type="spellEnd"/>
-      <w:r>
-        <w:rPr>
-          <w:b/>
-          <w:bCs/>
-        </w:rPr>
-        <w:t xml:space="preserve"> = location → </w:t>
-      </w:r>
-      <w:proofErr w:type="spellStart"/>
-      <w:r>
-        <w:rPr>
-          <w:b/>
-          <w:bCs/>
-        </w:rPr>
-        <w:t>Dativ</w:t>
-      </w:r>
-      <w:proofErr w:type="spellEnd"/>
-      <w:r>
-        <w:rPr>
-          <w:b/>
-          <w:bCs/>
-        </w:rPr>
-        <w:t>/</w:t>
-      </w:r>
-      <w:proofErr w:type="spellStart"/>
-      <w:r>
-        <w:rPr>
-          <w:b/>
-          <w:bCs/>
-        </w:rPr>
-        <w:t>Akkusativ</w:t>
-      </w:r>
-      <w:proofErr w:type="spellEnd"/>
-      <w:r>
-        <w:rPr>
-          <w:b/>
-          <w:bCs/>
-        </w:rPr>
-        <w:t xml:space="preserve"> depending on movement</w:t>
+        <w:t>über = location → Dativ/Akkusativ depending on movement</w:t>
       </w:r>
     </w:p>
     <w:p>
@@ -3103,67 +2631,33 @@
           <w:numId w:val="4"/>
         </w:numPr>
       </w:pPr>
-      <w:proofErr w:type="spellStart"/>
       <w:r>
         <w:rPr>
           <w:b/>
           <w:bCs/>
         </w:rPr>
-        <w:t>damit</w:t>
-      </w:r>
-      <w:proofErr w:type="spellEnd"/>
+        <w:t xml:space="preserve">damit </w:t>
+      </w:r>
       <w:r>
         <w:rPr>
           <w:b/>
           <w:bCs/>
         </w:rPr>
-        <w:t xml:space="preserve"> </w:t>
+        <w:sym w:font="Wingdings" w:char="F0E0"/>
       </w:r>
       <w:r>
         <w:rPr>
           <w:b/>
           <w:bCs/>
         </w:rPr>
-        <w:sym w:font="Wingdings" w:char="F0E0"/>
+        <w:t xml:space="preserve"> so that, and is used as Neben satz</w:t>
       </w:r>
       <w:r>
         <w:rPr>
           <w:b/>
           <w:bCs/>
         </w:rPr>
-        <w:t xml:space="preserve"> so that, and is used as Neben </w:t>
-      </w:r>
-      <w:proofErr w:type="spellStart"/>
-      <w:r>
-        <w:rPr>
-          <w:b/>
-          <w:bCs/>
-        </w:rPr>
-        <w:t>satz</w:t>
-      </w:r>
-      <w:proofErr w:type="spellEnd"/>
-      <w:r>
-        <w:rPr>
-          <w:b/>
-          <w:bCs/>
-        </w:rPr>
-        <w:t xml:space="preserve"> </w:t>
-      </w:r>
-      <w:proofErr w:type="spellStart"/>
-      <w:r>
-        <w:rPr>
-          <w:b/>
-          <w:bCs/>
-        </w:rPr>
-        <w:t>damit</w:t>
-      </w:r>
-      <w:proofErr w:type="spellEnd"/>
-      <w:r>
-        <w:rPr>
-          <w:b/>
-          <w:bCs/>
-        </w:rPr>
-        <w:t xml:space="preserve"> + goal</w:t>
+        <w:t xml:space="preserve"> damit + goal</w:t>
       </w:r>
     </w:p>
     <w:tbl>
@@ -3225,13 +2719,8 @@
           </w:tcPr>
           <w:p>
             <w:r>
-              <w:t xml:space="preserve">Singular </w:t>
-            </w:r>
-            <w:proofErr w:type="spellStart"/>
-            <w:r>
-              <w:t>maskulin</w:t>
-            </w:r>
-            <w:proofErr w:type="spellEnd"/>
+              <w:t>Singular maskulin</w:t>
+            </w:r>
           </w:p>
         </w:tc>
         <w:tc>
@@ -3252,13 +2741,8 @@
           </w:tcPr>
           <w:p>
             <w:r>
-              <w:t xml:space="preserve">Singular </w:t>
-            </w:r>
-            <w:proofErr w:type="spellStart"/>
-            <w:r>
-              <w:t>feminin</w:t>
-            </w:r>
-            <w:proofErr w:type="spellEnd"/>
+              <w:t>Singular feminin</w:t>
+            </w:r>
           </w:p>
         </w:tc>
         <w:tc>
@@ -3321,7 +2805,6 @@
             <w:hideMark/>
           </w:tcPr>
           <w:p>
-            <w:proofErr w:type="spellStart"/>
             <w:r>
               <w:rPr>
                 <w:b/>
@@ -3329,7 +2812,6 @@
               </w:rPr>
               <w:t>Nominativ</w:t>
             </w:r>
-            <w:proofErr w:type="spellEnd"/>
           </w:p>
         </w:tc>
         <w:tc>
@@ -3585,11 +3067,7 @@
               <w:t>die</w:t>
             </w:r>
             <w:r>
-              <w:t xml:space="preserve"> </w:t>
-            </w:r>
-            <w:proofErr w:type="spellStart"/>
-            <w:r>
-              <w:t>groß</w:t>
+              <w:t xml:space="preserve"> groß</w:t>
             </w:r>
             <w:r>
               <w:rPr>
@@ -3598,7 +3076,6 @@
               </w:rPr>
               <w:t>en</w:t>
             </w:r>
-            <w:proofErr w:type="spellEnd"/>
             <w:r>
               <w:t xml:space="preserve"> Zimmer</w:t>
             </w:r>
@@ -3620,7 +3097,6 @@
             <w:hideMark/>
           </w:tcPr>
           <w:p>
-            <w:proofErr w:type="spellStart"/>
             <w:r>
               <w:rPr>
                 <w:b/>
@@ -3629,7 +3105,6 @@
               <w:lastRenderedPageBreak/>
               <w:t>Akkusativ</w:t>
             </w:r>
-            <w:proofErr w:type="spellEnd"/>
           </w:p>
         </w:tc>
         <w:tc>
@@ -3885,11 +3360,7 @@
               <w:t>die</w:t>
             </w:r>
             <w:r>
-              <w:t xml:space="preserve"> </w:t>
-            </w:r>
-            <w:proofErr w:type="spellStart"/>
-            <w:r>
-              <w:t>groß</w:t>
+              <w:t xml:space="preserve"> groß</w:t>
             </w:r>
             <w:r>
               <w:rPr>
@@ -3898,7 +3369,6 @@
               </w:rPr>
               <w:t>en</w:t>
             </w:r>
-            <w:proofErr w:type="spellEnd"/>
             <w:r>
               <w:t xml:space="preserve"> Zimmer</w:t>
             </w:r>
@@ -3920,7 +3390,6 @@
             <w:hideMark/>
           </w:tcPr>
           <w:p>
-            <w:proofErr w:type="spellStart"/>
             <w:r>
               <w:rPr>
                 <w:b/>
@@ -3928,7 +3397,6 @@
               </w:rPr>
               <w:t>Dativ</w:t>
             </w:r>
-            <w:proofErr w:type="spellEnd"/>
           </w:p>
         </w:tc>
         <w:tc>
@@ -4184,11 +3652,7 @@
               <w:t>den</w:t>
             </w:r>
             <w:r>
-              <w:t xml:space="preserve"> </w:t>
-            </w:r>
-            <w:proofErr w:type="spellStart"/>
-            <w:r>
-              <w:t>groß</w:t>
+              <w:t xml:space="preserve"> groß</w:t>
             </w:r>
             <w:r>
               <w:rPr>
@@ -4197,7 +3661,6 @@
               </w:rPr>
               <w:t>en</w:t>
             </w:r>
-            <w:proofErr w:type="spellEnd"/>
             <w:r>
               <w:t xml:space="preserve"> Zimmer</w:t>
             </w:r>
@@ -4293,39 +3756,7 @@
         </w:numPr>
       </w:pPr>
       <w:r>
-        <w:t xml:space="preserve">That means </w:t>
-      </w:r>
-      <w:proofErr w:type="spellStart"/>
-      <w:r>
-        <w:t>german</w:t>
-      </w:r>
-      <w:proofErr w:type="spellEnd"/>
-      <w:r>
-        <w:t xml:space="preserve"> </w:t>
-      </w:r>
-      <w:proofErr w:type="spellStart"/>
-      <w:r>
-        <w:t>wenn</w:t>
-      </w:r>
-      <w:proofErr w:type="spellEnd"/>
-      <w:r>
-        <w:t xml:space="preserve"> as </w:t>
-      </w:r>
-      <w:proofErr w:type="spellStart"/>
-      <w:r>
-        <w:t>nebensatz</w:t>
-      </w:r>
-      <w:proofErr w:type="spellEnd"/>
-      <w:r>
-        <w:t xml:space="preserve"> qualifies or </w:t>
-      </w:r>
-      <w:proofErr w:type="spellStart"/>
-      <w:r>
-        <w:t>crossponds</w:t>
-      </w:r>
-      <w:proofErr w:type="spellEnd"/>
-      <w:r>
-        <w:t xml:space="preserve"> to while in </w:t>
+        <w:t xml:space="preserve">That means german wenn as nebensatz qualifies or crossponds to while in </w:t>
       </w:r>
       <w:r>
         <w:t>English</w:t>
@@ -4346,49 +3777,7 @@
         <w:rPr>
           <w:lang w:val="de-DE"/>
         </w:rPr>
-        <w:t xml:space="preserve">Das + the </w:t>
-      </w:r>
-      <w:proofErr w:type="spellStart"/>
-      <w:r>
-        <w:rPr>
-          <w:lang w:val="de-DE"/>
-        </w:rPr>
-        <w:t>verb</w:t>
-      </w:r>
-      <w:proofErr w:type="spellEnd"/>
-      <w:r>
-        <w:rPr>
-          <w:lang w:val="de-DE"/>
-        </w:rPr>
-        <w:t xml:space="preserve"> as a </w:t>
-      </w:r>
-      <w:proofErr w:type="spellStart"/>
-      <w:r>
-        <w:rPr>
-          <w:lang w:val="de-DE"/>
-        </w:rPr>
-        <w:t>noun</w:t>
-      </w:r>
-      <w:proofErr w:type="spellEnd"/>
-      <w:r>
-        <w:rPr>
-          <w:lang w:val="de-DE"/>
-        </w:rPr>
-        <w:t xml:space="preserve"> </w:t>
-      </w:r>
-      <w:proofErr w:type="spellStart"/>
-      <w:r>
-        <w:rPr>
-          <w:lang w:val="de-DE"/>
-        </w:rPr>
-        <w:t>z.b</w:t>
-      </w:r>
-      <w:proofErr w:type="spellEnd"/>
-      <w:r>
-        <w:rPr>
-          <w:lang w:val="de-DE"/>
-        </w:rPr>
-        <w:t>: das koche</w:t>
+        <w:t>Das + the verb as a noun z.b: das koche</w:t>
       </w:r>
       <w:r>
         <w:rPr>
@@ -4407,64 +3796,16 @@
         <w:spacing w:after="0" w:line="240" w:lineRule="auto"/>
       </w:pPr>
       <w:r>
-        <w:t xml:space="preserve">In German, combining </w:t>
-      </w:r>
-      <w:proofErr w:type="spellStart"/>
-      <w:r>
-        <w:t>werden</w:t>
-      </w:r>
-      <w:proofErr w:type="spellEnd"/>
-      <w:r>
-        <w:t xml:space="preserve"> with the </w:t>
-      </w:r>
-      <w:proofErr w:type="spellStart"/>
-      <w:r>
-        <w:t>Perfekt</w:t>
-      </w:r>
-      <w:proofErr w:type="spellEnd"/>
-      <w:r>
-        <w:t xml:space="preserve"> form (the </w:t>
-      </w:r>
-      <w:proofErr w:type="spellStart"/>
-      <w:r>
-        <w:t>Partizip</w:t>
-      </w:r>
-      <w:proofErr w:type="spellEnd"/>
-      <w:r>
-        <w:t xml:space="preserve"> II / past participle) creates the Passive Voice (Das </w:t>
-      </w:r>
-      <w:proofErr w:type="spellStart"/>
-      <w:r>
-        <w:t>Passiv</w:t>
-      </w:r>
-      <w:proofErr w:type="spellEnd"/>
-      <w:r>
-        <w:t>).</w:t>
+        <w:t>In German, combining werden with the Perfekt form (the Partizip II / past participle) creates the Passive Voice (Das Passiv).</w:t>
       </w:r>
       <w:r>
         <w:t xml:space="preserve"> </w:t>
       </w:r>
       <w:r>
-        <w:t xml:space="preserve">Specifically, this is the </w:t>
-      </w:r>
-      <w:proofErr w:type="spellStart"/>
-      <w:r>
-        <w:t>Vorgangspassiv</w:t>
-      </w:r>
-      <w:proofErr w:type="spellEnd"/>
-      <w:r>
-        <w:t xml:space="preserve"> (Process Passive), which focuses entirely on the action itself rather than who is performing it.</w:t>
-      </w:r>
-      <w:r>
-        <w:t xml:space="preserve"> The fact that we use </w:t>
-      </w:r>
-      <w:proofErr w:type="spellStart"/>
-      <w:r>
-        <w:t>werden</w:t>
-      </w:r>
-      <w:proofErr w:type="spellEnd"/>
-      <w:r>
-        <w:t xml:space="preserve"> does not mean it has anything to do with the future its present passive where we exclude the subject </w:t>
+        <w:t>Specifically, this is the Vorgangspassiv (Process Passive), which focuses entirely on the action itself rather than who is performing it.</w:t>
+      </w:r>
+      <w:r>
+        <w:t xml:space="preserve"> The fact that we use werden does not mean it has anything to do with the future its present passive where we exclude the subject </w:t>
       </w:r>
     </w:p>
     <w:p>
@@ -4491,117 +3832,7 @@
           <w:lang w:eastAsia="en-US"/>
           <w14:ligatures w14:val="standardContextual"/>
         </w:rPr>
-        <w:t xml:space="preserve">German: "Die </w:t>
-      </w:r>
-      <w:proofErr w:type="spellStart"/>
-      <w:r>
-        <w:rPr>
-          <w:rFonts w:asciiTheme="minorHAnsi" w:eastAsiaTheme="minorHAnsi" w:hAnsiTheme="minorHAnsi" w:cstheme="minorBidi"/>
-          <w:sz w:val="22"/>
-          <w:szCs w:val="22"/>
-          <w:lang w:eastAsia="en-US"/>
-          <w14:ligatures w14:val="standardContextual"/>
-        </w:rPr>
-        <w:t>Straße</w:t>
-      </w:r>
-      <w:proofErr w:type="spellEnd"/>
-      <w:r>
-        <w:rPr>
-          <w:rFonts w:asciiTheme="minorHAnsi" w:eastAsiaTheme="minorHAnsi" w:hAnsiTheme="minorHAnsi" w:cstheme="minorBidi"/>
-          <w:sz w:val="22"/>
-          <w:szCs w:val="22"/>
-          <w:lang w:eastAsia="en-US"/>
-          <w14:ligatures w14:val="standardContextual"/>
-        </w:rPr>
-        <w:t xml:space="preserve"> </w:t>
-      </w:r>
-      <w:proofErr w:type="spellStart"/>
-      <w:r>
-        <w:rPr>
-          <w:rFonts w:asciiTheme="minorHAnsi" w:eastAsiaTheme="minorHAnsi" w:hAnsiTheme="minorHAnsi" w:cstheme="minorBidi"/>
-          <w:sz w:val="22"/>
-          <w:szCs w:val="22"/>
-          <w:lang w:eastAsia="en-US"/>
-          <w14:ligatures w14:val="standardContextual"/>
-        </w:rPr>
-        <w:t>wird</w:t>
-      </w:r>
-      <w:proofErr w:type="spellEnd"/>
-      <w:r>
-        <w:rPr>
-          <w:rFonts w:asciiTheme="minorHAnsi" w:eastAsiaTheme="minorHAnsi" w:hAnsiTheme="minorHAnsi" w:cstheme="minorBidi"/>
-          <w:sz w:val="22"/>
-          <w:szCs w:val="22"/>
-          <w:lang w:eastAsia="en-US"/>
-          <w14:ligatures w14:val="standardContextual"/>
-        </w:rPr>
-        <w:t xml:space="preserve"> </w:t>
-      </w:r>
-      <w:proofErr w:type="spellStart"/>
-      <w:r>
-        <w:rPr>
-          <w:rFonts w:asciiTheme="minorHAnsi" w:eastAsiaTheme="minorHAnsi" w:hAnsiTheme="minorHAnsi" w:cstheme="minorBidi"/>
-          <w:sz w:val="22"/>
-          <w:szCs w:val="22"/>
-          <w:lang w:eastAsia="en-US"/>
-          <w14:ligatures w14:val="standardContextual"/>
-        </w:rPr>
-        <w:t>wegen</w:t>
-      </w:r>
-      <w:proofErr w:type="spellEnd"/>
-      <w:r>
-        <w:rPr>
-          <w:rFonts w:asciiTheme="minorHAnsi" w:eastAsiaTheme="minorHAnsi" w:hAnsiTheme="minorHAnsi" w:cstheme="minorBidi"/>
-          <w:sz w:val="22"/>
-          <w:szCs w:val="22"/>
-          <w:lang w:eastAsia="en-US"/>
-          <w14:ligatures w14:val="standardContextual"/>
-        </w:rPr>
-        <w:t xml:space="preserve"> </w:t>
-      </w:r>
-      <w:proofErr w:type="spellStart"/>
-      <w:r>
-        <w:rPr>
-          <w:rFonts w:asciiTheme="minorHAnsi" w:eastAsiaTheme="minorHAnsi" w:hAnsiTheme="minorHAnsi" w:cstheme="minorBidi"/>
-          <w:sz w:val="22"/>
-          <w:szCs w:val="22"/>
-          <w:lang w:eastAsia="en-US"/>
-          <w14:ligatures w14:val="standardContextual"/>
-        </w:rPr>
-        <w:t>Bauarbeiten</w:t>
-      </w:r>
-      <w:proofErr w:type="spellEnd"/>
-      <w:r>
-        <w:rPr>
-          <w:rFonts w:asciiTheme="minorHAnsi" w:eastAsiaTheme="minorHAnsi" w:hAnsiTheme="minorHAnsi" w:cstheme="minorBidi"/>
-          <w:sz w:val="22"/>
-          <w:szCs w:val="22"/>
-          <w:lang w:eastAsia="en-US"/>
-          <w14:ligatures w14:val="standardContextual"/>
-        </w:rPr>
-        <w:t xml:space="preserve"> </w:t>
-      </w:r>
-      <w:proofErr w:type="spellStart"/>
-      <w:r>
-        <w:rPr>
-          <w:rFonts w:asciiTheme="minorHAnsi" w:eastAsiaTheme="minorHAnsi" w:hAnsiTheme="minorHAnsi" w:cstheme="minorBidi"/>
-          <w:sz w:val="22"/>
-          <w:szCs w:val="22"/>
-          <w:lang w:eastAsia="en-US"/>
-          <w14:ligatures w14:val="standardContextual"/>
-        </w:rPr>
-        <w:t>gesperrt</w:t>
-      </w:r>
-      <w:proofErr w:type="spellEnd"/>
-      <w:r>
-        <w:rPr>
-          <w:rFonts w:asciiTheme="minorHAnsi" w:eastAsiaTheme="minorHAnsi" w:hAnsiTheme="minorHAnsi" w:cstheme="minorBidi"/>
-          <w:sz w:val="22"/>
-          <w:szCs w:val="22"/>
-          <w:lang w:eastAsia="en-US"/>
-          <w14:ligatures w14:val="standardContextual"/>
-        </w:rPr>
-        <w:t>."</w:t>
+        <w:t>German: "Die Straße wird wegen Bauarbeiten gesperrt."</w:t>
       </w:r>
     </w:p>
     <w:p>
@@ -4655,139 +3886,7 @@
           <w:lang w:eastAsia="en-US"/>
           <w14:ligatures w14:val="standardContextual"/>
         </w:rPr>
-        <w:t xml:space="preserve">German: "Ein </w:t>
-      </w:r>
-      <w:proofErr w:type="spellStart"/>
-      <w:r>
-        <w:rPr>
-          <w:rFonts w:asciiTheme="minorHAnsi" w:eastAsiaTheme="minorHAnsi" w:hAnsiTheme="minorHAnsi" w:cstheme="minorBidi"/>
-          <w:sz w:val="22"/>
-          <w:szCs w:val="22"/>
-          <w:lang w:eastAsia="en-US"/>
-          <w14:ligatures w14:val="standardContextual"/>
-        </w:rPr>
-        <w:t>neues</w:t>
-      </w:r>
-      <w:proofErr w:type="spellEnd"/>
-      <w:r>
-        <w:rPr>
-          <w:rFonts w:asciiTheme="minorHAnsi" w:eastAsiaTheme="minorHAnsi" w:hAnsiTheme="minorHAnsi" w:cstheme="minorBidi"/>
-          <w:sz w:val="22"/>
-          <w:szCs w:val="22"/>
-          <w:lang w:eastAsia="en-US"/>
-          <w14:ligatures w14:val="standardContextual"/>
-        </w:rPr>
-        <w:t xml:space="preserve"> </w:t>
-      </w:r>
-      <w:proofErr w:type="spellStart"/>
-      <w:r>
-        <w:rPr>
-          <w:rFonts w:asciiTheme="minorHAnsi" w:eastAsiaTheme="minorHAnsi" w:hAnsiTheme="minorHAnsi" w:cstheme="minorBidi"/>
-          <w:sz w:val="22"/>
-          <w:szCs w:val="22"/>
-          <w:lang w:eastAsia="en-US"/>
-          <w14:ligatures w14:val="standardContextual"/>
-        </w:rPr>
-        <w:t>Gesetz</w:t>
-      </w:r>
-      <w:proofErr w:type="spellEnd"/>
-      <w:r>
-        <w:rPr>
-          <w:rFonts w:asciiTheme="minorHAnsi" w:eastAsiaTheme="minorHAnsi" w:hAnsiTheme="minorHAnsi" w:cstheme="minorBidi"/>
-          <w:sz w:val="22"/>
-          <w:szCs w:val="22"/>
-          <w:lang w:eastAsia="en-US"/>
-          <w14:ligatures w14:val="standardContextual"/>
-        </w:rPr>
-        <w:t xml:space="preserve"> </w:t>
-      </w:r>
-      <w:proofErr w:type="spellStart"/>
-      <w:r>
-        <w:rPr>
-          <w:rFonts w:asciiTheme="minorHAnsi" w:eastAsiaTheme="minorHAnsi" w:hAnsiTheme="minorHAnsi" w:cstheme="minorBidi"/>
-          <w:sz w:val="22"/>
-          <w:szCs w:val="22"/>
-          <w:lang w:eastAsia="en-US"/>
-          <w14:ligatures w14:val="standardContextual"/>
-        </w:rPr>
-        <w:t>wird</w:t>
-      </w:r>
-      <w:proofErr w:type="spellEnd"/>
-      <w:r>
-        <w:rPr>
-          <w:rFonts w:asciiTheme="minorHAnsi" w:eastAsiaTheme="minorHAnsi" w:hAnsiTheme="minorHAnsi" w:cstheme="minorBidi"/>
-          <w:sz w:val="22"/>
-          <w:szCs w:val="22"/>
-          <w:lang w:eastAsia="en-US"/>
-          <w14:ligatures w14:val="standardContextual"/>
-        </w:rPr>
-        <w:t xml:space="preserve"> </w:t>
-      </w:r>
-      <w:proofErr w:type="spellStart"/>
-      <w:r>
-        <w:rPr>
-          <w:rFonts w:asciiTheme="minorHAnsi" w:eastAsiaTheme="minorHAnsi" w:hAnsiTheme="minorHAnsi" w:cstheme="minorBidi"/>
-          <w:sz w:val="22"/>
-          <w:szCs w:val="22"/>
-          <w:lang w:eastAsia="en-US"/>
-          <w14:ligatures w14:val="standardContextual"/>
-        </w:rPr>
-        <w:t>heute</w:t>
-      </w:r>
-      <w:proofErr w:type="spellEnd"/>
-      <w:r>
-        <w:rPr>
-          <w:rFonts w:asciiTheme="minorHAnsi" w:eastAsiaTheme="minorHAnsi" w:hAnsiTheme="minorHAnsi" w:cstheme="minorBidi"/>
-          <w:sz w:val="22"/>
-          <w:szCs w:val="22"/>
-          <w:lang w:eastAsia="en-US"/>
-          <w14:ligatures w14:val="standardContextual"/>
-        </w:rPr>
-        <w:t xml:space="preserve"> </w:t>
-      </w:r>
-      <w:proofErr w:type="spellStart"/>
-      <w:r>
-        <w:rPr>
-          <w:rFonts w:asciiTheme="minorHAnsi" w:eastAsiaTheme="minorHAnsi" w:hAnsiTheme="minorHAnsi" w:cstheme="minorBidi"/>
-          <w:sz w:val="22"/>
-          <w:szCs w:val="22"/>
-          <w:lang w:eastAsia="en-US"/>
-          <w14:ligatures w14:val="standardContextual"/>
-        </w:rPr>
-        <w:t>im</w:t>
-      </w:r>
-      <w:proofErr w:type="spellEnd"/>
-      <w:r>
-        <w:rPr>
-          <w:rFonts w:asciiTheme="minorHAnsi" w:eastAsiaTheme="minorHAnsi" w:hAnsiTheme="minorHAnsi" w:cstheme="minorBidi"/>
-          <w:sz w:val="22"/>
-          <w:szCs w:val="22"/>
-          <w:lang w:eastAsia="en-US"/>
-          <w14:ligatures w14:val="standardContextual"/>
-        </w:rPr>
-        <w:t xml:space="preserve"> Bundestag </w:t>
-      </w:r>
-      <w:proofErr w:type="spellStart"/>
-      <w:r>
-        <w:rPr>
-          <w:rFonts w:asciiTheme="minorHAnsi" w:eastAsiaTheme="minorHAnsi" w:hAnsiTheme="minorHAnsi" w:cstheme="minorBidi"/>
-          <w:sz w:val="22"/>
-          <w:szCs w:val="22"/>
-          <w:lang w:eastAsia="en-US"/>
-          <w14:ligatures w14:val="standardContextual"/>
-        </w:rPr>
-        <w:t>diskutiert</w:t>
-      </w:r>
-      <w:proofErr w:type="spellEnd"/>
-      <w:r>
-        <w:rPr>
-          <w:rFonts w:asciiTheme="minorHAnsi" w:eastAsiaTheme="minorHAnsi" w:hAnsiTheme="minorHAnsi" w:cstheme="minorBidi"/>
-          <w:sz w:val="22"/>
-          <w:szCs w:val="22"/>
-          <w:lang w:eastAsia="en-US"/>
-          <w14:ligatures w14:val="standardContextual"/>
-        </w:rPr>
-        <w:t>."</w:t>
+        <w:t>German: "Ein neues Gesetz wird heute im Bundestag diskutiert."</w:t>
       </w:r>
     </w:p>
     <w:p>
@@ -4857,25 +3956,7 @@
           <w:bCs/>
           <w:lang w:val="de-DE"/>
         </w:rPr>
-        <w:t xml:space="preserve">The </w:t>
-      </w:r>
-      <w:proofErr w:type="spellStart"/>
-      <w:r>
-        <w:rPr>
-          <w:b/>
-          <w:bCs/>
-          <w:lang w:val="de-DE"/>
-        </w:rPr>
-        <w:t>rule</w:t>
-      </w:r>
-      <w:proofErr w:type="spellEnd"/>
-      <w:r>
-        <w:rPr>
-          <w:b/>
-          <w:bCs/>
-          <w:lang w:val="de-DE"/>
-        </w:rPr>
-        <w:t>:</w:t>
+        <w:t>The rule:</w:t>
       </w:r>
     </w:p>
     <w:p>
@@ -5048,11 +4129,9 @@
             <w:pPr>
               <w:spacing w:after="0" w:line="240" w:lineRule="auto"/>
             </w:pPr>
-            <w:proofErr w:type="spellStart"/>
             <w:r>
               <w:t>wurde</w:t>
             </w:r>
-            <w:proofErr w:type="spellEnd"/>
           </w:p>
         </w:tc>
       </w:tr>
@@ -5094,11 +4173,9 @@
             <w:pPr>
               <w:spacing w:after="0" w:line="240" w:lineRule="auto"/>
             </w:pPr>
-            <w:proofErr w:type="spellStart"/>
             <w:r>
               <w:t>wurdest</w:t>
             </w:r>
-            <w:proofErr w:type="spellEnd"/>
           </w:p>
         </w:tc>
       </w:tr>
@@ -5120,15 +4197,7 @@
               <w:spacing w:after="0" w:line="240" w:lineRule="auto"/>
             </w:pPr>
             <w:r>
-              <w:t>er/</w:t>
-            </w:r>
-            <w:proofErr w:type="spellStart"/>
-            <w:r>
-              <w:t>sie</w:t>
-            </w:r>
-            <w:proofErr w:type="spellEnd"/>
-            <w:r>
-              <w:t>/es</w:t>
+              <w:t>er/sie/es</w:t>
             </w:r>
           </w:p>
         </w:tc>
@@ -5148,7 +4217,6 @@
             <w:pPr>
               <w:spacing w:after="0" w:line="240" w:lineRule="auto"/>
             </w:pPr>
-            <w:proofErr w:type="spellStart"/>
             <w:r>
               <w:rPr>
                 <w:b/>
@@ -5156,7 +4224,6 @@
               </w:rPr>
               <w:t>wurde</w:t>
             </w:r>
-            <w:proofErr w:type="spellEnd"/>
           </w:p>
         </w:tc>
       </w:tr>
@@ -5177,11 +4244,9 @@
             <w:pPr>
               <w:spacing w:after="0" w:line="240" w:lineRule="auto"/>
             </w:pPr>
-            <w:proofErr w:type="spellStart"/>
             <w:r>
               <w:t>wir</w:t>
             </w:r>
-            <w:proofErr w:type="spellEnd"/>
           </w:p>
         </w:tc>
         <w:tc>
@@ -5200,11 +4265,9 @@
             <w:pPr>
               <w:spacing w:after="0" w:line="240" w:lineRule="auto"/>
             </w:pPr>
-            <w:proofErr w:type="spellStart"/>
             <w:r>
               <w:t>wurden</w:t>
             </w:r>
-            <w:proofErr w:type="spellEnd"/>
           </w:p>
         </w:tc>
       </w:tr>
@@ -5225,11 +4288,9 @@
             <w:pPr>
               <w:spacing w:after="0" w:line="240" w:lineRule="auto"/>
             </w:pPr>
-            <w:proofErr w:type="spellStart"/>
             <w:r>
               <w:t>ihr</w:t>
             </w:r>
-            <w:proofErr w:type="spellEnd"/>
           </w:p>
         </w:tc>
         <w:tc>
@@ -5248,11 +4309,9 @@
             <w:pPr>
               <w:spacing w:after="0" w:line="240" w:lineRule="auto"/>
             </w:pPr>
-            <w:proofErr w:type="spellStart"/>
             <w:r>
               <w:t>wurdet</w:t>
             </w:r>
-            <w:proofErr w:type="spellEnd"/>
           </w:p>
         </w:tc>
       </w:tr>
@@ -5273,13 +4332,8 @@
             <w:pPr>
               <w:spacing w:after="0" w:line="240" w:lineRule="auto"/>
             </w:pPr>
-            <w:proofErr w:type="spellStart"/>
-            <w:r>
-              <w:t>sie</w:t>
-            </w:r>
-            <w:proofErr w:type="spellEnd"/>
-            <w:r>
-              <w:t>/Sie</w:t>
+            <w:r>
+              <w:t>sie/Sie</w:t>
             </w:r>
           </w:p>
         </w:tc>
@@ -5299,11 +4353,9 @@
             <w:pPr>
               <w:spacing w:after="0" w:line="240" w:lineRule="auto"/>
             </w:pPr>
-            <w:proofErr w:type="spellStart"/>
             <w:r>
               <w:t>wurden</w:t>
             </w:r>
-            <w:proofErr w:type="spellEnd"/>
           </w:p>
         </w:tc>
       </w:tr>
@@ -5323,35 +4375,7 @@
         <w:rPr>
           <w:lang w:val="de-DE"/>
         </w:rPr>
-        <w:t xml:space="preserve">The </w:t>
-      </w:r>
-      <w:proofErr w:type="spellStart"/>
-      <w:r>
-        <w:rPr>
-          <w:lang w:val="de-DE"/>
-        </w:rPr>
-        <w:t>window</w:t>
-      </w:r>
-      <w:proofErr w:type="spellEnd"/>
-      <w:r>
-        <w:rPr>
-          <w:lang w:val="de-DE"/>
-        </w:rPr>
-        <w:t xml:space="preserve"> was </w:t>
-      </w:r>
-      <w:proofErr w:type="spellStart"/>
-      <w:r>
-        <w:rPr>
-          <w:lang w:val="de-DE"/>
-        </w:rPr>
-        <w:t>opened</w:t>
-      </w:r>
-      <w:proofErr w:type="spellEnd"/>
-      <w:r>
-        <w:rPr>
-          <w:lang w:val="de-DE"/>
-        </w:rPr>
-        <w:t xml:space="preserve">. → </w:t>
+        <w:t xml:space="preserve">The window was opened. → </w:t>
       </w:r>
       <w:r>
         <w:rPr>
@@ -5408,39 +4432,7 @@
           <w:i/>
           <w:iCs/>
         </w:rPr>
-        <w:t xml:space="preserve">Das Auto </w:t>
-      </w:r>
-      <w:proofErr w:type="spellStart"/>
-      <w:r>
-        <w:rPr>
-          <w:i/>
-          <w:iCs/>
-        </w:rPr>
-        <w:t>wurde</w:t>
-      </w:r>
-      <w:proofErr w:type="spellEnd"/>
-      <w:r>
-        <w:rPr>
-          <w:i/>
-          <w:iCs/>
-        </w:rPr>
-        <w:t xml:space="preserve"> </w:t>
-      </w:r>
-      <w:proofErr w:type="spellStart"/>
-      <w:r>
-        <w:rPr>
-          <w:i/>
-          <w:iCs/>
-        </w:rPr>
-        <w:t>repariert</w:t>
-      </w:r>
-      <w:proofErr w:type="spellEnd"/>
-      <w:r>
-        <w:rPr>
-          <w:i/>
-          <w:iCs/>
-        </w:rPr>
-        <w:t>.</w:t>
+        <w:t>Das Auto wurde repariert.</w:t>
       </w:r>
     </w:p>
     <w:p>
@@ -5459,39 +4451,7 @@
           <w:i/>
           <w:iCs/>
         </w:rPr>
-        <w:t xml:space="preserve">Die Kinder </w:t>
-      </w:r>
-      <w:proofErr w:type="spellStart"/>
-      <w:r>
-        <w:rPr>
-          <w:i/>
-          <w:iCs/>
-        </w:rPr>
-        <w:t>wurden</w:t>
-      </w:r>
-      <w:proofErr w:type="spellEnd"/>
-      <w:r>
-        <w:rPr>
-          <w:i/>
-          <w:iCs/>
-        </w:rPr>
-        <w:t xml:space="preserve"> </w:t>
-      </w:r>
-      <w:proofErr w:type="spellStart"/>
-      <w:r>
-        <w:rPr>
-          <w:i/>
-          <w:iCs/>
-        </w:rPr>
-        <w:t>abgeholt</w:t>
-      </w:r>
-      <w:proofErr w:type="spellEnd"/>
-      <w:r>
-        <w:rPr>
-          <w:i/>
-          <w:iCs/>
-        </w:rPr>
-        <w:t>.</w:t>
+        <w:t>Die Kinder wurden abgeholt.</w:t>
       </w:r>
     </w:p>
     <w:p>
@@ -5541,13 +4501,8 @@
         <w:spacing w:after="0" w:line="240" w:lineRule="auto"/>
       </w:pPr>
       <w:r>
-        <w:t xml:space="preserve">Als + </w:t>
-      </w:r>
-      <w:proofErr w:type="spellStart"/>
-      <w:r>
-        <w:t>nebensatz</w:t>
-      </w:r>
-      <w:proofErr w:type="spellEnd"/>
+        <w:t>Als + nebensatz</w:t>
+      </w:r>
       <w:r>
         <w:t>, next sentence starts with a</w:t>
       </w:r>
@@ -5574,23 +4529,7 @@
           <w:rFonts w:ascii="Segoe UI" w:hAnsi="Segoe UI" w:cs="Segoe UI"/>
           <w:color w:val="F9FAFB"/>
         </w:rPr>
-        <w:t xml:space="preserve">ich </w:t>
-      </w:r>
-      <w:proofErr w:type="spellStart"/>
-      <w:r>
-        <w:rPr>
-          <w:rFonts w:ascii="Segoe UI" w:hAnsi="Segoe UI" w:cs="Segoe UI"/>
-          <w:color w:val="F9FAFB"/>
-        </w:rPr>
-        <w:t>wusste</w:t>
-      </w:r>
-      <w:proofErr w:type="spellEnd"/>
-      <w:r>
-        <w:rPr>
-          <w:rFonts w:ascii="Segoe UI" w:hAnsi="Segoe UI" w:cs="Segoe UI"/>
-          <w:color w:val="F9FAFB"/>
-        </w:rPr>
-        <w:t xml:space="preserve"> – I knew</w:t>
+        <w:t>ich wusste – I knew</w:t>
       </w:r>
     </w:p>
     <w:p>
@@ -5612,23 +4551,7 @@
           <w:rFonts w:ascii="Segoe UI" w:hAnsi="Segoe UI" w:cs="Segoe UI"/>
           <w:color w:val="F9FAFB"/>
         </w:rPr>
-        <w:t xml:space="preserve">du </w:t>
-      </w:r>
-      <w:proofErr w:type="spellStart"/>
-      <w:r>
-        <w:rPr>
-          <w:rFonts w:ascii="Segoe UI" w:hAnsi="Segoe UI" w:cs="Segoe UI"/>
-          <w:color w:val="F9FAFB"/>
-        </w:rPr>
-        <w:t>wusstest</w:t>
-      </w:r>
-      <w:proofErr w:type="spellEnd"/>
-      <w:r>
-        <w:rPr>
-          <w:rFonts w:ascii="Segoe UI" w:hAnsi="Segoe UI" w:cs="Segoe UI"/>
-          <w:color w:val="F9FAFB"/>
-        </w:rPr>
-        <w:t xml:space="preserve"> – you knew</w:t>
+        <w:t>du wusstest – you knew</w:t>
       </w:r>
     </w:p>
     <w:p>
@@ -5650,39 +4573,7 @@
           <w:rFonts w:ascii="Segoe UI" w:hAnsi="Segoe UI" w:cs="Segoe UI"/>
           <w:color w:val="F9FAFB"/>
         </w:rPr>
-        <w:t>er/</w:t>
-      </w:r>
-      <w:proofErr w:type="spellStart"/>
-      <w:r>
-        <w:rPr>
-          <w:rFonts w:ascii="Segoe UI" w:hAnsi="Segoe UI" w:cs="Segoe UI"/>
-          <w:color w:val="F9FAFB"/>
-        </w:rPr>
-        <w:t>sie</w:t>
-      </w:r>
-      <w:proofErr w:type="spellEnd"/>
-      <w:r>
-        <w:rPr>
-          <w:rFonts w:ascii="Segoe UI" w:hAnsi="Segoe UI" w:cs="Segoe UI"/>
-          <w:color w:val="F9FAFB"/>
-        </w:rPr>
-        <w:t xml:space="preserve">/es </w:t>
-      </w:r>
-      <w:proofErr w:type="spellStart"/>
-      <w:r>
-        <w:rPr>
-          <w:rFonts w:ascii="Segoe UI" w:hAnsi="Segoe UI" w:cs="Segoe UI"/>
-          <w:color w:val="F9FAFB"/>
-        </w:rPr>
-        <w:t>wusste</w:t>
-      </w:r>
-      <w:proofErr w:type="spellEnd"/>
-      <w:r>
-        <w:rPr>
-          <w:rFonts w:ascii="Segoe UI" w:hAnsi="Segoe UI" w:cs="Segoe UI"/>
-          <w:color w:val="F9FAFB"/>
-        </w:rPr>
-        <w:t xml:space="preserve"> – he/she/it knew</w:t>
+        <w:t>er/sie/es wusste – he/she/it knew</w:t>
       </w:r>
     </w:p>
     <w:p>
@@ -5699,37 +4590,12 @@
           <w:color w:val="F9FAFB"/>
         </w:rPr>
       </w:pPr>
-      <w:proofErr w:type="spellStart"/>
       <w:r>
         <w:rPr>
           <w:rFonts w:ascii="Segoe UI" w:hAnsi="Segoe UI" w:cs="Segoe UI"/>
           <w:color w:val="F9FAFB"/>
         </w:rPr>
-        <w:t>wir</w:t>
-      </w:r>
-      <w:proofErr w:type="spellEnd"/>
-      <w:r>
-        <w:rPr>
-          <w:rFonts w:ascii="Segoe UI" w:hAnsi="Segoe UI" w:cs="Segoe UI"/>
-          <w:color w:val="F9FAFB"/>
-        </w:rPr>
-        <w:t xml:space="preserve"> </w:t>
-      </w:r>
-      <w:proofErr w:type="spellStart"/>
-      <w:r>
-        <w:rPr>
-          <w:rFonts w:ascii="Segoe UI" w:hAnsi="Segoe UI" w:cs="Segoe UI"/>
-          <w:color w:val="F9FAFB"/>
-        </w:rPr>
-        <w:t>wussten</w:t>
-      </w:r>
-      <w:proofErr w:type="spellEnd"/>
-      <w:r>
-        <w:rPr>
-          <w:rFonts w:ascii="Segoe UI" w:hAnsi="Segoe UI" w:cs="Segoe UI"/>
-          <w:color w:val="F9FAFB"/>
-        </w:rPr>
-        <w:t xml:space="preserve"> – we knew</w:t>
+        <w:t>wir wussten – we knew</w:t>
       </w:r>
     </w:p>
     <w:p>
@@ -5746,37 +4612,12 @@
           <w:color w:val="F9FAFB"/>
         </w:rPr>
       </w:pPr>
-      <w:proofErr w:type="spellStart"/>
       <w:r>
         <w:rPr>
           <w:rFonts w:ascii="Segoe UI" w:hAnsi="Segoe UI" w:cs="Segoe UI"/>
           <w:color w:val="F9FAFB"/>
         </w:rPr>
-        <w:t>ihr</w:t>
-      </w:r>
-      <w:proofErr w:type="spellEnd"/>
-      <w:r>
-        <w:rPr>
-          <w:rFonts w:ascii="Segoe UI" w:hAnsi="Segoe UI" w:cs="Segoe UI"/>
-          <w:color w:val="F9FAFB"/>
-        </w:rPr>
-        <w:t xml:space="preserve"> </w:t>
-      </w:r>
-      <w:proofErr w:type="spellStart"/>
-      <w:r>
-        <w:rPr>
-          <w:rFonts w:ascii="Segoe UI" w:hAnsi="Segoe UI" w:cs="Segoe UI"/>
-          <w:color w:val="F9FAFB"/>
-        </w:rPr>
-        <w:t>wusstet</w:t>
-      </w:r>
-      <w:proofErr w:type="spellEnd"/>
-      <w:r>
-        <w:rPr>
-          <w:rFonts w:ascii="Segoe UI" w:hAnsi="Segoe UI" w:cs="Segoe UI"/>
-          <w:color w:val="F9FAFB"/>
-        </w:rPr>
-        <w:t xml:space="preserve"> – you (pl.) knew</w:t>
+        <w:t>ihr wusstet – you (pl.) knew</w:t>
       </w:r>
     </w:p>
     <w:p>
@@ -5800,54 +4641,8 @@
           <w:color w:val="F9FAFB"/>
           <w:lang w:val="de-DE"/>
         </w:rPr>
-        <w:t xml:space="preserve">sie/Sie wussten – </w:t>
-      </w:r>
-      <w:proofErr w:type="spellStart"/>
-      <w:r>
-        <w:rPr>
-          <w:rFonts w:ascii="Segoe UI" w:hAnsi="Segoe UI" w:cs="Segoe UI"/>
-          <w:color w:val="F9FAFB"/>
-          <w:lang w:val="de-DE"/>
-        </w:rPr>
-        <w:t>they</w:t>
-      </w:r>
-      <w:proofErr w:type="spellEnd"/>
-      <w:r>
-        <w:rPr>
-          <w:rFonts w:ascii="Segoe UI" w:hAnsi="Segoe UI" w:cs="Segoe UI"/>
-          <w:color w:val="F9FAFB"/>
-          <w:lang w:val="de-DE"/>
-        </w:rPr>
-        <w:t>/</w:t>
-      </w:r>
-      <w:proofErr w:type="spellStart"/>
-      <w:r>
-        <w:rPr>
-          <w:rFonts w:ascii="Segoe UI" w:hAnsi="Segoe UI" w:cs="Segoe UI"/>
-          <w:color w:val="F9FAFB"/>
-          <w:lang w:val="de-DE"/>
-        </w:rPr>
-        <w:t>you</w:t>
-      </w:r>
-      <w:proofErr w:type="spellEnd"/>
-      <w:r>
-        <w:rPr>
-          <w:rFonts w:ascii="Segoe UI" w:hAnsi="Segoe UI" w:cs="Segoe UI"/>
-          <w:color w:val="F9FAFB"/>
-          <w:lang w:val="de-DE"/>
-        </w:rPr>
-        <w:t xml:space="preserve"> (formal) </w:t>
-      </w:r>
-      <w:proofErr w:type="spellStart"/>
-      <w:r>
-        <w:rPr>
-          <w:rFonts w:ascii="Segoe UI" w:hAnsi="Segoe UI" w:cs="Segoe UI"/>
-          <w:color w:val="F9FAFB"/>
-          <w:lang w:val="de-DE"/>
-        </w:rPr>
-        <w:t>knew</w:t>
-      </w:r>
-      <w:proofErr w:type="spellEnd"/>
+        <w:t>sie/Sie wussten – they/you (formal) knew</w:t>
+      </w:r>
     </w:p>
     <w:p>
       <w:pPr>
@@ -5866,21 +4661,12 @@
           <w:bCs/>
         </w:rPr>
       </w:pPr>
-      <w:proofErr w:type="spellStart"/>
       <w:r>
         <w:rPr>
           <w:b/>
           <w:bCs/>
         </w:rPr>
-        <w:t>weil</w:t>
-      </w:r>
-      <w:proofErr w:type="spellEnd"/>
-      <w:r>
-        <w:rPr>
-          <w:b/>
-          <w:bCs/>
-        </w:rPr>
-        <w:t xml:space="preserve"> = because (expected result)</w:t>
+        <w:t>weil = because (expected result)</w:t>
       </w:r>
     </w:p>
     <w:p>
@@ -5896,41 +4682,8 @@
           <w:i/>
           <w:iCs/>
         </w:rPr>
-        <w:t xml:space="preserve">Ich </w:t>
-      </w:r>
-      <w:proofErr w:type="spellStart"/>
-      <w:r>
-        <w:rPr>
-          <w:i/>
-          <w:iCs/>
-        </w:rPr>
-        <w:t>bleibe</w:t>
-      </w:r>
-      <w:proofErr w:type="spellEnd"/>
-      <w:r>
-        <w:rPr>
-          <w:i/>
-          <w:iCs/>
-        </w:rPr>
-        <w:t xml:space="preserve"> </w:t>
-      </w:r>
-      <w:proofErr w:type="spellStart"/>
-      <w:r>
-        <w:rPr>
-          <w:i/>
-          <w:iCs/>
-        </w:rPr>
-        <w:t>zu</w:t>
-      </w:r>
-      <w:proofErr w:type="spellEnd"/>
-      <w:r>
-        <w:rPr>
-          <w:i/>
-          <w:iCs/>
-        </w:rPr>
-        <w:t xml:space="preserve"> Hause, </w:t>
-      </w:r>
-      <w:proofErr w:type="spellStart"/>
+        <w:t xml:space="preserve">Ich bleibe zu Hause, </w:t>
+      </w:r>
       <w:r>
         <w:rPr>
           <w:b/>
@@ -5940,7 +4693,6 @@
         </w:rPr>
         <w:t>weil</w:t>
       </w:r>
-      <w:proofErr w:type="spellEnd"/>
       <w:r>
         <w:rPr>
           <w:i/>
@@ -5948,7 +4700,6 @@
         </w:rPr>
         <w:t xml:space="preserve"> es </w:t>
       </w:r>
-      <w:proofErr w:type="spellStart"/>
       <w:r>
         <w:rPr>
           <w:b/>
@@ -5958,7 +4709,6 @@
         </w:rPr>
         <w:t>regnet</w:t>
       </w:r>
-      <w:proofErr w:type="spellEnd"/>
       <w:r>
         <w:rPr>
           <w:i/>
@@ -6029,63 +4779,7 @@
         <w:rPr>
           <w:lang w:val="de-DE"/>
         </w:rPr>
-        <w:t xml:space="preserve"> – </w:t>
-      </w:r>
-      <w:proofErr w:type="spellStart"/>
-      <w:r>
-        <w:rPr>
-          <w:lang w:val="de-DE"/>
-        </w:rPr>
-        <w:t>He's</w:t>
-      </w:r>
-      <w:proofErr w:type="spellEnd"/>
-      <w:r>
-        <w:rPr>
-          <w:lang w:val="de-DE"/>
-        </w:rPr>
-        <w:t xml:space="preserve"> </w:t>
-      </w:r>
-      <w:proofErr w:type="spellStart"/>
-      <w:r>
-        <w:rPr>
-          <w:lang w:val="de-DE"/>
-        </w:rPr>
-        <w:t>learning</w:t>
-      </w:r>
-      <w:proofErr w:type="spellEnd"/>
-      <w:r>
-        <w:rPr>
-          <w:lang w:val="de-DE"/>
-        </w:rPr>
-        <w:t xml:space="preserve"> German </w:t>
-      </w:r>
-      <w:proofErr w:type="spellStart"/>
-      <w:r>
-        <w:rPr>
-          <w:lang w:val="de-DE"/>
-        </w:rPr>
-        <w:t>because</w:t>
-      </w:r>
-      <w:proofErr w:type="spellEnd"/>
-      <w:r>
-        <w:rPr>
-          <w:lang w:val="de-DE"/>
-        </w:rPr>
-        <w:t xml:space="preserve"> he </w:t>
-      </w:r>
-      <w:proofErr w:type="spellStart"/>
-      <w:r>
-        <w:rPr>
-          <w:lang w:val="de-DE"/>
-        </w:rPr>
-        <w:t>works</w:t>
-      </w:r>
-      <w:proofErr w:type="spellEnd"/>
-      <w:r>
-        <w:rPr>
-          <w:lang w:val="de-DE"/>
-        </w:rPr>
-        <w:t xml:space="preserve"> in Berlin.</w:t>
+        <w:t xml:space="preserve"> – He's learning German because he works in Berlin.</w:t>
       </w:r>
     </w:p>
     <w:p>
@@ -6147,63 +4841,7 @@
         <w:rPr>
           <w:lang w:val="de-DE"/>
         </w:rPr>
-        <w:t xml:space="preserve"> – </w:t>
-      </w:r>
-      <w:proofErr w:type="spellStart"/>
-      <w:r>
-        <w:rPr>
-          <w:lang w:val="de-DE"/>
-        </w:rPr>
-        <w:t>She's</w:t>
-      </w:r>
-      <w:proofErr w:type="spellEnd"/>
-      <w:r>
-        <w:rPr>
-          <w:lang w:val="de-DE"/>
-        </w:rPr>
-        <w:t xml:space="preserve"> not </w:t>
-      </w:r>
-      <w:proofErr w:type="spellStart"/>
-      <w:r>
-        <w:rPr>
-          <w:lang w:val="de-DE"/>
-        </w:rPr>
-        <w:t>coming</w:t>
-      </w:r>
-      <w:proofErr w:type="spellEnd"/>
-      <w:r>
-        <w:rPr>
-          <w:lang w:val="de-DE"/>
-        </w:rPr>
-        <w:t xml:space="preserve"> </w:t>
-      </w:r>
-      <w:proofErr w:type="spellStart"/>
-      <w:r>
-        <w:rPr>
-          <w:lang w:val="de-DE"/>
-        </w:rPr>
-        <w:t>because</w:t>
-      </w:r>
-      <w:proofErr w:type="spellEnd"/>
-      <w:r>
-        <w:rPr>
-          <w:lang w:val="de-DE"/>
-        </w:rPr>
-        <w:t xml:space="preserve"> </w:t>
-      </w:r>
-      <w:proofErr w:type="spellStart"/>
-      <w:r>
-        <w:rPr>
-          <w:lang w:val="de-DE"/>
-        </w:rPr>
-        <w:t>she's</w:t>
-      </w:r>
-      <w:proofErr w:type="spellEnd"/>
-      <w:r>
-        <w:rPr>
-          <w:lang w:val="de-DE"/>
-        </w:rPr>
-        <w:t xml:space="preserve"> sick.</w:t>
+        <w:t xml:space="preserve"> – She's not coming because she's sick.</w:t>
       </w:r>
     </w:p>
     <w:p>
@@ -6238,21 +4876,12 @@
           <w:bCs/>
         </w:rPr>
       </w:pPr>
-      <w:proofErr w:type="spellStart"/>
       <w:r>
         <w:rPr>
           <w:b/>
           <w:bCs/>
         </w:rPr>
-        <w:t>obwohl</w:t>
-      </w:r>
-      <w:proofErr w:type="spellEnd"/>
-      <w:r>
-        <w:rPr>
-          <w:b/>
-          <w:bCs/>
-        </w:rPr>
-        <w:t xml:space="preserve"> = although (unexpected contrast)</w:t>
+        <w:t>obwohl = although (unexpected contrast)</w:t>
       </w:r>
     </w:p>
     <w:p>
@@ -6268,41 +4897,8 @@
           <w:i/>
           <w:iCs/>
         </w:rPr>
-        <w:t xml:space="preserve">Ich </w:t>
-      </w:r>
-      <w:proofErr w:type="spellStart"/>
-      <w:r>
-        <w:rPr>
-          <w:i/>
-          <w:iCs/>
-        </w:rPr>
-        <w:t>gehe</w:t>
-      </w:r>
-      <w:proofErr w:type="spellEnd"/>
-      <w:r>
-        <w:rPr>
-          <w:i/>
-          <w:iCs/>
-        </w:rPr>
-        <w:t xml:space="preserve"> </w:t>
-      </w:r>
-      <w:proofErr w:type="spellStart"/>
-      <w:r>
-        <w:rPr>
-          <w:i/>
-          <w:iCs/>
-        </w:rPr>
-        <w:t>spazieren</w:t>
-      </w:r>
-      <w:proofErr w:type="spellEnd"/>
-      <w:r>
-        <w:rPr>
-          <w:i/>
-          <w:iCs/>
-        </w:rPr>
-        <w:t xml:space="preserve">, </w:t>
-      </w:r>
-      <w:proofErr w:type="spellStart"/>
+        <w:t xml:space="preserve">Ich gehe spazieren, </w:t>
+      </w:r>
       <w:r>
         <w:rPr>
           <w:b/>
@@ -6312,7 +4908,6 @@
         </w:rPr>
         <w:t>obwohl</w:t>
       </w:r>
-      <w:proofErr w:type="spellEnd"/>
       <w:r>
         <w:rPr>
           <w:i/>
@@ -6320,7 +4915,6 @@
         </w:rPr>
         <w:t xml:space="preserve"> es </w:t>
       </w:r>
-      <w:proofErr w:type="spellStart"/>
       <w:r>
         <w:rPr>
           <w:b/>
@@ -6330,7 +4924,6 @@
         </w:rPr>
         <w:t>regnet</w:t>
       </w:r>
-      <w:proofErr w:type="spellEnd"/>
       <w:r>
         <w:rPr>
           <w:i/>
@@ -6355,41 +4948,8 @@
           <w:i/>
           <w:iCs/>
         </w:rPr>
-        <w:t xml:space="preserve">Er </w:t>
-      </w:r>
-      <w:proofErr w:type="spellStart"/>
-      <w:r>
-        <w:rPr>
-          <w:i/>
-          <w:iCs/>
-        </w:rPr>
-        <w:t>ist</w:t>
-      </w:r>
-      <w:proofErr w:type="spellEnd"/>
-      <w:r>
-        <w:rPr>
-          <w:i/>
-          <w:iCs/>
-        </w:rPr>
-        <w:t xml:space="preserve"> </w:t>
-      </w:r>
-      <w:proofErr w:type="spellStart"/>
-      <w:r>
-        <w:rPr>
-          <w:i/>
-          <w:iCs/>
-        </w:rPr>
-        <w:t>müde</w:t>
-      </w:r>
-      <w:proofErr w:type="spellEnd"/>
-      <w:r>
-        <w:rPr>
-          <w:i/>
-          <w:iCs/>
-        </w:rPr>
-        <w:t xml:space="preserve">, </w:t>
-      </w:r>
-      <w:proofErr w:type="spellStart"/>
+        <w:t xml:space="preserve">Er ist müde, </w:t>
+      </w:r>
       <w:r>
         <w:rPr>
           <w:b/>
@@ -6399,31 +4959,13 @@
         </w:rPr>
         <w:t>obwohl</w:t>
       </w:r>
-      <w:proofErr w:type="spellEnd"/>
       <w:r>
         <w:rPr>
           <w:i/>
           <w:iCs/>
         </w:rPr>
-        <w:t xml:space="preserve"> er </w:t>
-      </w:r>
-      <w:proofErr w:type="spellStart"/>
-      <w:r>
-        <w:rPr>
-          <w:i/>
-          <w:iCs/>
-        </w:rPr>
-        <w:t>lange</w:t>
-      </w:r>
-      <w:proofErr w:type="spellEnd"/>
-      <w:r>
-        <w:rPr>
-          <w:i/>
-          <w:iCs/>
-        </w:rPr>
-        <w:t xml:space="preserve"> </w:t>
-      </w:r>
-      <w:proofErr w:type="spellStart"/>
+        <w:t xml:space="preserve"> er lange </w:t>
+      </w:r>
       <w:r>
         <w:rPr>
           <w:b/>
@@ -6433,7 +4975,6 @@
         </w:rPr>
         <w:t>geschlafen</w:t>
       </w:r>
-      <w:proofErr w:type="spellEnd"/>
       <w:r>
         <w:rPr>
           <w:i/>
@@ -6504,63 +5045,7 @@
         <w:rPr>
           <w:lang w:val="de-DE"/>
         </w:rPr>
-        <w:t xml:space="preserve"> – </w:t>
-      </w:r>
-      <w:proofErr w:type="spellStart"/>
-      <w:r>
-        <w:rPr>
-          <w:lang w:val="de-DE"/>
-        </w:rPr>
-        <w:t>She's</w:t>
-      </w:r>
-      <w:proofErr w:type="spellEnd"/>
-      <w:r>
-        <w:rPr>
-          <w:lang w:val="de-DE"/>
-        </w:rPr>
-        <w:t xml:space="preserve"> </w:t>
-      </w:r>
-      <w:proofErr w:type="spellStart"/>
-      <w:r>
-        <w:rPr>
-          <w:lang w:val="de-DE"/>
-        </w:rPr>
-        <w:t>coming</w:t>
-      </w:r>
-      <w:proofErr w:type="spellEnd"/>
-      <w:r>
-        <w:rPr>
-          <w:lang w:val="de-DE"/>
-        </w:rPr>
-        <w:t xml:space="preserve"> </w:t>
-      </w:r>
-      <w:proofErr w:type="spellStart"/>
-      <w:r>
-        <w:rPr>
-          <w:lang w:val="de-DE"/>
-        </w:rPr>
-        <w:t>although</w:t>
-      </w:r>
-      <w:proofErr w:type="spellEnd"/>
-      <w:r>
-        <w:rPr>
-          <w:lang w:val="de-DE"/>
-        </w:rPr>
-        <w:t xml:space="preserve"> </w:t>
-      </w:r>
-      <w:proofErr w:type="spellStart"/>
-      <w:r>
-        <w:rPr>
-          <w:lang w:val="de-DE"/>
-        </w:rPr>
-        <w:t>she's</w:t>
-      </w:r>
-      <w:proofErr w:type="spellEnd"/>
-      <w:r>
-        <w:rPr>
-          <w:lang w:val="de-DE"/>
-        </w:rPr>
-        <w:t xml:space="preserve"> sick.</w:t>
+        <w:t xml:space="preserve"> – She's coming although she's sick.</w:t>
       </w:r>
     </w:p>
     <w:p>
@@ -6604,90 +5089,37 @@
       <w:pPr>
         <w:spacing w:after="0" w:line="240" w:lineRule="auto"/>
       </w:pPr>
-      <w:proofErr w:type="spellStart"/>
       <w:r>
         <w:rPr>
           <w:b/>
           <w:bCs/>
         </w:rPr>
-        <w:t>Infinitiv</w:t>
-      </w:r>
-      <w:proofErr w:type="spellEnd"/>
+        <w:t>Infinitiv mit zu</w:t>
+      </w:r>
+      <w:r>
+        <w:t xml:space="preserve"> = English "to + verb" → </w:t>
+      </w:r>
       <w:r>
         <w:rPr>
           <w:b/>
           <w:bCs/>
         </w:rPr>
-        <w:t xml:space="preserve"> </w:t>
-      </w:r>
-      <w:proofErr w:type="spellStart"/>
+        <w:t>zu goes right before the verb, verb goes to the end.</w:t>
+      </w:r>
+      <w:r>
+        <w:br/>
+        <w:t xml:space="preserve">With separable verbs: </w:t>
+      </w:r>
       <w:r>
         <w:rPr>
           <w:b/>
           <w:bCs/>
         </w:rPr>
-        <w:t>mit</w:t>
-      </w:r>
-      <w:proofErr w:type="spellEnd"/>
-      <w:r>
-        <w:rPr>
-          <w:b/>
-          <w:bCs/>
-        </w:rPr>
-        <w:t xml:space="preserve"> </w:t>
-      </w:r>
-      <w:proofErr w:type="spellStart"/>
-      <w:r>
-        <w:rPr>
-          <w:b/>
-          <w:bCs/>
-        </w:rPr>
-        <w:t>zu</w:t>
-      </w:r>
-      <w:proofErr w:type="spellEnd"/>
-      <w:r>
-        <w:t xml:space="preserve"> = English "to + verb" → </w:t>
-      </w:r>
-      <w:proofErr w:type="spellStart"/>
-      <w:r>
-        <w:rPr>
-          <w:b/>
-          <w:bCs/>
-        </w:rPr>
-        <w:t>zu</w:t>
-      </w:r>
-      <w:proofErr w:type="spellEnd"/>
-      <w:r>
-        <w:rPr>
-          <w:b/>
-          <w:bCs/>
-        </w:rPr>
-        <w:t xml:space="preserve"> goes right before the verb, verb goes to the end.</w:t>
-      </w:r>
-      <w:r>
-        <w:br/>
-        <w:t xml:space="preserve">With separable verbs: </w:t>
-      </w:r>
-      <w:proofErr w:type="spellStart"/>
-      <w:r>
-        <w:rPr>
-          <w:b/>
-          <w:bCs/>
-        </w:rPr>
-        <w:t>zu</w:t>
-      </w:r>
-      <w:proofErr w:type="spellEnd"/>
-      <w:r>
-        <w:rPr>
-          <w:b/>
-          <w:bCs/>
-        </w:rPr>
-        <w:t xml:space="preserve"> goes inside</w:t>
+        <w:t>zu goes inside</w:t>
       </w:r>
       <w:r>
         <w:t xml:space="preserve"> → </w:t>
       </w:r>
-      <w:proofErr w:type="spellStart"/>
       <w:r>
         <w:rPr>
           <w:i/>
@@ -6711,7 +5143,6 @@
         </w:rPr>
         <w:t>kaufen</w:t>
       </w:r>
-      <w:proofErr w:type="spellEnd"/>
       <w:r>
         <w:t>.</w:t>
       </w:r>
@@ -6732,63 +5163,19 @@
         <w:rPr>
           <w:lang w:val="de-DE"/>
         </w:rPr>
-        <w:t xml:space="preserve">Empfehlen + </w:t>
-      </w:r>
-      <w:proofErr w:type="spellStart"/>
-      <w:r>
-        <w:rPr>
-          <w:lang w:val="de-DE"/>
-        </w:rPr>
-        <w:t>dativ</w:t>
-      </w:r>
-      <w:proofErr w:type="spellEnd"/>
-      <w:r>
-        <w:rPr>
-          <w:lang w:val="de-DE"/>
-        </w:rPr>
-        <w:t xml:space="preserve"> for the </w:t>
-      </w:r>
-      <w:proofErr w:type="spellStart"/>
-      <w:r>
-        <w:rPr>
-          <w:lang w:val="de-DE"/>
-        </w:rPr>
-        <w:t>subject</w:t>
-      </w:r>
-      <w:proofErr w:type="spellEnd"/>
-      <w:r>
-        <w:rPr>
-          <w:lang w:val="de-DE"/>
-        </w:rPr>
-        <w:t xml:space="preserve"> </w:t>
-      </w:r>
-      <w:proofErr w:type="spellStart"/>
-      <w:r>
-        <w:rPr>
-          <w:lang w:val="de-DE"/>
-        </w:rPr>
-        <w:t>example</w:t>
-      </w:r>
-      <w:proofErr w:type="spellEnd"/>
-      <w:r>
-        <w:rPr>
-          <w:lang w:val="de-DE"/>
-        </w:rPr>
-        <w:t xml:space="preserve">: </w:t>
-      </w:r>
-      <w:proofErr w:type="spellStart"/>
-      <w:r>
-        <w:rPr>
-          <w:lang w:val="de-DE"/>
-        </w:rPr>
-        <w:t>lch</w:t>
-      </w:r>
-      <w:proofErr w:type="spellEnd"/>
-      <w:r>
-        <w:rPr>
-          <w:lang w:val="de-DE"/>
-        </w:rPr>
-        <w:t xml:space="preserve"> </w:t>
+        <w:t>Empfehlen + dativ for the subject</w:t>
+      </w:r>
+      <w:r>
+        <w:rPr>
+          <w:lang w:val="de-DE"/>
+        </w:rPr>
+        <w:t xml:space="preserve"> example: </w:t>
+      </w:r>
+      <w:r>
+        <w:rPr>
+          <w:lang w:val="de-DE"/>
+        </w:rPr>
+        <w:t xml:space="preserve">lch </w:t>
       </w:r>
       <w:r>
         <w:rPr>
@@ -6830,27 +5217,845 @@
         <w:rPr>
           <w:lang w:val="de-DE"/>
         </w:rPr>
-        <w:t xml:space="preserve">V\.. </w:t>
-      </w:r>
-      <w:proofErr w:type="spellStart"/>
-      <w:r>
-        <w:rPr>
-          <w:lang w:val="de-DE"/>
-        </w:rPr>
-        <w:t>sp</w:t>
-      </w:r>
-      <w:proofErr w:type="spellEnd"/>
-      <w:r>
-        <w:rPr>
-          <w:lang w:val="de-DE"/>
-        </w:rPr>
-        <w:t>~ 'Buch zu lese</w:t>
+        <w:t>V\.. sp~ 'Buch zu lese</w:t>
       </w:r>
       <w:r>
         <w:rPr>
           <w:lang w:val="de-DE"/>
         </w:rPr>
         <w:t>n</w:t>
+      </w:r>
+    </w:p>
+    <w:p>
+      <w:pPr>
+        <w:spacing w:after="0" w:line="240" w:lineRule="auto"/>
+        <w:rPr>
+          <w:lang w:val="de-DE"/>
+        </w:rPr>
+      </w:pPr>
+    </w:p>
+    <w:p>
+      <w:pPr>
+        <w:spacing w:after="0" w:line="240" w:lineRule="auto"/>
+        <w:rPr>
+          <w:b/>
+          <w:bCs/>
+        </w:rPr>
+      </w:pPr>
+      <w:r>
+        <w:rPr>
+          <w:b/>
+          <w:bCs/>
+        </w:rPr>
+        <w:t>What is a Relativsatz?</w:t>
+      </w:r>
+    </w:p>
+    <w:p>
+      <w:pPr>
+        <w:spacing w:after="0" w:line="240" w:lineRule="auto"/>
+      </w:pPr>
+      <w:r>
+        <w:t xml:space="preserve">A </w:t>
+      </w:r>
+      <w:r>
+        <w:rPr>
+          <w:b/>
+          <w:bCs/>
+        </w:rPr>
+        <w:t>relative clause</w:t>
+      </w:r>
+      <w:r>
+        <w:t xml:space="preserve"> describes a person or thing in the main clause more closely. It's like English "who / which / that."</w:t>
+      </w:r>
+    </w:p>
+    <w:p>
+      <w:pPr>
+        <w:numPr>
+          <w:ilvl w:val="0"/>
+          <w:numId w:val="14"/>
+        </w:numPr>
+        <w:spacing w:after="0" w:line="240" w:lineRule="auto"/>
+        <w:rPr>
+          <w:lang w:val="de-DE"/>
+        </w:rPr>
+      </w:pPr>
+      <w:r>
+        <w:rPr>
+          <w:i/>
+          <w:iCs/>
+          <w:lang w:val="de-DE"/>
+        </w:rPr>
+        <w:t xml:space="preserve">Der bekannteste Student war Martin Luther, </w:t>
+      </w:r>
+      <w:r>
+        <w:rPr>
+          <w:b/>
+          <w:bCs/>
+          <w:i/>
+          <w:iCs/>
+          <w:lang w:val="de-DE"/>
+        </w:rPr>
+        <w:t>der</w:t>
+      </w:r>
+      <w:r>
+        <w:rPr>
+          <w:i/>
+          <w:iCs/>
+          <w:lang w:val="de-DE"/>
+        </w:rPr>
+        <w:t xml:space="preserve"> hier von 1501 bis 1505 studierte.</w:t>
+      </w:r>
+    </w:p>
+    <w:p>
+      <w:pPr>
+        <w:numPr>
+          <w:ilvl w:val="0"/>
+          <w:numId w:val="14"/>
+        </w:numPr>
+        <w:spacing w:after="0" w:line="240" w:lineRule="auto"/>
+      </w:pPr>
+      <w:r>
+        <w:t xml:space="preserve">The most famous student was Martin Luther, </w:t>
+      </w:r>
+      <w:r>
+        <w:rPr>
+          <w:b/>
+          <w:bCs/>
+        </w:rPr>
+        <w:t>who</w:t>
+      </w:r>
+      <w:r>
+        <w:t xml:space="preserve"> studied here from 1501 to 1505.</w:t>
+      </w:r>
+    </w:p>
+    <w:p>
+      <w:pPr>
+        <w:spacing w:after="0" w:line="240" w:lineRule="auto"/>
+      </w:pPr>
+    </w:p>
+    <w:p>
+      <w:pPr>
+        <w:spacing w:after="0" w:line="240" w:lineRule="auto"/>
+        <w:rPr>
+          <w:b/>
+          <w:bCs/>
+        </w:rPr>
+      </w:pPr>
+      <w:r>
+        <w:rPr>
+          <w:b/>
+          <w:bCs/>
+        </w:rPr>
+        <w:t>1. wenn + wäre → unreal condition</w:t>
+      </w:r>
+    </w:p>
+    <w:p>
+      <w:pPr>
+        <w:numPr>
+          <w:ilvl w:val="0"/>
+          <w:numId w:val="15"/>
+        </w:numPr>
+        <w:spacing w:after="0" w:line="240" w:lineRule="auto"/>
+      </w:pPr>
+      <w:r>
+        <w:rPr>
+          <w:i/>
+          <w:iCs/>
+        </w:rPr>
+        <w:t xml:space="preserve">Wenn ich reich </w:t>
+      </w:r>
+      <w:r>
+        <w:rPr>
+          <w:b/>
+          <w:bCs/>
+          <w:i/>
+          <w:iCs/>
+        </w:rPr>
+        <w:t>wäre</w:t>
+      </w:r>
+      <w:r>
+        <w:rPr>
+          <w:i/>
+          <w:iCs/>
+        </w:rPr>
+        <w:t>, würde ich reisen.</w:t>
+      </w:r>
+      <w:r>
+        <w:t xml:space="preserve"> – If I were rich, I would travel.</w:t>
+      </w:r>
+    </w:p>
+    <w:p>
+      <w:pPr>
+        <w:numPr>
+          <w:ilvl w:val="0"/>
+          <w:numId w:val="15"/>
+        </w:numPr>
+        <w:spacing w:after="0" w:line="240" w:lineRule="auto"/>
+      </w:pPr>
+      <w:r>
+        <w:rPr>
+          <w:i/>
+          <w:iCs/>
+        </w:rPr>
+        <w:t xml:space="preserve">Wenn er hier </w:t>
+      </w:r>
+      <w:r>
+        <w:rPr>
+          <w:b/>
+          <w:bCs/>
+          <w:i/>
+          <w:iCs/>
+        </w:rPr>
+        <w:t>wäre</w:t>
+      </w:r>
+      <w:r>
+        <w:rPr>
+          <w:i/>
+          <w:iCs/>
+        </w:rPr>
+        <w:t>, wäre alles leichter.</w:t>
+      </w:r>
+      <w:r>
+        <w:t xml:space="preserve"> – If he were here, everything would be easier.</w:t>
+      </w:r>
+    </w:p>
+    <w:p>
+      <w:pPr>
+        <w:spacing w:after="0" w:line="240" w:lineRule="auto"/>
+        <w:rPr>
+          <w:b/>
+          <w:bCs/>
+          <w:lang w:val="de-DE"/>
+        </w:rPr>
+      </w:pPr>
+      <w:r>
+        <w:rPr>
+          <w:b/>
+          <w:bCs/>
+          <w:lang w:val="de-DE"/>
+        </w:rPr>
+        <w:t>2. als ob / als wenn + wäre → unreal comparison</w:t>
+      </w:r>
+    </w:p>
+    <w:p>
+      <w:pPr>
+        <w:numPr>
+          <w:ilvl w:val="0"/>
+          <w:numId w:val="16"/>
+        </w:numPr>
+        <w:spacing w:after="0" w:line="240" w:lineRule="auto"/>
+      </w:pPr>
+      <w:r>
+        <w:rPr>
+          <w:i/>
+          <w:iCs/>
+        </w:rPr>
+        <w:t xml:space="preserve">Er tut, als ob er müde </w:t>
+      </w:r>
+      <w:r>
+        <w:rPr>
+          <w:b/>
+          <w:bCs/>
+          <w:i/>
+          <w:iCs/>
+        </w:rPr>
+        <w:t>wäre</w:t>
+      </w:r>
+      <w:r>
+        <w:rPr>
+          <w:i/>
+          <w:iCs/>
+        </w:rPr>
+        <w:t>.</w:t>
+      </w:r>
+      <w:r>
+        <w:t xml:space="preserve"> – He acts as if he were tired.</w:t>
+      </w:r>
+    </w:p>
+    <w:p>
+      <w:pPr>
+        <w:numPr>
+          <w:ilvl w:val="0"/>
+          <w:numId w:val="16"/>
+        </w:numPr>
+        <w:spacing w:after="0" w:line="240" w:lineRule="auto"/>
+      </w:pPr>
+      <w:r>
+        <w:rPr>
+          <w:i/>
+          <w:iCs/>
+        </w:rPr>
+        <w:t xml:space="preserve">Sie sieht aus, als </w:t>
+      </w:r>
+      <w:r>
+        <w:rPr>
+          <w:b/>
+          <w:bCs/>
+          <w:i/>
+          <w:iCs/>
+        </w:rPr>
+        <w:t>wäre</w:t>
+      </w:r>
+      <w:r>
+        <w:rPr>
+          <w:i/>
+          <w:iCs/>
+        </w:rPr>
+        <w:t xml:space="preserve"> sie krank.</w:t>
+      </w:r>
+      <w:r>
+        <w:t xml:space="preserve"> – She looks as if she were sick.</w:t>
+      </w:r>
+    </w:p>
+    <w:p>
+      <w:pPr>
+        <w:spacing w:after="0" w:line="240" w:lineRule="auto"/>
+        <w:rPr>
+          <w:b/>
+          <w:bCs/>
+        </w:rPr>
+      </w:pPr>
+      <w:r>
+        <w:rPr>
+          <w:b/>
+          <w:bCs/>
+        </w:rPr>
+        <w:t>3. ob + wäre → indirect question (polite/uncertain)</w:t>
+      </w:r>
+    </w:p>
+    <w:p>
+      <w:pPr>
+        <w:numPr>
+          <w:ilvl w:val="0"/>
+          <w:numId w:val="17"/>
+        </w:numPr>
+        <w:spacing w:after="0" w:line="240" w:lineRule="auto"/>
+      </w:pPr>
+      <w:r>
+        <w:rPr>
+          <w:i/>
+          <w:iCs/>
+        </w:rPr>
+        <w:t xml:space="preserve">Ich weiß nicht, ob das </w:t>
+      </w:r>
+      <w:r>
+        <w:rPr>
+          <w:b/>
+          <w:bCs/>
+          <w:i/>
+          <w:iCs/>
+        </w:rPr>
+        <w:t>wäre</w:t>
+      </w:r>
+      <w:r>
+        <w:rPr>
+          <w:i/>
+          <w:iCs/>
+        </w:rPr>
+        <w:t xml:space="preserve"> möglich.</w:t>
+      </w:r>
+      <w:r>
+        <w:t xml:space="preserve"> – I don't know if that would be possible.</w:t>
+      </w:r>
+    </w:p>
+    <w:p>
+      <w:pPr>
+        <w:spacing w:after="0" w:line="240" w:lineRule="auto"/>
+        <w:rPr>
+          <w:b/>
+          <w:bCs/>
+        </w:rPr>
+      </w:pPr>
+      <w:r>
+        <w:rPr>
+          <w:b/>
+          <w:bCs/>
+        </w:rPr>
+        <w:t>4. Polite requests (no conjunction needed)</w:t>
+      </w:r>
+    </w:p>
+    <w:p>
+      <w:pPr>
+        <w:numPr>
+          <w:ilvl w:val="0"/>
+          <w:numId w:val="18"/>
+        </w:numPr>
+        <w:spacing w:after="0" w:line="240" w:lineRule="auto"/>
+      </w:pPr>
+      <w:r>
+        <w:rPr>
+          <w:i/>
+          <w:iCs/>
+        </w:rPr>
+        <w:t>Wäre es möglich, ...?</w:t>
+      </w:r>
+      <w:r>
+        <w:t xml:space="preserve"> – Would it be possible ...?</w:t>
+      </w:r>
+    </w:p>
+    <w:p>
+      <w:pPr>
+        <w:numPr>
+          <w:ilvl w:val="0"/>
+          <w:numId w:val="18"/>
+        </w:numPr>
+        <w:spacing w:after="0" w:line="240" w:lineRule="auto"/>
+      </w:pPr>
+      <w:r>
+        <w:rPr>
+          <w:i/>
+          <w:iCs/>
+        </w:rPr>
+        <w:t xml:space="preserve">Das </w:t>
+      </w:r>
+      <w:r>
+        <w:rPr>
+          <w:b/>
+          <w:bCs/>
+          <w:i/>
+          <w:iCs/>
+        </w:rPr>
+        <w:t>wäre</w:t>
+      </w:r>
+      <w:r>
+        <w:rPr>
+          <w:i/>
+          <w:iCs/>
+        </w:rPr>
+        <w:t xml:space="preserve"> toll!</w:t>
+      </w:r>
+      <w:r>
+        <w:t xml:space="preserve"> – That would be great!</w:t>
+      </w:r>
+    </w:p>
+    <w:tbl>
+      <w:tblPr>
+        <w:tblW w:w="11280" w:type="dxa"/>
+        <w:tblInd w:w="-1098" w:type="dxa"/>
+        <w:shd w:val="clear" w:color="auto" w:fill="151517"/>
+        <w:tblCellMar>
+          <w:top w:w="15" w:type="dxa"/>
+          <w:left w:w="15" w:type="dxa"/>
+          <w:bottom w:w="15" w:type="dxa"/>
+          <w:right w:w="15" w:type="dxa"/>
+        </w:tblCellMar>
+        <w:tblLook w:val="04A0" w:firstRow="1" w:lastRow="0" w:firstColumn="1" w:lastColumn="0" w:noHBand="0" w:noVBand="1"/>
+      </w:tblPr>
+      <w:tblGrid>
+        <w:gridCol w:w="5909"/>
+        <w:gridCol w:w="5371"/>
+      </w:tblGrid>
+      <w:tr>
+        <w:trPr>
+          <w:tblHeader/>
+        </w:trPr>
+        <w:tc>
+          <w:tcPr>
+            <w:tcW w:w="0" w:type="auto"/>
+            <w:tcBorders>
+              <w:top w:val="nil"/>
+            </w:tcBorders>
+            <w:shd w:val="clear" w:color="auto" w:fill="151517"/>
+            <w:tcMar>
+              <w:top w:w="150" w:type="dxa"/>
+              <w:left w:w="0" w:type="dxa"/>
+              <w:bottom w:w="150" w:type="dxa"/>
+              <w:right w:w="240" w:type="dxa"/>
+            </w:tcMar>
+            <w:vAlign w:val="center"/>
+            <w:hideMark/>
+          </w:tcPr>
+          <w:p>
+            <w:pPr>
+              <w:spacing w:after="0" w:line="240" w:lineRule="auto"/>
+            </w:pPr>
+            <w:r>
+              <w:lastRenderedPageBreak/>
+              <w:t>Person</w:t>
+            </w:r>
+          </w:p>
+        </w:tc>
+        <w:tc>
+          <w:tcPr>
+            <w:tcW w:w="0" w:type="auto"/>
+            <w:tcBorders>
+              <w:top w:val="nil"/>
+            </w:tcBorders>
+            <w:shd w:val="clear" w:color="auto" w:fill="151517"/>
+            <w:tcMar>
+              <w:top w:w="150" w:type="dxa"/>
+              <w:left w:w="240" w:type="dxa"/>
+              <w:bottom w:w="150" w:type="dxa"/>
+              <w:right w:w="240" w:type="dxa"/>
+            </w:tcMar>
+            <w:vAlign w:val="center"/>
+            <w:hideMark/>
+          </w:tcPr>
+          <w:p>
+            <w:pPr>
+              <w:spacing w:after="0" w:line="240" w:lineRule="auto"/>
+            </w:pPr>
+            <w:r>
+              <w:t>Form</w:t>
+            </w:r>
+          </w:p>
+        </w:tc>
+      </w:tr>
+      <w:tr>
+        <w:tc>
+          <w:tcPr>
+            <w:tcW w:w="0" w:type="auto"/>
+            <w:shd w:val="clear" w:color="auto" w:fill="151517"/>
+            <w:tcMar>
+              <w:top w:w="150" w:type="dxa"/>
+              <w:left w:w="0" w:type="dxa"/>
+              <w:bottom w:w="150" w:type="dxa"/>
+              <w:right w:w="240" w:type="dxa"/>
+            </w:tcMar>
+            <w:vAlign w:val="center"/>
+            <w:hideMark/>
+          </w:tcPr>
+          <w:p>
+            <w:pPr>
+              <w:spacing w:after="0" w:line="240" w:lineRule="auto"/>
+            </w:pPr>
+            <w:r>
+              <w:t>ich</w:t>
+            </w:r>
+          </w:p>
+        </w:tc>
+        <w:tc>
+          <w:tcPr>
+            <w:tcW w:w="0" w:type="auto"/>
+            <w:shd w:val="clear" w:color="auto" w:fill="151517"/>
+            <w:tcMar>
+              <w:top w:w="150" w:type="dxa"/>
+              <w:left w:w="240" w:type="dxa"/>
+              <w:bottom w:w="150" w:type="dxa"/>
+              <w:right w:w="0" w:type="dxa"/>
+            </w:tcMar>
+            <w:vAlign w:val="center"/>
+            <w:hideMark/>
+          </w:tcPr>
+          <w:p>
+            <w:pPr>
+              <w:spacing w:after="0" w:line="240" w:lineRule="auto"/>
+            </w:pPr>
+            <w:r>
+              <w:t>wäre</w:t>
+            </w:r>
+          </w:p>
+        </w:tc>
+      </w:tr>
+      <w:tr>
+        <w:tc>
+          <w:tcPr>
+            <w:tcW w:w="0" w:type="auto"/>
+            <w:shd w:val="clear" w:color="auto" w:fill="151517"/>
+            <w:tcMar>
+              <w:top w:w="150" w:type="dxa"/>
+              <w:left w:w="0" w:type="dxa"/>
+              <w:bottom w:w="150" w:type="dxa"/>
+              <w:right w:w="240" w:type="dxa"/>
+            </w:tcMar>
+            <w:vAlign w:val="center"/>
+            <w:hideMark/>
+          </w:tcPr>
+          <w:p>
+            <w:pPr>
+              <w:spacing w:after="0" w:line="240" w:lineRule="auto"/>
+            </w:pPr>
+            <w:r>
+              <w:t>du</w:t>
+            </w:r>
+          </w:p>
+        </w:tc>
+        <w:tc>
+          <w:tcPr>
+            <w:tcW w:w="0" w:type="auto"/>
+            <w:shd w:val="clear" w:color="auto" w:fill="151517"/>
+            <w:tcMar>
+              <w:top w:w="150" w:type="dxa"/>
+              <w:left w:w="240" w:type="dxa"/>
+              <w:bottom w:w="150" w:type="dxa"/>
+              <w:right w:w="0" w:type="dxa"/>
+            </w:tcMar>
+            <w:vAlign w:val="center"/>
+            <w:hideMark/>
+          </w:tcPr>
+          <w:p>
+            <w:pPr>
+              <w:spacing w:after="0" w:line="240" w:lineRule="auto"/>
+            </w:pPr>
+            <w:r>
+              <w:t>wärst</w:t>
+            </w:r>
+          </w:p>
+        </w:tc>
+      </w:tr>
+      <w:tr>
+        <w:tc>
+          <w:tcPr>
+            <w:tcW w:w="0" w:type="auto"/>
+            <w:shd w:val="clear" w:color="auto" w:fill="151517"/>
+            <w:tcMar>
+              <w:top w:w="150" w:type="dxa"/>
+              <w:left w:w="0" w:type="dxa"/>
+              <w:bottom w:w="150" w:type="dxa"/>
+              <w:right w:w="240" w:type="dxa"/>
+            </w:tcMar>
+            <w:vAlign w:val="center"/>
+            <w:hideMark/>
+          </w:tcPr>
+          <w:p>
+            <w:pPr>
+              <w:spacing w:after="0" w:line="240" w:lineRule="auto"/>
+            </w:pPr>
+            <w:r>
+              <w:t>er/sie/es</w:t>
+            </w:r>
+          </w:p>
+        </w:tc>
+        <w:tc>
+          <w:tcPr>
+            <w:tcW w:w="0" w:type="auto"/>
+            <w:shd w:val="clear" w:color="auto" w:fill="151517"/>
+            <w:tcMar>
+              <w:top w:w="150" w:type="dxa"/>
+              <w:left w:w="240" w:type="dxa"/>
+              <w:bottom w:w="150" w:type="dxa"/>
+              <w:right w:w="0" w:type="dxa"/>
+            </w:tcMar>
+            <w:vAlign w:val="center"/>
+            <w:hideMark/>
+          </w:tcPr>
+          <w:p>
+            <w:pPr>
+              <w:spacing w:after="0" w:line="240" w:lineRule="auto"/>
+            </w:pPr>
+            <w:r>
+              <w:t>wäre</w:t>
+            </w:r>
+          </w:p>
+        </w:tc>
+      </w:tr>
+      <w:tr>
+        <w:tc>
+          <w:tcPr>
+            <w:tcW w:w="0" w:type="auto"/>
+            <w:shd w:val="clear" w:color="auto" w:fill="151517"/>
+            <w:tcMar>
+              <w:top w:w="150" w:type="dxa"/>
+              <w:left w:w="0" w:type="dxa"/>
+              <w:bottom w:w="150" w:type="dxa"/>
+              <w:right w:w="240" w:type="dxa"/>
+            </w:tcMar>
+            <w:vAlign w:val="center"/>
+            <w:hideMark/>
+          </w:tcPr>
+          <w:p>
+            <w:pPr>
+              <w:spacing w:after="0" w:line="240" w:lineRule="auto"/>
+            </w:pPr>
+            <w:r>
+              <w:t>wir</w:t>
+            </w:r>
+          </w:p>
+        </w:tc>
+        <w:tc>
+          <w:tcPr>
+            <w:tcW w:w="0" w:type="auto"/>
+            <w:shd w:val="clear" w:color="auto" w:fill="151517"/>
+            <w:tcMar>
+              <w:top w:w="150" w:type="dxa"/>
+              <w:left w:w="240" w:type="dxa"/>
+              <w:bottom w:w="150" w:type="dxa"/>
+              <w:right w:w="0" w:type="dxa"/>
+            </w:tcMar>
+            <w:vAlign w:val="center"/>
+            <w:hideMark/>
+          </w:tcPr>
+          <w:p>
+            <w:pPr>
+              <w:spacing w:after="0" w:line="240" w:lineRule="auto"/>
+            </w:pPr>
+            <w:r>
+              <w:t>wären</w:t>
+            </w:r>
+          </w:p>
+        </w:tc>
+      </w:tr>
+      <w:tr>
+        <w:tc>
+          <w:tcPr>
+            <w:tcW w:w="0" w:type="auto"/>
+            <w:shd w:val="clear" w:color="auto" w:fill="151517"/>
+            <w:tcMar>
+              <w:top w:w="150" w:type="dxa"/>
+              <w:left w:w="0" w:type="dxa"/>
+              <w:bottom w:w="150" w:type="dxa"/>
+              <w:right w:w="240" w:type="dxa"/>
+            </w:tcMar>
+            <w:vAlign w:val="center"/>
+            <w:hideMark/>
+          </w:tcPr>
+          <w:p>
+            <w:pPr>
+              <w:spacing w:after="0" w:line="240" w:lineRule="auto"/>
+            </w:pPr>
+            <w:r>
+              <w:t>ihr</w:t>
+            </w:r>
+          </w:p>
+        </w:tc>
+        <w:tc>
+          <w:tcPr>
+            <w:tcW w:w="0" w:type="auto"/>
+            <w:shd w:val="clear" w:color="auto" w:fill="151517"/>
+            <w:tcMar>
+              <w:top w:w="150" w:type="dxa"/>
+              <w:left w:w="240" w:type="dxa"/>
+              <w:bottom w:w="150" w:type="dxa"/>
+              <w:right w:w="0" w:type="dxa"/>
+            </w:tcMar>
+            <w:vAlign w:val="center"/>
+            <w:hideMark/>
+          </w:tcPr>
+          <w:p>
+            <w:pPr>
+              <w:spacing w:after="0" w:line="240" w:lineRule="auto"/>
+            </w:pPr>
+            <w:r>
+              <w:t>wärt</w:t>
+            </w:r>
+          </w:p>
+        </w:tc>
+      </w:tr>
+      <w:tr>
+        <w:tc>
+          <w:tcPr>
+            <w:tcW w:w="0" w:type="auto"/>
+            <w:shd w:val="clear" w:color="auto" w:fill="151517"/>
+            <w:tcMar>
+              <w:top w:w="150" w:type="dxa"/>
+              <w:left w:w="0" w:type="dxa"/>
+              <w:bottom w:w="150" w:type="dxa"/>
+              <w:right w:w="240" w:type="dxa"/>
+            </w:tcMar>
+            <w:vAlign w:val="center"/>
+            <w:hideMark/>
+          </w:tcPr>
+          <w:p>
+            <w:pPr>
+              <w:spacing w:after="0" w:line="240" w:lineRule="auto"/>
+            </w:pPr>
+            <w:r>
+              <w:t>sie/Sie</w:t>
+            </w:r>
+          </w:p>
+        </w:tc>
+        <w:tc>
+          <w:tcPr>
+            <w:tcW w:w="0" w:type="auto"/>
+            <w:shd w:val="clear" w:color="auto" w:fill="151517"/>
+            <w:tcMar>
+              <w:top w:w="150" w:type="dxa"/>
+              <w:left w:w="240" w:type="dxa"/>
+              <w:bottom w:w="150" w:type="dxa"/>
+              <w:right w:w="0" w:type="dxa"/>
+            </w:tcMar>
+            <w:vAlign w:val="center"/>
+            <w:hideMark/>
+          </w:tcPr>
+          <w:p>
+            <w:pPr>
+              <w:spacing w:after="0" w:line="240" w:lineRule="auto"/>
+            </w:pPr>
+            <w:r>
+              <w:t>wären</w:t>
+            </w:r>
+          </w:p>
+        </w:tc>
+      </w:tr>
+    </w:tbl>
+    <w:p>
+      <w:pPr>
+        <w:spacing w:after="0" w:line="240" w:lineRule="auto"/>
+      </w:pPr>
+    </w:p>
+    <w:p>
+      <w:pPr>
+        <w:spacing w:after="0" w:line="240" w:lineRule="auto"/>
+      </w:pPr>
+    </w:p>
+    <w:p>
+      <w:pPr>
+        <w:spacing w:after="0" w:line="240" w:lineRule="auto"/>
+        <w:rPr>
+          <w:lang w:val="de-DE"/>
+        </w:rPr>
+      </w:pPr>
+      <w:r>
+        <w:rPr>
+          <w:lang w:val="de-DE"/>
+        </w:rPr>
+        <w:t>Legen + akkusativ</w:t>
+      </w:r>
+    </w:p>
+    <w:p>
+      <w:pPr>
+        <w:spacing w:after="0" w:line="240" w:lineRule="auto"/>
+        <w:rPr>
+          <w:lang w:val="de-DE"/>
+        </w:rPr>
+      </w:pPr>
+      <w:r>
+        <w:rPr>
+          <w:lang w:val="de-DE"/>
+        </w:rPr>
+        <w:t>Haengen + akkusativ</w:t>
+      </w:r>
+    </w:p>
+    <w:p>
+      <w:pPr>
+        <w:spacing w:after="0" w:line="240" w:lineRule="auto"/>
+        <w:rPr>
+          <w:lang w:val="de-DE"/>
+        </w:rPr>
+      </w:pPr>
+      <w:r>
+        <w:rPr>
+          <w:lang w:val="de-DE"/>
+        </w:rPr>
+        <w:t>Stellen + akkusativ</w:t>
+      </w:r>
+    </w:p>
+    <w:p>
+      <w:pPr>
+        <w:spacing w:after="0" w:line="240" w:lineRule="auto"/>
+        <w:rPr>
+          <w:lang w:val="de-DE"/>
+        </w:rPr>
+      </w:pPr>
+      <w:r>
+        <w:rPr>
+          <w:lang w:val="de-DE"/>
+        </w:rPr>
+        <w:t>Liegen + dativ</w:t>
+      </w:r>
+    </w:p>
+    <w:p>
+      <w:pPr>
+        <w:spacing w:after="0" w:line="240" w:lineRule="auto"/>
+        <w:rPr>
+          <w:lang w:val="de-DE"/>
+        </w:rPr>
+      </w:pPr>
+      <w:r>
+        <w:rPr>
+          <w:lang w:val="de-DE"/>
+        </w:rPr>
+        <w:t>Stehen + dativ</w:t>
       </w:r>
     </w:p>
     <w:sectPr>
@@ -6866,6 +6071,155 @@
 <file path=word/numbering.xml><?xml version="1.0" encoding="utf-8"?>
 <w:numbering xmlns:wpc="http://schemas.microsoft.com/office/word/2010/wordprocessingCanvas" xmlns:cx="http://schemas.microsoft.com/office/drawing/2014/chartex" xmlns:cx1="http://schemas.microsoft.com/office/drawing/2015/9/8/chartex" xmlns:cx2="http://schemas.microsoft.com/office/drawing/2015/10/21/chartex" xmlns:cx3="http://schemas.microsoft.com/office/drawing/2016/5/9/chartex" xmlns:cx4="http://schemas.microsoft.com/office/drawing/2016/5/10/chartex" xmlns:cx5="http://schemas.microsoft.com/office/drawing/2016/5/11/chartex" xmlns:cx6="http://schemas.microsoft.com/office/drawing/2016/5/12/chartex" xmlns:cx7="http://schemas.microsoft.com/office/drawing/2016/5/13/chartex" xmlns:cx8="http://schemas.microsoft.com/office/drawing/2016/5/14/chartex" xmlns:mc="http://schemas.openxmlformats.org/markup-compatibility/2006" xmlns:aink="http://schemas.microsoft.com/office/drawing/2016/ink" xmlns:am3d="http://schemas.microsoft.com/office/drawing/2017/model3d" xmlns:o="urn:schemas-microsoft-com:office:office" xmlns:oel="http://schemas.microsoft.com/office/2019/extlst" xmlns:r="http://schemas.openxmlformats.org/officeDocument/2006/relationships" xmlns:m="http://schemas.openxmlformats.org/officeDocument/2006/math" xmlns:v="urn:schemas-microsoft-com:vml" xmlns:wp14="http://schemas.microsoft.com/office/word/2010/wordprocessingDrawing" xmlns:wp="http://schemas.openxmlformats.org/drawingml/2006/wordprocessingDrawing" xmlns:w10="urn:schemas-microsoft-com:office:word" xmlns:w="http://schemas.openxmlformats.org/wordprocessingml/2006/main" xmlns:w14="http://schemas.microsoft.com/office/word/2010/wordml" xmlns:w15="http://schemas.microsoft.com/office/word/2012/wordml" xmlns:w16cex="http://schemas.microsoft.com/office/word/2018/wordml/cex" xmlns:w16cid="http://schemas.microsoft.com/office/word/2016/wordml/cid" xmlns:w16="http://schemas.microsoft.com/office/word/2018/wordml" xmlns:w16du="http://schemas.microsoft.com/office/word/2023/wordml/word16du" xmlns:w16sdtdh="http://schemas.microsoft.com/office/word/2020/wordml/sdtdatahash" xmlns:w16sdtfl="http://schemas.microsoft.com/office/word/2024/wordml/sdtformatlock" xmlns:w16se="http://schemas.microsoft.com/office/word/2015/wordml/symex" xmlns:wpg="http://schemas.microsoft.com/office/word/2010/wordprocessingGroup" xmlns:wpi="http://schemas.microsoft.com/office/word/2010/wordprocessingInk" xmlns:wne="http://schemas.microsoft.com/office/word/2006/wordml" xmlns:wps="http://schemas.microsoft.com/office/word/2010/wordprocessingShape" mc:Ignorable="w14 w15 w16se w16cid w16 w16cex w16sdtdh w16sdtfl w16du wp14">
   <w:abstractNum w:abstractNumId="0" w15:restartNumberingAfterBreak="0">
+    <w:nsid w:val="02CF685A"/>
+    <w:multiLevelType w:val="multilevel"/>
+    <w:tmpl w:val="3036CFAC"/>
+    <w:lvl w:ilvl="0">
+      <w:start w:val="1"/>
+      <w:numFmt w:val="bullet"/>
+      <w:lvlText w:val=""/>
+      <w:lvlJc w:val="left"/>
+      <w:pPr>
+        <w:tabs>
+          <w:tab w:val="num" w:pos="720"/>
+        </w:tabs>
+        <w:ind w:left="720" w:hanging="360"/>
+      </w:pPr>
+      <w:rPr>
+        <w:rFonts w:ascii="Symbol" w:hAnsi="Symbol" w:hint="default"/>
+        <w:sz w:val="20"/>
+      </w:rPr>
+    </w:lvl>
+    <w:lvl w:ilvl="1" w:tentative="1">
+      <w:start w:val="1"/>
+      <w:numFmt w:val="bullet"/>
+      <w:lvlText w:val="o"/>
+      <w:lvlJc w:val="left"/>
+      <w:pPr>
+        <w:tabs>
+          <w:tab w:val="num" w:pos="1440"/>
+        </w:tabs>
+        <w:ind w:left="1440" w:hanging="360"/>
+      </w:pPr>
+      <w:rPr>
+        <w:rFonts w:ascii="Courier New" w:hAnsi="Courier New" w:hint="default"/>
+        <w:sz w:val="20"/>
+      </w:rPr>
+    </w:lvl>
+    <w:lvl w:ilvl="2" w:tentative="1">
+      <w:start w:val="1"/>
+      <w:numFmt w:val="bullet"/>
+      <w:lvlText w:val=""/>
+      <w:lvlJc w:val="left"/>
+      <w:pPr>
+        <w:tabs>
+          <w:tab w:val="num" w:pos="2160"/>
+        </w:tabs>
+        <w:ind w:left="2160" w:hanging="360"/>
+      </w:pPr>
+      <w:rPr>
+        <w:rFonts w:ascii="Wingdings" w:hAnsi="Wingdings" w:hint="default"/>
+        <w:sz w:val="20"/>
+      </w:rPr>
+    </w:lvl>
+    <w:lvl w:ilvl="3" w:tentative="1">
+      <w:start w:val="1"/>
+      <w:numFmt w:val="bullet"/>
+      <w:lvlText w:val=""/>
+      <w:lvlJc w:val="left"/>
+      <w:pPr>
+        <w:tabs>
+          <w:tab w:val="num" w:pos="2880"/>
+        </w:tabs>
+        <w:ind w:left="2880" w:hanging="360"/>
+      </w:pPr>
+      <w:rPr>
+        <w:rFonts w:ascii="Wingdings" w:hAnsi="Wingdings" w:hint="default"/>
+        <w:sz w:val="20"/>
+      </w:rPr>
+    </w:lvl>
+    <w:lvl w:ilvl="4" w:tentative="1">
+      <w:start w:val="1"/>
+      <w:numFmt w:val="bullet"/>
+      <w:lvlText w:val=""/>
+      <w:lvlJc w:val="left"/>
+      <w:pPr>
+        <w:tabs>
+          <w:tab w:val="num" w:pos="3600"/>
+        </w:tabs>
+        <w:ind w:left="3600" w:hanging="360"/>
+      </w:pPr>
+      <w:rPr>
+        <w:rFonts w:ascii="Wingdings" w:hAnsi="Wingdings" w:hint="default"/>
+        <w:sz w:val="20"/>
+      </w:rPr>
+    </w:lvl>
+    <w:lvl w:ilvl="5" w:tentative="1">
+      <w:start w:val="1"/>
+      <w:numFmt w:val="bullet"/>
+      <w:lvlText w:val=""/>
+      <w:lvlJc w:val="left"/>
+      <w:pPr>
+        <w:tabs>
+          <w:tab w:val="num" w:pos="4320"/>
+        </w:tabs>
+        <w:ind w:left="4320" w:hanging="360"/>
+      </w:pPr>
+      <w:rPr>
+        <w:rFonts w:ascii="Wingdings" w:hAnsi="Wingdings" w:hint="default"/>
+        <w:sz w:val="20"/>
+      </w:rPr>
+    </w:lvl>
+    <w:lvl w:ilvl="6" w:tentative="1">
+      <w:start w:val="1"/>
+      <w:numFmt w:val="bullet"/>
+      <w:lvlText w:val=""/>
+      <w:lvlJc w:val="left"/>
+      <w:pPr>
+        <w:tabs>
+          <w:tab w:val="num" w:pos="5040"/>
+        </w:tabs>
+        <w:ind w:left="5040" w:hanging="360"/>
+      </w:pPr>
+      <w:rPr>
+        <w:rFonts w:ascii="Wingdings" w:hAnsi="Wingdings" w:hint="default"/>
+        <w:sz w:val="20"/>
+      </w:rPr>
+    </w:lvl>
+    <w:lvl w:ilvl="7" w:tentative="1">
+      <w:start w:val="1"/>
+      <w:numFmt w:val="bullet"/>
+      <w:lvlText w:val=""/>
+      <w:lvlJc w:val="left"/>
+      <w:pPr>
+        <w:tabs>
+          <w:tab w:val="num" w:pos="5760"/>
+        </w:tabs>
+        <w:ind w:left="5760" w:hanging="360"/>
+      </w:pPr>
+      <w:rPr>
+        <w:rFonts w:ascii="Wingdings" w:hAnsi="Wingdings" w:hint="default"/>
+        <w:sz w:val="20"/>
+      </w:rPr>
+    </w:lvl>
+    <w:lvl w:ilvl="8" w:tentative="1">
+      <w:start w:val="1"/>
+      <w:numFmt w:val="bullet"/>
+      <w:lvlText w:val=""/>
+      <w:lvlJc w:val="left"/>
+      <w:pPr>
+        <w:tabs>
+          <w:tab w:val="num" w:pos="6480"/>
+        </w:tabs>
+        <w:ind w:left="6480" w:hanging="360"/>
+      </w:pPr>
+      <w:rPr>
+        <w:rFonts w:ascii="Wingdings" w:hAnsi="Wingdings" w:hint="default"/>
+        <w:sz w:val="20"/>
+      </w:rPr>
+    </w:lvl>
+  </w:abstractNum>
+  <w:abstractNum w:abstractNumId="1" w15:restartNumberingAfterBreak="0">
     <w:nsid w:val="08096731"/>
     <w:multiLevelType w:val="multilevel"/>
     <w:tmpl w:val="2B4211F2"/>
@@ -7014,7 +6368,7 @@
       </w:rPr>
     </w:lvl>
   </w:abstractNum>
-  <w:abstractNum w:abstractNumId="1" w15:restartNumberingAfterBreak="0">
+  <w:abstractNum w:abstractNumId="2" w15:restartNumberingAfterBreak="0">
     <w:nsid w:val="0CFC58AB"/>
     <w:multiLevelType w:val="multilevel"/>
     <w:tmpl w:val="D63E9598"/>
@@ -7163,7 +6517,7 @@
       </w:rPr>
     </w:lvl>
   </w:abstractNum>
-  <w:abstractNum w:abstractNumId="2" w15:restartNumberingAfterBreak="0">
+  <w:abstractNum w:abstractNumId="3" w15:restartNumberingAfterBreak="0">
     <w:nsid w:val="1B88718D"/>
     <w:multiLevelType w:val="hybridMultilevel"/>
     <w:tmpl w:val="FC222D68"/>
@@ -7276,7 +6630,7 @@
       </w:rPr>
     </w:lvl>
   </w:abstractNum>
-  <w:abstractNum w:abstractNumId="3" w15:restartNumberingAfterBreak="0">
+  <w:abstractNum w:abstractNumId="4" w15:restartNumberingAfterBreak="0">
     <w:nsid w:val="216012A7"/>
     <w:multiLevelType w:val="hybridMultilevel"/>
     <w:tmpl w:val="67C8EA46"/>
@@ -7389,7 +6743,305 @@
       </w:rPr>
     </w:lvl>
   </w:abstractNum>
-  <w:abstractNum w:abstractNumId="4" w15:restartNumberingAfterBreak="0">
+  <w:abstractNum w:abstractNumId="5" w15:restartNumberingAfterBreak="0">
+    <w:nsid w:val="25EB6D41"/>
+    <w:multiLevelType w:val="multilevel"/>
+    <w:tmpl w:val="28E8BB0E"/>
+    <w:lvl w:ilvl="0">
+      <w:start w:val="1"/>
+      <w:numFmt w:val="bullet"/>
+      <w:lvlText w:val=""/>
+      <w:lvlJc w:val="left"/>
+      <w:pPr>
+        <w:tabs>
+          <w:tab w:val="num" w:pos="720"/>
+        </w:tabs>
+        <w:ind w:left="720" w:hanging="360"/>
+      </w:pPr>
+      <w:rPr>
+        <w:rFonts w:ascii="Symbol" w:hAnsi="Symbol" w:hint="default"/>
+        <w:sz w:val="20"/>
+      </w:rPr>
+    </w:lvl>
+    <w:lvl w:ilvl="1" w:tentative="1">
+      <w:start w:val="1"/>
+      <w:numFmt w:val="bullet"/>
+      <w:lvlText w:val="o"/>
+      <w:lvlJc w:val="left"/>
+      <w:pPr>
+        <w:tabs>
+          <w:tab w:val="num" w:pos="1440"/>
+        </w:tabs>
+        <w:ind w:left="1440" w:hanging="360"/>
+      </w:pPr>
+      <w:rPr>
+        <w:rFonts w:ascii="Courier New" w:hAnsi="Courier New" w:hint="default"/>
+        <w:sz w:val="20"/>
+      </w:rPr>
+    </w:lvl>
+    <w:lvl w:ilvl="2" w:tentative="1">
+      <w:start w:val="1"/>
+      <w:numFmt w:val="bullet"/>
+      <w:lvlText w:val=""/>
+      <w:lvlJc w:val="left"/>
+      <w:pPr>
+        <w:tabs>
+          <w:tab w:val="num" w:pos="2160"/>
+        </w:tabs>
+        <w:ind w:left="2160" w:hanging="360"/>
+      </w:pPr>
+      <w:rPr>
+        <w:rFonts w:ascii="Wingdings" w:hAnsi="Wingdings" w:hint="default"/>
+        <w:sz w:val="20"/>
+      </w:rPr>
+    </w:lvl>
+    <w:lvl w:ilvl="3" w:tentative="1">
+      <w:start w:val="1"/>
+      <w:numFmt w:val="bullet"/>
+      <w:lvlText w:val=""/>
+      <w:lvlJc w:val="left"/>
+      <w:pPr>
+        <w:tabs>
+          <w:tab w:val="num" w:pos="2880"/>
+        </w:tabs>
+        <w:ind w:left="2880" w:hanging="360"/>
+      </w:pPr>
+      <w:rPr>
+        <w:rFonts w:ascii="Wingdings" w:hAnsi="Wingdings" w:hint="default"/>
+        <w:sz w:val="20"/>
+      </w:rPr>
+    </w:lvl>
+    <w:lvl w:ilvl="4" w:tentative="1">
+      <w:start w:val="1"/>
+      <w:numFmt w:val="bullet"/>
+      <w:lvlText w:val=""/>
+      <w:lvlJc w:val="left"/>
+      <w:pPr>
+        <w:tabs>
+          <w:tab w:val="num" w:pos="3600"/>
+        </w:tabs>
+        <w:ind w:left="3600" w:hanging="360"/>
+      </w:pPr>
+      <w:rPr>
+        <w:rFonts w:ascii="Wingdings" w:hAnsi="Wingdings" w:hint="default"/>
+        <w:sz w:val="20"/>
+      </w:rPr>
+    </w:lvl>
+    <w:lvl w:ilvl="5" w:tentative="1">
+      <w:start w:val="1"/>
+      <w:numFmt w:val="bullet"/>
+      <w:lvlText w:val=""/>
+      <w:lvlJc w:val="left"/>
+      <w:pPr>
+        <w:tabs>
+          <w:tab w:val="num" w:pos="4320"/>
+        </w:tabs>
+        <w:ind w:left="4320" w:hanging="360"/>
+      </w:pPr>
+      <w:rPr>
+        <w:rFonts w:ascii="Wingdings" w:hAnsi="Wingdings" w:hint="default"/>
+        <w:sz w:val="20"/>
+      </w:rPr>
+    </w:lvl>
+    <w:lvl w:ilvl="6" w:tentative="1">
+      <w:start w:val="1"/>
+      <w:numFmt w:val="bullet"/>
+      <w:lvlText w:val=""/>
+      <w:lvlJc w:val="left"/>
+      <w:pPr>
+        <w:tabs>
+          <w:tab w:val="num" w:pos="5040"/>
+        </w:tabs>
+        <w:ind w:left="5040" w:hanging="360"/>
+      </w:pPr>
+      <w:rPr>
+        <w:rFonts w:ascii="Wingdings" w:hAnsi="Wingdings" w:hint="default"/>
+        <w:sz w:val="20"/>
+      </w:rPr>
+    </w:lvl>
+    <w:lvl w:ilvl="7" w:tentative="1">
+      <w:start w:val="1"/>
+      <w:numFmt w:val="bullet"/>
+      <w:lvlText w:val=""/>
+      <w:lvlJc w:val="left"/>
+      <w:pPr>
+        <w:tabs>
+          <w:tab w:val="num" w:pos="5760"/>
+        </w:tabs>
+        <w:ind w:left="5760" w:hanging="360"/>
+      </w:pPr>
+      <w:rPr>
+        <w:rFonts w:ascii="Wingdings" w:hAnsi="Wingdings" w:hint="default"/>
+        <w:sz w:val="20"/>
+      </w:rPr>
+    </w:lvl>
+    <w:lvl w:ilvl="8" w:tentative="1">
+      <w:start w:val="1"/>
+      <w:numFmt w:val="bullet"/>
+      <w:lvlText w:val=""/>
+      <w:lvlJc w:val="left"/>
+      <w:pPr>
+        <w:tabs>
+          <w:tab w:val="num" w:pos="6480"/>
+        </w:tabs>
+        <w:ind w:left="6480" w:hanging="360"/>
+      </w:pPr>
+      <w:rPr>
+        <w:rFonts w:ascii="Wingdings" w:hAnsi="Wingdings" w:hint="default"/>
+        <w:sz w:val="20"/>
+      </w:rPr>
+    </w:lvl>
+  </w:abstractNum>
+  <w:abstractNum w:abstractNumId="6" w15:restartNumberingAfterBreak="0">
+    <w:nsid w:val="35955877"/>
+    <w:multiLevelType w:val="multilevel"/>
+    <w:tmpl w:val="30C45C4C"/>
+    <w:lvl w:ilvl="0">
+      <w:start w:val="1"/>
+      <w:numFmt w:val="bullet"/>
+      <w:lvlText w:val=""/>
+      <w:lvlJc w:val="left"/>
+      <w:pPr>
+        <w:tabs>
+          <w:tab w:val="num" w:pos="720"/>
+        </w:tabs>
+        <w:ind w:left="720" w:hanging="360"/>
+      </w:pPr>
+      <w:rPr>
+        <w:rFonts w:ascii="Symbol" w:hAnsi="Symbol" w:hint="default"/>
+        <w:sz w:val="20"/>
+      </w:rPr>
+    </w:lvl>
+    <w:lvl w:ilvl="1" w:tentative="1">
+      <w:start w:val="1"/>
+      <w:numFmt w:val="bullet"/>
+      <w:lvlText w:val="o"/>
+      <w:lvlJc w:val="left"/>
+      <w:pPr>
+        <w:tabs>
+          <w:tab w:val="num" w:pos="1440"/>
+        </w:tabs>
+        <w:ind w:left="1440" w:hanging="360"/>
+      </w:pPr>
+      <w:rPr>
+        <w:rFonts w:ascii="Courier New" w:hAnsi="Courier New" w:hint="default"/>
+        <w:sz w:val="20"/>
+      </w:rPr>
+    </w:lvl>
+    <w:lvl w:ilvl="2" w:tentative="1">
+      <w:start w:val="1"/>
+      <w:numFmt w:val="bullet"/>
+      <w:lvlText w:val=""/>
+      <w:lvlJc w:val="left"/>
+      <w:pPr>
+        <w:tabs>
+          <w:tab w:val="num" w:pos="2160"/>
+        </w:tabs>
+        <w:ind w:left="2160" w:hanging="360"/>
+      </w:pPr>
+      <w:rPr>
+        <w:rFonts w:ascii="Wingdings" w:hAnsi="Wingdings" w:hint="default"/>
+        <w:sz w:val="20"/>
+      </w:rPr>
+    </w:lvl>
+    <w:lvl w:ilvl="3" w:tentative="1">
+      <w:start w:val="1"/>
+      <w:numFmt w:val="bullet"/>
+      <w:lvlText w:val=""/>
+      <w:lvlJc w:val="left"/>
+      <w:pPr>
+        <w:tabs>
+          <w:tab w:val="num" w:pos="2880"/>
+        </w:tabs>
+        <w:ind w:left="2880" w:hanging="360"/>
+      </w:pPr>
+      <w:rPr>
+        <w:rFonts w:ascii="Wingdings" w:hAnsi="Wingdings" w:hint="default"/>
+        <w:sz w:val="20"/>
+      </w:rPr>
+    </w:lvl>
+    <w:lvl w:ilvl="4" w:tentative="1">
+      <w:start w:val="1"/>
+      <w:numFmt w:val="bullet"/>
+      <w:lvlText w:val=""/>
+      <w:lvlJc w:val="left"/>
+      <w:pPr>
+        <w:tabs>
+          <w:tab w:val="num" w:pos="3600"/>
+        </w:tabs>
+        <w:ind w:left="3600" w:hanging="360"/>
+      </w:pPr>
+      <w:rPr>
+        <w:rFonts w:ascii="Wingdings" w:hAnsi="Wingdings" w:hint="default"/>
+        <w:sz w:val="20"/>
+      </w:rPr>
+    </w:lvl>
+    <w:lvl w:ilvl="5" w:tentative="1">
+      <w:start w:val="1"/>
+      <w:numFmt w:val="bullet"/>
+      <w:lvlText w:val=""/>
+      <w:lvlJc w:val="left"/>
+      <w:pPr>
+        <w:tabs>
+          <w:tab w:val="num" w:pos="4320"/>
+        </w:tabs>
+        <w:ind w:left="4320" w:hanging="360"/>
+      </w:pPr>
+      <w:rPr>
+        <w:rFonts w:ascii="Wingdings" w:hAnsi="Wingdings" w:hint="default"/>
+        <w:sz w:val="20"/>
+      </w:rPr>
+    </w:lvl>
+    <w:lvl w:ilvl="6" w:tentative="1">
+      <w:start w:val="1"/>
+      <w:numFmt w:val="bullet"/>
+      <w:lvlText w:val=""/>
+      <w:lvlJc w:val="left"/>
+      <w:pPr>
+        <w:tabs>
+          <w:tab w:val="num" w:pos="5040"/>
+        </w:tabs>
+        <w:ind w:left="5040" w:hanging="360"/>
+      </w:pPr>
+      <w:rPr>
+        <w:rFonts w:ascii="Wingdings" w:hAnsi="Wingdings" w:hint="default"/>
+        <w:sz w:val="20"/>
+      </w:rPr>
+    </w:lvl>
+    <w:lvl w:ilvl="7" w:tentative="1">
+      <w:start w:val="1"/>
+      <w:numFmt w:val="bullet"/>
+      <w:lvlText w:val=""/>
+      <w:lvlJc w:val="left"/>
+      <w:pPr>
+        <w:tabs>
+          <w:tab w:val="num" w:pos="5760"/>
+        </w:tabs>
+        <w:ind w:left="5760" w:hanging="360"/>
+      </w:pPr>
+      <w:rPr>
+        <w:rFonts w:ascii="Wingdings" w:hAnsi="Wingdings" w:hint="default"/>
+        <w:sz w:val="20"/>
+      </w:rPr>
+    </w:lvl>
+    <w:lvl w:ilvl="8" w:tentative="1">
+      <w:start w:val="1"/>
+      <w:numFmt w:val="bullet"/>
+      <w:lvlText w:val=""/>
+      <w:lvlJc w:val="left"/>
+      <w:pPr>
+        <w:tabs>
+          <w:tab w:val="num" w:pos="6480"/>
+        </w:tabs>
+        <w:ind w:left="6480" w:hanging="360"/>
+      </w:pPr>
+      <w:rPr>
+        <w:rFonts w:ascii="Wingdings" w:hAnsi="Wingdings" w:hint="default"/>
+        <w:sz w:val="20"/>
+      </w:rPr>
+    </w:lvl>
+  </w:abstractNum>
+  <w:abstractNum w:abstractNumId="7" w15:restartNumberingAfterBreak="0">
     <w:nsid w:val="37684EB7"/>
     <w:multiLevelType w:val="multilevel"/>
     <w:tmpl w:val="1DFE08DA"/>
@@ -7538,7 +7190,7 @@
       </w:rPr>
     </w:lvl>
   </w:abstractNum>
-  <w:abstractNum w:abstractNumId="5" w15:restartNumberingAfterBreak="0">
+  <w:abstractNum w:abstractNumId="8" w15:restartNumberingAfterBreak="0">
     <w:nsid w:val="38183355"/>
     <w:multiLevelType w:val="multilevel"/>
     <w:tmpl w:val="FBD6F0AA"/>
@@ -7687,7 +7339,7 @@
       </w:rPr>
     </w:lvl>
   </w:abstractNum>
-  <w:abstractNum w:abstractNumId="6" w15:restartNumberingAfterBreak="0">
+  <w:abstractNum w:abstractNumId="9" w15:restartNumberingAfterBreak="0">
     <w:nsid w:val="464F04A1"/>
     <w:multiLevelType w:val="multilevel"/>
     <w:tmpl w:val="7E4EE8EE"/>
@@ -7836,7 +7488,7 @@
       </w:rPr>
     </w:lvl>
   </w:abstractNum>
-  <w:abstractNum w:abstractNumId="7" w15:restartNumberingAfterBreak="0">
+  <w:abstractNum w:abstractNumId="10" w15:restartNumberingAfterBreak="0">
     <w:nsid w:val="4CB91C42"/>
     <w:multiLevelType w:val="hybridMultilevel"/>
     <w:tmpl w:val="ACEA39D6"/>
@@ -7949,7 +7601,156 @@
       </w:rPr>
     </w:lvl>
   </w:abstractNum>
-  <w:abstractNum w:abstractNumId="8" w15:restartNumberingAfterBreak="0">
+  <w:abstractNum w:abstractNumId="11" w15:restartNumberingAfterBreak="0">
+    <w:nsid w:val="526C2EE1"/>
+    <w:multiLevelType w:val="multilevel"/>
+    <w:tmpl w:val="524EE690"/>
+    <w:lvl w:ilvl="0">
+      <w:start w:val="1"/>
+      <w:numFmt w:val="bullet"/>
+      <w:lvlText w:val=""/>
+      <w:lvlJc w:val="left"/>
+      <w:pPr>
+        <w:tabs>
+          <w:tab w:val="num" w:pos="720"/>
+        </w:tabs>
+        <w:ind w:left="720" w:hanging="360"/>
+      </w:pPr>
+      <w:rPr>
+        <w:rFonts w:ascii="Symbol" w:hAnsi="Symbol" w:hint="default"/>
+        <w:sz w:val="20"/>
+      </w:rPr>
+    </w:lvl>
+    <w:lvl w:ilvl="1" w:tentative="1">
+      <w:start w:val="1"/>
+      <w:numFmt w:val="bullet"/>
+      <w:lvlText w:val="o"/>
+      <w:lvlJc w:val="left"/>
+      <w:pPr>
+        <w:tabs>
+          <w:tab w:val="num" w:pos="1440"/>
+        </w:tabs>
+        <w:ind w:left="1440" w:hanging="360"/>
+      </w:pPr>
+      <w:rPr>
+        <w:rFonts w:ascii="Courier New" w:hAnsi="Courier New" w:hint="default"/>
+        <w:sz w:val="20"/>
+      </w:rPr>
+    </w:lvl>
+    <w:lvl w:ilvl="2" w:tentative="1">
+      <w:start w:val="1"/>
+      <w:numFmt w:val="bullet"/>
+      <w:lvlText w:val=""/>
+      <w:lvlJc w:val="left"/>
+      <w:pPr>
+        <w:tabs>
+          <w:tab w:val="num" w:pos="2160"/>
+        </w:tabs>
+        <w:ind w:left="2160" w:hanging="360"/>
+      </w:pPr>
+      <w:rPr>
+        <w:rFonts w:ascii="Wingdings" w:hAnsi="Wingdings" w:hint="default"/>
+        <w:sz w:val="20"/>
+      </w:rPr>
+    </w:lvl>
+    <w:lvl w:ilvl="3" w:tentative="1">
+      <w:start w:val="1"/>
+      <w:numFmt w:val="bullet"/>
+      <w:lvlText w:val=""/>
+      <w:lvlJc w:val="left"/>
+      <w:pPr>
+        <w:tabs>
+          <w:tab w:val="num" w:pos="2880"/>
+        </w:tabs>
+        <w:ind w:left="2880" w:hanging="360"/>
+      </w:pPr>
+      <w:rPr>
+        <w:rFonts w:ascii="Wingdings" w:hAnsi="Wingdings" w:hint="default"/>
+        <w:sz w:val="20"/>
+      </w:rPr>
+    </w:lvl>
+    <w:lvl w:ilvl="4" w:tentative="1">
+      <w:start w:val="1"/>
+      <w:numFmt w:val="bullet"/>
+      <w:lvlText w:val=""/>
+      <w:lvlJc w:val="left"/>
+      <w:pPr>
+        <w:tabs>
+          <w:tab w:val="num" w:pos="3600"/>
+        </w:tabs>
+        <w:ind w:left="3600" w:hanging="360"/>
+      </w:pPr>
+      <w:rPr>
+        <w:rFonts w:ascii="Wingdings" w:hAnsi="Wingdings" w:hint="default"/>
+        <w:sz w:val="20"/>
+      </w:rPr>
+    </w:lvl>
+    <w:lvl w:ilvl="5" w:tentative="1">
+      <w:start w:val="1"/>
+      <w:numFmt w:val="bullet"/>
+      <w:lvlText w:val=""/>
+      <w:lvlJc w:val="left"/>
+      <w:pPr>
+        <w:tabs>
+          <w:tab w:val="num" w:pos="4320"/>
+        </w:tabs>
+        <w:ind w:left="4320" w:hanging="360"/>
+      </w:pPr>
+      <w:rPr>
+        <w:rFonts w:ascii="Wingdings" w:hAnsi="Wingdings" w:hint="default"/>
+        <w:sz w:val="20"/>
+      </w:rPr>
+    </w:lvl>
+    <w:lvl w:ilvl="6" w:tentative="1">
+      <w:start w:val="1"/>
+      <w:numFmt w:val="bullet"/>
+      <w:lvlText w:val=""/>
+      <w:lvlJc w:val="left"/>
+      <w:pPr>
+        <w:tabs>
+          <w:tab w:val="num" w:pos="5040"/>
+        </w:tabs>
+        <w:ind w:left="5040" w:hanging="360"/>
+      </w:pPr>
+      <w:rPr>
+        <w:rFonts w:ascii="Wingdings" w:hAnsi="Wingdings" w:hint="default"/>
+        <w:sz w:val="20"/>
+      </w:rPr>
+    </w:lvl>
+    <w:lvl w:ilvl="7" w:tentative="1">
+      <w:start w:val="1"/>
+      <w:numFmt w:val="bullet"/>
+      <w:lvlText w:val=""/>
+      <w:lvlJc w:val="left"/>
+      <w:pPr>
+        <w:tabs>
+          <w:tab w:val="num" w:pos="5760"/>
+        </w:tabs>
+        <w:ind w:left="5760" w:hanging="360"/>
+      </w:pPr>
+      <w:rPr>
+        <w:rFonts w:ascii="Wingdings" w:hAnsi="Wingdings" w:hint="default"/>
+        <w:sz w:val="20"/>
+      </w:rPr>
+    </w:lvl>
+    <w:lvl w:ilvl="8" w:tentative="1">
+      <w:start w:val="1"/>
+      <w:numFmt w:val="bullet"/>
+      <w:lvlText w:val=""/>
+      <w:lvlJc w:val="left"/>
+      <w:pPr>
+        <w:tabs>
+          <w:tab w:val="num" w:pos="6480"/>
+        </w:tabs>
+        <w:ind w:left="6480" w:hanging="360"/>
+      </w:pPr>
+      <w:rPr>
+        <w:rFonts w:ascii="Wingdings" w:hAnsi="Wingdings" w:hint="default"/>
+        <w:sz w:val="20"/>
+      </w:rPr>
+    </w:lvl>
+  </w:abstractNum>
+  <w:abstractNum w:abstractNumId="12" w15:restartNumberingAfterBreak="0">
     <w:nsid w:val="5B48217A"/>
     <w:multiLevelType w:val="hybridMultilevel"/>
     <w:tmpl w:val="33049E5E"/>
@@ -8062,7 +7863,7 @@
       </w:rPr>
     </w:lvl>
   </w:abstractNum>
-  <w:abstractNum w:abstractNumId="9" w15:restartNumberingAfterBreak="0">
+  <w:abstractNum w:abstractNumId="13" w15:restartNumberingAfterBreak="0">
     <w:nsid w:val="5EB47B7E"/>
     <w:multiLevelType w:val="hybridMultilevel"/>
     <w:tmpl w:val="91A26322"/>
@@ -8175,7 +7976,7 @@
       </w:rPr>
     </w:lvl>
   </w:abstractNum>
-  <w:abstractNum w:abstractNumId="10" w15:restartNumberingAfterBreak="0">
+  <w:abstractNum w:abstractNumId="14" w15:restartNumberingAfterBreak="0">
     <w:nsid w:val="605D222C"/>
     <w:multiLevelType w:val="multilevel"/>
     <w:tmpl w:val="5366F2C0"/>
@@ -8288,7 +8089,7 @@
       </w:pPr>
     </w:lvl>
   </w:abstractNum>
-  <w:abstractNum w:abstractNumId="11" w15:restartNumberingAfterBreak="0">
+  <w:abstractNum w:abstractNumId="15" w15:restartNumberingAfterBreak="0">
     <w:nsid w:val="6797696A"/>
     <w:multiLevelType w:val="multilevel"/>
     <w:tmpl w:val="89BEB8FE"/>
@@ -8437,7 +8238,7 @@
       </w:rPr>
     </w:lvl>
   </w:abstractNum>
-  <w:abstractNum w:abstractNumId="12" w15:restartNumberingAfterBreak="0">
+  <w:abstractNum w:abstractNumId="16" w15:restartNumberingAfterBreak="0">
     <w:nsid w:val="68474B71"/>
     <w:multiLevelType w:val="multilevel"/>
     <w:tmpl w:val="D876B94C"/>
@@ -8586,44 +8387,208 @@
       </w:rPr>
     </w:lvl>
   </w:abstractNum>
+  <w:abstractNum w:abstractNumId="17" w15:restartNumberingAfterBreak="0">
+    <w:nsid w:val="6F696323"/>
+    <w:multiLevelType w:val="multilevel"/>
+    <w:tmpl w:val="1AF0D2F6"/>
+    <w:lvl w:ilvl="0">
+      <w:start w:val="1"/>
+      <w:numFmt w:val="bullet"/>
+      <w:lvlText w:val=""/>
+      <w:lvlJc w:val="left"/>
+      <w:pPr>
+        <w:tabs>
+          <w:tab w:val="num" w:pos="720"/>
+        </w:tabs>
+        <w:ind w:left="720" w:hanging="360"/>
+      </w:pPr>
+      <w:rPr>
+        <w:rFonts w:ascii="Symbol" w:hAnsi="Symbol" w:hint="default"/>
+        <w:sz w:val="20"/>
+      </w:rPr>
+    </w:lvl>
+    <w:lvl w:ilvl="1" w:tentative="1">
+      <w:start w:val="1"/>
+      <w:numFmt w:val="bullet"/>
+      <w:lvlText w:val="o"/>
+      <w:lvlJc w:val="left"/>
+      <w:pPr>
+        <w:tabs>
+          <w:tab w:val="num" w:pos="1440"/>
+        </w:tabs>
+        <w:ind w:left="1440" w:hanging="360"/>
+      </w:pPr>
+      <w:rPr>
+        <w:rFonts w:ascii="Courier New" w:hAnsi="Courier New" w:hint="default"/>
+        <w:sz w:val="20"/>
+      </w:rPr>
+    </w:lvl>
+    <w:lvl w:ilvl="2" w:tentative="1">
+      <w:start w:val="1"/>
+      <w:numFmt w:val="bullet"/>
+      <w:lvlText w:val=""/>
+      <w:lvlJc w:val="left"/>
+      <w:pPr>
+        <w:tabs>
+          <w:tab w:val="num" w:pos="2160"/>
+        </w:tabs>
+        <w:ind w:left="2160" w:hanging="360"/>
+      </w:pPr>
+      <w:rPr>
+        <w:rFonts w:ascii="Wingdings" w:hAnsi="Wingdings" w:hint="default"/>
+        <w:sz w:val="20"/>
+      </w:rPr>
+    </w:lvl>
+    <w:lvl w:ilvl="3" w:tentative="1">
+      <w:start w:val="1"/>
+      <w:numFmt w:val="bullet"/>
+      <w:lvlText w:val=""/>
+      <w:lvlJc w:val="left"/>
+      <w:pPr>
+        <w:tabs>
+          <w:tab w:val="num" w:pos="2880"/>
+        </w:tabs>
+        <w:ind w:left="2880" w:hanging="360"/>
+      </w:pPr>
+      <w:rPr>
+        <w:rFonts w:ascii="Wingdings" w:hAnsi="Wingdings" w:hint="default"/>
+        <w:sz w:val="20"/>
+      </w:rPr>
+    </w:lvl>
+    <w:lvl w:ilvl="4" w:tentative="1">
+      <w:start w:val="1"/>
+      <w:numFmt w:val="bullet"/>
+      <w:lvlText w:val=""/>
+      <w:lvlJc w:val="left"/>
+      <w:pPr>
+        <w:tabs>
+          <w:tab w:val="num" w:pos="3600"/>
+        </w:tabs>
+        <w:ind w:left="3600" w:hanging="360"/>
+      </w:pPr>
+      <w:rPr>
+        <w:rFonts w:ascii="Wingdings" w:hAnsi="Wingdings" w:hint="default"/>
+        <w:sz w:val="20"/>
+      </w:rPr>
+    </w:lvl>
+    <w:lvl w:ilvl="5" w:tentative="1">
+      <w:start w:val="1"/>
+      <w:numFmt w:val="bullet"/>
+      <w:lvlText w:val=""/>
+      <w:lvlJc w:val="left"/>
+      <w:pPr>
+        <w:tabs>
+          <w:tab w:val="num" w:pos="4320"/>
+        </w:tabs>
+        <w:ind w:left="4320" w:hanging="360"/>
+      </w:pPr>
+      <w:rPr>
+        <w:rFonts w:ascii="Wingdings" w:hAnsi="Wingdings" w:hint="default"/>
+        <w:sz w:val="20"/>
+      </w:rPr>
+    </w:lvl>
+    <w:lvl w:ilvl="6" w:tentative="1">
+      <w:start w:val="1"/>
+      <w:numFmt w:val="bullet"/>
+      <w:lvlText w:val=""/>
+      <w:lvlJc w:val="left"/>
+      <w:pPr>
+        <w:tabs>
+          <w:tab w:val="num" w:pos="5040"/>
+        </w:tabs>
+        <w:ind w:left="5040" w:hanging="360"/>
+      </w:pPr>
+      <w:rPr>
+        <w:rFonts w:ascii="Wingdings" w:hAnsi="Wingdings" w:hint="default"/>
+        <w:sz w:val="20"/>
+      </w:rPr>
+    </w:lvl>
+    <w:lvl w:ilvl="7" w:tentative="1">
+      <w:start w:val="1"/>
+      <w:numFmt w:val="bullet"/>
+      <w:lvlText w:val=""/>
+      <w:lvlJc w:val="left"/>
+      <w:pPr>
+        <w:tabs>
+          <w:tab w:val="num" w:pos="5760"/>
+        </w:tabs>
+        <w:ind w:left="5760" w:hanging="360"/>
+      </w:pPr>
+      <w:rPr>
+        <w:rFonts w:ascii="Wingdings" w:hAnsi="Wingdings" w:hint="default"/>
+        <w:sz w:val="20"/>
+      </w:rPr>
+    </w:lvl>
+    <w:lvl w:ilvl="8" w:tentative="1">
+      <w:start w:val="1"/>
+      <w:numFmt w:val="bullet"/>
+      <w:lvlText w:val=""/>
+      <w:lvlJc w:val="left"/>
+      <w:pPr>
+        <w:tabs>
+          <w:tab w:val="num" w:pos="6480"/>
+        </w:tabs>
+        <w:ind w:left="6480" w:hanging="360"/>
+      </w:pPr>
+      <w:rPr>
+        <w:rFonts w:ascii="Wingdings" w:hAnsi="Wingdings" w:hint="default"/>
+        <w:sz w:val="20"/>
+      </w:rPr>
+    </w:lvl>
+  </w:abstractNum>
   <w:num w:numId="1" w16cid:durableId="143275547">
+    <w:abstractNumId w:val="13"/>
+  </w:num>
+  <w:num w:numId="2" w16cid:durableId="1619138218">
+    <w:abstractNumId w:val="3"/>
+  </w:num>
+  <w:num w:numId="3" w16cid:durableId="640774810">
+    <w:abstractNumId w:val="2"/>
+  </w:num>
+  <w:num w:numId="4" w16cid:durableId="214582131">
+    <w:abstractNumId w:val="12"/>
+  </w:num>
+  <w:num w:numId="5" w16cid:durableId="1032147908">
+    <w:abstractNumId w:val="10"/>
+  </w:num>
+  <w:num w:numId="6" w16cid:durableId="1795518634">
+    <w:abstractNumId w:val="7"/>
+  </w:num>
+  <w:num w:numId="7" w16cid:durableId="332999251">
+    <w:abstractNumId w:val="16"/>
+  </w:num>
+  <w:num w:numId="8" w16cid:durableId="1329945846">
+    <w:abstractNumId w:val="15"/>
+  </w:num>
+  <w:num w:numId="9" w16cid:durableId="930118503">
+    <w:abstractNumId w:val="14"/>
+  </w:num>
+  <w:num w:numId="10" w16cid:durableId="1588227807">
+    <w:abstractNumId w:val="4"/>
+  </w:num>
+  <w:num w:numId="11" w16cid:durableId="1562907095">
+    <w:abstractNumId w:val="1"/>
+  </w:num>
+  <w:num w:numId="12" w16cid:durableId="1031226510">
     <w:abstractNumId w:val="9"/>
   </w:num>
-  <w:num w:numId="2" w16cid:durableId="1619138218">
-    <w:abstractNumId w:val="2"/>
-  </w:num>
-  <w:num w:numId="3" w16cid:durableId="640774810">
-    <w:abstractNumId w:val="1"/>
-  </w:num>
-  <w:num w:numId="4" w16cid:durableId="214582131">
+  <w:num w:numId="13" w16cid:durableId="648438898">
     <w:abstractNumId w:val="8"/>
   </w:num>
-  <w:num w:numId="5" w16cid:durableId="1032147908">
-    <w:abstractNumId w:val="7"/>
+  <w:num w:numId="14" w16cid:durableId="1244953069">
+    <w:abstractNumId w:val="5"/>
   </w:num>
-  <w:num w:numId="6" w16cid:durableId="1795518634">
-    <w:abstractNumId w:val="4"/>
+  <w:num w:numId="15" w16cid:durableId="1212158644">
+    <w:abstractNumId w:val="0"/>
   </w:num>
-  <w:num w:numId="7" w16cid:durableId="332999251">
-    <w:abstractNumId w:val="12"/>
+  <w:num w:numId="16" w16cid:durableId="530267698">
+    <w:abstractNumId w:val="6"/>
   </w:num>
-  <w:num w:numId="8" w16cid:durableId="1329945846">
+  <w:num w:numId="17" w16cid:durableId="1883251890">
     <w:abstractNumId w:val="11"/>
   </w:num>
-  <w:num w:numId="9" w16cid:durableId="930118503">
-    <w:abstractNumId w:val="10"/>
-  </w:num>
-  <w:num w:numId="10" w16cid:durableId="1588227807">
-    <w:abstractNumId w:val="3"/>
-  </w:num>
-  <w:num w:numId="11" w16cid:durableId="1562907095">
-    <w:abstractNumId w:val="0"/>
-  </w:num>
-  <w:num w:numId="12" w16cid:durableId="1031226510">
-    <w:abstractNumId w:val="6"/>
-  </w:num>
-  <w:num w:numId="13" w16cid:durableId="648438898">
-    <w:abstractNumId w:val="5"/>
+  <w:num w:numId="18" w16cid:durableId="1416783524">
+    <w:abstractNumId w:val="17"/>
   </w:num>
 </w:numbering>
 </file>

--- a/A2/Grammar.docx
+++ b/A2/Grammar.docx
@@ -6058,6 +6058,309 @@
         <w:t>Stehen + dativ</w:t>
       </w:r>
     </w:p>
+    <w:p>
+      <w:pPr>
+        <w:spacing w:after="0" w:line="240" w:lineRule="auto"/>
+        <w:rPr>
+          <w:lang w:val="de-DE"/>
+        </w:rPr>
+      </w:pPr>
+    </w:p>
+    <w:p>
+      <w:pPr>
+        <w:spacing w:after="0" w:line="240" w:lineRule="auto"/>
+        <w:rPr>
+          <w:lang w:val="de-DE"/>
+        </w:rPr>
+      </w:pPr>
+      <w:r>
+        <w:rPr>
+          <w:lang w:val="de-DE"/>
+        </w:rPr>
+        <w:t>lassen • Ich lasse meine Wände streichen.</w:t>
+      </w:r>
+      <w:r>
+        <w:rPr>
+          <w:lang w:val="de-DE"/>
+        </w:rPr>
+        <w:t xml:space="preserve">    To get,</w:t>
+      </w:r>
+    </w:p>
+    <w:p>
+      <w:pPr>
+        <w:spacing w:after="0" w:line="240" w:lineRule="auto"/>
+        <w:rPr>
+          <w:lang w:val="de-DE"/>
+        </w:rPr>
+      </w:pPr>
+    </w:p>
+    <w:p>
+      <w:pPr>
+        <w:spacing w:after="0" w:line="240" w:lineRule="auto"/>
+        <w:rPr>
+          <w:lang w:val="de-DE"/>
+        </w:rPr>
+      </w:pPr>
+    </w:p>
+    <w:p>
+      <w:pPr>
+        <w:spacing w:after="0" w:line="240" w:lineRule="auto"/>
+        <w:rPr>
+          <w:b/>
+          <w:bCs/>
+        </w:rPr>
+      </w:pPr>
+      <w:r>
+        <w:rPr>
+          <w:b/>
+          <w:bCs/>
+        </w:rPr>
+        <w:t>obwohl – although</w:t>
+      </w:r>
+    </w:p>
+    <w:p>
+      <w:pPr>
+        <w:spacing w:after="0" w:line="240" w:lineRule="auto"/>
+      </w:pPr>
+      <w:r>
+        <w:rPr>
+          <w:b/>
+          <w:bCs/>
+        </w:rPr>
+        <w:t>obwohl</w:t>
+      </w:r>
+      <w:r>
+        <w:t xml:space="preserve"> introduces a </w:t>
+      </w:r>
+      <w:r>
+        <w:rPr>
+          <w:b/>
+          <w:bCs/>
+        </w:rPr>
+        <w:t>subordinate clause</w:t>
+      </w:r>
+      <w:r>
+        <w:t xml:space="preserve"> → the conjugated verb goes to the </w:t>
+      </w:r>
+      <w:r>
+        <w:rPr>
+          <w:b/>
+          <w:bCs/>
+        </w:rPr>
+        <w:t>end</w:t>
+      </w:r>
+      <w:r>
+        <w:t>.</w:t>
+      </w:r>
+    </w:p>
+    <w:p>
+      <w:pPr>
+        <w:spacing w:after="0" w:line="240" w:lineRule="auto"/>
+      </w:pPr>
+      <w:r>
+        <w:rPr>
+          <w:i/>
+          <w:iCs/>
+        </w:rPr>
+        <w:t xml:space="preserve">Ich war noch nie in Wacken, </w:t>
+      </w:r>
+      <w:r>
+        <w:rPr>
+          <w:b/>
+          <w:bCs/>
+          <w:i/>
+          <w:iCs/>
+        </w:rPr>
+        <w:t>obwohl</w:t>
+      </w:r>
+      <w:r>
+        <w:rPr>
+          <w:i/>
+          <w:iCs/>
+        </w:rPr>
+        <w:t xml:space="preserve"> ich Heavy-Metal-Musik toll </w:t>
+      </w:r>
+      <w:r>
+        <w:rPr>
+          <w:b/>
+          <w:bCs/>
+          <w:i/>
+          <w:iCs/>
+        </w:rPr>
+        <w:t>finde</w:t>
+      </w:r>
+      <w:r>
+        <w:rPr>
+          <w:i/>
+          <w:iCs/>
+        </w:rPr>
+        <w:t>.</w:t>
+      </w:r>
+    </w:p>
+    <w:p>
+      <w:pPr>
+        <w:numPr>
+          <w:ilvl w:val="0"/>
+          <w:numId w:val="19"/>
+        </w:numPr>
+        <w:spacing w:after="0" w:line="240" w:lineRule="auto"/>
+      </w:pPr>
+      <w:r>
+        <w:t xml:space="preserve">Main clause first, then </w:t>
+      </w:r>
+      <w:r>
+        <w:rPr>
+          <w:i/>
+          <w:iCs/>
+        </w:rPr>
+        <w:t>obwohl</w:t>
+      </w:r>
+      <w:r>
+        <w:t xml:space="preserve"> + subject + ... + </w:t>
+      </w:r>
+      <w:r>
+        <w:rPr>
+          <w:b/>
+          <w:bCs/>
+        </w:rPr>
+        <w:t>verb (end)</w:t>
+      </w:r>
+      <w:r>
+        <w:t>.</w:t>
+      </w:r>
+    </w:p>
+    <w:p>
+      <w:pPr>
+        <w:spacing w:after="0" w:line="240" w:lineRule="auto"/>
+      </w:pPr>
+      <w:r>
+        <w:pict w14:anchorId="20C2FFB1">
+          <v:rect id="_x0000_i1046" style="width:0;height:.75pt" o:hralign="center" o:hrstd="t" o:hr="t" fillcolor="#a0a0a0" stroked="f"/>
+        </w:pict>
+      </w:r>
+    </w:p>
+    <w:p>
+      <w:pPr>
+        <w:spacing w:after="0" w:line="240" w:lineRule="auto"/>
+        <w:rPr>
+          <w:b/>
+          <w:bCs/>
+        </w:rPr>
+      </w:pPr>
+      <w:r>
+        <w:rPr>
+          <w:b/>
+          <w:bCs/>
+        </w:rPr>
+        <w:t>trotzdem – nevertheless / still</w:t>
+      </w:r>
+    </w:p>
+    <w:p>
+      <w:pPr>
+        <w:spacing w:after="0" w:line="240" w:lineRule="auto"/>
+      </w:pPr>
+      <w:r>
+        <w:rPr>
+          <w:b/>
+          <w:bCs/>
+        </w:rPr>
+        <w:t>trotzdem</w:t>
+      </w:r>
+      <w:r>
+        <w:t xml:space="preserve"> introduces a </w:t>
+      </w:r>
+      <w:r>
+        <w:rPr>
+          <w:b/>
+          <w:bCs/>
+        </w:rPr>
+        <w:t>main clause</w:t>
+      </w:r>
+      <w:r>
+        <w:t xml:space="preserve"> → the conjugated verb goes in </w:t>
+      </w:r>
+      <w:r>
+        <w:rPr>
+          <w:b/>
+          <w:bCs/>
+        </w:rPr>
+        <w:t>position 2</w:t>
+      </w:r>
+      <w:r>
+        <w:t>.</w:t>
+      </w:r>
+    </w:p>
+    <w:p>
+      <w:pPr>
+        <w:spacing w:after="0" w:line="240" w:lineRule="auto"/>
+      </w:pPr>
+      <w:r>
+        <w:rPr>
+          <w:i/>
+          <w:iCs/>
+        </w:rPr>
+        <w:t xml:space="preserve">Ich finde Heavy-Metal-Musik toll, </w:t>
+      </w:r>
+      <w:r>
+        <w:rPr>
+          <w:b/>
+          <w:bCs/>
+          <w:i/>
+          <w:iCs/>
+        </w:rPr>
+        <w:t>trotzdem</w:t>
+      </w:r>
+      <w:r>
+        <w:rPr>
+          <w:i/>
+          <w:iCs/>
+        </w:rPr>
+        <w:t xml:space="preserve"> </w:t>
+      </w:r>
+      <w:r>
+        <w:rPr>
+          <w:b/>
+          <w:bCs/>
+          <w:i/>
+          <w:iCs/>
+        </w:rPr>
+        <w:t>war</w:t>
+      </w:r>
+      <w:r>
+        <w:rPr>
+          <w:i/>
+          <w:iCs/>
+        </w:rPr>
+        <w:t xml:space="preserve"> ich noch nie in Wacken.</w:t>
+      </w:r>
+    </w:p>
+    <w:p>
+      <w:pPr>
+        <w:numPr>
+          <w:ilvl w:val="0"/>
+          <w:numId w:val="20"/>
+        </w:numPr>
+        <w:spacing w:after="0" w:line="240" w:lineRule="auto"/>
+      </w:pPr>
+      <w:r>
+        <w:rPr>
+          <w:i/>
+          <w:iCs/>
+        </w:rPr>
+        <w:t>trotzdem</w:t>
+      </w:r>
+      <w:r>
+        <w:t xml:space="preserve"> takes position 1 → verb comes right after it (position 2).</w:t>
+      </w:r>
+    </w:p>
+    <w:p>
+      <w:pPr>
+        <w:spacing w:after="0" w:line="240" w:lineRule="auto"/>
+        <w:rPr>
+          <w:lang w:val="de-DE"/>
+        </w:rPr>
+      </w:pPr>
+    </w:p>
     <w:sectPr>
       <w:pgSz w:w="11906" w:h="16838"/>
       <w:pgMar w:top="1417" w:right="1417" w:bottom="1134" w:left="1417" w:header="720" w:footer="720" w:gutter="0"/>
@@ -6518,6 +6821,155 @@
     </w:lvl>
   </w:abstractNum>
   <w:abstractNum w:abstractNumId="3" w15:restartNumberingAfterBreak="0">
+    <w:nsid w:val="14FC411A"/>
+    <w:multiLevelType w:val="multilevel"/>
+    <w:tmpl w:val="916ED1D2"/>
+    <w:lvl w:ilvl="0">
+      <w:start w:val="1"/>
+      <w:numFmt w:val="bullet"/>
+      <w:lvlText w:val=""/>
+      <w:lvlJc w:val="left"/>
+      <w:pPr>
+        <w:tabs>
+          <w:tab w:val="num" w:pos="720"/>
+        </w:tabs>
+        <w:ind w:left="720" w:hanging="360"/>
+      </w:pPr>
+      <w:rPr>
+        <w:rFonts w:ascii="Symbol" w:hAnsi="Symbol" w:hint="default"/>
+        <w:sz w:val="20"/>
+      </w:rPr>
+    </w:lvl>
+    <w:lvl w:ilvl="1" w:tentative="1">
+      <w:start w:val="1"/>
+      <w:numFmt w:val="bullet"/>
+      <w:lvlText w:val="o"/>
+      <w:lvlJc w:val="left"/>
+      <w:pPr>
+        <w:tabs>
+          <w:tab w:val="num" w:pos="1440"/>
+        </w:tabs>
+        <w:ind w:left="1440" w:hanging="360"/>
+      </w:pPr>
+      <w:rPr>
+        <w:rFonts w:ascii="Courier New" w:hAnsi="Courier New" w:hint="default"/>
+        <w:sz w:val="20"/>
+      </w:rPr>
+    </w:lvl>
+    <w:lvl w:ilvl="2" w:tentative="1">
+      <w:start w:val="1"/>
+      <w:numFmt w:val="bullet"/>
+      <w:lvlText w:val=""/>
+      <w:lvlJc w:val="left"/>
+      <w:pPr>
+        <w:tabs>
+          <w:tab w:val="num" w:pos="2160"/>
+        </w:tabs>
+        <w:ind w:left="2160" w:hanging="360"/>
+      </w:pPr>
+      <w:rPr>
+        <w:rFonts w:ascii="Wingdings" w:hAnsi="Wingdings" w:hint="default"/>
+        <w:sz w:val="20"/>
+      </w:rPr>
+    </w:lvl>
+    <w:lvl w:ilvl="3" w:tentative="1">
+      <w:start w:val="1"/>
+      <w:numFmt w:val="bullet"/>
+      <w:lvlText w:val=""/>
+      <w:lvlJc w:val="left"/>
+      <w:pPr>
+        <w:tabs>
+          <w:tab w:val="num" w:pos="2880"/>
+        </w:tabs>
+        <w:ind w:left="2880" w:hanging="360"/>
+      </w:pPr>
+      <w:rPr>
+        <w:rFonts w:ascii="Wingdings" w:hAnsi="Wingdings" w:hint="default"/>
+        <w:sz w:val="20"/>
+      </w:rPr>
+    </w:lvl>
+    <w:lvl w:ilvl="4" w:tentative="1">
+      <w:start w:val="1"/>
+      <w:numFmt w:val="bullet"/>
+      <w:lvlText w:val=""/>
+      <w:lvlJc w:val="left"/>
+      <w:pPr>
+        <w:tabs>
+          <w:tab w:val="num" w:pos="3600"/>
+        </w:tabs>
+        <w:ind w:left="3600" w:hanging="360"/>
+      </w:pPr>
+      <w:rPr>
+        <w:rFonts w:ascii="Wingdings" w:hAnsi="Wingdings" w:hint="default"/>
+        <w:sz w:val="20"/>
+      </w:rPr>
+    </w:lvl>
+    <w:lvl w:ilvl="5" w:tentative="1">
+      <w:start w:val="1"/>
+      <w:numFmt w:val="bullet"/>
+      <w:lvlText w:val=""/>
+      <w:lvlJc w:val="left"/>
+      <w:pPr>
+        <w:tabs>
+          <w:tab w:val="num" w:pos="4320"/>
+        </w:tabs>
+        <w:ind w:left="4320" w:hanging="360"/>
+      </w:pPr>
+      <w:rPr>
+        <w:rFonts w:ascii="Wingdings" w:hAnsi="Wingdings" w:hint="default"/>
+        <w:sz w:val="20"/>
+      </w:rPr>
+    </w:lvl>
+    <w:lvl w:ilvl="6" w:tentative="1">
+      <w:start w:val="1"/>
+      <w:numFmt w:val="bullet"/>
+      <w:lvlText w:val=""/>
+      <w:lvlJc w:val="left"/>
+      <w:pPr>
+        <w:tabs>
+          <w:tab w:val="num" w:pos="5040"/>
+        </w:tabs>
+        <w:ind w:left="5040" w:hanging="360"/>
+      </w:pPr>
+      <w:rPr>
+        <w:rFonts w:ascii="Wingdings" w:hAnsi="Wingdings" w:hint="default"/>
+        <w:sz w:val="20"/>
+      </w:rPr>
+    </w:lvl>
+    <w:lvl w:ilvl="7" w:tentative="1">
+      <w:start w:val="1"/>
+      <w:numFmt w:val="bullet"/>
+      <w:lvlText w:val=""/>
+      <w:lvlJc w:val="left"/>
+      <w:pPr>
+        <w:tabs>
+          <w:tab w:val="num" w:pos="5760"/>
+        </w:tabs>
+        <w:ind w:left="5760" w:hanging="360"/>
+      </w:pPr>
+      <w:rPr>
+        <w:rFonts w:ascii="Wingdings" w:hAnsi="Wingdings" w:hint="default"/>
+        <w:sz w:val="20"/>
+      </w:rPr>
+    </w:lvl>
+    <w:lvl w:ilvl="8" w:tentative="1">
+      <w:start w:val="1"/>
+      <w:numFmt w:val="bullet"/>
+      <w:lvlText w:val=""/>
+      <w:lvlJc w:val="left"/>
+      <w:pPr>
+        <w:tabs>
+          <w:tab w:val="num" w:pos="6480"/>
+        </w:tabs>
+        <w:ind w:left="6480" w:hanging="360"/>
+      </w:pPr>
+      <w:rPr>
+        <w:rFonts w:ascii="Wingdings" w:hAnsi="Wingdings" w:hint="default"/>
+        <w:sz w:val="20"/>
+      </w:rPr>
+    </w:lvl>
+  </w:abstractNum>
+  <w:abstractNum w:abstractNumId="4" w15:restartNumberingAfterBreak="0">
     <w:nsid w:val="1B88718D"/>
     <w:multiLevelType w:val="hybridMultilevel"/>
     <w:tmpl w:val="FC222D68"/>
@@ -6630,7 +7082,7 @@
       </w:rPr>
     </w:lvl>
   </w:abstractNum>
-  <w:abstractNum w:abstractNumId="4" w15:restartNumberingAfterBreak="0">
+  <w:abstractNum w:abstractNumId="5" w15:restartNumberingAfterBreak="0">
     <w:nsid w:val="216012A7"/>
     <w:multiLevelType w:val="hybridMultilevel"/>
     <w:tmpl w:val="67C8EA46"/>
@@ -6743,7 +7195,7 @@
       </w:rPr>
     </w:lvl>
   </w:abstractNum>
-  <w:abstractNum w:abstractNumId="5" w15:restartNumberingAfterBreak="0">
+  <w:abstractNum w:abstractNumId="6" w15:restartNumberingAfterBreak="0">
     <w:nsid w:val="25EB6D41"/>
     <w:multiLevelType w:val="multilevel"/>
     <w:tmpl w:val="28E8BB0E"/>
@@ -6892,7 +7344,7 @@
       </w:rPr>
     </w:lvl>
   </w:abstractNum>
-  <w:abstractNum w:abstractNumId="6" w15:restartNumberingAfterBreak="0">
+  <w:abstractNum w:abstractNumId="7" w15:restartNumberingAfterBreak="0">
     <w:nsid w:val="35955877"/>
     <w:multiLevelType w:val="multilevel"/>
     <w:tmpl w:val="30C45C4C"/>
@@ -7041,7 +7493,7 @@
       </w:rPr>
     </w:lvl>
   </w:abstractNum>
-  <w:abstractNum w:abstractNumId="7" w15:restartNumberingAfterBreak="0">
+  <w:abstractNum w:abstractNumId="8" w15:restartNumberingAfterBreak="0">
     <w:nsid w:val="37684EB7"/>
     <w:multiLevelType w:val="multilevel"/>
     <w:tmpl w:val="1DFE08DA"/>
@@ -7190,7 +7642,7 @@
       </w:rPr>
     </w:lvl>
   </w:abstractNum>
-  <w:abstractNum w:abstractNumId="8" w15:restartNumberingAfterBreak="0">
+  <w:abstractNum w:abstractNumId="9" w15:restartNumberingAfterBreak="0">
     <w:nsid w:val="38183355"/>
     <w:multiLevelType w:val="multilevel"/>
     <w:tmpl w:val="FBD6F0AA"/>
@@ -7339,7 +7791,7 @@
       </w:rPr>
     </w:lvl>
   </w:abstractNum>
-  <w:abstractNum w:abstractNumId="9" w15:restartNumberingAfterBreak="0">
+  <w:abstractNum w:abstractNumId="10" w15:restartNumberingAfterBreak="0">
     <w:nsid w:val="464F04A1"/>
     <w:multiLevelType w:val="multilevel"/>
     <w:tmpl w:val="7E4EE8EE"/>
@@ -7488,7 +7940,7 @@
       </w:rPr>
     </w:lvl>
   </w:abstractNum>
-  <w:abstractNum w:abstractNumId="10" w15:restartNumberingAfterBreak="0">
+  <w:abstractNum w:abstractNumId="11" w15:restartNumberingAfterBreak="0">
     <w:nsid w:val="4CB91C42"/>
     <w:multiLevelType w:val="hybridMultilevel"/>
     <w:tmpl w:val="ACEA39D6"/>
@@ -7601,7 +8053,156 @@
       </w:rPr>
     </w:lvl>
   </w:abstractNum>
-  <w:abstractNum w:abstractNumId="11" w15:restartNumberingAfterBreak="0">
+  <w:abstractNum w:abstractNumId="12" w15:restartNumberingAfterBreak="0">
+    <w:nsid w:val="50C0110F"/>
+    <w:multiLevelType w:val="multilevel"/>
+    <w:tmpl w:val="2C8C6AA0"/>
+    <w:lvl w:ilvl="0">
+      <w:start w:val="1"/>
+      <w:numFmt w:val="bullet"/>
+      <w:lvlText w:val=""/>
+      <w:lvlJc w:val="left"/>
+      <w:pPr>
+        <w:tabs>
+          <w:tab w:val="num" w:pos="720"/>
+        </w:tabs>
+        <w:ind w:left="720" w:hanging="360"/>
+      </w:pPr>
+      <w:rPr>
+        <w:rFonts w:ascii="Symbol" w:hAnsi="Symbol" w:hint="default"/>
+        <w:sz w:val="20"/>
+      </w:rPr>
+    </w:lvl>
+    <w:lvl w:ilvl="1" w:tentative="1">
+      <w:start w:val="1"/>
+      <w:numFmt w:val="bullet"/>
+      <w:lvlText w:val="o"/>
+      <w:lvlJc w:val="left"/>
+      <w:pPr>
+        <w:tabs>
+          <w:tab w:val="num" w:pos="1440"/>
+        </w:tabs>
+        <w:ind w:left="1440" w:hanging="360"/>
+      </w:pPr>
+      <w:rPr>
+        <w:rFonts w:ascii="Courier New" w:hAnsi="Courier New" w:hint="default"/>
+        <w:sz w:val="20"/>
+      </w:rPr>
+    </w:lvl>
+    <w:lvl w:ilvl="2" w:tentative="1">
+      <w:start w:val="1"/>
+      <w:numFmt w:val="bullet"/>
+      <w:lvlText w:val=""/>
+      <w:lvlJc w:val="left"/>
+      <w:pPr>
+        <w:tabs>
+          <w:tab w:val="num" w:pos="2160"/>
+        </w:tabs>
+        <w:ind w:left="2160" w:hanging="360"/>
+      </w:pPr>
+      <w:rPr>
+        <w:rFonts w:ascii="Wingdings" w:hAnsi="Wingdings" w:hint="default"/>
+        <w:sz w:val="20"/>
+      </w:rPr>
+    </w:lvl>
+    <w:lvl w:ilvl="3" w:tentative="1">
+      <w:start w:val="1"/>
+      <w:numFmt w:val="bullet"/>
+      <w:lvlText w:val=""/>
+      <w:lvlJc w:val="left"/>
+      <w:pPr>
+        <w:tabs>
+          <w:tab w:val="num" w:pos="2880"/>
+        </w:tabs>
+        <w:ind w:left="2880" w:hanging="360"/>
+      </w:pPr>
+      <w:rPr>
+        <w:rFonts w:ascii="Wingdings" w:hAnsi="Wingdings" w:hint="default"/>
+        <w:sz w:val="20"/>
+      </w:rPr>
+    </w:lvl>
+    <w:lvl w:ilvl="4" w:tentative="1">
+      <w:start w:val="1"/>
+      <w:numFmt w:val="bullet"/>
+      <w:lvlText w:val=""/>
+      <w:lvlJc w:val="left"/>
+      <w:pPr>
+        <w:tabs>
+          <w:tab w:val="num" w:pos="3600"/>
+        </w:tabs>
+        <w:ind w:left="3600" w:hanging="360"/>
+      </w:pPr>
+      <w:rPr>
+        <w:rFonts w:ascii="Wingdings" w:hAnsi="Wingdings" w:hint="default"/>
+        <w:sz w:val="20"/>
+      </w:rPr>
+    </w:lvl>
+    <w:lvl w:ilvl="5" w:tentative="1">
+      <w:start w:val="1"/>
+      <w:numFmt w:val="bullet"/>
+      <w:lvlText w:val=""/>
+      <w:lvlJc w:val="left"/>
+      <w:pPr>
+        <w:tabs>
+          <w:tab w:val="num" w:pos="4320"/>
+        </w:tabs>
+        <w:ind w:left="4320" w:hanging="360"/>
+      </w:pPr>
+      <w:rPr>
+        <w:rFonts w:ascii="Wingdings" w:hAnsi="Wingdings" w:hint="default"/>
+        <w:sz w:val="20"/>
+      </w:rPr>
+    </w:lvl>
+    <w:lvl w:ilvl="6" w:tentative="1">
+      <w:start w:val="1"/>
+      <w:numFmt w:val="bullet"/>
+      <w:lvlText w:val=""/>
+      <w:lvlJc w:val="left"/>
+      <w:pPr>
+        <w:tabs>
+          <w:tab w:val="num" w:pos="5040"/>
+        </w:tabs>
+        <w:ind w:left="5040" w:hanging="360"/>
+      </w:pPr>
+      <w:rPr>
+        <w:rFonts w:ascii="Wingdings" w:hAnsi="Wingdings" w:hint="default"/>
+        <w:sz w:val="20"/>
+      </w:rPr>
+    </w:lvl>
+    <w:lvl w:ilvl="7" w:tentative="1">
+      <w:start w:val="1"/>
+      <w:numFmt w:val="bullet"/>
+      <w:lvlText w:val=""/>
+      <w:lvlJc w:val="left"/>
+      <w:pPr>
+        <w:tabs>
+          <w:tab w:val="num" w:pos="5760"/>
+        </w:tabs>
+        <w:ind w:left="5760" w:hanging="360"/>
+      </w:pPr>
+      <w:rPr>
+        <w:rFonts w:ascii="Wingdings" w:hAnsi="Wingdings" w:hint="default"/>
+        <w:sz w:val="20"/>
+      </w:rPr>
+    </w:lvl>
+    <w:lvl w:ilvl="8" w:tentative="1">
+      <w:start w:val="1"/>
+      <w:numFmt w:val="bullet"/>
+      <w:lvlText w:val=""/>
+      <w:lvlJc w:val="left"/>
+      <w:pPr>
+        <w:tabs>
+          <w:tab w:val="num" w:pos="6480"/>
+        </w:tabs>
+        <w:ind w:left="6480" w:hanging="360"/>
+      </w:pPr>
+      <w:rPr>
+        <w:rFonts w:ascii="Wingdings" w:hAnsi="Wingdings" w:hint="default"/>
+        <w:sz w:val="20"/>
+      </w:rPr>
+    </w:lvl>
+  </w:abstractNum>
+  <w:abstractNum w:abstractNumId="13" w15:restartNumberingAfterBreak="0">
     <w:nsid w:val="526C2EE1"/>
     <w:multiLevelType w:val="multilevel"/>
     <w:tmpl w:val="524EE690"/>
@@ -7750,7 +8351,7 @@
       </w:rPr>
     </w:lvl>
   </w:abstractNum>
-  <w:abstractNum w:abstractNumId="12" w15:restartNumberingAfterBreak="0">
+  <w:abstractNum w:abstractNumId="14" w15:restartNumberingAfterBreak="0">
     <w:nsid w:val="5B48217A"/>
     <w:multiLevelType w:val="hybridMultilevel"/>
     <w:tmpl w:val="33049E5E"/>
@@ -7863,7 +8464,7 @@
       </w:rPr>
     </w:lvl>
   </w:abstractNum>
-  <w:abstractNum w:abstractNumId="13" w15:restartNumberingAfterBreak="0">
+  <w:abstractNum w:abstractNumId="15" w15:restartNumberingAfterBreak="0">
     <w:nsid w:val="5EB47B7E"/>
     <w:multiLevelType w:val="hybridMultilevel"/>
     <w:tmpl w:val="91A26322"/>
@@ -7976,7 +8577,7 @@
       </w:rPr>
     </w:lvl>
   </w:abstractNum>
-  <w:abstractNum w:abstractNumId="14" w15:restartNumberingAfterBreak="0">
+  <w:abstractNum w:abstractNumId="16" w15:restartNumberingAfterBreak="0">
     <w:nsid w:val="605D222C"/>
     <w:multiLevelType w:val="multilevel"/>
     <w:tmpl w:val="5366F2C0"/>
@@ -8089,7 +8690,7 @@
       </w:pPr>
     </w:lvl>
   </w:abstractNum>
-  <w:abstractNum w:abstractNumId="15" w15:restartNumberingAfterBreak="0">
+  <w:abstractNum w:abstractNumId="17" w15:restartNumberingAfterBreak="0">
     <w:nsid w:val="6797696A"/>
     <w:multiLevelType w:val="multilevel"/>
     <w:tmpl w:val="89BEB8FE"/>
@@ -8238,7 +8839,7 @@
       </w:rPr>
     </w:lvl>
   </w:abstractNum>
-  <w:abstractNum w:abstractNumId="16" w15:restartNumberingAfterBreak="0">
+  <w:abstractNum w:abstractNumId="18" w15:restartNumberingAfterBreak="0">
     <w:nsid w:val="68474B71"/>
     <w:multiLevelType w:val="multilevel"/>
     <w:tmpl w:val="D876B94C"/>
@@ -8387,7 +8988,7 @@
       </w:rPr>
     </w:lvl>
   </w:abstractNum>
-  <w:abstractNum w:abstractNumId="17" w15:restartNumberingAfterBreak="0">
+  <w:abstractNum w:abstractNumId="19" w15:restartNumberingAfterBreak="0">
     <w:nsid w:val="6F696323"/>
     <w:multiLevelType w:val="multilevel"/>
     <w:tmpl w:val="1AF0D2F6"/>
@@ -8537,58 +9138,64 @@
     </w:lvl>
   </w:abstractNum>
   <w:num w:numId="1" w16cid:durableId="143275547">
-    <w:abstractNumId w:val="13"/>
+    <w:abstractNumId w:val="15"/>
   </w:num>
   <w:num w:numId="2" w16cid:durableId="1619138218">
-    <w:abstractNumId w:val="3"/>
+    <w:abstractNumId w:val="4"/>
   </w:num>
   <w:num w:numId="3" w16cid:durableId="640774810">
     <w:abstractNumId w:val="2"/>
   </w:num>
   <w:num w:numId="4" w16cid:durableId="214582131">
-    <w:abstractNumId w:val="12"/>
+    <w:abstractNumId w:val="14"/>
   </w:num>
   <w:num w:numId="5" w16cid:durableId="1032147908">
-    <w:abstractNumId w:val="10"/>
+    <w:abstractNumId w:val="11"/>
   </w:num>
   <w:num w:numId="6" w16cid:durableId="1795518634">
-    <w:abstractNumId w:val="7"/>
+    <w:abstractNumId w:val="8"/>
   </w:num>
   <w:num w:numId="7" w16cid:durableId="332999251">
+    <w:abstractNumId w:val="18"/>
+  </w:num>
+  <w:num w:numId="8" w16cid:durableId="1329945846">
+    <w:abstractNumId w:val="17"/>
+  </w:num>
+  <w:num w:numId="9" w16cid:durableId="930118503">
     <w:abstractNumId w:val="16"/>
   </w:num>
-  <w:num w:numId="8" w16cid:durableId="1329945846">
-    <w:abstractNumId w:val="15"/>
-  </w:num>
-  <w:num w:numId="9" w16cid:durableId="930118503">
-    <w:abstractNumId w:val="14"/>
-  </w:num>
   <w:num w:numId="10" w16cid:durableId="1588227807">
-    <w:abstractNumId w:val="4"/>
+    <w:abstractNumId w:val="5"/>
   </w:num>
   <w:num w:numId="11" w16cid:durableId="1562907095">
     <w:abstractNumId w:val="1"/>
   </w:num>
   <w:num w:numId="12" w16cid:durableId="1031226510">
+    <w:abstractNumId w:val="10"/>
+  </w:num>
+  <w:num w:numId="13" w16cid:durableId="648438898">
     <w:abstractNumId w:val="9"/>
   </w:num>
-  <w:num w:numId="13" w16cid:durableId="648438898">
-    <w:abstractNumId w:val="8"/>
-  </w:num>
   <w:num w:numId="14" w16cid:durableId="1244953069">
-    <w:abstractNumId w:val="5"/>
+    <w:abstractNumId w:val="6"/>
   </w:num>
   <w:num w:numId="15" w16cid:durableId="1212158644">
     <w:abstractNumId w:val="0"/>
   </w:num>
   <w:num w:numId="16" w16cid:durableId="530267698">
-    <w:abstractNumId w:val="6"/>
+    <w:abstractNumId w:val="7"/>
   </w:num>
   <w:num w:numId="17" w16cid:durableId="1883251890">
-    <w:abstractNumId w:val="11"/>
+    <w:abstractNumId w:val="13"/>
   </w:num>
   <w:num w:numId="18" w16cid:durableId="1416783524">
-    <w:abstractNumId w:val="17"/>
+    <w:abstractNumId w:val="19"/>
+  </w:num>
+  <w:num w:numId="19" w16cid:durableId="1984970426">
+    <w:abstractNumId w:val="12"/>
+  </w:num>
+  <w:num w:numId="20" w16cid:durableId="1862746441">
+    <w:abstractNumId w:val="3"/>
   </w:num>
 </w:numbering>
 </file>
